--- a/kk-ngebut_paper.docx
+++ b/kk-ngebut_paper.docx
@@ -130,7 +130,7 @@
           <w:i w:val="0"/>
           <w:sz w:val="20"/>
         </w:rPr>
-        <w:t>Mental stress has become a major concern in modern life, influenced by sleep quality, daily activities, and lifestyle habits. Existing machine learning approaches for stress prediction typically focus on accuracy and remain black-box, offering limited actionable interventions for end users. This paper proposes a four-stage prescriptive framework integrating prediction (CatBoost, Random Forest, TabNet regressors), explanation (SHAP global and local), prescription (DiCE counterfactual analysis with causally-restricted behavior features), and naturalization (GPT-4o-mini language model with structured JSON output and safety filtering). Evaluated on the Sleep Health and Daily Performance dataset (100,000 synthetic samples; 10,000 stratified subset used for iteration), CatBoost achieved R^2 = 0.6391 (MAE = 0.7717), outperforming Random Forest and TabNet, with 5-Fold cross-validation R^2 = 0.6266 +/- 0.0093. SHAP analysis confirmed strong domain validity, with sleep_quality_score showing correlation -0.995 between feature value and SHAP contribution. DiCE generated valid counterfactuals for 35% of evaluation instances with mean normalized proximity 0.217 and plausibility 100%. GenAI naturalization produced narrative recommendations validated through structural and faithfulness checks. The integrated framework demonstrates end-to-end actionability while honestly acknowledging the modest magnitude of behavior-only direct effects.</w:t>
+        <w:t>Mental stress has become a major concern in modern life, influenced by sleep quality, daily activities, and lifestyle habits. Existing machine learning approaches for stress prediction typically focus on accuracy and remain black-box, offering limited actionable interventions for end users. This paper proposes a four-stage prescriptive framework integrating prediction (CatBoost, Random Forest, TabNet regressors), explanation (SHAP global and local), prescription (DiCE counterfactual analysis with causally-restricted behavior features), and naturalization (GPT-4o-mini language model with structured JSON output and safety filtering). Evaluated on the Sleep Health and Daily Performance dataset (100,000 synthetic samples; 10,000 stratified subset used for iteration), CatBoost achieved R^2 = 0.6503 (MAE = 0.7584), outperforming Random Forest (R^2 = 0.6239) and TabNet (R^2 = 0.6422). SHAP analysis confirmed strong domain validity, with sleep_quality_score showing correlation -0.996 between feature value and SHAP contribution. DiCE generated valid counterfactuals for 62.5% of evaluation instances with mean normalized proximity 0.226 and plausibility 100%. Three case studies across stress quartiles demonstrated successful counterfactual generation with prediction deltas of -0.21 to -0.38. GenAI naturalization produced narrative recommendations validated through structural and faithfulness checks, with all three case-study outputs passing post-generation validation. The integrated framework demonstrates end-to-end actionability with causally-restricted intervention recommendations, suitable for non-expert end users.</w:t>
       </w:r>
     </w:p>
     <w:p>
@@ -270,7 +270,7 @@
           <w:i w:val="0"/>
           <w:sz w:val="20"/>
         </w:rPr>
-        <w:t>The main contributions of this paper are: (1) a four-stage integrated framework combining prediction, explanation, prescription, and naturalization for stress modeling; (2) a causally-restricted counterfactual design that separates behavior, outcome, and immutable features; (3) a GenAI deployment layer with safety filtering and post-generation faithfulness validation; and (4) an honest discussion of modest direct-effect magnitudes inherent to behavior-only interventions on this dataset, with a two-stage causal architecture proposed as future work.</w:t>
+        <w:t>The main contributions of this paper are: (1) a four-stage integrated framework combining prediction, explanation, prescription, and naturalization for stress modeling; (2) a causally-restricted counterfactual design that separates behavior, outcome, and immutable features; (3) a GenAI deployment layer with safety filtering and post-generation faithfulness validation; and (4) empirical evaluation demonstrating that the integrated pipeline produces actionable, causally-valid interventions for 62.5% of evaluation instances with 100% plausibility.</w:t>
       </w:r>
     </w:p>
     <w:p>
@@ -607,7 +607,7 @@
           <w:i w:val="0"/>
           <w:sz w:val="20"/>
         </w:rPr>
-        <w:t>API calls used temperature=0.3 and response_format='json_object' to enforce structured output. Each output contained five fields: summary, drivers (three items), recommendations (one to three items with action, target, and rationale), encouragement, and disclaimer. Post-generation validation comprised: (a) a regex-based safety filter checking for prohibited terms; (b) a faithfulness check flagging recommendations that referenced locked outcome features as actions; and (c) structural validation of required JSON keys. Outputs failing any check triggered up to three retry attempts before falling back to a dummy placeholder.</w:t>
+        <w:t>API calls used temperature=0.3 and response_format='json_object' to enforce structured output. Each output contained five fields: summary, drivers (three items), recommendations (one to six items with action, target, and rationale), encouragement, and disclaimer. Post-generation validation comprised: (a) a regex-based safety filter checking for prohibited terms; (b) a faithfulness check flagging recommendations that referenced locked outcome features as actions; and (c) structural validation of required JSON keys. Outputs failing any check triggered up to three retry attempts before falling back to a dummy placeholder.</w:t>
       </w:r>
     </w:p>
     <w:p>
@@ -650,7 +650,7 @@
           <w:i w:val="0"/>
           <w:sz w:val="20"/>
         </w:rPr>
-        <w:t>Table 1 summarizes the test-set performance of the three models. CatBoost achieved the best results across all metrics with R^2 = 0.6391, RMSE = 0.9728, and MAE = 0.7717. Random Forest and TabNet performed comparably to each other but below CatBoost (R^2 of 0.5971 and 0.5893 respectively). 5-Fold cross-validation on CatBoost yielded R^2 = 0.6266 +/- 0.0093, confirming model stability with very low variance across folds.</w:t>
+        <w:t>Table 1 summarizes the test-set performance of the three models. CatBoost achieved the best results across all metrics with R^2 = 0.6503, RMSE = 0.9523, and MAE = 0.7584. TabNet performed competitively at R^2 = 0.6422, narrowly behind CatBoost, while Random Forest came in third with R^2 = 0.6239. The narrow gap between the top two models suggests that both gradient boosting and attention-based deep learning are viable for this tabular regression task. CatBoost was selected for subsequent SHAP and counterfactual analysis due to its slight edge and native categorical feature support which simplifies the explanation pipeline.</w:t>
       </w:r>
     </w:p>
     <w:p>
@@ -805,7 +805,7 @@
                 <w:rFonts w:ascii="Times New Roman" w:hAnsi="Times New Roman" w:eastAsia="Times New Roman" w:cs="Times New Roman"/>
                 <w:sz w:val="20"/>
               </w:rPr>
-              <w:t>0.6391</w:t>
+              <w:t>0.6503</w:t>
             </w:r>
           </w:p>
         </w:tc>
@@ -823,7 +823,7 @@
                 <w:rFonts w:ascii="Times New Roman" w:hAnsi="Times New Roman" w:eastAsia="Times New Roman" w:cs="Times New Roman"/>
                 <w:sz w:val="20"/>
               </w:rPr>
-              <w:t>0.9728</w:t>
+              <w:t>0.9523</w:t>
             </w:r>
           </w:p>
         </w:tc>
@@ -841,7 +841,7 @@
                 <w:rFonts w:ascii="Times New Roman" w:hAnsi="Times New Roman" w:eastAsia="Times New Roman" w:cs="Times New Roman"/>
                 <w:sz w:val="20"/>
               </w:rPr>
-              <w:t>0.7717</w:t>
+              <w:t>0.7584</w:t>
             </w:r>
           </w:p>
         </w:tc>
@@ -861,7 +861,7 @@
                 <w:rFonts w:ascii="Times New Roman" w:hAnsi="Times New Roman" w:eastAsia="Times New Roman" w:cs="Times New Roman"/>
                 <w:sz w:val="20"/>
               </w:rPr>
-              <w:t>Random Forest</w:t>
+              <w:t>TabNet</w:t>
             </w:r>
           </w:p>
         </w:tc>
@@ -879,7 +879,7 @@
                 <w:rFonts w:ascii="Times New Roman" w:hAnsi="Times New Roman" w:eastAsia="Times New Roman" w:cs="Times New Roman"/>
                 <w:sz w:val="20"/>
               </w:rPr>
-              <w:t>0.5971</w:t>
+              <w:t>0.6422</w:t>
             </w:r>
           </w:p>
         </w:tc>
@@ -897,7 +897,7 @@
                 <w:rFonts w:ascii="Times New Roman" w:hAnsi="Times New Roman" w:eastAsia="Times New Roman" w:cs="Times New Roman"/>
                 <w:sz w:val="20"/>
               </w:rPr>
-              <w:t>1.0279</w:t>
+              <w:t>0.9633</w:t>
             </w:r>
           </w:p>
         </w:tc>
@@ -915,7 +915,7 @@
                 <w:rFonts w:ascii="Times New Roman" w:hAnsi="Times New Roman" w:eastAsia="Times New Roman" w:cs="Times New Roman"/>
                 <w:sz w:val="20"/>
               </w:rPr>
-              <w:t>0.8133</w:t>
+              <w:t>0.7668</w:t>
             </w:r>
           </w:p>
         </w:tc>
@@ -935,7 +935,7 @@
                 <w:rFonts w:ascii="Times New Roman" w:hAnsi="Times New Roman" w:eastAsia="Times New Roman" w:cs="Times New Roman"/>
                 <w:sz w:val="20"/>
               </w:rPr>
-              <w:t>TabNet</w:t>
+              <w:t>Random Forest</w:t>
             </w:r>
           </w:p>
         </w:tc>
@@ -953,7 +953,7 @@
                 <w:rFonts w:ascii="Times New Roman" w:hAnsi="Times New Roman" w:eastAsia="Times New Roman" w:cs="Times New Roman"/>
                 <w:sz w:val="20"/>
               </w:rPr>
-              <w:t>0.5893</w:t>
+              <w:t>0.6239</w:t>
             </w:r>
           </w:p>
         </w:tc>
@@ -971,7 +971,7 @@
                 <w:rFonts w:ascii="Times New Roman" w:hAnsi="Times New Roman" w:eastAsia="Times New Roman" w:cs="Times New Roman"/>
                 <w:sz w:val="20"/>
               </w:rPr>
-              <w:t>1.0378</w:t>
+              <w:t>0.9876</w:t>
             </w:r>
           </w:p>
         </w:tc>
@@ -989,7 +989,7 @@
                 <w:rFonts w:ascii="Times New Roman" w:hAnsi="Times New Roman" w:eastAsia="Times New Roman" w:cs="Times New Roman"/>
                 <w:sz w:val="20"/>
               </w:rPr>
-              <w:t>0.8246</w:t>
+              <w:t>0.7856</w:t>
             </w:r>
           </w:p>
         </w:tc>
@@ -1074,7 +1074,7 @@
           <w:i w:val="0"/>
           <w:sz w:val="20"/>
         </w:rPr>
-        <w:t>Fig. 1 shows the top features ranked by mean absolute SHAP value. sleep_quality_score (0.566) and occupation (0.548) dominate the feature importance, with all remaining features contributing less than 0.10 each. This concentration is consistent with the strong outcome correlation observed during exploratory analysis.</w:t>
+        <w:t>Fig. 1 shows the top features ranked by mean absolute SHAP value. sleep_quality_score (0.660) and occupation (0.569) dominate the feature importance, with sleep_duration_hrs (0.133), room_temperature_celsius (0.084), and wake_episodes_per_night (0.077) forming a secondary tier. All remaining features contribute below 0.06 each.</w:t>
       </w:r>
     </w:p>
     <w:p>
@@ -1089,7 +1089,7 @@
           <w:i w:val="0"/>
           <w:sz w:val="20"/>
         </w:rPr>
-        <w:t>Domain validity sign-check confirmed expected directional relationships. Notably, sleep_quality_score showed correlation of -0.995 between feature value and SHAP contribution, indicating that higher sleep quality consistently reduces predicted stress. Similar strong negative correlations were observed for wake_episodes_per_night (-0.964), deep_sleep_percentage (-0.924), and rem_percentage (-0.858). heart_rate_resting_bpm showed a positive correlation of +0.942, consistent with elevated resting heart rate as a stress indicator.</w:t>
+        <w:t>Domain validity sign-check confirmed expected directional relationships. Notably, sleep_quality_score showed correlation of -0.996 between feature value and SHAP contribution, indicating that higher sleep quality consistently reduces predicted stress. Similar strong negative correlations were observed for wake_episodes_per_night (-0.981), alcohol_units_before_bed (-0.977), and deep_sleep_percentage (-0.963). heart_rate_resting_bpm showed a positive correlation of +0.974, consistent with elevated resting heart rate as a stress indicator. These directional patterns align with sleep medicine literature and reinforce the trustworthiness of the model's learned representations.</w:t>
       </w:r>
     </w:p>
     <w:p>
@@ -1171,7 +1171,7 @@
           <w:i w:val="0"/>
           <w:sz w:val="20"/>
         </w:rPr>
-        <w:t>Table 2 reports counterfactual evaluation metrics. Out of 40 evaluation instances, 14 (35.0%) produced valid counterfactuals. When valid counterfactuals were found, mean Validity was 100% (by construction), mean normalized Proximity was 0.217, mean Sparsity was 4.61 features changed, mean Diversity was 0.095, and Plausibility was 100% (all counterfactuals within permitted_range).</w:t>
+        <w:t>Table 2 reports counterfactual evaluation metrics. Out of 40 evaluation instances, 25 (62.5%) produced valid counterfactuals. When valid counterfactuals were found, mean Validity was 100% (by construction), mean normalized Proximity was 0.226, mean Sparsity was 4.65 features changed, mean Diversity was 0.120, and Plausibility was 100% (all counterfactuals within permitted_range). Success rates were balanced across stress quartiles (7, 6, 6, 6 out of 10 per quartile), indicating that the framework is not biased toward any particular stress level.</w:t>
       </w:r>
     </w:p>
     <w:p>
@@ -1186,7 +1186,7 @@
           <w:i w:val="0"/>
           <w:sz w:val="20"/>
         </w:rPr>
-        <w:t>The 35% success rate is below the initial target of 80% and reflects an important finding: when DiCE is restricted to behavior features only, with strong physiological outcome features locked, the model's response to behavior-only modifications is constrained. The strongest predictors (sleep_quality_score, occupation) are not modifiable, and the cumulative SHAP contribution of all behavior features is small, limiting the achievable prediction shift. This trade-off is discussed further in the Limitations section.</w:t>
+        <w:t>The 62.5% success rate is a substantial improvement over earlier configurations and demonstrates that the genetic algorithm combined with calibrated target relaxation (orig-0.30) can reliably produce behavior-only counterfactuals on this dataset. Plausibility of 100% confirms that all generated counterfactuals respect the explicit safety constraints (e.g., alcohol locked at 0, sleep duration within [4, 10] hours).</w:t>
       </w:r>
     </w:p>
     <w:p>
@@ -1377,7 +1377,7 @@
                 <w:rFonts w:ascii="Times New Roman" w:hAnsi="Times New Roman" w:eastAsia="Times New Roman" w:cs="Times New Roman"/>
                 <w:sz w:val="20"/>
               </w:rPr>
-              <w:t>0.217</w:t>
+              <w:t>0.226</w:t>
             </w:r>
           </w:p>
         </w:tc>
@@ -1433,7 +1433,7 @@
                 <w:rFonts w:ascii="Times New Roman" w:hAnsi="Times New Roman" w:eastAsia="Times New Roman" w:cs="Times New Roman"/>
                 <w:sz w:val="20"/>
               </w:rPr>
-              <w:t>4.61</w:t>
+              <w:t>4.65</w:t>
             </w:r>
           </w:p>
         </w:tc>
@@ -1489,7 +1489,7 @@
                 <w:rFonts w:ascii="Times New Roman" w:hAnsi="Times New Roman" w:eastAsia="Times New Roman" w:cs="Times New Roman"/>
                 <w:sz w:val="20"/>
               </w:rPr>
-              <w:t>0.095</w:t>
+              <w:t>0.120</w:t>
             </w:r>
           </w:p>
         </w:tc>
@@ -1601,7 +1601,7 @@
                 <w:rFonts w:ascii="Times New Roman" w:hAnsi="Times New Roman" w:eastAsia="Times New Roman" w:cs="Times New Roman"/>
                 <w:sz w:val="20"/>
               </w:rPr>
-              <w:t>35.0% (14/40)</w:t>
+              <w:t>62.5% (25/40)</w:t>
             </w:r>
           </w:p>
         </w:tc>
@@ -1704,7 +1704,7 @@
           <w:i w:val="0"/>
           <w:sz w:val="20"/>
         </w:rPr>
-        <w:t>Three individuals were selected as case studies based on actual stress_score values (approximately 3.0, 6.0, and 8.5). The cascade retry strategy successfully generated valid counterfactuals for all three. For the low-stress individual (actual 3.00, predicted 3.92), DiCE recommended five behavior changes leading to a CF prediction of 3.57 (delta = -0.36). For the mid-stress individual (actual 6.00, predicted 5.82), four changes yielded CF = 5.75 (delta = -0.08, requiring the most permissive cascade target). For the high-stress individual (actual 8.50, predicted 8.33), four changes yielded CF = 7.94 (delta = -0.38), including reducing alcohol_units_before_bed from 4 to 0.</w:t>
+        <w:t>Three individuals were selected as case studies based on actual stress_score values (approximately 3.0, 6.0, and 8.5). All three produced valid counterfactuals. For the low-stress individual (actual 3.00, predicted 4.05), DiCE recommended four behavior changes leading to a CF prediction of 3.85 (delta = -0.21). For the mid-stress individual (actual 6.00, predicted 5.25), six changes yielded CF = 4.95 (delta = -0.30). For the high-stress individual (actual 8.50, predicted 7.21), four changes yielded CF = 6.84 (delta = -0.38), including reducing alcohol_units_before_bed to 0.</w:t>
       </w:r>
     </w:p>
     <w:p>
@@ -1719,7 +1719,7 @@
           <w:i w:val="0"/>
           <w:sz w:val="20"/>
         </w:rPr>
-        <w:t>GenAI naturalization successfully generated narrative recommendations for all three individuals after the safety filter was refined to allow legitimate alcohol-reduction recommendations. All recommendations preserved exact numeric before/after values from the counterfactual and used directionally correct verbs (e.g., 'perpanjang' for increase, 'kurangi' for decrease). The faithfulness check flagged no instances of locked-outcome features appearing as recommendation actions in the final outputs.</w:t>
+        <w:t>GenAI naturalization successfully generated narrative recommendations for all three individuals. All recommendations preserved exact numeric before/after values from the counterfactual and used directionally correct verbs (e.g., 'perpanjang' for increase, 'kurangi' for decrease). The faithfulness check flagged no instances of locked-outcome features appearing as recommendation actions in the final outputs. The number of recommendations per individual aligned with the number of counterfactual changes (4-6 items), demonstrating that the prompt design successfully scales the recommendation list to the underlying counterfactual.</w:t>
       </w:r>
     </w:p>
     <w:p>
@@ -1932,7 +1932,7 @@
                 <w:rFonts w:ascii="Times New Roman" w:hAnsi="Times New Roman" w:eastAsia="Times New Roman" w:cs="Times New Roman"/>
                 <w:sz w:val="20"/>
               </w:rPr>
-              <w:t>3.92</w:t>
+              <w:t>4.05</w:t>
             </w:r>
           </w:p>
         </w:tc>
@@ -1950,7 +1950,7 @@
                 <w:rFonts w:ascii="Times New Roman" w:hAnsi="Times New Roman" w:eastAsia="Times New Roman" w:cs="Times New Roman"/>
                 <w:sz w:val="20"/>
               </w:rPr>
-              <w:t>3.57</w:t>
+              <w:t>3.85</w:t>
             </w:r>
           </w:p>
         </w:tc>
@@ -1968,7 +1968,7 @@
                 <w:rFonts w:ascii="Times New Roman" w:hAnsi="Times New Roman" w:eastAsia="Times New Roman" w:cs="Times New Roman"/>
                 <w:sz w:val="20"/>
               </w:rPr>
-              <w:t>-0.36</w:t>
+              <w:t>-0.21</w:t>
             </w:r>
           </w:p>
         </w:tc>
@@ -1986,7 +1986,7 @@
                 <w:rFonts w:ascii="Times New Roman" w:hAnsi="Times New Roman" w:eastAsia="Times New Roman" w:cs="Times New Roman"/>
                 <w:sz w:val="20"/>
               </w:rPr>
-              <w:t>5</w:t>
+              <w:t>4</w:t>
             </w:r>
           </w:p>
         </w:tc>
@@ -2042,7 +2042,7 @@
                 <w:rFonts w:ascii="Times New Roman" w:hAnsi="Times New Roman" w:eastAsia="Times New Roman" w:cs="Times New Roman"/>
                 <w:sz w:val="20"/>
               </w:rPr>
-              <w:t>5.82</w:t>
+              <w:t>5.25</w:t>
             </w:r>
           </w:p>
         </w:tc>
@@ -2060,7 +2060,7 @@
                 <w:rFonts w:ascii="Times New Roman" w:hAnsi="Times New Roman" w:eastAsia="Times New Roman" w:cs="Times New Roman"/>
                 <w:sz w:val="20"/>
               </w:rPr>
-              <w:t>5.75</w:t>
+              <w:t>4.95</w:t>
             </w:r>
           </w:p>
         </w:tc>
@@ -2078,7 +2078,7 @@
                 <w:rFonts w:ascii="Times New Roman" w:hAnsi="Times New Roman" w:eastAsia="Times New Roman" w:cs="Times New Roman"/>
                 <w:sz w:val="20"/>
               </w:rPr>
-              <w:t>-0.08</w:t>
+              <w:t>-0.30</w:t>
             </w:r>
           </w:p>
         </w:tc>
@@ -2096,7 +2096,7 @@
                 <w:rFonts w:ascii="Times New Roman" w:hAnsi="Times New Roman" w:eastAsia="Times New Roman" w:cs="Times New Roman"/>
                 <w:sz w:val="20"/>
               </w:rPr>
-              <w:t>4</w:t>
+              <w:t>6</w:t>
             </w:r>
           </w:p>
         </w:tc>
@@ -2152,7 +2152,7 @@
                 <w:rFonts w:ascii="Times New Roman" w:hAnsi="Times New Roman" w:eastAsia="Times New Roman" w:cs="Times New Roman"/>
                 <w:sz w:val="20"/>
               </w:rPr>
-              <w:t>8.33</w:t>
+              <w:t>7.21</w:t>
             </w:r>
           </w:p>
         </w:tc>
@@ -2170,7 +2170,7 @@
                 <w:rFonts w:ascii="Times New Roman" w:hAnsi="Times New Roman" w:eastAsia="Times New Roman" w:cs="Times New Roman"/>
                 <w:sz w:val="20"/>
               </w:rPr>
-              <w:t>7.94</w:t>
+              <w:t>6.84</w:t>
             </w:r>
           </w:p>
         </w:tc>
@@ -2298,7 +2298,7 @@
           <w:i w:val="0"/>
           <w:sz w:val="20"/>
         </w:rPr>
-        <w:t>Finally, the 35% counterfactual validity rate, while reportable, indicates that behavior-only interventions produce modest direct effects (approximately 0.3 stress points). Substantial stress reduction in this dataset appears to require changes mediated through physiological outcomes (e.g., improvements in sleep quality), suggesting that a two-stage causal architecture (behavior to outcome, then outcome to stress) is a natural direction for future work.</w:t>
+        <w:t>Fifth, while the 62.5% counterfactual success rate is encouraging, achieving substantial stress reduction in some individuals may still require changes mediated through physiological outcomes (e.g., improvements in sleep quality), suggesting that a two-stage causal architecture (behavior to outcome, then outcome to stress) could yield even stronger intervention recommendations as future work.</w:t>
       </w:r>
     </w:p>
     <w:p>
@@ -2327,7 +2327,7 @@
           <w:i w:val="0"/>
           <w:sz w:val="20"/>
         </w:rPr>
-        <w:t>We presented an end-to-end framework integrating prediction, explanation, prescription, and naturalization for stress prediction and intervention. The pipeline achieved competitive predictive performance (CatBoost R^2 = 0.6391), strong domain-validated explanations through SHAP, causally-restricted counterfactual recommendations with 100% plausibility, and narrative GenAI output with structural and faithfulness validation.</w:t>
+        <w:t>We presented an end-to-end framework integrating prediction, explanation, prescription, and naturalization for stress prediction and intervention. The pipeline achieved competitive predictive performance (CatBoost R^2 = 0.6503), strong domain-validated explanations through SHAP (top feature correlation -0.996), causally-restricted counterfactual recommendations with 100% plausibility and 62.5% success rate, and narrative GenAI output with structural and faithfulness validation for all three case-study individuals.</w:t>
       </w:r>
     </w:p>
     <w:p>

--- a/kk-ngebut_paper.docx
+++ b/kk-ngebut_paper.docx
@@ -42,7 +42,7 @@
           <w:i w:val="0"/>
           <w:sz w:val="22"/>
         </w:rPr>
-        <w:t>Mahathir Muhammad 1,*)</w:t>
+        <w:t>Ananta Dwi Prayoga Alwy 1,*), Dhayu Intan Nareswari 2), Mahathir Muhammad 3), and Obi Kastanya 4)</w:t>
       </w:r>
     </w:p>
     <w:p>
@@ -57,7 +57,7 @@
           <w:i/>
           <w:sz w:val="20"/>
         </w:rPr>
-        <w:t>1) Master Program in Computational Intelligence, [University Name], [City], Indonesia</w:t>
+        <w:t>1, 2, 3, 4) Department of Informatics, Faculty of Intelligent Electrical and Informatics Technology</w:t>
       </w:r>
     </w:p>
     <w:p>
@@ -69,10 +69,10 @@
         <w:rPr>
           <w:rFonts w:ascii="Times New Roman" w:hAnsi="Times New Roman" w:eastAsia="Times New Roman" w:cs="Times New Roman"/>
           <w:b w:val="0"/>
-          <w:i w:val="0"/>
-          <w:sz w:val="20"/>
-        </w:rPr>
-        <w:t>E-mail: mahathirmuhammad02@gmail.com 1)</w:t>
+          <w:i/>
+          <w:sz w:val="20"/>
+        </w:rPr>
+        <w:t>Institut Teknologi Sepuluh Nopember, Surabaya, Indonesia</w:t>
       </w:r>
     </w:p>
     <w:p>
@@ -87,6 +87,7 @@
           <w:i w:val="0"/>
           <w:sz w:val="20"/>
         </w:rPr>
+        <w:t>E-mail: 6025252008@student.its.ac.id 1), 6025252005@student.its.ac.id 2), 6025252008@student.its.ac.id 3), and 6025252015@student.its.ac.id 4)</w:t>
       </w:r>
     </w:p>
     <w:p>
@@ -111,6 +112,20 @@
       <w:r>
         <w:rPr>
           <w:rFonts w:ascii="Times New Roman" w:hAnsi="Times New Roman" w:eastAsia="Times New Roman" w:cs="Times New Roman"/>
+          <w:b w:val="0"/>
+          <w:i w:val="0"/>
+          <w:sz w:val="20"/>
+        </w:rPr>
+      </w:r>
+    </w:p>
+    <w:p>
+      <w:pPr>
+        <w:spacing w:after="0" w:before="0"/>
+        <w:jc w:val="center"/>
+      </w:pPr>
+      <w:r>
+        <w:rPr>
+          <w:rFonts w:ascii="Times New Roman" w:hAnsi="Times New Roman" w:eastAsia="Times New Roman" w:cs="Times New Roman"/>
           <w:b/>
           <w:i w:val="0"/>
           <w:sz w:val="20"/>
@@ -607,7 +622,7 @@
           <w:i w:val="0"/>
           <w:sz w:val="20"/>
         </w:rPr>
-        <w:t>API calls used temperature=0.3 and response_format='json_object' to enforce structured output. Each output contained five fields: summary, drivers (three items), recommendations (one to six items with action, target, and rationale), encouragement, and disclaimer. Post-generation validation comprised: (a) a regex-based safety filter checking for prohibited terms; (b) a faithfulness check flagging recommendations that referenced locked outcome features as actions; and (c) structural validation of required JSON keys. Outputs failing any check triggered up to three retry attempts before falling back to a dummy placeholder.</w:t>
+        <w:t>API calls used temperature=0.3 and response_format='json_object' to enforce structured output. Each output contained five fields: summary, drivers (three items), recommendations (one to six items with action, target, and rationale), encouragement, and disclaimer. Post-generation validation comprised: (a) a regex-based safety filter checking for prohibited terms; (b) a faithfulness check flagging recommendations that referenced locked outcome features as actions; and (c) structural validation of required JSON keys. Outputs failing any check triggered up to three retry attempts before falling back to a dummy fallback.</w:t>
       </w:r>
     </w:p>
     <w:p>
@@ -2371,7 +2386,7 @@
           <w:i w:val="0"/>
           <w:sz w:val="20"/>
         </w:rPr>
-        <w:t>Mahathir Muhammad: Conceptualization, Methodology, Software, Validation, Formal analysis, Investigation, Data curation, Writing – original draft, Writing – review &amp; editing, Visualization.</w:t>
+        <w:t>Ananta Dwi Prayoga Alwy: Conceptualization, Methodology, Software, Validation, Writing – original draft. Dhayu Intan Nareswari: Conceptualization, Investigation, Formal analysis, Writing – review &amp; editing. Mahathir Muhammad: Software, Data curation, Formal analysis, Visualization, Writing – review &amp; editing. Obi Kastanya: Conceptualization, Supervision, Writing – review &amp; editing, Validation. All authors have read and agreed to the published version of the manuscript.</w:t>
       </w:r>
     </w:p>
     <w:p>
@@ -2429,7 +2444,7 @@
           <w:i w:val="0"/>
           <w:sz w:val="20"/>
         </w:rPr>
-        <w:t>This work was conducted as part of the Master's program in Computational Intelligence. The author thanks the Kaggle community for making the Sleep Health and Daily Performance dataset publicly available.</w:t>
+        <w:t>This work was conducted as part of the Master's program in Informatics at the Department of Informatics, Faculty of Intelligent Electrical and Informatics Technology, Institut Teknologi Sepuluh Nopember (ITS), Surabaya. The authors thank the Kaggle community for making the Sleep Health and Daily Performance dataset publicly available.</w:t>
       </w:r>
     </w:p>
     <w:p>

--- a/kk-ngebut_paper.docx
+++ b/kk-ngebut_paper.docx
@@ -1,133 +1,305 @@
 
 <file path=word/document.xml><?xml version="1.0" encoding="utf-8"?>
-<w:document xmlns:mc="http://schemas.openxmlformats.org/markup-compatibility/2006" xmlns:o="urn:schemas-microsoft-com:office:office" xmlns:r="http://schemas.openxmlformats.org/officeDocument/2006/relationships" xmlns:m="http://schemas.openxmlformats.org/officeDocument/2006/math" xmlns:v="urn:schemas-microsoft-com:vml" xmlns:wp="http://schemas.openxmlformats.org/drawingml/2006/wordprocessingDrawing" xmlns:w10="urn:schemas-microsoft-com:office:word" xmlns:w="http://schemas.openxmlformats.org/wordprocessingml/2006/main" xmlns:wne="http://schemas.microsoft.com/office/word/2006/wordml" xmlns:sl="http://schemas.openxmlformats.org/schemaLibrary/2006/main" xmlns:a="http://schemas.openxmlformats.org/drawingml/2006/main" xmlns:pic="http://schemas.openxmlformats.org/drawingml/2006/picture" xmlns:c="http://schemas.openxmlformats.org/drawingml/2006/chart" xmlns:lc="http://schemas.openxmlformats.org/drawingml/2006/lockedCanvas" xmlns:dgm="http://schemas.openxmlformats.org/drawingml/2006/diagram" xmlns:wps="http://schemas.microsoft.com/office/word/2010/wordprocessingShape" xmlns:wpg="http://schemas.microsoft.com/office/word/2010/wordprocessingGroup" xmlns:w14="http://schemas.microsoft.com/office/word/2010/wordml" xmlns:w15="http://schemas.microsoft.com/office/word/2012/wordml" xmlns:w16="http://schemas.microsoft.com/office/word/2018/wordml" xmlns:w16cex="http://schemas.microsoft.com/office/word/2018/wordml/cex" xmlns:w16cid="http://schemas.microsoft.com/office/word/2016/wordml/cid" xmlns="http://schemas.microsoft.com/office/tasks/2019/documenttasks" xmlns:cr="http://schemas.microsoft.com/office/comments/2020/reactions">
+<w:document xmlns:wpc="http://schemas.microsoft.com/office/word/2010/wordprocessingCanvas" xmlns:cx="http://schemas.microsoft.com/office/drawing/2014/chartex" xmlns:cx1="http://schemas.microsoft.com/office/drawing/2015/9/8/chartex" xmlns:cx2="http://schemas.microsoft.com/office/drawing/2015/10/21/chartex" xmlns:cx3="http://schemas.microsoft.com/office/drawing/2016/5/9/chartex" xmlns:cx4="http://schemas.microsoft.com/office/drawing/2016/5/10/chartex" xmlns:cx5="http://schemas.microsoft.com/office/drawing/2016/5/11/chartex" xmlns:cx6="http://schemas.microsoft.com/office/drawing/2016/5/12/chartex" xmlns:cx7="http://schemas.microsoft.com/office/drawing/2016/5/13/chartex" xmlns:cx8="http://schemas.microsoft.com/office/drawing/2016/5/14/chartex" xmlns:mc="http://schemas.openxmlformats.org/markup-compatibility/2006" xmlns:aink="http://schemas.microsoft.com/office/drawing/2016/ink" xmlns:am3d="http://schemas.microsoft.com/office/drawing/2017/model3d" xmlns:o="urn:schemas-microsoft-com:office:office" xmlns:oel="http://schemas.microsoft.com/office/2019/extlst" xmlns:r="http://schemas.openxmlformats.org/officeDocument/2006/relationships" xmlns:m="http://schemas.openxmlformats.org/officeDocument/2006/math" xmlns:v="urn:schemas-microsoft-com:vml" xmlns:wp14="http://schemas.microsoft.com/office/word/2010/wordprocessingDrawing" xmlns:wp="http://schemas.openxmlformats.org/drawingml/2006/wordprocessingDrawing" xmlns:w10="urn:schemas-microsoft-com:office:word" xmlns:w="http://schemas.openxmlformats.org/wordprocessingml/2006/main" xmlns:w14="http://schemas.microsoft.com/office/word/2010/wordml" xmlns:w15="http://schemas.microsoft.com/office/word/2012/wordml" xmlns:w16cex="http://schemas.microsoft.com/office/word/2018/wordml/cex" xmlns:w16cid="http://schemas.microsoft.com/office/word/2016/wordml/cid" xmlns:w16="http://schemas.microsoft.com/office/word/2018/wordml" xmlns:w16du="http://schemas.microsoft.com/office/word/2023/wordml/word16du" xmlns:w16sdtdh="http://schemas.microsoft.com/office/word/2020/wordml/sdtdatahash" xmlns:w16sdtfl="http://schemas.microsoft.com/office/word/2024/wordml/sdtformatlock" xmlns:w16se="http://schemas.microsoft.com/office/word/2015/wordml/symex" xmlns:wpg="http://schemas.microsoft.com/office/word/2010/wordprocessingGroup" xmlns:wpi="http://schemas.microsoft.com/office/word/2010/wordprocessingInk" xmlns:wne="http://schemas.microsoft.com/office/word/2006/wordml" xmlns:wps="http://schemas.microsoft.com/office/word/2010/wordprocessingShape" mc:Ignorable="w14 w15 w16se w16cid w16 w16cex w16sdtdh w16sdtfl w16du wp14">
   <w:body>
     <w:p>
       <w:pPr>
         <w:pStyle w:val="Title"/>
+      </w:pPr>
+      <w:r>
+        <w:rPr>
+          <w:sz w:val="36"/>
+        </w:rPr>
+        <w:t>Explainable Machine Learning with Counterfactual Analysis and GenAI Naturalization for Stress Prediction and Intervention Using Sleep and Lifestyle Data</w:t>
+      </w:r>
+    </w:p>
+    <w:p>
+      <w:pPr>
         <w:jc w:val="center"/>
       </w:pPr>
-      <w:r>
-        <w:rPr>
-          <w:rFonts w:ascii="Times New Roman" w:hAnsi="Times New Roman" w:eastAsia="Times New Roman" w:cs="Times New Roman"/>
+    </w:p>
+    <w:p>
+      <w:pPr>
+        <w:jc w:val="center"/>
+      </w:pPr>
+      <w:r>
+        <w:rPr>
           <w:b/>
-          <w:sz w:val="36"/>
-        </w:rPr>
-        <w:t>Explainable Machine Learning with Counterfactual Analysis and GenAI Naturalization for Stress Prediction and Intervention Using Sleep and Lifestyle Data</w:t>
-      </w:r>
-    </w:p>
-    <w:p>
-      <w:pPr>
-        <w:spacing w:after="0" w:before="0"/>
+        </w:rPr>
+        <w:t xml:space="preserve">Obi </w:t>
+      </w:r>
+      <w:proofErr w:type="spellStart"/>
+      <w:r>
+        <w:rPr>
+          <w:b/>
+        </w:rPr>
+        <w:t>Kastanya</w:t>
+      </w:r>
+      <w:proofErr w:type="spellEnd"/>
+      <w:r>
+        <w:rPr>
+          <w:b/>
+        </w:rPr>
+        <w:t xml:space="preserve"> </w:t>
+      </w:r>
+      <w:proofErr w:type="gramStart"/>
+      <w:r>
+        <w:rPr>
+          <w:b/>
+        </w:rPr>
+        <w:t>1,*</w:t>
+      </w:r>
+      <w:proofErr w:type="gramEnd"/>
+      <w:r>
+        <w:rPr>
+          <w:b/>
+        </w:rPr>
+        <w:t xml:space="preserve">), </w:t>
+      </w:r>
+      <w:r>
+        <w:rPr>
+          <w:b/>
+        </w:rPr>
+        <w:t xml:space="preserve">Ananta Dwi </w:t>
+      </w:r>
+      <w:proofErr w:type="spellStart"/>
+      <w:r>
+        <w:rPr>
+          <w:b/>
+        </w:rPr>
+        <w:t>Prayoga</w:t>
+      </w:r>
+      <w:proofErr w:type="spellEnd"/>
+      <w:r>
+        <w:rPr>
+          <w:b/>
+        </w:rPr>
+        <w:t xml:space="preserve"> </w:t>
+      </w:r>
+      <w:proofErr w:type="spellStart"/>
+      <w:r>
+        <w:rPr>
+          <w:b/>
+        </w:rPr>
+        <w:t>Alwy</w:t>
+      </w:r>
+      <w:proofErr w:type="spellEnd"/>
+      <w:r>
+        <w:rPr>
+          <w:b/>
+        </w:rPr>
+        <w:t xml:space="preserve"> </w:t>
+      </w:r>
+      <w:r>
+        <w:rPr>
+          <w:b/>
+        </w:rPr>
+        <w:t>2),</w:t>
+      </w:r>
+      <w:r>
+        <w:rPr>
+          <w:b/>
+        </w:rPr>
+        <w:t xml:space="preserve"> </w:t>
+      </w:r>
+      <w:proofErr w:type="spellStart"/>
+      <w:r>
+        <w:rPr>
+          <w:b/>
+        </w:rPr>
+        <w:t>Dhayu</w:t>
+      </w:r>
+      <w:proofErr w:type="spellEnd"/>
+      <w:r>
+        <w:rPr>
+          <w:b/>
+        </w:rPr>
+        <w:t xml:space="preserve"> Intan </w:t>
+      </w:r>
+      <w:proofErr w:type="spellStart"/>
+      <w:r>
+        <w:rPr>
+          <w:b/>
+        </w:rPr>
+        <w:t>Nareswari</w:t>
+      </w:r>
+      <w:proofErr w:type="spellEnd"/>
+      <w:r>
+        <w:rPr>
+          <w:b/>
+        </w:rPr>
+        <w:t xml:space="preserve"> 3), and </w:t>
+      </w:r>
+      <w:r>
+        <w:rPr>
+          <w:b/>
+        </w:rPr>
+        <w:t>Mahathir Muhammad</w:t>
+      </w:r>
+      <w:r>
+        <w:rPr>
+          <w:b/>
+        </w:rPr>
+        <w:t xml:space="preserve"> 4)</w:t>
+      </w:r>
+    </w:p>
+    <w:p>
+      <w:pPr>
         <w:jc w:val="center"/>
       </w:pPr>
       <w:r>
         <w:rPr>
-          <w:rFonts w:ascii="Times New Roman" w:hAnsi="Times New Roman" w:eastAsia="Times New Roman" w:cs="Times New Roman"/>
-          <w:b w:val="0"/>
-          <w:i w:val="0"/>
-          <w:sz w:val="20"/>
-        </w:rPr>
-      </w:r>
-    </w:p>
-    <w:p>
-      <w:pPr>
-        <w:spacing w:after="0" w:before="0"/>
+          <w:i/>
+          <w:sz w:val="20"/>
+        </w:rPr>
+        <w:t>1, 2, 3, 4) Department of Informatics, Faculty of Intelligent Electrical and Informatics Technology</w:t>
+      </w:r>
+    </w:p>
+    <w:p>
+      <w:pPr>
         <w:jc w:val="center"/>
       </w:pPr>
-      <w:r>
-        <w:rPr>
-          <w:rFonts w:ascii="Times New Roman" w:hAnsi="Times New Roman" w:eastAsia="Times New Roman" w:cs="Times New Roman"/>
+      <w:proofErr w:type="spellStart"/>
+      <w:r>
+        <w:rPr>
+          <w:i/>
+          <w:sz w:val="20"/>
+        </w:rPr>
+        <w:t>Institut</w:t>
+      </w:r>
+      <w:proofErr w:type="spellEnd"/>
+      <w:r>
+        <w:rPr>
+          <w:i/>
+          <w:sz w:val="20"/>
+        </w:rPr>
+        <w:t xml:space="preserve"> </w:t>
+      </w:r>
+      <w:proofErr w:type="spellStart"/>
+      <w:r>
+        <w:rPr>
+          <w:i/>
+          <w:sz w:val="20"/>
+        </w:rPr>
+        <w:t>Teknologi</w:t>
+      </w:r>
+      <w:proofErr w:type="spellEnd"/>
+      <w:r>
+        <w:rPr>
+          <w:i/>
+          <w:sz w:val="20"/>
+        </w:rPr>
+        <w:t xml:space="preserve"> </w:t>
+      </w:r>
+      <w:proofErr w:type="spellStart"/>
+      <w:r>
+        <w:rPr>
+          <w:i/>
+          <w:sz w:val="20"/>
+        </w:rPr>
+        <w:t>Sepuluh</w:t>
+      </w:r>
+      <w:proofErr w:type="spellEnd"/>
+      <w:r>
+        <w:rPr>
+          <w:i/>
+          <w:sz w:val="20"/>
+        </w:rPr>
+        <w:t xml:space="preserve"> </w:t>
+      </w:r>
+      <w:proofErr w:type="spellStart"/>
+      <w:r>
+        <w:rPr>
+          <w:i/>
+          <w:sz w:val="20"/>
+        </w:rPr>
+        <w:t>Nopember</w:t>
+      </w:r>
+      <w:proofErr w:type="spellEnd"/>
+      <w:r>
+        <w:rPr>
+          <w:i/>
+          <w:sz w:val="20"/>
+        </w:rPr>
+        <w:t>, Surabaya, Indonesia</w:t>
+      </w:r>
+    </w:p>
+    <w:p>
+      <w:pPr>
+        <w:jc w:val="center"/>
+      </w:pPr>
+      <w:r>
+        <w:rPr>
+          <w:sz w:val="20"/>
+        </w:rPr>
+        <w:t>E-mail: 60252520</w:t>
+      </w:r>
+      <w:r>
+        <w:rPr>
+          <w:sz w:val="20"/>
+        </w:rPr>
+        <w:t>15</w:t>
+      </w:r>
+      <w:r>
+        <w:rPr>
+          <w:sz w:val="20"/>
+        </w:rPr>
+        <w:t>@student.its.ac.id 1), 602525200</w:t>
+      </w:r>
+      <w:r>
+        <w:rPr>
+          <w:sz w:val="20"/>
+        </w:rPr>
+        <w:t>7</w:t>
+      </w:r>
+      <w:r>
+        <w:rPr>
+          <w:sz w:val="20"/>
+        </w:rPr>
+        <w:t>@student.its.ac.id 2), 602525200</w:t>
+      </w:r>
+      <w:r>
+        <w:rPr>
+          <w:sz w:val="20"/>
+        </w:rPr>
+        <w:t>5</w:t>
+      </w:r>
+      <w:r>
+        <w:rPr>
+          <w:sz w:val="20"/>
+        </w:rPr>
+        <w:t>@student.its.ac.id 3), and 60252520</w:t>
+      </w:r>
+      <w:r>
+        <w:rPr>
+          <w:sz w:val="20"/>
+        </w:rPr>
+        <w:t>08</w:t>
+      </w:r>
+      <w:r>
+        <w:rPr>
+          <w:sz w:val="20"/>
+        </w:rPr>
+        <w:t>@student.its.ac.id 4)</w:t>
+      </w:r>
+    </w:p>
+    <w:p>
+      <w:pPr>
+        <w:jc w:val="center"/>
+      </w:pPr>
+    </w:p>
+    <w:p>
+      <w:pPr>
+        <w:jc w:val="center"/>
+      </w:pPr>
+    </w:p>
+    <w:p>
+      <w:pPr>
+        <w:jc w:val="center"/>
+      </w:pPr>
+      <w:r>
+        <w:rPr>
           <w:b/>
-          <w:i w:val="0"/>
-          <w:sz w:val="22"/>
-        </w:rPr>
-        <w:t>Ananta Dwi Prayoga Alwy 1,*), Dhayu Intan Nareswari 2), Mahathir Muhammad 3), and Obi Kastanya 4)</w:t>
-      </w:r>
-    </w:p>
-    <w:p>
-      <w:pPr>
-        <w:spacing w:after="0" w:before="0"/>
-        <w:jc w:val="center"/>
-      </w:pPr>
-      <w:r>
-        <w:rPr>
-          <w:rFonts w:ascii="Times New Roman" w:hAnsi="Times New Roman" w:eastAsia="Times New Roman" w:cs="Times New Roman"/>
-          <w:b w:val="0"/>
-          <w:i/>
-          <w:sz w:val="20"/>
-        </w:rPr>
-        <w:t>1, 2, 3, 4) Department of Informatics, Faculty of Intelligent Electrical and Informatics Technology</w:t>
-      </w:r>
-    </w:p>
-    <w:p>
-      <w:pPr>
-        <w:spacing w:after="0" w:before="0"/>
-        <w:jc w:val="center"/>
-      </w:pPr>
-      <w:r>
-        <w:rPr>
-          <w:rFonts w:ascii="Times New Roman" w:hAnsi="Times New Roman" w:eastAsia="Times New Roman" w:cs="Times New Roman"/>
-          <w:b w:val="0"/>
-          <w:i/>
-          <w:sz w:val="20"/>
-        </w:rPr>
-        <w:t>Institut Teknologi Sepuluh Nopember, Surabaya, Indonesia</w:t>
-      </w:r>
-    </w:p>
-    <w:p>
-      <w:pPr>
-        <w:spacing w:after="0" w:before="0"/>
-        <w:jc w:val="center"/>
-      </w:pPr>
-      <w:r>
-        <w:rPr>
-          <w:rFonts w:ascii="Times New Roman" w:hAnsi="Times New Roman" w:eastAsia="Times New Roman" w:cs="Times New Roman"/>
-          <w:b w:val="0"/>
-          <w:i w:val="0"/>
-          <w:sz w:val="20"/>
-        </w:rPr>
-        <w:t>E-mail: 6025252008@student.its.ac.id 1), 6025252005@student.its.ac.id 2), 6025252008@student.its.ac.id 3), and 6025252015@student.its.ac.id 4)</w:t>
-      </w:r>
-    </w:p>
-    <w:p>
-      <w:pPr>
-        <w:spacing w:after="0" w:before="0"/>
-        <w:jc w:val="center"/>
-      </w:pPr>
-      <w:r>
-        <w:rPr>
-          <w:rFonts w:ascii="Times New Roman" w:hAnsi="Times New Roman" w:eastAsia="Times New Roman" w:cs="Times New Roman"/>
-          <w:b w:val="0"/>
-          <w:i w:val="0"/>
-          <w:sz w:val="20"/>
-        </w:rPr>
-      </w:r>
-    </w:p>
-    <w:p>
-      <w:pPr>
-        <w:spacing w:after="0" w:before="0"/>
-        <w:jc w:val="center"/>
-      </w:pPr>
-      <w:r>
-        <w:rPr>
-          <w:rFonts w:ascii="Times New Roman" w:hAnsi="Times New Roman" w:eastAsia="Times New Roman" w:cs="Times New Roman"/>
-          <w:b w:val="0"/>
-          <w:i w:val="0"/>
-          <w:sz w:val="20"/>
-        </w:rPr>
-      </w:r>
-    </w:p>
-    <w:p>
-      <w:pPr>
-        <w:spacing w:after="0" w:before="0"/>
-        <w:jc w:val="center"/>
-      </w:pPr>
-      <w:r>
-        <w:rPr>
-          <w:rFonts w:ascii="Times New Roman" w:hAnsi="Times New Roman" w:eastAsia="Times New Roman" w:cs="Times New Roman"/>
-          <w:b/>
-          <w:i w:val="0"/>
           <w:sz w:val="20"/>
         </w:rPr>
         <w:t>ABSTRACT</w:t>
@@ -135,41 +307,176 @@
     </w:p>
     <w:p>
       <w:pPr>
-        <w:spacing w:after="0" w:before="0"/>
         <w:jc w:val="both"/>
       </w:pPr>
       <w:r>
         <w:rPr>
-          <w:rFonts w:ascii="Times New Roman" w:hAnsi="Times New Roman" w:eastAsia="Times New Roman" w:cs="Times New Roman"/>
-          <w:b w:val="0"/>
-          <w:i w:val="0"/>
-          <w:sz w:val="20"/>
-        </w:rPr>
-        <w:t>Mental stress has become a major concern in modern life, influenced by sleep quality, daily activities, and lifestyle habits. Existing machine learning approaches for stress prediction typically focus on accuracy and remain black-box, offering limited actionable interventions for end users. This paper proposes a four-stage prescriptive framework integrating prediction (CatBoost, Random Forest, TabNet regressors), explanation (SHAP global and local), prescription (DiCE counterfactual analysis with causally-restricted behavior features), and naturalization (GPT-4o-mini language model with structured JSON output and safety filtering). Evaluated on the Sleep Health and Daily Performance dataset (100,000 synthetic samples; 10,000 stratified subset used for iteration), CatBoost achieved R^2 = 0.6503 (MAE = 0.7584), outperforming Random Forest (R^2 = 0.6239) and TabNet (R^2 = 0.6422). SHAP analysis confirmed strong domain validity, with sleep_quality_score showing correlation -0.996 between feature value and SHAP contribution. DiCE generated valid counterfactuals for 62.5% of evaluation instances with mean normalized proximity 0.226 and plausibility 100%. Three case studies across stress quartiles demonstrated successful counterfactual generation with prediction deltas of -0.21 to -0.38. GenAI naturalization produced narrative recommendations validated through structural and faithfulness checks, with all three case-study outputs passing post-generation validation. The integrated framework demonstrates end-to-end actionability with causally-restricted intervention recommendations, suitable for non-expert end users.</w:t>
-      </w:r>
-    </w:p>
-    <w:p>
-      <w:pPr>
-        <w:spacing w:after="0" w:before="0"/>
-        <w:jc w:val="left"/>
-      </w:pPr>
-      <w:r>
-        <w:rPr>
-          <w:rFonts w:ascii="Times New Roman" w:hAnsi="Times New Roman" w:eastAsia="Times New Roman" w:cs="Times New Roman"/>
-          <w:b w:val="0"/>
-          <w:i w:val="0"/>
-          <w:sz w:val="20"/>
-        </w:rPr>
-      </w:r>
-    </w:p>
-    <w:p>
-      <w:pPr>
-        <w:spacing w:after="0" w:before="0"/>
+          <w:sz w:val="20"/>
+        </w:rPr>
+        <w:t xml:space="preserve">Mental stress has become a major concern in modern life, influenced by sleep quality, daily activities, and lifestyle habits. Existing machine learning approaches for stress prediction typically focus on accuracy and </w:t>
+      </w:r>
+      <w:proofErr w:type="gramStart"/>
+      <w:r>
+        <w:rPr>
+          <w:sz w:val="20"/>
+        </w:rPr>
+        <w:t>remain</w:t>
+      </w:r>
+      <w:proofErr w:type="gramEnd"/>
+      <w:r>
+        <w:rPr>
+          <w:sz w:val="20"/>
+        </w:rPr>
+        <w:t xml:space="preserve"> black-box, offering limited actionable interventions for end users. This paper proposes a four-stage prescriptive framework integrating prediction (</w:t>
+      </w:r>
+      <w:proofErr w:type="spellStart"/>
+      <w:r>
+        <w:rPr>
+          <w:sz w:val="20"/>
+        </w:rPr>
+        <w:t>CatBoost</w:t>
+      </w:r>
+      <w:proofErr w:type="spellEnd"/>
+      <w:r>
+        <w:rPr>
+          <w:sz w:val="20"/>
+        </w:rPr>
+        <w:t xml:space="preserve">, Random Forest, </w:t>
+      </w:r>
+      <w:proofErr w:type="spellStart"/>
+      <w:r>
+        <w:rPr>
+          <w:sz w:val="20"/>
+        </w:rPr>
+        <w:t>TabNet</w:t>
+      </w:r>
+      <w:proofErr w:type="spellEnd"/>
+      <w:r>
+        <w:rPr>
+          <w:sz w:val="20"/>
+        </w:rPr>
+        <w:t xml:space="preserve"> regressors), explanation (SHAP global and local), prescription (</w:t>
+      </w:r>
+      <w:proofErr w:type="spellStart"/>
+      <w:r>
+        <w:rPr>
+          <w:sz w:val="20"/>
+        </w:rPr>
+        <w:t>DiCE</w:t>
+      </w:r>
+      <w:proofErr w:type="spellEnd"/>
+      <w:r>
+        <w:rPr>
+          <w:sz w:val="20"/>
+        </w:rPr>
+        <w:t xml:space="preserve"> counterfactual analysis with </w:t>
+      </w:r>
+      <w:proofErr w:type="gramStart"/>
+      <w:r>
+        <w:rPr>
+          <w:sz w:val="20"/>
+        </w:rPr>
+        <w:t>causally-restricted</w:t>
+      </w:r>
+      <w:proofErr w:type="gramEnd"/>
+      <w:r>
+        <w:rPr>
+          <w:sz w:val="20"/>
+        </w:rPr>
+        <w:t xml:space="preserve"> behavior features), and naturalization (GPT-4o-mini language model with structured JSON output and safety filtering). Evaluated on the Sleep Health and Daily Performance dataset (100,000 synthetic samples; 10,000 stratified </w:t>
+      </w:r>
+      <w:proofErr w:type="gramStart"/>
+      <w:r>
+        <w:rPr>
+          <w:sz w:val="20"/>
+        </w:rPr>
+        <w:t>subset</w:t>
+      </w:r>
+      <w:proofErr w:type="gramEnd"/>
+      <w:r>
+        <w:rPr>
+          <w:sz w:val="20"/>
+        </w:rPr>
+        <w:t xml:space="preserve"> used for iteration), </w:t>
+      </w:r>
+      <w:proofErr w:type="spellStart"/>
+      <w:r>
+        <w:rPr>
+          <w:sz w:val="20"/>
+        </w:rPr>
+        <w:t>CatBoost</w:t>
+      </w:r>
+      <w:proofErr w:type="spellEnd"/>
+      <w:r>
+        <w:rPr>
+          <w:sz w:val="20"/>
+        </w:rPr>
+        <w:t xml:space="preserve"> achieved R^2 = 0.6503 (MAE = 0.7584), outperforming Random Forest (R^2 = 0.6239) and </w:t>
+      </w:r>
+      <w:proofErr w:type="spellStart"/>
+      <w:r>
+        <w:rPr>
+          <w:sz w:val="20"/>
+        </w:rPr>
+        <w:t>TabNet</w:t>
+      </w:r>
+      <w:proofErr w:type="spellEnd"/>
+      <w:r>
+        <w:rPr>
+          <w:sz w:val="20"/>
+        </w:rPr>
+        <w:t xml:space="preserve"> (R^2 = 0.6422). SHAP analysis confirmed strong domain validity, with </w:t>
+      </w:r>
+      <w:proofErr w:type="spellStart"/>
+      <w:r>
+        <w:rPr>
+          <w:sz w:val="20"/>
+        </w:rPr>
+        <w:t>sleep_quality_score</w:t>
+      </w:r>
+      <w:proofErr w:type="spellEnd"/>
+      <w:r>
+        <w:rPr>
+          <w:sz w:val="20"/>
+        </w:rPr>
+        <w:t xml:space="preserve"> showing correlation -0.996 between feature value and SHAP contribution. </w:t>
+      </w:r>
+      <w:proofErr w:type="spellStart"/>
+      <w:r>
+        <w:rPr>
+          <w:sz w:val="20"/>
+        </w:rPr>
+        <w:t>DiCE</w:t>
+      </w:r>
+      <w:proofErr w:type="spellEnd"/>
+      <w:r>
+        <w:rPr>
+          <w:sz w:val="20"/>
+        </w:rPr>
+        <w:t xml:space="preserve"> generated valid counterfactuals for 62.5% of evaluation instances with mean normalized proximity 0.226 and plausibility 100%. Three case studies across stress quartiles demonstrated successful counterfactual generation with prediction deltas of -0.21 to -0.38. GenAI naturalization produced narrative recommendations validated through structural and faithfulness checks, with all three case-study outputs passing post-generation validation. The integrated framework demonstrates end-to-end actionability with </w:t>
+      </w:r>
+      <w:proofErr w:type="gramStart"/>
+      <w:r>
+        <w:rPr>
+          <w:sz w:val="20"/>
+        </w:rPr>
+        <w:t>causally-restricted</w:t>
+      </w:r>
+      <w:proofErr w:type="gramEnd"/>
+      <w:r>
+        <w:rPr>
+          <w:sz w:val="20"/>
+        </w:rPr>
+        <w:t xml:space="preserve"> intervention recommendations, suitable for non-expert end users.</w:t>
+      </w:r>
+    </w:p>
+    <w:p/>
+    <w:p>
+      <w:pPr>
         <w:jc w:val="both"/>
       </w:pPr>
       <w:r>
         <w:rPr>
-          <w:rFonts w:ascii="Times New Roman" w:hAnsi="Times New Roman" w:eastAsia="Times New Roman" w:cs="Times New Roman"/>
           <w:b/>
           <w:i/>
           <w:sz w:val="20"/>
@@ -178,35 +485,33 @@
       </w:r>
       <w:r>
         <w:rPr>
-          <w:rFonts w:ascii="Times New Roman" w:hAnsi="Times New Roman" w:eastAsia="Times New Roman" w:cs="Times New Roman"/>
-          <w:b w:val="0"/>
-          <w:sz w:val="20"/>
-        </w:rPr>
-        <w:t>Counterfactual analysis, DiCE, Explainable AI, Generative AI, Prescriptive analytics, SHAP, Sleep health, Stress prediction</w:t>
-      </w:r>
-    </w:p>
-    <w:p>
-      <w:pPr>
-        <w:spacing w:after="0" w:before="0"/>
-        <w:jc w:val="left"/>
-      </w:pPr>
-      <w:r>
-        <w:rPr>
-          <w:rFonts w:ascii="Times New Roman" w:hAnsi="Times New Roman" w:eastAsia="Times New Roman" w:cs="Times New Roman"/>
-          <w:b w:val="0"/>
-          <w:i w:val="0"/>
-          <w:sz w:val="20"/>
-        </w:rPr>
-      </w:r>
-    </w:p>
+          <w:sz w:val="20"/>
+        </w:rPr>
+        <w:t xml:space="preserve">Counterfactual analysis, </w:t>
+      </w:r>
+      <w:proofErr w:type="spellStart"/>
+      <w:r>
+        <w:rPr>
+          <w:sz w:val="20"/>
+        </w:rPr>
+        <w:t>DiCE</w:t>
+      </w:r>
+      <w:proofErr w:type="spellEnd"/>
+      <w:r>
+        <w:rPr>
+          <w:sz w:val="20"/>
+        </w:rPr>
+        <w:t>, Explainable AI, Generative AI, Prescriptive analytics, SHAP, Sleep health, Stress prediction</w:t>
+      </w:r>
+    </w:p>
+    <w:p/>
     <w:p>
       <w:pPr>
         <w:pStyle w:val="Heading2"/>
-        <w:spacing w:before="240" w:after="60"/>
-      </w:pPr>
-      <w:r>
-        <w:rPr>
-          <w:rFonts w:ascii="Times New Roman" w:hAnsi="Times New Roman" w:eastAsia="Times New Roman" w:cs="Times New Roman"/>
+        <w:spacing w:before="240"/>
+      </w:pPr>
+      <w:r>
+        <w:rPr>
           <w:b/>
           <w:sz w:val="24"/>
         </w:rPr>
@@ -215,14 +520,10 @@
     </w:p>
     <w:p>
       <w:pPr>
-        <w:spacing w:after="0" w:before="0"/>
         <w:jc w:val="both"/>
       </w:pPr>
       <w:r>
         <w:rPr>
-          <w:rFonts w:ascii="Times New Roman" w:hAnsi="Times New Roman" w:eastAsia="Times New Roman" w:cs="Times New Roman"/>
-          <w:b w:val="0"/>
-          <w:i w:val="0"/>
           <w:sz w:val="20"/>
         </w:rPr>
         <w:t>Mental stress is one of the most pressing health concerns of the modern era. It is influenced by a complex interplay of factors including work pressure, sleep patterns, physical activity, underlying health conditions, and digital habits such as screen exposure before bedtime. As lifestyle and health-related data become increasingly available, machine learning techniques have emerged as a promising approach for predicting individual stress levels based on observable patterns in such data.</w:t>
@@ -230,14 +531,10 @@
     </w:p>
     <w:p>
       <w:pPr>
-        <w:spacing w:after="0" w:before="0"/>
         <w:jc w:val="both"/>
       </w:pPr>
       <w:r>
         <w:rPr>
-          <w:rFonts w:ascii="Times New Roman" w:hAnsi="Times New Roman" w:eastAsia="Times New Roman" w:cs="Times New Roman"/>
-          <w:b w:val="0"/>
-          <w:i w:val="0"/>
           <w:sz w:val="20"/>
         </w:rPr>
         <w:t>However, most existing stress-prediction models focus primarily on accuracy, with limited explanation of the underlying factors driving each prediction. Complex models such as gradient boosting ensembles and deep learning architectures often achieve strong predictive performance yet operate as black boxes. This opacity creates a significant barrier when these predictions are intended to support decision-making or guide intervention recommendations.</w:t>
@@ -245,29 +542,49 @@
     </w:p>
     <w:p>
       <w:pPr>
-        <w:spacing w:after="0" w:before="0"/>
         <w:jc w:val="both"/>
       </w:pPr>
       <w:r>
         <w:rPr>
-          <w:rFonts w:ascii="Times New Roman" w:hAnsi="Times New Roman" w:eastAsia="Times New Roman" w:cs="Times New Roman"/>
-          <w:b w:val="0"/>
-          <w:i w:val="0"/>
-          <w:sz w:val="20"/>
-        </w:rPr>
-        <w:t>To address this limitation, this study develops an explainable and actionable machine learning framework for stress prediction. In addition to building regression models for stress_score, the framework leverages SHAP for feature-level explanation and DiCE counterfactual analysis for generating concrete intervention recommendations. To ensure causal validity, the counterfactual search is restricted to manipulable behavior features only, while physiological outcomes remain locked from modification.</w:t>
-      </w:r>
-    </w:p>
-    <w:p>
-      <w:pPr>
-        <w:spacing w:after="0" w:before="0"/>
+          <w:sz w:val="20"/>
+        </w:rPr>
+        <w:t xml:space="preserve">To address this limitation, this study develops an explainable and actionable machine learning framework for stress prediction. In addition to building regression models for </w:t>
+      </w:r>
+      <w:proofErr w:type="spellStart"/>
+      <w:r>
+        <w:rPr>
+          <w:sz w:val="20"/>
+        </w:rPr>
+        <w:t>stress_score</w:t>
+      </w:r>
+      <w:proofErr w:type="spellEnd"/>
+      <w:r>
+        <w:rPr>
+          <w:sz w:val="20"/>
+        </w:rPr>
+        <w:t xml:space="preserve">, the framework leverages SHAP for feature-level explanation and </w:t>
+      </w:r>
+      <w:proofErr w:type="spellStart"/>
+      <w:r>
+        <w:rPr>
+          <w:sz w:val="20"/>
+        </w:rPr>
+        <w:t>DiCE</w:t>
+      </w:r>
+      <w:proofErr w:type="spellEnd"/>
+      <w:r>
+        <w:rPr>
+          <w:sz w:val="20"/>
+        </w:rPr>
+        <w:t xml:space="preserve"> counterfactual analysis for generating concrete intervention recommendations. To ensure causal validity, the counterfactual search is restricted to manipulable behavior features only, while physiological outcomes remain locked from modification.</w:t>
+      </w:r>
+    </w:p>
+    <w:p>
+      <w:pPr>
         <w:jc w:val="both"/>
       </w:pPr>
       <w:r>
         <w:rPr>
-          <w:rFonts w:ascii="Times New Roman" w:hAnsi="Times New Roman" w:eastAsia="Times New Roman" w:cs="Times New Roman"/>
-          <w:b w:val="0"/>
-          <w:i w:val="0"/>
           <w:sz w:val="20"/>
         </w:rPr>
         <w:t>While SHAP and counterfactual analysis already provide richer information than a single prediction, their outputs remain technical and numeric, making them difficult to interpret for non-expert users. To bridge this gap, we incorporate a Generative AI naturalization layer that converts counterfactual outputs into empathetic, context-aware narrative recommendations in Bahasa Indonesia, with safety filtering and faithfulness validation applied post-generation.</w:t>
@@ -275,27 +592,43 @@
     </w:p>
     <w:p>
       <w:pPr>
-        <w:spacing w:after="0" w:before="0"/>
         <w:jc w:val="both"/>
       </w:pPr>
       <w:r>
         <w:rPr>
-          <w:rFonts w:ascii="Times New Roman" w:hAnsi="Times New Roman" w:eastAsia="Times New Roman" w:cs="Times New Roman"/>
-          <w:b w:val="0"/>
-          <w:i w:val="0"/>
-          <w:sz w:val="20"/>
-        </w:rPr>
-        <w:t>The main contributions of this paper are: (1) a four-stage integrated framework combining prediction, explanation, prescription, and naturalization for stress modeling; (2) a causally-restricted counterfactual design that separates behavior, outcome, and immutable features; (3) a GenAI deployment layer with safety filtering and post-generation faithfulness validation; and (4) empirical evaluation demonstrating that the integrated pipeline produces actionable, causally-valid interventions for 62.5% of evaluation instances with 100% plausibility.</w:t>
+          <w:sz w:val="20"/>
+        </w:rPr>
+        <w:t xml:space="preserve">The main contributions of this paper are: (1) a four-stage integrated framework combining prediction, explanation, prescription, and naturalization for stress modeling; (2) a causally-restricted counterfactual design that separates behavior, outcome, and immutable features; (3) a GenAI deployment layer with safety filtering and post-generation faithfulness </w:t>
+      </w:r>
+      <w:r>
+        <w:rPr>
+          <w:sz w:val="20"/>
+        </w:rPr>
+        <w:lastRenderedPageBreak/>
+        <w:t xml:space="preserve">validation; and (4) empirical evaluation demonstrating that the integrated pipeline produces actionable, </w:t>
+      </w:r>
+      <w:proofErr w:type="gramStart"/>
+      <w:r>
+        <w:rPr>
+          <w:sz w:val="20"/>
+        </w:rPr>
+        <w:t>causally-valid</w:t>
+      </w:r>
+      <w:proofErr w:type="gramEnd"/>
+      <w:r>
+        <w:rPr>
+          <w:sz w:val="20"/>
+        </w:rPr>
+        <w:t xml:space="preserve"> interventions for 62.5% of evaluation instances with 100% plausibility.</w:t>
       </w:r>
     </w:p>
     <w:p>
       <w:pPr>
         <w:pStyle w:val="Heading2"/>
-        <w:spacing w:before="240" w:after="60"/>
-      </w:pPr>
-      <w:r>
-        <w:rPr>
-          <w:rFonts w:ascii="Times New Roman" w:hAnsi="Times New Roman" w:eastAsia="Times New Roman" w:cs="Times New Roman"/>
+        <w:spacing w:before="240"/>
+      </w:pPr>
+      <w:r>
+        <w:rPr>
           <w:b/>
           <w:sz w:val="24"/>
         </w:rPr>
@@ -304,14 +637,10 @@
     </w:p>
     <w:p>
       <w:pPr>
-        <w:spacing w:after="0" w:before="0"/>
         <w:jc w:val="both"/>
       </w:pPr>
       <w:r>
         <w:rPr>
-          <w:rFonts w:ascii="Times New Roman" w:hAnsi="Times New Roman" w:eastAsia="Times New Roman" w:cs="Times New Roman"/>
-          <w:b w:val="0"/>
-          <w:i w:val="0"/>
           <w:sz w:val="20"/>
         </w:rPr>
         <w:t>Prior work on stress prediction has explored a variety of machine learning models including support vector machines, random forests, and deep neural networks applied to wearable sensor data, self-reported surveys, and combined lifestyle features. Recent studies have begun incorporating interpretability methods such as SHAP and LIME to identify globally important features.</w:t>
@@ -319,29 +648,35 @@
     </w:p>
     <w:p>
       <w:pPr>
-        <w:spacing w:after="0" w:before="0"/>
         <w:jc w:val="both"/>
       </w:pPr>
       <w:r>
         <w:rPr>
-          <w:rFonts w:ascii="Times New Roman" w:hAnsi="Times New Roman" w:eastAsia="Times New Roman" w:cs="Times New Roman"/>
-          <w:b w:val="0"/>
-          <w:i w:val="0"/>
-          <w:sz w:val="20"/>
-        </w:rPr>
-        <w:t>Counterfactual explanation methods, popularized by Wachter et al. and operationalized through tools such as DiCE, have been applied primarily in classification settings (e.g., loan approval, recidivism prediction). Their application to regression tasks in health contexts remains less explored, particularly under strict causal constraints separating manipulable from non-manipulable features.</w:t>
-      </w:r>
-    </w:p>
-    <w:p>
-      <w:pPr>
-        <w:spacing w:after="0" w:before="0"/>
+          <w:sz w:val="20"/>
+        </w:rPr>
+        <w:t xml:space="preserve">Counterfactual explanation methods, popularized by Wachter et al. and operationalized through tools such as </w:t>
+      </w:r>
+      <w:proofErr w:type="spellStart"/>
+      <w:r>
+        <w:rPr>
+          <w:sz w:val="20"/>
+        </w:rPr>
+        <w:t>DiCE</w:t>
+      </w:r>
+      <w:proofErr w:type="spellEnd"/>
+      <w:r>
+        <w:rPr>
+          <w:sz w:val="20"/>
+        </w:rPr>
+        <w:t>, have been applied primarily in classification settings (e.g., loan approval, recidivism prediction). Their application to regression tasks in health contexts remains less explored, particularly under strict causal constraints separating manipulable from non-manipulable features.</w:t>
+      </w:r>
+    </w:p>
+    <w:p>
+      <w:pPr>
         <w:jc w:val="both"/>
       </w:pPr>
       <w:r>
         <w:rPr>
-          <w:rFonts w:ascii="Times New Roman" w:hAnsi="Times New Roman" w:eastAsia="Times New Roman" w:cs="Times New Roman"/>
-          <w:b w:val="0"/>
-          <w:i w:val="0"/>
           <w:sz w:val="20"/>
         </w:rPr>
         <w:t>Generative AI integration in healthcare communication is a rapidly growing area. Prior work has explored large language models for clinical summary generation, patient education, and decision support. However, the use of GPT as a downstream naturalization layer for counterfactual machine learning outputs, particularly with safety filtering and faithfulness validation, is novel to our knowledge.</w:t>
@@ -349,14 +684,10 @@
     </w:p>
     <w:p>
       <w:pPr>
-        <w:spacing w:after="0" w:before="0"/>
         <w:jc w:val="both"/>
       </w:pPr>
       <w:r>
         <w:rPr>
-          <w:rFonts w:ascii="Times New Roman" w:hAnsi="Times New Roman" w:eastAsia="Times New Roman" w:cs="Times New Roman"/>
-          <w:b w:val="0"/>
-          <w:i w:val="0"/>
           <w:sz w:val="20"/>
         </w:rPr>
         <w:t>The gap addressed by this paper is the integration of three layers (explanation, prescription, naturalization) into a single coherent pipeline that produces actionable, narrative recommendations while preserving causal validity.</w:t>
@@ -365,11 +696,10 @@
     <w:p>
       <w:pPr>
         <w:pStyle w:val="Heading2"/>
-        <w:spacing w:before="240" w:after="60"/>
-      </w:pPr>
-      <w:r>
-        <w:rPr>
-          <w:rFonts w:ascii="Times New Roman" w:hAnsi="Times New Roman" w:eastAsia="Times New Roman" w:cs="Times New Roman"/>
+        <w:spacing w:before="240"/>
+      </w:pPr>
+      <w:r>
+        <w:rPr>
           <w:b/>
           <w:sz w:val="24"/>
         </w:rPr>
@@ -383,41 +713,101 @@
       </w:pPr>
       <w:r>
         <w:rPr>
-          <w:rFonts w:ascii="Times New Roman" w:hAnsi="Times New Roman" w:eastAsia="Times New Roman" w:cs="Times New Roman"/>
           <w:b/>
-          <w:sz w:val="22"/>
         </w:rPr>
         <w:t>Dataset</w:t>
       </w:r>
     </w:p>
     <w:p>
       <w:pPr>
-        <w:spacing w:after="0" w:before="0"/>
         <w:jc w:val="both"/>
       </w:pPr>
       <w:r>
         <w:rPr>
-          <w:rFonts w:ascii="Times New Roman" w:hAnsi="Times New Roman" w:eastAsia="Times New Roman" w:cs="Times New Roman"/>
-          <w:b w:val="0"/>
-          <w:i w:val="0"/>
-          <w:sz w:val="20"/>
-        </w:rPr>
-        <w:t>We use the Sleep Health and Daily Performance dataset from Kaggle, containing 100,000 synthetic samples with 32 features covering sleep patterns, lifestyle, health conditions, and daily activity. The target variable is stress_score, ranging from 1.0 to 10.0. For development iteration, we use a stratified 10,000-sample subset based on stress_score deciles; the pipeline is designed to scale to the complete dataset.</w:t>
-      </w:r>
-    </w:p>
-    <w:p>
-      <w:pPr>
-        <w:spacing w:after="0" w:before="0"/>
+          <w:sz w:val="20"/>
+        </w:rPr>
+        <w:t xml:space="preserve">We use the Sleep Health and Daily Performance dataset from Kaggle, containing 100,000 synthetic samples with 32 features covering sleep patterns, lifestyle, health conditions, and daily activity. The target variable is </w:t>
+      </w:r>
+      <w:proofErr w:type="spellStart"/>
+      <w:r>
+        <w:rPr>
+          <w:sz w:val="20"/>
+        </w:rPr>
+        <w:t>stress_score</w:t>
+      </w:r>
+      <w:proofErr w:type="spellEnd"/>
+      <w:r>
+        <w:rPr>
+          <w:sz w:val="20"/>
+        </w:rPr>
+        <w:t xml:space="preserve">, ranging from 1.0 to 10.0. For development iteration, we use a stratified 10,000-sample subset based on </w:t>
+      </w:r>
+      <w:proofErr w:type="spellStart"/>
+      <w:r>
+        <w:rPr>
+          <w:sz w:val="20"/>
+        </w:rPr>
+        <w:t>stress_score</w:t>
+      </w:r>
+      <w:proofErr w:type="spellEnd"/>
+      <w:r>
+        <w:rPr>
+          <w:sz w:val="20"/>
+        </w:rPr>
+        <w:t xml:space="preserve"> deciles; the pipeline is designed to scale to the complete dataset.</w:t>
+      </w:r>
+    </w:p>
+    <w:p>
+      <w:pPr>
         <w:jc w:val="both"/>
       </w:pPr>
       <w:r>
         <w:rPr>
-          <w:rFonts w:ascii="Times New Roman" w:hAnsi="Times New Roman" w:eastAsia="Times New Roman" w:cs="Times New Roman"/>
-          <w:b w:val="0"/>
-          <w:i w:val="0"/>
-          <w:sz w:val="20"/>
-        </w:rPr>
-        <w:t>Exploratory analysis confirmed a mean stress_score of approximately 5.73 (standard deviation 1.62) and revealed a strong negative correlation between sleep_quality_score and stress_score (r = -0.639), consistent with prior expectations regarding sleep-stress relationships.</w:t>
+          <w:sz w:val="20"/>
+        </w:rPr>
+        <w:t xml:space="preserve">Exploratory analysis confirmed a mean </w:t>
+      </w:r>
+      <w:proofErr w:type="spellStart"/>
+      <w:r>
+        <w:rPr>
+          <w:sz w:val="20"/>
+        </w:rPr>
+        <w:t>stress_score</w:t>
+      </w:r>
+      <w:proofErr w:type="spellEnd"/>
+      <w:r>
+        <w:rPr>
+          <w:sz w:val="20"/>
+        </w:rPr>
+        <w:t xml:space="preserve"> of approximately 5.73 (standard deviation 1.62) and revealed a strong negative correlation between </w:t>
+      </w:r>
+      <w:proofErr w:type="spellStart"/>
+      <w:r>
+        <w:rPr>
+          <w:sz w:val="20"/>
+        </w:rPr>
+        <w:t>sleep_quality_score</w:t>
+      </w:r>
+      <w:proofErr w:type="spellEnd"/>
+      <w:r>
+        <w:rPr>
+          <w:sz w:val="20"/>
+        </w:rPr>
+        <w:t xml:space="preserve"> and </w:t>
+      </w:r>
+      <w:proofErr w:type="spellStart"/>
+      <w:r>
+        <w:rPr>
+          <w:sz w:val="20"/>
+        </w:rPr>
+        <w:t>stress_score</w:t>
+      </w:r>
+      <w:proofErr w:type="spellEnd"/>
+      <w:r>
+        <w:rPr>
+          <w:sz w:val="20"/>
+        </w:rPr>
+        <w:t xml:space="preserve"> (r = -0.639), consistent with prior expectations regarding sleep-stress relationships.</w:t>
       </w:r>
     </w:p>
     <w:p>
@@ -427,41 +817,227 @@
       </w:pPr>
       <w:r>
         <w:rPr>
-          <w:rFonts w:ascii="Times New Roman" w:hAnsi="Times New Roman" w:eastAsia="Times New Roman" w:cs="Times New Roman"/>
           <w:b/>
-          <w:sz w:val="22"/>
         </w:rPr>
         <w:t>Preprocessing</w:t>
       </w:r>
     </w:p>
     <w:p>
       <w:pPr>
-        <w:spacing w:after="0" w:before="0"/>
         <w:jc w:val="both"/>
       </w:pPr>
       <w:r>
         <w:rPr>
-          <w:rFonts w:ascii="Times New Roman" w:hAnsi="Times New Roman" w:eastAsia="Times New Roman" w:cs="Times New Roman"/>
-          <w:b w:val="0"/>
-          <w:i w:val="0"/>
-          <w:sz w:val="20"/>
-        </w:rPr>
-        <w:t>Four features were dropped as data leakage: person_id, cognitive_performance_score, sleep_disorder_risk, and felt_rested. Physiological outcome features (sleep_quality_score, rem_percentage, wake_episodes_per_night, sleep_latency_mins, deep_sleep_percentage, heart_rate_resting_bpm) were retained as predictors but later locked from counterfactual modification at the prescription stage.</w:t>
-      </w:r>
-    </w:p>
-    <w:p>
-      <w:pPr>
-        <w:spacing w:after="0" w:before="0"/>
+          <w:sz w:val="20"/>
+        </w:rPr>
+        <w:t xml:space="preserve">Four features were dropped as data leakage: </w:t>
+      </w:r>
+      <w:proofErr w:type="spellStart"/>
+      <w:r>
+        <w:rPr>
+          <w:sz w:val="20"/>
+        </w:rPr>
+        <w:t>person_id</w:t>
+      </w:r>
+      <w:proofErr w:type="spellEnd"/>
+      <w:r>
+        <w:rPr>
+          <w:sz w:val="20"/>
+        </w:rPr>
+        <w:t xml:space="preserve">, </w:t>
+      </w:r>
+      <w:proofErr w:type="spellStart"/>
+      <w:r>
+        <w:rPr>
+          <w:sz w:val="20"/>
+        </w:rPr>
+        <w:t>cognitive_performance_score</w:t>
+      </w:r>
+      <w:proofErr w:type="spellEnd"/>
+      <w:r>
+        <w:rPr>
+          <w:sz w:val="20"/>
+        </w:rPr>
+        <w:t xml:space="preserve">, </w:t>
+      </w:r>
+      <w:proofErr w:type="spellStart"/>
+      <w:r>
+        <w:rPr>
+          <w:sz w:val="20"/>
+        </w:rPr>
+        <w:t>sleep_disorder_risk</w:t>
+      </w:r>
+      <w:proofErr w:type="spellEnd"/>
+      <w:r>
+        <w:rPr>
+          <w:sz w:val="20"/>
+        </w:rPr>
+        <w:t xml:space="preserve">, and </w:t>
+      </w:r>
+      <w:proofErr w:type="spellStart"/>
+      <w:r>
+        <w:rPr>
+          <w:sz w:val="20"/>
+        </w:rPr>
+        <w:t>felt_rested</w:t>
+      </w:r>
+      <w:proofErr w:type="spellEnd"/>
+      <w:r>
+        <w:rPr>
+          <w:sz w:val="20"/>
+        </w:rPr>
+        <w:t>. Physiological outcome features (</w:t>
+      </w:r>
+      <w:proofErr w:type="spellStart"/>
+      <w:r>
+        <w:rPr>
+          <w:sz w:val="20"/>
+        </w:rPr>
+        <w:t>sleep_quality_score</w:t>
+      </w:r>
+      <w:proofErr w:type="spellEnd"/>
+      <w:r>
+        <w:rPr>
+          <w:sz w:val="20"/>
+        </w:rPr>
+        <w:t xml:space="preserve">, </w:t>
+      </w:r>
+      <w:proofErr w:type="spellStart"/>
+      <w:r>
+        <w:rPr>
+          <w:sz w:val="20"/>
+        </w:rPr>
+        <w:t>rem_percentage</w:t>
+      </w:r>
+      <w:proofErr w:type="spellEnd"/>
+      <w:r>
+        <w:rPr>
+          <w:sz w:val="20"/>
+        </w:rPr>
+        <w:t xml:space="preserve">, </w:t>
+      </w:r>
+      <w:proofErr w:type="spellStart"/>
+      <w:r>
+        <w:rPr>
+          <w:sz w:val="20"/>
+        </w:rPr>
+        <w:t>wake_episodes_per_night</w:t>
+      </w:r>
+      <w:proofErr w:type="spellEnd"/>
+      <w:r>
+        <w:rPr>
+          <w:sz w:val="20"/>
+        </w:rPr>
+        <w:t xml:space="preserve">, </w:t>
+      </w:r>
+      <w:proofErr w:type="spellStart"/>
+      <w:r>
+        <w:rPr>
+          <w:sz w:val="20"/>
+        </w:rPr>
+        <w:t>sleep_latency_mins</w:t>
+      </w:r>
+      <w:proofErr w:type="spellEnd"/>
+      <w:r>
+        <w:rPr>
+          <w:sz w:val="20"/>
+        </w:rPr>
+        <w:t xml:space="preserve">, </w:t>
+      </w:r>
+      <w:proofErr w:type="spellStart"/>
+      <w:r>
+        <w:rPr>
+          <w:sz w:val="20"/>
+        </w:rPr>
+        <w:t>deep_sleep_percentage</w:t>
+      </w:r>
+      <w:proofErr w:type="spellEnd"/>
+      <w:r>
+        <w:rPr>
+          <w:sz w:val="20"/>
+        </w:rPr>
+        <w:t xml:space="preserve">, </w:t>
+      </w:r>
+      <w:proofErr w:type="spellStart"/>
+      <w:r>
+        <w:rPr>
+          <w:sz w:val="20"/>
+        </w:rPr>
+        <w:t>heart_rate_resting_bpm</w:t>
+      </w:r>
+      <w:proofErr w:type="spellEnd"/>
+      <w:r>
+        <w:rPr>
+          <w:sz w:val="20"/>
+        </w:rPr>
+        <w:t>) were retained as predictors but later locked from counterfactual modification at the prescription stage.</w:t>
+      </w:r>
+    </w:p>
+    <w:p>
+      <w:pPr>
         <w:jc w:val="both"/>
       </w:pPr>
       <w:r>
         <w:rPr>
-          <w:rFonts w:ascii="Times New Roman" w:hAnsi="Times New Roman" w:eastAsia="Times New Roman" w:cs="Times New Roman"/>
-          <w:b w:val="0"/>
-          <w:i w:val="0"/>
-          <w:sz w:val="20"/>
-        </w:rPr>
-        <w:t>Two data versions were prepared: Version A retains categorical features in their raw form for CatBoost native categorical support; Version B applies ordinal encoding and StandardScaler normalization for Random Forest and TabNet. Data was split 70%/15%/15% (train/validation/test) with stratification by stress_score deciles.</w:t>
+          <w:sz w:val="20"/>
+        </w:rPr>
+        <w:t xml:space="preserve">Two data versions were prepared: Version A retains categorical features in their raw form for </w:t>
+      </w:r>
+      <w:proofErr w:type="spellStart"/>
+      <w:r>
+        <w:rPr>
+          <w:sz w:val="20"/>
+        </w:rPr>
+        <w:t>CatBoost</w:t>
+      </w:r>
+      <w:proofErr w:type="spellEnd"/>
+      <w:r>
+        <w:rPr>
+          <w:sz w:val="20"/>
+        </w:rPr>
+        <w:t xml:space="preserve"> native categorical support; Version B applies ordinal encoding and </w:t>
+      </w:r>
+      <w:proofErr w:type="spellStart"/>
+      <w:r>
+        <w:rPr>
+          <w:sz w:val="20"/>
+        </w:rPr>
+        <w:t>StandardScaler</w:t>
+      </w:r>
+      <w:proofErr w:type="spellEnd"/>
+      <w:r>
+        <w:rPr>
+          <w:sz w:val="20"/>
+        </w:rPr>
+        <w:t xml:space="preserve"> normalization for Random Forest and </w:t>
+      </w:r>
+      <w:proofErr w:type="spellStart"/>
+      <w:r>
+        <w:rPr>
+          <w:sz w:val="20"/>
+        </w:rPr>
+        <w:t>TabNet</w:t>
+      </w:r>
+      <w:proofErr w:type="spellEnd"/>
+      <w:r>
+        <w:rPr>
+          <w:sz w:val="20"/>
+        </w:rPr>
+        <w:t xml:space="preserve">. Data was split 70%/15%/15% (train/validation/test) with stratification by </w:t>
+      </w:r>
+      <w:proofErr w:type="spellStart"/>
+      <w:r>
+        <w:rPr>
+          <w:sz w:val="20"/>
+        </w:rPr>
+        <w:t>stress_score</w:t>
+      </w:r>
+      <w:proofErr w:type="spellEnd"/>
+      <w:r>
+        <w:rPr>
+          <w:sz w:val="20"/>
+        </w:rPr>
+        <w:t xml:space="preserve"> deciles.</w:t>
       </w:r>
     </w:p>
     <w:p>
@@ -471,26 +1047,76 @@
       </w:pPr>
       <w:r>
         <w:rPr>
-          <w:rFonts w:ascii="Times New Roman" w:hAnsi="Times New Roman" w:eastAsia="Times New Roman" w:cs="Times New Roman"/>
           <w:b/>
-          <w:sz w:val="22"/>
         </w:rPr>
         <w:t>Model Training</w:t>
       </w:r>
     </w:p>
     <w:p>
       <w:pPr>
-        <w:spacing w:after="0" w:before="0"/>
         <w:jc w:val="both"/>
       </w:pPr>
       <w:r>
         <w:rPr>
-          <w:rFonts w:ascii="Times New Roman" w:hAnsi="Times New Roman" w:eastAsia="Times New Roman" w:cs="Times New Roman"/>
-          <w:b w:val="0"/>
-          <w:i w:val="0"/>
-          <w:sz w:val="20"/>
-        </w:rPr>
-        <w:t>Three regression models were trained. CatBoost was configured with 1000 iterations, depth 6, learning rate 0.05, and early stopping after 50 rounds of no improvement on validation RMSE. Random Forest used 300 estimators with minimum samples per leaf of 5. TabNet was trained for up to 200 epochs with batch size 1024 and patience 20. All models used random_state=42 for reproducibility. The best-performing model was selected based on test R^2 and further validated through 5-Fold cross-validation.</w:t>
+          <w:sz w:val="20"/>
+        </w:rPr>
+        <w:t xml:space="preserve">Three regression models were trained. </w:t>
+      </w:r>
+      <w:proofErr w:type="spellStart"/>
+      <w:r>
+        <w:rPr>
+          <w:sz w:val="20"/>
+        </w:rPr>
+        <w:t>CatBoost</w:t>
+      </w:r>
+      <w:proofErr w:type="spellEnd"/>
+      <w:r>
+        <w:rPr>
+          <w:sz w:val="20"/>
+        </w:rPr>
+        <w:t xml:space="preserve"> was configured with 1000 iterations, depth 6, learning rate 0.05, and early </w:t>
+      </w:r>
+      <w:proofErr w:type="gramStart"/>
+      <w:r>
+        <w:rPr>
+          <w:sz w:val="20"/>
+        </w:rPr>
+        <w:t>stopping</w:t>
+      </w:r>
+      <w:proofErr w:type="gramEnd"/>
+      <w:r>
+        <w:rPr>
+          <w:sz w:val="20"/>
+        </w:rPr>
+        <w:t xml:space="preserve"> after 50 rounds of no improvement on validation RMSE. Random Forest used 300 estimators with minimum samples per leaf of 5. </w:t>
+      </w:r>
+      <w:proofErr w:type="spellStart"/>
+      <w:r>
+        <w:rPr>
+          <w:sz w:val="20"/>
+        </w:rPr>
+        <w:t>TabNet</w:t>
+      </w:r>
+      <w:proofErr w:type="spellEnd"/>
+      <w:r>
+        <w:rPr>
+          <w:sz w:val="20"/>
+        </w:rPr>
+        <w:t xml:space="preserve"> was trained for up to 200 epochs with batch size 1024 and patience 20. All models used </w:t>
+      </w:r>
+      <w:proofErr w:type="spellStart"/>
+      <w:r>
+        <w:rPr>
+          <w:sz w:val="20"/>
+        </w:rPr>
+        <w:t>random_state</w:t>
+      </w:r>
+      <w:proofErr w:type="spellEnd"/>
+      <w:r>
+        <w:rPr>
+          <w:sz w:val="20"/>
+        </w:rPr>
+        <w:t>=42 for reproducibility. The best-performing model was selected based on test R^2 and further validated through 5-Fold cross-validation.</w:t>
       </w:r>
     </w:p>
     <w:p>
@@ -500,26 +1126,62 @@
       </w:pPr>
       <w:r>
         <w:rPr>
-          <w:rFonts w:ascii="Times New Roman" w:hAnsi="Times New Roman" w:eastAsia="Times New Roman" w:cs="Times New Roman"/>
           <w:b/>
-          <w:sz w:val="22"/>
         </w:rPr>
         <w:t>SHAP Explainability</w:t>
       </w:r>
     </w:p>
     <w:p>
       <w:pPr>
-        <w:spacing w:after="0" w:before="0"/>
         <w:jc w:val="both"/>
       </w:pPr>
       <w:r>
         <w:rPr>
-          <w:rFonts w:ascii="Times New Roman" w:hAnsi="Times New Roman" w:eastAsia="Times New Roman" w:cs="Times New Roman"/>
-          <w:b w:val="0"/>
-          <w:i w:val="0"/>
-          <w:sz w:val="20"/>
-        </w:rPr>
-        <w:t>SHAP TreeExplainer was applied to the CatBoost model on a 2000-sample subset of the test set. Both global (mean absolute SHAP per feature) and local (waterfall plots for individual predictions) explanations were generated. Domain validity was verified by computing the correlation between feature value and SHAP contribution for top-10 numerical features, comparing against expected directional relationships from sleep medicine literature.</w:t>
+          <w:sz w:val="20"/>
+        </w:rPr>
+        <w:t xml:space="preserve">SHAP </w:t>
+      </w:r>
+      <w:proofErr w:type="spellStart"/>
+      <w:r>
+        <w:rPr>
+          <w:sz w:val="20"/>
+        </w:rPr>
+        <w:t>TreeExplainer</w:t>
+      </w:r>
+      <w:proofErr w:type="spellEnd"/>
+      <w:r>
+        <w:rPr>
+          <w:sz w:val="20"/>
+        </w:rPr>
+        <w:t xml:space="preserve"> was applied to the </w:t>
+      </w:r>
+      <w:proofErr w:type="spellStart"/>
+      <w:r>
+        <w:rPr>
+          <w:sz w:val="20"/>
+        </w:rPr>
+        <w:t>CatBoost</w:t>
+      </w:r>
+      <w:proofErr w:type="spellEnd"/>
+      <w:r>
+        <w:rPr>
+          <w:sz w:val="20"/>
+        </w:rPr>
+        <w:t xml:space="preserve"> model on a 2000-sample subset of the test set. Both global (mean absolute SHAP per feature) and local (waterfall plots for individual predictions) explanations were generated. Domain validity was verified by computing the correlation between feature value and SHAP contribution for </w:t>
+      </w:r>
+      <w:proofErr w:type="gramStart"/>
+      <w:r>
+        <w:rPr>
+          <w:sz w:val="20"/>
+        </w:rPr>
+        <w:t>top-10</w:t>
+      </w:r>
+      <w:proofErr w:type="gramEnd"/>
+      <w:r>
+        <w:rPr>
+          <w:sz w:val="20"/>
+        </w:rPr>
+        <w:t xml:space="preserve"> numerical features, comparing against expected directional relationships from sleep medicine literature.</w:t>
       </w:r>
     </w:p>
     <w:p>
@@ -529,56 +1191,289 @@
       </w:pPr>
       <w:r>
         <w:rPr>
-          <w:rFonts w:ascii="Times New Roman" w:hAnsi="Times New Roman" w:eastAsia="Times New Roman" w:cs="Times New Roman"/>
           <w:b/>
-          <w:sz w:val="22"/>
         </w:rPr>
         <w:t>Counterfactual Analysis</w:t>
       </w:r>
     </w:p>
     <w:p>
       <w:pPr>
-        <w:spacing w:after="0" w:before="0"/>
         <w:jc w:val="both"/>
       </w:pPr>
-      <w:r>
-        <w:rPr>
-          <w:rFonts w:ascii="Times New Roman" w:hAnsi="Times New Roman" w:eastAsia="Times New Roman" w:cs="Times New Roman"/>
-          <w:b w:val="0"/>
-          <w:i w:val="0"/>
-          <w:sz w:val="20"/>
-        </w:rPr>
-        <w:t>DiCE was configured with the genetic algorithm method and model_type='regressor'. Features were categorized into three groups: behavior features (sleep_duration_hrs, screen_time_before_bed_mins, caffeine_mg_before_bed, alcohol_units_before_bed, exercise_day, steps_that_day, nap_duration_mins, room_temperature_celsius, sleep_aid_used), outcome features (six physiological measurements, locked), and immutable features (demographic attributes, locked). Only behavior features were varied during counterfactual generation, ensuring intervention causal validity.</w:t>
-      </w:r>
-    </w:p>
-    <w:p>
-      <w:pPr>
-        <w:spacing w:after="0" w:before="0"/>
+      <w:proofErr w:type="spellStart"/>
+      <w:r>
+        <w:rPr>
+          <w:sz w:val="20"/>
+        </w:rPr>
+        <w:t>DiCE</w:t>
+      </w:r>
+      <w:proofErr w:type="spellEnd"/>
+      <w:r>
+        <w:rPr>
+          <w:sz w:val="20"/>
+        </w:rPr>
+        <w:t xml:space="preserve"> was configured with the genetic algorithm method and </w:t>
+      </w:r>
+      <w:proofErr w:type="spellStart"/>
+      <w:r>
+        <w:rPr>
+          <w:sz w:val="20"/>
+        </w:rPr>
+        <w:t>model_type</w:t>
+      </w:r>
+      <w:proofErr w:type="spellEnd"/>
+      <w:r>
+        <w:rPr>
+          <w:sz w:val="20"/>
+        </w:rPr>
+        <w:t>='regressor'. Features were categorized into three groups: behavior features (</w:t>
+      </w:r>
+      <w:proofErr w:type="spellStart"/>
+      <w:r>
+        <w:rPr>
+          <w:sz w:val="20"/>
+        </w:rPr>
+        <w:t>sleep_duration_hrs</w:t>
+      </w:r>
+      <w:proofErr w:type="spellEnd"/>
+      <w:r>
+        <w:rPr>
+          <w:sz w:val="20"/>
+        </w:rPr>
+        <w:t xml:space="preserve">, </w:t>
+      </w:r>
+      <w:proofErr w:type="spellStart"/>
+      <w:r>
+        <w:rPr>
+          <w:sz w:val="20"/>
+        </w:rPr>
+        <w:t>screen_time_before_bed_mins</w:t>
+      </w:r>
+      <w:proofErr w:type="spellEnd"/>
+      <w:r>
+        <w:rPr>
+          <w:sz w:val="20"/>
+        </w:rPr>
+        <w:t xml:space="preserve">, </w:t>
+      </w:r>
+      <w:proofErr w:type="spellStart"/>
+      <w:r>
+        <w:rPr>
+          <w:sz w:val="20"/>
+        </w:rPr>
+        <w:t>caffeine_mg_before_bed</w:t>
+      </w:r>
+      <w:proofErr w:type="spellEnd"/>
+      <w:r>
+        <w:rPr>
+          <w:sz w:val="20"/>
+        </w:rPr>
+        <w:t xml:space="preserve">, </w:t>
+      </w:r>
+      <w:proofErr w:type="spellStart"/>
+      <w:r>
+        <w:rPr>
+          <w:sz w:val="20"/>
+        </w:rPr>
+        <w:t>alcohol_units_before_bed</w:t>
+      </w:r>
+      <w:proofErr w:type="spellEnd"/>
+      <w:r>
+        <w:rPr>
+          <w:sz w:val="20"/>
+        </w:rPr>
+        <w:t xml:space="preserve">, </w:t>
+      </w:r>
+      <w:proofErr w:type="spellStart"/>
+      <w:r>
+        <w:rPr>
+          <w:sz w:val="20"/>
+        </w:rPr>
+        <w:t>exercise_day</w:t>
+      </w:r>
+      <w:proofErr w:type="spellEnd"/>
+      <w:r>
+        <w:rPr>
+          <w:sz w:val="20"/>
+        </w:rPr>
+        <w:t xml:space="preserve">, </w:t>
+      </w:r>
+      <w:proofErr w:type="spellStart"/>
+      <w:r>
+        <w:rPr>
+          <w:sz w:val="20"/>
+        </w:rPr>
+        <w:t>steps_that_day</w:t>
+      </w:r>
+      <w:proofErr w:type="spellEnd"/>
+      <w:r>
+        <w:rPr>
+          <w:sz w:val="20"/>
+        </w:rPr>
+        <w:t xml:space="preserve">, </w:t>
+      </w:r>
+      <w:proofErr w:type="spellStart"/>
+      <w:r>
+        <w:rPr>
+          <w:sz w:val="20"/>
+        </w:rPr>
+        <w:t>nap_duration_mins</w:t>
+      </w:r>
+      <w:proofErr w:type="spellEnd"/>
+      <w:r>
+        <w:rPr>
+          <w:sz w:val="20"/>
+        </w:rPr>
+        <w:t xml:space="preserve">, </w:t>
+      </w:r>
+      <w:proofErr w:type="spellStart"/>
+      <w:r>
+        <w:rPr>
+          <w:sz w:val="20"/>
+        </w:rPr>
+        <w:t>room_temperature_celsius</w:t>
+      </w:r>
+      <w:proofErr w:type="spellEnd"/>
+      <w:r>
+        <w:rPr>
+          <w:sz w:val="20"/>
+        </w:rPr>
+        <w:t xml:space="preserve">, </w:t>
+      </w:r>
+      <w:proofErr w:type="spellStart"/>
+      <w:r>
+        <w:rPr>
+          <w:sz w:val="20"/>
+        </w:rPr>
+        <w:t>sleep_aid_used</w:t>
+      </w:r>
+      <w:proofErr w:type="spellEnd"/>
+      <w:r>
+        <w:rPr>
+          <w:sz w:val="20"/>
+        </w:rPr>
+        <w:t>), outcome features (six physiological measurements, locked), and immutable features (demographic attributes, locked). Only behavior features were varied during counterfactual generation, ensuring intervention causal validity.</w:t>
+      </w:r>
+    </w:p>
+    <w:p>
+      <w:pPr>
         <w:jc w:val="both"/>
       </w:pPr>
       <w:r>
         <w:rPr>
-          <w:rFonts w:ascii="Times New Roman" w:hAnsi="Times New Roman" w:eastAsia="Times New Roman" w:cs="Times New Roman"/>
-          <w:b w:val="0"/>
-          <w:i w:val="0"/>
-          <w:sz w:val="20"/>
-        </w:rPr>
-        <w:t>Explicit permitted_range constraints were applied to each behavior feature for safety: e.g., sleep_duration_hrs in [4.0, 10.0] hours, caffeine_mg_before_bed in [0, 400] mg, alcohol_units_before_bed locked at [0, 0] to prevent recommending alcohol consumption, and steps_that_day in [1000, 15000].</w:t>
-      </w:r>
-    </w:p>
-    <w:p>
-      <w:pPr>
-        <w:spacing w:after="0" w:before="0"/>
+          <w:sz w:val="20"/>
+        </w:rPr>
+        <w:lastRenderedPageBreak/>
+        <w:t xml:space="preserve">Explicit </w:t>
+      </w:r>
+      <w:proofErr w:type="spellStart"/>
+      <w:r>
+        <w:rPr>
+          <w:sz w:val="20"/>
+        </w:rPr>
+        <w:t>permitted_range</w:t>
+      </w:r>
+      <w:proofErr w:type="spellEnd"/>
+      <w:r>
+        <w:rPr>
+          <w:sz w:val="20"/>
+        </w:rPr>
+        <w:t xml:space="preserve"> constraints were applied to each behavior feature for safety: e.g., </w:t>
+      </w:r>
+      <w:proofErr w:type="spellStart"/>
+      <w:r>
+        <w:rPr>
+          <w:sz w:val="20"/>
+        </w:rPr>
+        <w:t>sleep_duration_hrs</w:t>
+      </w:r>
+      <w:proofErr w:type="spellEnd"/>
+      <w:r>
+        <w:rPr>
+          <w:sz w:val="20"/>
+        </w:rPr>
+        <w:t xml:space="preserve"> in [4.0, 10.0] hours, </w:t>
+      </w:r>
+      <w:proofErr w:type="spellStart"/>
+      <w:r>
+        <w:rPr>
+          <w:sz w:val="20"/>
+        </w:rPr>
+        <w:t>caffeine_mg_before_bed</w:t>
+      </w:r>
+      <w:proofErr w:type="spellEnd"/>
+      <w:r>
+        <w:rPr>
+          <w:sz w:val="20"/>
+        </w:rPr>
+        <w:t xml:space="preserve"> in [0, 400] mg, </w:t>
+      </w:r>
+      <w:proofErr w:type="spellStart"/>
+      <w:r>
+        <w:rPr>
+          <w:sz w:val="20"/>
+        </w:rPr>
+        <w:t>alcohol_units_before_bed</w:t>
+      </w:r>
+      <w:proofErr w:type="spellEnd"/>
+      <w:r>
+        <w:rPr>
+          <w:sz w:val="20"/>
+        </w:rPr>
+        <w:t xml:space="preserve"> locked at [0, 0] to prevent recommending alcohol consumption, and </w:t>
+      </w:r>
+      <w:proofErr w:type="spellStart"/>
+      <w:r>
+        <w:rPr>
+          <w:sz w:val="20"/>
+        </w:rPr>
+        <w:t>steps_that_day</w:t>
+      </w:r>
+      <w:proofErr w:type="spellEnd"/>
+      <w:r>
+        <w:rPr>
+          <w:sz w:val="20"/>
+        </w:rPr>
+        <w:t xml:space="preserve"> in [1000, 15000].</w:t>
+      </w:r>
+    </w:p>
+    <w:p>
+      <w:pPr>
         <w:jc w:val="both"/>
       </w:pPr>
       <w:r>
         <w:rPr>
-          <w:rFonts w:ascii="Times New Roman" w:hAnsi="Times New Roman" w:eastAsia="Times New Roman" w:cs="Times New Roman"/>
-          <w:b w:val="0"/>
-          <w:i w:val="0"/>
-          <w:sz w:val="20"/>
-        </w:rPr>
-        <w:t>Counterfactual quality was evaluated on 40 test instances stratified by stress quartile (10 per quartile), with 3 counterfactuals generated per instance. Five standard metrics were computed: Validity (fraction reaching desired_range), Proximity (mean normalized L1 distance from query), Sparsity (mean number of features changed), Diversity (mean pairwise distance between counterfactuals), and Plausibility (fraction within permitted_range). For three case-study individuals representing low, mid, and high stress levels, a cascade retry strategy was used: target reductions were attempted at orig-0.30, orig-0.15, and orig-0.05 in sequence to guarantee at least one valid counterfactual per individual.</w:t>
+          <w:sz w:val="20"/>
+        </w:rPr>
+        <w:t xml:space="preserve">Counterfactual quality was evaluated on 40 test instances stratified by stress quartile (10 per quartile), with 3 counterfactuals generated per instance. Five standard metrics were computed: Validity (fraction reaching </w:t>
+      </w:r>
+      <w:proofErr w:type="spellStart"/>
+      <w:r>
+        <w:rPr>
+          <w:sz w:val="20"/>
+        </w:rPr>
+        <w:t>desired_range</w:t>
+      </w:r>
+      <w:proofErr w:type="spellEnd"/>
+      <w:r>
+        <w:rPr>
+          <w:sz w:val="20"/>
+        </w:rPr>
+        <w:t xml:space="preserve">), Proximity (mean normalized L1 distance from query), Sparsity (mean number of features changed), Diversity (mean pairwise distance between counterfactuals), and Plausibility (fraction within </w:t>
+      </w:r>
+      <w:proofErr w:type="spellStart"/>
+      <w:r>
+        <w:rPr>
+          <w:sz w:val="20"/>
+        </w:rPr>
+        <w:t>permitted_range</w:t>
+      </w:r>
+      <w:proofErr w:type="spellEnd"/>
+      <w:r>
+        <w:rPr>
+          <w:sz w:val="20"/>
+        </w:rPr>
+        <w:t>). For three case-study individuals representing low, mid, and high stress levels, a cascade retry strategy was used: target reductions were attempted at orig-0.30, orig-0.15, and orig-0.05 in sequence to guarantee at least one valid counterfactual per individual.</w:t>
       </w:r>
     </w:p>
     <w:p>
@@ -588,51 +1483,96 @@
       </w:pPr>
       <w:r>
         <w:rPr>
-          <w:rFonts w:ascii="Times New Roman" w:hAnsi="Times New Roman" w:eastAsia="Times New Roman" w:cs="Times New Roman"/>
           <w:b/>
-          <w:sz w:val="22"/>
         </w:rPr>
         <w:t>GenAI Naturalization</w:t>
       </w:r>
     </w:p>
     <w:p>
       <w:pPr>
-        <w:spacing w:after="0" w:before="0"/>
         <w:jc w:val="both"/>
       </w:pPr>
       <w:r>
         <w:rPr>
-          <w:rFonts w:ascii="Times New Roman" w:hAnsi="Times New Roman" w:eastAsia="Times New Roman" w:cs="Times New Roman"/>
-          <w:b w:val="0"/>
-          <w:i w:val="0"/>
-          <w:sz w:val="20"/>
-        </w:rPr>
-        <w:t>The OpenAI GPT-4o-mini model was used to convert counterfactual results into narrative recommendations. The system prompt defined the role of a sleep and stress counselor with explicit rules prohibiting medical diagnosis, drug recommendation, absolute outcome promises, and alcohol promotion. Faithfulness rules required exact preservation of numeric before/after values from the counterfactual, correct directional verbs, and confinement of recommendations to features present in the perubahan_disarankan input field.</w:t>
-      </w:r>
-    </w:p>
-    <w:p>
-      <w:pPr>
-        <w:spacing w:after="0" w:before="0"/>
+          <w:sz w:val="20"/>
+        </w:rPr>
+        <w:t xml:space="preserve">The OpenAI GPT-4o-mini model was used to convert counterfactual results into narrative recommendations. The system prompt defined the role of a sleep and stress counselor with explicit rules prohibiting medical diagnosis, drug recommendation, absolute outcome promises, and alcohol promotion. Faithfulness rules required exact preservation of numeric before/after values from the counterfactual, correct directional verbs, and confinement of recommendations to features present in the </w:t>
+      </w:r>
+      <w:proofErr w:type="spellStart"/>
+      <w:r>
+        <w:rPr>
+          <w:sz w:val="20"/>
+        </w:rPr>
+        <w:t>perubahan_disarankan</w:t>
+      </w:r>
+      <w:proofErr w:type="spellEnd"/>
+      <w:r>
+        <w:rPr>
+          <w:sz w:val="20"/>
+        </w:rPr>
+        <w:t xml:space="preserve"> input field.</w:t>
+      </w:r>
+    </w:p>
+    <w:p>
+      <w:pPr>
         <w:jc w:val="both"/>
       </w:pPr>
       <w:r>
         <w:rPr>
-          <w:rFonts w:ascii="Times New Roman" w:hAnsi="Times New Roman" w:eastAsia="Times New Roman" w:cs="Times New Roman"/>
-          <w:b w:val="0"/>
-          <w:i w:val="0"/>
-          <w:sz w:val="20"/>
-        </w:rPr>
-        <w:t>API calls used temperature=0.3 and response_format='json_object' to enforce structured output. Each output contained five fields: summary, drivers (three items), recommendations (one to six items with action, target, and rationale), encouragement, and disclaimer. Post-generation validation comprised: (a) a regex-based safety filter checking for prohibited terms; (b) a faithfulness check flagging recommendations that referenced locked outcome features as actions; and (c) structural validation of required JSON keys. Outputs failing any check triggered up to three retry attempts before falling back to a dummy fallback.</w:t>
+          <w:sz w:val="20"/>
+        </w:rPr>
+        <w:t xml:space="preserve">API calls used temperature=0.3 and </w:t>
+      </w:r>
+      <w:proofErr w:type="spellStart"/>
+      <w:r>
+        <w:rPr>
+          <w:sz w:val="20"/>
+        </w:rPr>
+        <w:t>response_format</w:t>
+      </w:r>
+      <w:proofErr w:type="spellEnd"/>
+      <w:r>
+        <w:rPr>
+          <w:sz w:val="20"/>
+        </w:rPr>
+        <w:t>='</w:t>
+      </w:r>
+      <w:proofErr w:type="spellStart"/>
+      <w:r>
+        <w:rPr>
+          <w:sz w:val="20"/>
+        </w:rPr>
+        <w:t>json_object</w:t>
+      </w:r>
+      <w:proofErr w:type="spellEnd"/>
+      <w:r>
+        <w:rPr>
+          <w:sz w:val="20"/>
+        </w:rPr>
+        <w:t xml:space="preserve">' to enforce structured output. Each output contained five fields: summary, drivers (three items), recommendations (one to six items with action, target, and rationale), encouragement, and disclaimer. Post-generation validation comprised: (a) a regex-based safety filter checking for prohibited terms; (b) a faithfulness </w:t>
+      </w:r>
+      <w:proofErr w:type="gramStart"/>
+      <w:r>
+        <w:rPr>
+          <w:sz w:val="20"/>
+        </w:rPr>
+        <w:t>check</w:t>
+      </w:r>
+      <w:proofErr w:type="gramEnd"/>
+      <w:r>
+        <w:rPr>
+          <w:sz w:val="20"/>
+        </w:rPr>
+        <w:t xml:space="preserve"> flagging recommendations that referenced locked outcome features as actions; and (c) structural validation of required JSON keys. Outputs failing any check triggered up to three retry attempts before falling back to a dummy fallback.</w:t>
       </w:r>
     </w:p>
     <w:p>
       <w:pPr>
         <w:pStyle w:val="Heading2"/>
-        <w:spacing w:before="240" w:after="60"/>
-      </w:pPr>
-      <w:r>
-        <w:rPr>
-          <w:rFonts w:ascii="Times New Roman" w:hAnsi="Times New Roman" w:eastAsia="Times New Roman" w:cs="Times New Roman"/>
+        <w:spacing w:before="240"/>
+      </w:pPr>
+      <w:r>
+        <w:rPr>
           <w:b/>
           <w:sz w:val="24"/>
         </w:rPr>
@@ -646,50 +1586,90 @@
       </w:pPr>
       <w:r>
         <w:rPr>
-          <w:rFonts w:ascii="Times New Roman" w:hAnsi="Times New Roman" w:eastAsia="Times New Roman" w:cs="Times New Roman"/>
           <w:b/>
-          <w:sz w:val="22"/>
         </w:rPr>
         <w:t>Model Performance</w:t>
       </w:r>
     </w:p>
     <w:p>
       <w:pPr>
-        <w:spacing w:after="0" w:before="0"/>
         <w:jc w:val="both"/>
       </w:pPr>
       <w:r>
         <w:rPr>
-          <w:rFonts w:ascii="Times New Roman" w:hAnsi="Times New Roman" w:eastAsia="Times New Roman" w:cs="Times New Roman"/>
-          <w:b w:val="0"/>
-          <w:i w:val="0"/>
-          <w:sz w:val="20"/>
-        </w:rPr>
-        <w:t>Table 1 summarizes the test-set performance of the three models. CatBoost achieved the best results across all metrics with R^2 = 0.6503, RMSE = 0.9523, and MAE = 0.7584. TabNet performed competitively at R^2 = 0.6422, narrowly behind CatBoost, while Random Forest came in third with R^2 = 0.6239. The narrow gap between the top two models suggests that both gradient boosting and attention-based deep learning are viable for this tabular regression task. CatBoost was selected for subsequent SHAP and counterfactual analysis due to its slight edge and native categorical feature support which simplifies the explanation pipeline.</w:t>
-      </w:r>
-    </w:p>
-    <w:p>
-      <w:pPr>
-        <w:spacing w:after="0" w:before="0"/>
+          <w:sz w:val="20"/>
+        </w:rPr>
+        <w:t xml:space="preserve">Table 1 summarizes the test-set performance of the three models. </w:t>
+      </w:r>
+      <w:proofErr w:type="spellStart"/>
+      <w:r>
+        <w:rPr>
+          <w:sz w:val="20"/>
+        </w:rPr>
+        <w:t>CatBoost</w:t>
+      </w:r>
+      <w:proofErr w:type="spellEnd"/>
+      <w:r>
+        <w:rPr>
+          <w:sz w:val="20"/>
+        </w:rPr>
+        <w:t xml:space="preserve"> achieved the best results across all metrics with R^2 = 0.6503, RMSE = 0.9523, and MAE = 0.7584. </w:t>
+      </w:r>
+      <w:proofErr w:type="spellStart"/>
+      <w:r>
+        <w:rPr>
+          <w:sz w:val="20"/>
+        </w:rPr>
+        <w:t>TabNet</w:t>
+      </w:r>
+      <w:proofErr w:type="spellEnd"/>
+      <w:r>
+        <w:rPr>
+          <w:sz w:val="20"/>
+        </w:rPr>
+        <w:t xml:space="preserve"> performed competitively at R^2 = 0.6422, narrowly behind </w:t>
+      </w:r>
+      <w:proofErr w:type="spellStart"/>
+      <w:r>
+        <w:rPr>
+          <w:sz w:val="20"/>
+        </w:rPr>
+        <w:t>CatBoost</w:t>
+      </w:r>
+      <w:proofErr w:type="spellEnd"/>
+      <w:r>
+        <w:rPr>
+          <w:sz w:val="20"/>
+        </w:rPr>
+        <w:t xml:space="preserve">, while Random Forest came in third with R^2 = 0.6239. The narrow gap between the top two models suggests that both gradient boosting and attention-based deep learning are viable for this tabular regression task. </w:t>
+      </w:r>
+      <w:proofErr w:type="spellStart"/>
+      <w:r>
+        <w:rPr>
+          <w:sz w:val="20"/>
+        </w:rPr>
+        <w:t>CatBoost</w:t>
+      </w:r>
+      <w:proofErr w:type="spellEnd"/>
+      <w:r>
+        <w:rPr>
+          <w:sz w:val="20"/>
+        </w:rPr>
+        <w:t xml:space="preserve"> was selected for subsequent SHAP and counterfactual analysis due to its slight edge and native categorical feature support which simplifies the explanation pipeline.</w:t>
+      </w:r>
+    </w:p>
+    <w:p>
+      <w:pPr>
         <w:jc w:val="both"/>
       </w:pPr>
-      <w:r>
-        <w:rPr>
-          <w:rFonts w:ascii="Times New Roman" w:hAnsi="Times New Roman" w:eastAsia="Times New Roman" w:cs="Times New Roman"/>
-          <w:b w:val="0"/>
-          <w:i w:val="0"/>
-          <w:sz w:val="20"/>
-        </w:rPr>
-      </w:r>
-    </w:p>
-    <w:p>
-      <w:pPr>
-        <w:spacing w:after="40" w:before="120"/>
+    </w:p>
+    <w:p>
+      <w:pPr>
+        <w:spacing w:before="120" w:after="40"/>
         <w:jc w:val="center"/>
       </w:pPr>
       <w:r>
         <w:rPr>
-          <w:rFonts w:ascii="Times New Roman" w:hAnsi="Times New Roman" w:eastAsia="Times New Roman" w:cs="Times New Roman"/>
           <w:b/>
           <w:sz w:val="20"/>
         </w:rPr>
@@ -699,29 +1679,30 @@
     <w:tbl>
       <w:tblPr>
         <w:tblStyle w:val="TableGrid"/>
-        <w:tblW w:type="auto" w:w="0"/>
+        <w:tblW w:w="0" w:type="auto"/>
         <w:jc w:val="center"/>
-        <w:tblLook w:firstColumn="1" w:firstRow="1" w:lastColumn="0" w:lastRow="0" w:noHBand="0" w:noVBand="1" w:val="04A0"/>
+        <w:tblLook w:val="04A0" w:firstRow="1" w:lastRow="0" w:firstColumn="1" w:lastColumn="0" w:noHBand="0" w:noVBand="1"/>
       </w:tblPr>
       <w:tblGrid>
-        <w:gridCol w:w="2509"/>
-        <w:gridCol w:w="2509"/>
-        <w:gridCol w:w="2509"/>
-        <w:gridCol w:w="2509"/>
+        <w:gridCol w:w="2507"/>
+        <w:gridCol w:w="2506"/>
+        <w:gridCol w:w="2506"/>
+        <w:gridCol w:w="2506"/>
       </w:tblGrid>
       <w:tr>
+        <w:trPr>
+          <w:jc w:val="center"/>
+        </w:trPr>
         <w:tc>
           <w:tcPr>
-            <w:tcW w:type="dxa" w:w="2509"/>
+            <w:tcW w:w="2509" w:type="dxa"/>
           </w:tcPr>
           <w:p>
             <w:pPr>
               <w:jc w:val="center"/>
             </w:pPr>
-            <w:r/>
             <w:r>
               <w:rPr>
-                <w:rFonts w:ascii="Times New Roman" w:hAnsi="Times New Roman" w:eastAsia="Times New Roman" w:cs="Times New Roman"/>
                 <w:b/>
                 <w:sz w:val="20"/>
               </w:rPr>
@@ -731,16 +1712,14 @@
         </w:tc>
         <w:tc>
           <w:tcPr>
-            <w:tcW w:type="dxa" w:w="2509"/>
+            <w:tcW w:w="2509" w:type="dxa"/>
           </w:tcPr>
           <w:p>
             <w:pPr>
               <w:jc w:val="center"/>
             </w:pPr>
-            <w:r/>
             <w:r>
               <w:rPr>
-                <w:rFonts w:ascii="Times New Roman" w:hAnsi="Times New Roman" w:eastAsia="Times New Roman" w:cs="Times New Roman"/>
                 <w:b/>
                 <w:sz w:val="20"/>
               </w:rPr>
@@ -750,16 +1729,14 @@
         </w:tc>
         <w:tc>
           <w:tcPr>
-            <w:tcW w:type="dxa" w:w="2509"/>
+            <w:tcW w:w="2509" w:type="dxa"/>
           </w:tcPr>
           <w:p>
             <w:pPr>
               <w:jc w:val="center"/>
             </w:pPr>
-            <w:r/>
             <w:r>
               <w:rPr>
-                <w:rFonts w:ascii="Times New Roman" w:hAnsi="Times New Roman" w:eastAsia="Times New Roman" w:cs="Times New Roman"/>
                 <w:b/>
                 <w:sz w:val="20"/>
               </w:rPr>
@@ -769,16 +1746,14 @@
         </w:tc>
         <w:tc>
           <w:tcPr>
-            <w:tcW w:type="dxa" w:w="2509"/>
+            <w:tcW w:w="2509" w:type="dxa"/>
           </w:tcPr>
           <w:p>
             <w:pPr>
               <w:jc w:val="center"/>
             </w:pPr>
-            <w:r/>
             <w:r>
               <w:rPr>
-                <w:rFonts w:ascii="Times New Roman" w:hAnsi="Times New Roman" w:eastAsia="Times New Roman" w:cs="Times New Roman"/>
                 <w:b/>
                 <w:sz w:val="20"/>
               </w:rPr>
@@ -788,36 +1763,37 @@
         </w:tc>
       </w:tr>
       <w:tr>
+        <w:trPr>
+          <w:jc w:val="center"/>
+        </w:trPr>
         <w:tc>
           <w:tcPr>
-            <w:tcW w:type="dxa" w:w="2509"/>
+            <w:tcW w:w="2509" w:type="dxa"/>
           </w:tcPr>
           <w:p>
             <w:pPr>
               <w:jc w:val="center"/>
             </w:pPr>
-            <w:r/>
+            <w:proofErr w:type="spellStart"/>
             <w:r>
               <w:rPr>
-                <w:rFonts w:ascii="Times New Roman" w:hAnsi="Times New Roman" w:eastAsia="Times New Roman" w:cs="Times New Roman"/>
                 <w:sz w:val="20"/>
               </w:rPr>
               <w:t>CatBoost</w:t>
             </w:r>
+            <w:proofErr w:type="spellEnd"/>
           </w:p>
         </w:tc>
         <w:tc>
           <w:tcPr>
-            <w:tcW w:type="dxa" w:w="2509"/>
+            <w:tcW w:w="2509" w:type="dxa"/>
           </w:tcPr>
           <w:p>
             <w:pPr>
               <w:jc w:val="center"/>
             </w:pPr>
-            <w:r/>
             <w:r>
               <w:rPr>
-                <w:rFonts w:ascii="Times New Roman" w:hAnsi="Times New Roman" w:eastAsia="Times New Roman" w:cs="Times New Roman"/>
                 <w:sz w:val="20"/>
               </w:rPr>
               <w:t>0.6503</w:t>
@@ -826,16 +1802,14 @@
         </w:tc>
         <w:tc>
           <w:tcPr>
-            <w:tcW w:type="dxa" w:w="2509"/>
+            <w:tcW w:w="2509" w:type="dxa"/>
           </w:tcPr>
           <w:p>
             <w:pPr>
               <w:jc w:val="center"/>
             </w:pPr>
-            <w:r/>
             <w:r>
               <w:rPr>
-                <w:rFonts w:ascii="Times New Roman" w:hAnsi="Times New Roman" w:eastAsia="Times New Roman" w:cs="Times New Roman"/>
                 <w:sz w:val="20"/>
               </w:rPr>
               <w:t>0.9523</w:t>
@@ -844,16 +1818,14 @@
         </w:tc>
         <w:tc>
           <w:tcPr>
-            <w:tcW w:type="dxa" w:w="2509"/>
+            <w:tcW w:w="2509" w:type="dxa"/>
           </w:tcPr>
           <w:p>
             <w:pPr>
               <w:jc w:val="center"/>
             </w:pPr>
-            <w:r/>
             <w:r>
               <w:rPr>
-                <w:rFonts w:ascii="Times New Roman" w:hAnsi="Times New Roman" w:eastAsia="Times New Roman" w:cs="Times New Roman"/>
                 <w:sz w:val="20"/>
               </w:rPr>
               <w:t>0.7584</w:t>
@@ -862,36 +1834,37 @@
         </w:tc>
       </w:tr>
       <w:tr>
+        <w:trPr>
+          <w:jc w:val="center"/>
+        </w:trPr>
         <w:tc>
           <w:tcPr>
-            <w:tcW w:type="dxa" w:w="2509"/>
+            <w:tcW w:w="2509" w:type="dxa"/>
           </w:tcPr>
           <w:p>
             <w:pPr>
               <w:jc w:val="center"/>
             </w:pPr>
-            <w:r/>
+            <w:proofErr w:type="spellStart"/>
             <w:r>
               <w:rPr>
-                <w:rFonts w:ascii="Times New Roman" w:hAnsi="Times New Roman" w:eastAsia="Times New Roman" w:cs="Times New Roman"/>
                 <w:sz w:val="20"/>
               </w:rPr>
               <w:t>TabNet</w:t>
             </w:r>
+            <w:proofErr w:type="spellEnd"/>
           </w:p>
         </w:tc>
         <w:tc>
           <w:tcPr>
-            <w:tcW w:type="dxa" w:w="2509"/>
+            <w:tcW w:w="2509" w:type="dxa"/>
           </w:tcPr>
           <w:p>
             <w:pPr>
               <w:jc w:val="center"/>
             </w:pPr>
-            <w:r/>
             <w:r>
               <w:rPr>
-                <w:rFonts w:ascii="Times New Roman" w:hAnsi="Times New Roman" w:eastAsia="Times New Roman" w:cs="Times New Roman"/>
                 <w:sz w:val="20"/>
               </w:rPr>
               <w:t>0.6422</w:t>
@@ -900,16 +1873,14 @@
         </w:tc>
         <w:tc>
           <w:tcPr>
-            <w:tcW w:type="dxa" w:w="2509"/>
+            <w:tcW w:w="2509" w:type="dxa"/>
           </w:tcPr>
           <w:p>
             <w:pPr>
               <w:jc w:val="center"/>
             </w:pPr>
-            <w:r/>
             <w:r>
               <w:rPr>
-                <w:rFonts w:ascii="Times New Roman" w:hAnsi="Times New Roman" w:eastAsia="Times New Roman" w:cs="Times New Roman"/>
                 <w:sz w:val="20"/>
               </w:rPr>
               <w:t>0.9633</w:t>
@@ -918,16 +1889,14 @@
         </w:tc>
         <w:tc>
           <w:tcPr>
-            <w:tcW w:type="dxa" w:w="2509"/>
+            <w:tcW w:w="2509" w:type="dxa"/>
           </w:tcPr>
           <w:p>
             <w:pPr>
               <w:jc w:val="center"/>
             </w:pPr>
-            <w:r/>
             <w:r>
               <w:rPr>
-                <w:rFonts w:ascii="Times New Roman" w:hAnsi="Times New Roman" w:eastAsia="Times New Roman" w:cs="Times New Roman"/>
                 <w:sz w:val="20"/>
               </w:rPr>
               <w:t>0.7668</w:t>
@@ -936,18 +1905,19 @@
         </w:tc>
       </w:tr>
       <w:tr>
+        <w:trPr>
+          <w:jc w:val="center"/>
+        </w:trPr>
         <w:tc>
           <w:tcPr>
-            <w:tcW w:type="dxa" w:w="2509"/>
+            <w:tcW w:w="2509" w:type="dxa"/>
           </w:tcPr>
           <w:p>
             <w:pPr>
               <w:jc w:val="center"/>
             </w:pPr>
-            <w:r/>
             <w:r>
               <w:rPr>
-                <w:rFonts w:ascii="Times New Roman" w:hAnsi="Times New Roman" w:eastAsia="Times New Roman" w:cs="Times New Roman"/>
                 <w:sz w:val="20"/>
               </w:rPr>
               <w:t>Random Forest</w:t>
@@ -956,16 +1926,14 @@
         </w:tc>
         <w:tc>
           <w:tcPr>
-            <w:tcW w:type="dxa" w:w="2509"/>
+            <w:tcW w:w="2509" w:type="dxa"/>
           </w:tcPr>
           <w:p>
             <w:pPr>
               <w:jc w:val="center"/>
             </w:pPr>
-            <w:r/>
             <w:r>
               <w:rPr>
-                <w:rFonts w:ascii="Times New Roman" w:hAnsi="Times New Roman" w:eastAsia="Times New Roman" w:cs="Times New Roman"/>
                 <w:sz w:val="20"/>
               </w:rPr>
               <w:t>0.6239</w:t>
@@ -974,16 +1942,14 @@
         </w:tc>
         <w:tc>
           <w:tcPr>
-            <w:tcW w:type="dxa" w:w="2509"/>
+            <w:tcW w:w="2509" w:type="dxa"/>
           </w:tcPr>
           <w:p>
             <w:pPr>
               <w:jc w:val="center"/>
             </w:pPr>
-            <w:r/>
             <w:r>
               <w:rPr>
-                <w:rFonts w:ascii="Times New Roman" w:hAnsi="Times New Roman" w:eastAsia="Times New Roman" w:cs="Times New Roman"/>
                 <w:sz w:val="20"/>
               </w:rPr>
               <w:t>0.9876</w:t>
@@ -992,16 +1958,14 @@
         </w:tc>
         <w:tc>
           <w:tcPr>
-            <w:tcW w:type="dxa" w:w="2509"/>
+            <w:tcW w:w="2509" w:type="dxa"/>
           </w:tcPr>
           <w:p>
             <w:pPr>
               <w:jc w:val="center"/>
             </w:pPr>
-            <w:r/>
             <w:r>
               <w:rPr>
-                <w:rFonts w:ascii="Times New Roman" w:hAnsi="Times New Roman" w:eastAsia="Times New Roman" w:cs="Times New Roman"/>
                 <w:sz w:val="20"/>
               </w:rPr>
               <w:t>0.7856</w:t>
@@ -1016,22 +1980,26 @@
         <w:jc w:val="center"/>
       </w:pPr>
       <w:r>
+        <w:rPr>
+          <w:noProof/>
+        </w:rPr>
         <w:drawing>
-          <wp:inline>
+          <wp:inline distT="0" distB="0" distL="0" distR="0" wp14:anchorId="4A98EEC6" wp14:editId="680D0D13">
             <wp:extent cx="4320000" cy="1152000"/>
+            <wp:effectExtent l="0" t="0" r="0" b="0"/>
             <wp:docPr id="1" name="Picture 1"/>
             <wp:cNvGraphicFramePr>
-              <a:graphicFrameLocks noChangeAspect="1"/>
+              <a:graphicFrameLocks xmlns:a="http://schemas.openxmlformats.org/drawingml/2006/main" noChangeAspect="1"/>
             </wp:cNvGraphicFramePr>
-            <a:graphic>
+            <a:graphic xmlns:a="http://schemas.openxmlformats.org/drawingml/2006/main">
               <a:graphicData uri="http://schemas.openxmlformats.org/drawingml/2006/picture">
-                <pic:pic>
+                <pic:pic xmlns:pic="http://schemas.openxmlformats.org/drawingml/2006/picture">
                   <pic:nvPicPr>
                     <pic:cNvPr id="0" name="model_comparison.png"/>
                     <pic:cNvPicPr/>
                   </pic:nvPicPr>
                   <pic:blipFill>
-                    <a:blip r:embed="rId26"/>
+                    <a:blip r:embed="rId8"/>
                     <a:stretch>
                       <a:fillRect/>
                     </a:stretch>
@@ -1041,7 +2009,9 @@
                       <a:off x="0" y="0"/>
                       <a:ext cx="4320000" cy="1152000"/>
                     </a:xfrm>
-                    <a:prstGeom prst="rect"/>
+                    <a:prstGeom prst="rect">
+                      <a:avLst/>
+                    </a:prstGeom>
                   </pic:spPr>
                 </pic:pic>
               </a:graphicData>
@@ -1057,10 +2027,37 @@
       </w:pPr>
       <w:r>
         <w:rPr>
-          <w:rFonts w:ascii="Times New Roman" w:hAnsi="Times New Roman" w:eastAsia="Times New Roman" w:cs="Times New Roman"/>
-          <w:sz w:val="20"/>
-        </w:rPr>
-        <w:t>Fig. 1. Comparative performance of CatBoost, Random Forest, and TabNet on test set.</w:t>
+          <w:sz w:val="20"/>
+        </w:rPr>
+        <w:t xml:space="preserve">Fig. 1. Comparative performance of </w:t>
+      </w:r>
+      <w:proofErr w:type="spellStart"/>
+      <w:r>
+        <w:rPr>
+          <w:sz w:val="20"/>
+        </w:rPr>
+        <w:t>CatBoost</w:t>
+      </w:r>
+      <w:proofErr w:type="spellEnd"/>
+      <w:r>
+        <w:rPr>
+          <w:sz w:val="20"/>
+        </w:rPr>
+        <w:t xml:space="preserve">, Random Forest, and </w:t>
+      </w:r>
+      <w:proofErr w:type="spellStart"/>
+      <w:r>
+        <w:rPr>
+          <w:sz w:val="20"/>
+        </w:rPr>
+        <w:t>TabNet</w:t>
+      </w:r>
+      <w:proofErr w:type="spellEnd"/>
+      <w:r>
+        <w:rPr>
+          <w:sz w:val="20"/>
+        </w:rPr>
+        <w:t xml:space="preserve"> on test set.</w:t>
       </w:r>
     </w:p>
     <w:p>
@@ -1070,41 +2067,157 @@
       </w:pPr>
       <w:r>
         <w:rPr>
-          <w:rFonts w:ascii="Times New Roman" w:hAnsi="Times New Roman" w:eastAsia="Times New Roman" w:cs="Times New Roman"/>
           <w:b/>
-          <w:sz w:val="22"/>
         </w:rPr>
         <w:t>SHAP Analysis</w:t>
       </w:r>
     </w:p>
     <w:p>
       <w:pPr>
-        <w:spacing w:after="0" w:before="0"/>
         <w:jc w:val="both"/>
       </w:pPr>
       <w:r>
         <w:rPr>
-          <w:rFonts w:ascii="Times New Roman" w:hAnsi="Times New Roman" w:eastAsia="Times New Roman" w:cs="Times New Roman"/>
-          <w:b w:val="0"/>
-          <w:i w:val="0"/>
-          <w:sz w:val="20"/>
-        </w:rPr>
-        <w:t>Fig. 1 shows the top features ranked by mean absolute SHAP value. sleep_quality_score (0.660) and occupation (0.569) dominate the feature importance, with sleep_duration_hrs (0.133), room_temperature_celsius (0.084), and wake_episodes_per_night (0.077) forming a secondary tier. All remaining features contribute below 0.06 each.</w:t>
-      </w:r>
-    </w:p>
-    <w:p>
-      <w:pPr>
-        <w:spacing w:after="0" w:before="0"/>
+          <w:sz w:val="20"/>
+        </w:rPr>
+        <w:t xml:space="preserve">Fig. 1 shows the top features ranked by mean absolute SHAP value. </w:t>
+      </w:r>
+      <w:proofErr w:type="spellStart"/>
+      <w:r>
+        <w:rPr>
+          <w:sz w:val="20"/>
+        </w:rPr>
+        <w:t>sleep_quality_score</w:t>
+      </w:r>
+      <w:proofErr w:type="spellEnd"/>
+      <w:r>
+        <w:rPr>
+          <w:sz w:val="20"/>
+        </w:rPr>
+        <w:t xml:space="preserve"> (0.660) and occupation (0.569) dominate the feature importance, with </w:t>
+      </w:r>
+      <w:proofErr w:type="spellStart"/>
+      <w:r>
+        <w:rPr>
+          <w:sz w:val="20"/>
+        </w:rPr>
+        <w:t>sleep_duration_hrs</w:t>
+      </w:r>
+      <w:proofErr w:type="spellEnd"/>
+      <w:r>
+        <w:rPr>
+          <w:sz w:val="20"/>
+        </w:rPr>
+        <w:t xml:space="preserve"> (0.133), </w:t>
+      </w:r>
+      <w:proofErr w:type="spellStart"/>
+      <w:r>
+        <w:rPr>
+          <w:sz w:val="20"/>
+        </w:rPr>
+        <w:t>room_temperature_celsius</w:t>
+      </w:r>
+      <w:proofErr w:type="spellEnd"/>
+      <w:r>
+        <w:rPr>
+          <w:sz w:val="20"/>
+        </w:rPr>
+        <w:t xml:space="preserve"> (0.084), and </w:t>
+      </w:r>
+      <w:proofErr w:type="spellStart"/>
+      <w:r>
+        <w:rPr>
+          <w:sz w:val="20"/>
+        </w:rPr>
+        <w:t>wake_episodes_per_night</w:t>
+      </w:r>
+      <w:proofErr w:type="spellEnd"/>
+      <w:r>
+        <w:rPr>
+          <w:sz w:val="20"/>
+        </w:rPr>
+        <w:t xml:space="preserve"> (0.077) forming a secondary tier. All remaining features contribute below 0.06 each.</w:t>
+      </w:r>
+    </w:p>
+    <w:p>
+      <w:pPr>
         <w:jc w:val="both"/>
       </w:pPr>
       <w:r>
         <w:rPr>
-          <w:rFonts w:ascii="Times New Roman" w:hAnsi="Times New Roman" w:eastAsia="Times New Roman" w:cs="Times New Roman"/>
-          <w:b w:val="0"/>
-          <w:i w:val="0"/>
-          <w:sz w:val="20"/>
-        </w:rPr>
-        <w:t>Domain validity sign-check confirmed expected directional relationships. Notably, sleep_quality_score showed correlation of -0.996 between feature value and SHAP contribution, indicating that higher sleep quality consistently reduces predicted stress. Similar strong negative correlations were observed for wake_episodes_per_night (-0.981), alcohol_units_before_bed (-0.977), and deep_sleep_percentage (-0.963). heart_rate_resting_bpm showed a positive correlation of +0.974, consistent with elevated resting heart rate as a stress indicator. These directional patterns align with sleep medicine literature and reinforce the trustworthiness of the model's learned representations.</w:t>
+          <w:sz w:val="20"/>
+        </w:rPr>
+        <w:t xml:space="preserve">Domain validity sign-check confirmed expected directional relationships. Notably, </w:t>
+      </w:r>
+      <w:proofErr w:type="spellStart"/>
+      <w:r>
+        <w:rPr>
+          <w:sz w:val="20"/>
+        </w:rPr>
+        <w:t>sleep_quality_score</w:t>
+      </w:r>
+      <w:proofErr w:type="spellEnd"/>
+      <w:r>
+        <w:rPr>
+          <w:sz w:val="20"/>
+        </w:rPr>
+        <w:t xml:space="preserve"> showed correlation of -0.996 between feature value and SHAP contribution, indicating that higher sleep quality consistently reduces predicted stress. Similar strong negative correlations were observed for </w:t>
+      </w:r>
+      <w:proofErr w:type="spellStart"/>
+      <w:r>
+        <w:rPr>
+          <w:sz w:val="20"/>
+        </w:rPr>
+        <w:t>wake_episodes_per_night</w:t>
+      </w:r>
+      <w:proofErr w:type="spellEnd"/>
+      <w:r>
+        <w:rPr>
+          <w:sz w:val="20"/>
+        </w:rPr>
+        <w:t xml:space="preserve"> (-0.981), </w:t>
+      </w:r>
+      <w:proofErr w:type="spellStart"/>
+      <w:r>
+        <w:rPr>
+          <w:sz w:val="20"/>
+        </w:rPr>
+        <w:t>alcohol_units_before_bed</w:t>
+      </w:r>
+      <w:proofErr w:type="spellEnd"/>
+      <w:r>
+        <w:rPr>
+          <w:sz w:val="20"/>
+        </w:rPr>
+        <w:t xml:space="preserve"> (-0.977), and </w:t>
+      </w:r>
+      <w:proofErr w:type="spellStart"/>
+      <w:r>
+        <w:rPr>
+          <w:sz w:val="20"/>
+        </w:rPr>
+        <w:t>deep_sleep_percentage</w:t>
+      </w:r>
+      <w:proofErr w:type="spellEnd"/>
+      <w:r>
+        <w:rPr>
+          <w:sz w:val="20"/>
+        </w:rPr>
+        <w:t xml:space="preserve"> (-0.963). </w:t>
+      </w:r>
+      <w:proofErr w:type="spellStart"/>
+      <w:r>
+        <w:rPr>
+          <w:sz w:val="20"/>
+        </w:rPr>
+        <w:t>heart_rate_resting_bpm</w:t>
+      </w:r>
+      <w:proofErr w:type="spellEnd"/>
+      <w:r>
+        <w:rPr>
+          <w:sz w:val="20"/>
+        </w:rPr>
+        <w:t xml:space="preserve"> showed a positive correlation of +0.974, consistent with elevated resting heart rate as a stress indicator. These directional patterns align with sleep medicine literature and reinforce the trustworthiness of the model's learned representations.</w:t>
       </w:r>
     </w:p>
     <w:p>
@@ -1113,22 +2226,27 @@
         <w:jc w:val="center"/>
       </w:pPr>
       <w:r>
+        <w:rPr>
+          <w:noProof/>
+        </w:rPr>
+        <w:lastRenderedPageBreak/>
         <w:drawing>
-          <wp:inline>
+          <wp:inline distT="0" distB="0" distL="0" distR="0" wp14:anchorId="57BB885D" wp14:editId="506B384B">
             <wp:extent cx="4320000" cy="4051711"/>
+            <wp:effectExtent l="0" t="0" r="0" b="0"/>
             <wp:docPr id="2" name="Picture 2"/>
             <wp:cNvGraphicFramePr>
-              <a:graphicFrameLocks noChangeAspect="1"/>
+              <a:graphicFrameLocks xmlns:a="http://schemas.openxmlformats.org/drawingml/2006/main" noChangeAspect="1"/>
             </wp:cNvGraphicFramePr>
-            <a:graphic>
+            <a:graphic xmlns:a="http://schemas.openxmlformats.org/drawingml/2006/main">
               <a:graphicData uri="http://schemas.openxmlformats.org/drawingml/2006/picture">
-                <pic:pic>
+                <pic:pic xmlns:pic="http://schemas.openxmlformats.org/drawingml/2006/picture">
                   <pic:nvPicPr>
                     <pic:cNvPr id="0" name="shap_global_bar.png"/>
                     <pic:cNvPicPr/>
                   </pic:nvPicPr>
                   <pic:blipFill>
-                    <a:blip r:embed="rId27"/>
+                    <a:blip r:embed="rId9"/>
                     <a:stretch>
                       <a:fillRect/>
                     </a:stretch>
@@ -1138,7 +2256,9 @@
                       <a:off x="0" y="0"/>
                       <a:ext cx="4320000" cy="4051711"/>
                     </a:xfrm>
-                    <a:prstGeom prst="rect"/>
+                    <a:prstGeom prst="rect">
+                      <a:avLst/>
+                    </a:prstGeom>
                   </pic:spPr>
                 </pic:pic>
               </a:graphicData>
@@ -1154,10 +2274,51 @@
       </w:pPr>
       <w:r>
         <w:rPr>
-          <w:rFonts w:ascii="Times New Roman" w:hAnsi="Times New Roman" w:eastAsia="Times New Roman" w:cs="Times New Roman"/>
-          <w:sz w:val="20"/>
-        </w:rPr>
-        <w:t>Fig. 2. SHAP global feature importance (top-15) for CatBoost on stress_score regression.</w:t>
+          <w:sz w:val="20"/>
+        </w:rPr>
+        <w:t>Fig. 2. SHAP global feature importance (</w:t>
+      </w:r>
+      <w:proofErr w:type="gramStart"/>
+      <w:r>
+        <w:rPr>
+          <w:sz w:val="20"/>
+        </w:rPr>
+        <w:t>top-15</w:t>
+      </w:r>
+      <w:proofErr w:type="gramEnd"/>
+      <w:r>
+        <w:rPr>
+          <w:sz w:val="20"/>
+        </w:rPr>
+        <w:t xml:space="preserve">) for </w:t>
+      </w:r>
+      <w:proofErr w:type="spellStart"/>
+      <w:r>
+        <w:rPr>
+          <w:sz w:val="20"/>
+        </w:rPr>
+        <w:t>CatBoost</w:t>
+      </w:r>
+      <w:proofErr w:type="spellEnd"/>
+      <w:r>
+        <w:rPr>
+          <w:sz w:val="20"/>
+        </w:rPr>
+        <w:t xml:space="preserve"> on </w:t>
+      </w:r>
+      <w:proofErr w:type="spellStart"/>
+      <w:r>
+        <w:rPr>
+          <w:sz w:val="20"/>
+        </w:rPr>
+        <w:t>stress_score</w:t>
+      </w:r>
+      <w:proofErr w:type="spellEnd"/>
+      <w:r>
+        <w:rPr>
+          <w:sz w:val="20"/>
+        </w:rPr>
+        <w:t xml:space="preserve"> regression.</w:t>
       </w:r>
     </w:p>
     <w:p>
@@ -1167,38 +2328,70 @@
       </w:pPr>
       <w:r>
         <w:rPr>
-          <w:rFonts w:ascii="Times New Roman" w:hAnsi="Times New Roman" w:eastAsia="Times New Roman" w:cs="Times New Roman"/>
           <w:b/>
-          <w:sz w:val="22"/>
         </w:rPr>
         <w:t>Counterfactual Quality</w:t>
       </w:r>
     </w:p>
     <w:p>
       <w:pPr>
-        <w:spacing w:after="0" w:before="0"/>
         <w:jc w:val="both"/>
       </w:pPr>
       <w:r>
         <w:rPr>
-          <w:rFonts w:ascii="Times New Roman" w:hAnsi="Times New Roman" w:eastAsia="Times New Roman" w:cs="Times New Roman"/>
-          <w:b w:val="0"/>
-          <w:i w:val="0"/>
-          <w:sz w:val="20"/>
-        </w:rPr>
-        <w:t>Table 2 reports counterfactual evaluation metrics. Out of 40 evaluation instances, 25 (62.5%) produced valid counterfactuals. When valid counterfactuals were found, mean Validity was 100% (by construction), mean normalized Proximity was 0.226, mean Sparsity was 4.65 features changed, mean Diversity was 0.120, and Plausibility was 100% (all counterfactuals within permitted_range). Success rates were balanced across stress quartiles (7, 6, 6, 6 out of 10 per quartile), indicating that the framework is not biased toward any particular stress level.</w:t>
-      </w:r>
-    </w:p>
-    <w:p>
-      <w:pPr>
-        <w:spacing w:after="0" w:before="0"/>
+          <w:sz w:val="20"/>
+        </w:rPr>
+        <w:t xml:space="preserve">Table 2 reports counterfactual </w:t>
+      </w:r>
+      <w:proofErr w:type="gramStart"/>
+      <w:r>
+        <w:rPr>
+          <w:sz w:val="20"/>
+        </w:rPr>
+        <w:t>evaluation</w:t>
+      </w:r>
+      <w:proofErr w:type="gramEnd"/>
+      <w:r>
+        <w:rPr>
+          <w:sz w:val="20"/>
+        </w:rPr>
+        <w:t xml:space="preserve"> metrics. Out of 40 evaluation instances, 25 (62.5%) produced valid counterfactuals. When valid counterfactuals were found, mean Validity was 100% (by construction), mean normalized Proximity was 0.226, mean Sparsity was 4.65 features changed, mean Diversity was 0.120, and Plausibility was 100% (all counterfactuals within </w:t>
+      </w:r>
+      <w:proofErr w:type="spellStart"/>
+      <w:r>
+        <w:rPr>
+          <w:sz w:val="20"/>
+        </w:rPr>
+        <w:t>permitted_range</w:t>
+      </w:r>
+      <w:proofErr w:type="spellEnd"/>
+      <w:r>
+        <w:rPr>
+          <w:sz w:val="20"/>
+        </w:rPr>
+        <w:t xml:space="preserve">). Success rates were balanced across stress quartiles (7, 6, 6, 6 out of 10 per quartile), indicating that the framework is not biased toward any </w:t>
+      </w:r>
+      <w:proofErr w:type="gramStart"/>
+      <w:r>
+        <w:rPr>
+          <w:sz w:val="20"/>
+        </w:rPr>
+        <w:t>particular stress</w:t>
+      </w:r>
+      <w:proofErr w:type="gramEnd"/>
+      <w:r>
+        <w:rPr>
+          <w:sz w:val="20"/>
+        </w:rPr>
+        <w:t xml:space="preserve"> level.</w:t>
+      </w:r>
+    </w:p>
+    <w:p>
+      <w:pPr>
         <w:jc w:val="both"/>
       </w:pPr>
       <w:r>
         <w:rPr>
-          <w:rFonts w:ascii="Times New Roman" w:hAnsi="Times New Roman" w:eastAsia="Times New Roman" w:cs="Times New Roman"/>
-          <w:b w:val="0"/>
-          <w:i w:val="0"/>
           <w:sz w:val="20"/>
         </w:rPr>
         <w:t>The 62.5% success rate is a substantial improvement over earlier configurations and demonstrates that the genetic algorithm combined with calibrated target relaxation (orig-0.30) can reliably produce behavior-only counterfactuals on this dataset. Plausibility of 100% confirms that all generated counterfactuals respect the explicit safety constraints (e.g., alcohol locked at 0, sleep duration within [4, 10] hours).</w:t>
@@ -1206,57 +2399,64 @@
     </w:p>
     <w:p>
       <w:pPr>
-        <w:spacing w:after="0" w:before="0"/>
         <w:jc w:val="both"/>
       </w:pPr>
-      <w:r>
-        <w:rPr>
-          <w:rFonts w:ascii="Times New Roman" w:hAnsi="Times New Roman" w:eastAsia="Times New Roman" w:cs="Times New Roman"/>
-          <w:b w:val="0"/>
-          <w:i w:val="0"/>
-          <w:sz w:val="20"/>
-        </w:rPr>
-      </w:r>
-    </w:p>
-    <w:p>
-      <w:pPr>
-        <w:spacing w:after="40" w:before="120"/>
+    </w:p>
+    <w:p>
+      <w:pPr>
+        <w:spacing w:before="120" w:after="40"/>
         <w:jc w:val="center"/>
       </w:pPr>
       <w:r>
         <w:rPr>
-          <w:rFonts w:ascii="Times New Roman" w:hAnsi="Times New Roman" w:eastAsia="Times New Roman" w:cs="Times New Roman"/>
           <w:b/>
           <w:sz w:val="20"/>
         </w:rPr>
-        <w:t>Table 2. DiCE counterfactual evaluation metrics on 40 instances.</w:t>
+        <w:t xml:space="preserve">Table 2. </w:t>
+      </w:r>
+      <w:proofErr w:type="spellStart"/>
+      <w:r>
+        <w:rPr>
+          <w:b/>
+          <w:sz w:val="20"/>
+        </w:rPr>
+        <w:t>DiCE</w:t>
+      </w:r>
+      <w:proofErr w:type="spellEnd"/>
+      <w:r>
+        <w:rPr>
+          <w:b/>
+          <w:sz w:val="20"/>
+        </w:rPr>
+        <w:t xml:space="preserve"> counterfactual evaluation metrics on 40 instances.</w:t>
       </w:r>
     </w:p>
     <w:tbl>
       <w:tblPr>
         <w:tblStyle w:val="TableGrid"/>
-        <w:tblW w:type="auto" w:w="0"/>
+        <w:tblW w:w="0" w:type="auto"/>
         <w:jc w:val="center"/>
-        <w:tblLook w:firstColumn="1" w:firstRow="1" w:lastColumn="0" w:lastRow="0" w:noHBand="0" w:noVBand="1" w:val="04A0"/>
+        <w:tblLook w:val="04A0" w:firstRow="1" w:lastRow="0" w:firstColumn="1" w:lastColumn="0" w:noHBand="0" w:noVBand="1"/>
       </w:tblPr>
       <w:tblGrid>
-        <w:gridCol w:w="3345"/>
-        <w:gridCol w:w="3345"/>
-        <w:gridCol w:w="3345"/>
+        <w:gridCol w:w="3342"/>
+        <w:gridCol w:w="3341"/>
+        <w:gridCol w:w="3342"/>
       </w:tblGrid>
       <w:tr>
+        <w:trPr>
+          <w:jc w:val="center"/>
+        </w:trPr>
         <w:tc>
           <w:tcPr>
-            <w:tcW w:type="dxa" w:w="3345"/>
+            <w:tcW w:w="3345" w:type="dxa"/>
           </w:tcPr>
           <w:p>
             <w:pPr>
               <w:jc w:val="center"/>
             </w:pPr>
-            <w:r/>
             <w:r>
               <w:rPr>
-                <w:rFonts w:ascii="Times New Roman" w:hAnsi="Times New Roman" w:eastAsia="Times New Roman" w:cs="Times New Roman"/>
                 <w:b/>
                 <w:sz w:val="20"/>
               </w:rPr>
@@ -1266,16 +2466,14 @@
         </w:tc>
         <w:tc>
           <w:tcPr>
-            <w:tcW w:type="dxa" w:w="3345"/>
+            <w:tcW w:w="3345" w:type="dxa"/>
           </w:tcPr>
           <w:p>
             <w:pPr>
               <w:jc w:val="center"/>
             </w:pPr>
-            <w:r/>
             <w:r>
               <w:rPr>
-                <w:rFonts w:ascii="Times New Roman" w:hAnsi="Times New Roman" w:eastAsia="Times New Roman" w:cs="Times New Roman"/>
                 <w:b/>
                 <w:sz w:val="20"/>
               </w:rPr>
@@ -1285,16 +2483,14 @@
         </w:tc>
         <w:tc>
           <w:tcPr>
-            <w:tcW w:type="dxa" w:w="3345"/>
+            <w:tcW w:w="3345" w:type="dxa"/>
           </w:tcPr>
           <w:p>
             <w:pPr>
               <w:jc w:val="center"/>
             </w:pPr>
-            <w:r/>
             <w:r>
               <w:rPr>
-                <w:rFonts w:ascii="Times New Roman" w:hAnsi="Times New Roman" w:eastAsia="Times New Roman" w:cs="Times New Roman"/>
                 <w:b/>
                 <w:sz w:val="20"/>
               </w:rPr>
@@ -1304,18 +2500,19 @@
         </w:tc>
       </w:tr>
       <w:tr>
+        <w:trPr>
+          <w:jc w:val="center"/>
+        </w:trPr>
         <w:tc>
           <w:tcPr>
-            <w:tcW w:type="dxa" w:w="3345"/>
+            <w:tcW w:w="3345" w:type="dxa"/>
           </w:tcPr>
           <w:p>
             <w:pPr>
               <w:jc w:val="center"/>
             </w:pPr>
-            <w:r/>
             <w:r>
               <w:rPr>
-                <w:rFonts w:ascii="Times New Roman" w:hAnsi="Times New Roman" w:eastAsia="Times New Roman" w:cs="Times New Roman"/>
                 <w:sz w:val="20"/>
               </w:rPr>
               <w:t>Validity (when CF found)</w:t>
@@ -1324,16 +2521,14 @@
         </w:tc>
         <w:tc>
           <w:tcPr>
-            <w:tcW w:type="dxa" w:w="3345"/>
+            <w:tcW w:w="3345" w:type="dxa"/>
           </w:tcPr>
           <w:p>
             <w:pPr>
               <w:jc w:val="center"/>
             </w:pPr>
-            <w:r/>
             <w:r>
               <w:rPr>
-                <w:rFonts w:ascii="Times New Roman" w:hAnsi="Times New Roman" w:eastAsia="Times New Roman" w:cs="Times New Roman"/>
                 <w:sz w:val="20"/>
               </w:rPr>
               <w:t>1.000</w:t>
@@ -1342,16 +2537,14 @@
         </w:tc>
         <w:tc>
           <w:tcPr>
-            <w:tcW w:type="dxa" w:w="3345"/>
+            <w:tcW w:w="3345" w:type="dxa"/>
           </w:tcPr>
           <w:p>
             <w:pPr>
               <w:jc w:val="center"/>
             </w:pPr>
-            <w:r/>
             <w:r>
               <w:rPr>
-                <w:rFonts w:ascii="Times New Roman" w:hAnsi="Times New Roman" w:eastAsia="Times New Roman" w:cs="Times New Roman"/>
                 <w:sz w:val="20"/>
               </w:rPr>
               <w:t>≥ 0.80</w:t>
@@ -1360,18 +2553,19 @@
         </w:tc>
       </w:tr>
       <w:tr>
+        <w:trPr>
+          <w:jc w:val="center"/>
+        </w:trPr>
         <w:tc>
           <w:tcPr>
-            <w:tcW w:type="dxa" w:w="3345"/>
+            <w:tcW w:w="3345" w:type="dxa"/>
           </w:tcPr>
           <w:p>
             <w:pPr>
               <w:jc w:val="center"/>
             </w:pPr>
-            <w:r/>
             <w:r>
               <w:rPr>
-                <w:rFonts w:ascii="Times New Roman" w:hAnsi="Times New Roman" w:eastAsia="Times New Roman" w:cs="Times New Roman"/>
                 <w:sz w:val="20"/>
               </w:rPr>
               <w:t>Proximity (normalized L1)</w:t>
@@ -1380,16 +2574,14 @@
         </w:tc>
         <w:tc>
           <w:tcPr>
-            <w:tcW w:type="dxa" w:w="3345"/>
+            <w:tcW w:w="3345" w:type="dxa"/>
           </w:tcPr>
           <w:p>
             <w:pPr>
               <w:jc w:val="center"/>
             </w:pPr>
-            <w:r/>
             <w:r>
               <w:rPr>
-                <w:rFonts w:ascii="Times New Roman" w:hAnsi="Times New Roman" w:eastAsia="Times New Roman" w:cs="Times New Roman"/>
                 <w:sz w:val="20"/>
               </w:rPr>
               <w:t>0.226</w:t>
@@ -1398,16 +2590,14 @@
         </w:tc>
         <w:tc>
           <w:tcPr>
-            <w:tcW w:type="dxa" w:w="3345"/>
+            <w:tcW w:w="3345" w:type="dxa"/>
           </w:tcPr>
           <w:p>
             <w:pPr>
               <w:jc w:val="center"/>
             </w:pPr>
-            <w:r/>
             <w:r>
               <w:rPr>
-                <w:rFonts w:ascii="Times New Roman" w:hAnsi="Times New Roman" w:eastAsia="Times New Roman" w:cs="Times New Roman"/>
                 <w:sz w:val="20"/>
               </w:rPr>
               <w:t>low</w:t>
@@ -1416,18 +2606,19 @@
         </w:tc>
       </w:tr>
       <w:tr>
+        <w:trPr>
+          <w:jc w:val="center"/>
+        </w:trPr>
         <w:tc>
           <w:tcPr>
-            <w:tcW w:type="dxa" w:w="3345"/>
+            <w:tcW w:w="3345" w:type="dxa"/>
           </w:tcPr>
           <w:p>
             <w:pPr>
               <w:jc w:val="center"/>
             </w:pPr>
-            <w:r/>
             <w:r>
               <w:rPr>
-                <w:rFonts w:ascii="Times New Roman" w:hAnsi="Times New Roman" w:eastAsia="Times New Roman" w:cs="Times New Roman"/>
                 <w:sz w:val="20"/>
               </w:rPr>
               <w:t>Sparsity (features changed)</w:t>
@@ -1436,16 +2627,14 @@
         </w:tc>
         <w:tc>
           <w:tcPr>
-            <w:tcW w:type="dxa" w:w="3345"/>
+            <w:tcW w:w="3345" w:type="dxa"/>
           </w:tcPr>
           <w:p>
             <w:pPr>
               <w:jc w:val="center"/>
             </w:pPr>
-            <w:r/>
             <w:r>
               <w:rPr>
-                <w:rFonts w:ascii="Times New Roman" w:hAnsi="Times New Roman" w:eastAsia="Times New Roman" w:cs="Times New Roman"/>
                 <w:sz w:val="20"/>
               </w:rPr>
               <w:t>4.65</w:t>
@@ -1454,16 +2643,14 @@
         </w:tc>
         <w:tc>
           <w:tcPr>
-            <w:tcW w:type="dxa" w:w="3345"/>
+            <w:tcW w:w="3345" w:type="dxa"/>
           </w:tcPr>
           <w:p>
             <w:pPr>
               <w:jc w:val="center"/>
             </w:pPr>
-            <w:r/>
             <w:r>
               <w:rPr>
-                <w:rFonts w:ascii="Times New Roman" w:hAnsi="Times New Roman" w:eastAsia="Times New Roman" w:cs="Times New Roman"/>
                 <w:sz w:val="20"/>
               </w:rPr>
               <w:t>2–4</w:t>
@@ -1472,18 +2659,19 @@
         </w:tc>
       </w:tr>
       <w:tr>
+        <w:trPr>
+          <w:jc w:val="center"/>
+        </w:trPr>
         <w:tc>
           <w:tcPr>
-            <w:tcW w:type="dxa" w:w="3345"/>
+            <w:tcW w:w="3345" w:type="dxa"/>
           </w:tcPr>
           <w:p>
             <w:pPr>
               <w:jc w:val="center"/>
             </w:pPr>
-            <w:r/>
             <w:r>
               <w:rPr>
-                <w:rFonts w:ascii="Times New Roman" w:hAnsi="Times New Roman" w:eastAsia="Times New Roman" w:cs="Times New Roman"/>
                 <w:sz w:val="20"/>
               </w:rPr>
               <w:t>Diversity</w:t>
@@ -1492,16 +2680,14 @@
         </w:tc>
         <w:tc>
           <w:tcPr>
-            <w:tcW w:type="dxa" w:w="3345"/>
+            <w:tcW w:w="3345" w:type="dxa"/>
           </w:tcPr>
           <w:p>
             <w:pPr>
               <w:jc w:val="center"/>
             </w:pPr>
-            <w:r/>
             <w:r>
               <w:rPr>
-                <w:rFonts w:ascii="Times New Roman" w:hAnsi="Times New Roman" w:eastAsia="Times New Roman" w:cs="Times New Roman"/>
                 <w:sz w:val="20"/>
               </w:rPr>
               <w:t>0.120</w:t>
@@ -1510,16 +2696,14 @@
         </w:tc>
         <w:tc>
           <w:tcPr>
-            <w:tcW w:type="dxa" w:w="3345"/>
+            <w:tcW w:w="3345" w:type="dxa"/>
           </w:tcPr>
           <w:p>
             <w:pPr>
               <w:jc w:val="center"/>
             </w:pPr>
-            <w:r/>
             <w:r>
               <w:rPr>
-                <w:rFonts w:ascii="Times New Roman" w:hAnsi="Times New Roman" w:eastAsia="Times New Roman" w:cs="Times New Roman"/>
                 <w:sz w:val="20"/>
               </w:rPr>
               <w:t>moderate</w:t>
@@ -1528,18 +2712,19 @@
         </w:tc>
       </w:tr>
       <w:tr>
+        <w:trPr>
+          <w:jc w:val="center"/>
+        </w:trPr>
         <w:tc>
           <w:tcPr>
-            <w:tcW w:type="dxa" w:w="3345"/>
+            <w:tcW w:w="3345" w:type="dxa"/>
           </w:tcPr>
           <w:p>
             <w:pPr>
               <w:jc w:val="center"/>
             </w:pPr>
-            <w:r/>
             <w:r>
               <w:rPr>
-                <w:rFonts w:ascii="Times New Roman" w:hAnsi="Times New Roman" w:eastAsia="Times New Roman" w:cs="Times New Roman"/>
                 <w:sz w:val="20"/>
               </w:rPr>
               <w:t>Plausibility</w:t>
@@ -1548,16 +2733,14 @@
         </w:tc>
         <w:tc>
           <w:tcPr>
-            <w:tcW w:type="dxa" w:w="3345"/>
+            <w:tcW w:w="3345" w:type="dxa"/>
           </w:tcPr>
           <w:p>
             <w:pPr>
               <w:jc w:val="center"/>
             </w:pPr>
-            <w:r/>
             <w:r>
               <w:rPr>
-                <w:rFonts w:ascii="Times New Roman" w:hAnsi="Times New Roman" w:eastAsia="Times New Roman" w:cs="Times New Roman"/>
                 <w:sz w:val="20"/>
               </w:rPr>
               <w:t>1.000</w:t>
@@ -1566,16 +2749,14 @@
         </w:tc>
         <w:tc>
           <w:tcPr>
-            <w:tcW w:type="dxa" w:w="3345"/>
+            <w:tcW w:w="3345" w:type="dxa"/>
           </w:tcPr>
           <w:p>
             <w:pPr>
               <w:jc w:val="center"/>
             </w:pPr>
-            <w:r/>
             <w:r>
               <w:rPr>
-                <w:rFonts w:ascii="Times New Roman" w:hAnsi="Times New Roman" w:eastAsia="Times New Roman" w:cs="Times New Roman"/>
                 <w:sz w:val="20"/>
               </w:rPr>
               <w:t>1.00</w:t>
@@ -1584,18 +2765,19 @@
         </w:tc>
       </w:tr>
       <w:tr>
+        <w:trPr>
+          <w:jc w:val="center"/>
+        </w:trPr>
         <w:tc>
           <w:tcPr>
-            <w:tcW w:type="dxa" w:w="3345"/>
+            <w:tcW w:w="3345" w:type="dxa"/>
           </w:tcPr>
           <w:p>
             <w:pPr>
               <w:jc w:val="center"/>
             </w:pPr>
-            <w:r/>
             <w:r>
               <w:rPr>
-                <w:rFonts w:ascii="Times New Roman" w:hAnsi="Times New Roman" w:eastAsia="Times New Roman" w:cs="Times New Roman"/>
                 <w:sz w:val="20"/>
               </w:rPr>
               <w:t>Overall success rate</w:t>
@@ -1604,16 +2786,14 @@
         </w:tc>
         <w:tc>
           <w:tcPr>
-            <w:tcW w:type="dxa" w:w="3345"/>
+            <w:tcW w:w="3345" w:type="dxa"/>
           </w:tcPr>
           <w:p>
             <w:pPr>
               <w:jc w:val="center"/>
             </w:pPr>
-            <w:r/>
             <w:r>
               <w:rPr>
-                <w:rFonts w:ascii="Times New Roman" w:hAnsi="Times New Roman" w:eastAsia="Times New Roman" w:cs="Times New Roman"/>
                 <w:sz w:val="20"/>
               </w:rPr>
               <w:t>62.5% (25/40)</w:t>
@@ -1622,16 +2802,14 @@
         </w:tc>
         <w:tc>
           <w:tcPr>
-            <w:tcW w:type="dxa" w:w="3345"/>
+            <w:tcW w:w="3345" w:type="dxa"/>
           </w:tcPr>
           <w:p>
             <w:pPr>
               <w:jc w:val="center"/>
             </w:pPr>
-            <w:r/>
             <w:r>
               <w:rPr>
-                <w:rFonts w:ascii="Times New Roman" w:hAnsi="Times New Roman" w:eastAsia="Times New Roman" w:cs="Times New Roman"/>
                 <w:sz w:val="20"/>
               </w:rPr>
               <w:t>≥ 80%</w:t>
@@ -1646,22 +2824,27 @@
         <w:jc w:val="center"/>
       </w:pPr>
       <w:r>
+        <w:rPr>
+          <w:noProof/>
+        </w:rPr>
+        <w:lastRenderedPageBreak/>
         <w:drawing>
-          <wp:inline>
+          <wp:inline distT="0" distB="0" distL="0" distR="0" wp14:anchorId="3C5B6D4A" wp14:editId="1A7C73C5">
             <wp:extent cx="4320000" cy="2592000"/>
+            <wp:effectExtent l="0" t="0" r="0" b="0"/>
             <wp:docPr id="3" name="Picture 3"/>
             <wp:cNvGraphicFramePr>
-              <a:graphicFrameLocks noChangeAspect="1"/>
+              <a:graphicFrameLocks xmlns:a="http://schemas.openxmlformats.org/drawingml/2006/main" noChangeAspect="1"/>
             </wp:cNvGraphicFramePr>
-            <a:graphic>
+            <a:graphic xmlns:a="http://schemas.openxmlformats.org/drawingml/2006/main">
               <a:graphicData uri="http://schemas.openxmlformats.org/drawingml/2006/picture">
-                <pic:pic>
+                <pic:pic xmlns:pic="http://schemas.openxmlformats.org/drawingml/2006/picture">
                   <pic:nvPicPr>
                     <pic:cNvPr id="0" name="cf_metrics_by_quartile.png"/>
                     <pic:cNvPicPr/>
                   </pic:nvPicPr>
                   <pic:blipFill>
-                    <a:blip r:embed="rId28"/>
+                    <a:blip r:embed="rId10"/>
                     <a:stretch>
                       <a:fillRect/>
                     </a:stretch>
@@ -1671,7 +2854,9 @@
                       <a:off x="0" y="0"/>
                       <a:ext cx="4320000" cy="2592000"/>
                     </a:xfrm>
-                    <a:prstGeom prst="rect"/>
+                    <a:prstGeom prst="rect">
+                      <a:avLst/>
+                    </a:prstGeom>
                   </pic:spPr>
                 </pic:pic>
               </a:graphicData>
@@ -1687,7 +2872,6 @@
       </w:pPr>
       <w:r>
         <w:rPr>
-          <w:rFonts w:ascii="Times New Roman" w:hAnsi="Times New Roman" w:eastAsia="Times New Roman" w:cs="Times New Roman"/>
           <w:sz w:val="20"/>
         </w:rPr>
         <w:t>Fig. 3. Distribution of counterfactual evaluation metrics by stress quartile.</w:t>
@@ -1700,65 +2884,115 @@
       </w:pPr>
       <w:r>
         <w:rPr>
-          <w:rFonts w:ascii="Times New Roman" w:hAnsi="Times New Roman" w:eastAsia="Times New Roman" w:cs="Times New Roman"/>
           <w:b/>
-          <w:sz w:val="22"/>
         </w:rPr>
         <w:t>Case Study Narratives</w:t>
       </w:r>
     </w:p>
     <w:p>
       <w:pPr>
-        <w:spacing w:after="0" w:before="0"/>
         <w:jc w:val="both"/>
       </w:pPr>
       <w:r>
         <w:rPr>
-          <w:rFonts w:ascii="Times New Roman" w:hAnsi="Times New Roman" w:eastAsia="Times New Roman" w:cs="Times New Roman"/>
-          <w:b w:val="0"/>
-          <w:i w:val="0"/>
-          <w:sz w:val="20"/>
-        </w:rPr>
-        <w:t>Three individuals were selected as case studies based on actual stress_score values (approximately 3.0, 6.0, and 8.5). All three produced valid counterfactuals. For the low-stress individual (actual 3.00, predicted 4.05), DiCE recommended four behavior changes leading to a CF prediction of 3.85 (delta = -0.21). For the mid-stress individual (actual 6.00, predicted 5.25), six changes yielded CF = 4.95 (delta = -0.30). For the high-stress individual (actual 8.50, predicted 7.21), four changes yielded CF = 6.84 (delta = -0.38), including reducing alcohol_units_before_bed to 0.</w:t>
-      </w:r>
-    </w:p>
-    <w:p>
-      <w:pPr>
-        <w:spacing w:after="0" w:before="0"/>
+          <w:sz w:val="20"/>
+        </w:rPr>
+        <w:t xml:space="preserve">Three individuals were selected as case studies based on actual </w:t>
+      </w:r>
+      <w:proofErr w:type="spellStart"/>
+      <w:r>
+        <w:rPr>
+          <w:sz w:val="20"/>
+        </w:rPr>
+        <w:t>stress_score</w:t>
+      </w:r>
+      <w:proofErr w:type="spellEnd"/>
+      <w:r>
+        <w:rPr>
+          <w:sz w:val="20"/>
+        </w:rPr>
+        <w:t xml:space="preserve"> values (approximately 3.0, 6.0, and 8.5). All three produced valid counterfactuals. For the low-stress individual (actual 3.00, predicted 4.05), </w:t>
+      </w:r>
+      <w:proofErr w:type="spellStart"/>
+      <w:r>
+        <w:rPr>
+          <w:sz w:val="20"/>
+        </w:rPr>
+        <w:t>DiCE</w:t>
+      </w:r>
+      <w:proofErr w:type="spellEnd"/>
+      <w:r>
+        <w:rPr>
+          <w:sz w:val="20"/>
+        </w:rPr>
+        <w:t xml:space="preserve"> recommended four behavior changes leading to a CF prediction of 3.85 (delta = -0.21). For the mid-stress individual (actual 6.00, predicted 5.25), six changes yielded CF = 4.95 (delta = -0.30). For the high-stress individual (actual 8.50, predicted 7.21), four changes yielded CF = 6.84 (delta = -0.38), including reducing </w:t>
+      </w:r>
+      <w:proofErr w:type="spellStart"/>
+      <w:r>
+        <w:rPr>
+          <w:sz w:val="20"/>
+        </w:rPr>
+        <w:t>alcohol_units_before_bed</w:t>
+      </w:r>
+      <w:proofErr w:type="spellEnd"/>
+      <w:r>
+        <w:rPr>
+          <w:sz w:val="20"/>
+        </w:rPr>
+        <w:t xml:space="preserve"> to 0.</w:t>
+      </w:r>
+    </w:p>
+    <w:p>
+      <w:pPr>
         <w:jc w:val="both"/>
       </w:pPr>
       <w:r>
         <w:rPr>
-          <w:rFonts w:ascii="Times New Roman" w:hAnsi="Times New Roman" w:eastAsia="Times New Roman" w:cs="Times New Roman"/>
-          <w:b w:val="0"/>
-          <w:i w:val="0"/>
-          <w:sz w:val="20"/>
-        </w:rPr>
-        <w:t>GenAI naturalization successfully generated narrative recommendations for all three individuals. All recommendations preserved exact numeric before/after values from the counterfactual and used directionally correct verbs (e.g., 'perpanjang' for increase, 'kurangi' for decrease). The faithfulness check flagged no instances of locked-outcome features appearing as recommendation actions in the final outputs. The number of recommendations per individual aligned with the number of counterfactual changes (4-6 items), demonstrating that the prompt design successfully scales the recommendation list to the underlying counterfactual.</w:t>
-      </w:r>
-    </w:p>
-    <w:p>
-      <w:pPr>
-        <w:spacing w:after="0" w:before="0"/>
+          <w:sz w:val="20"/>
+        </w:rPr>
+        <w:t>GenAI naturalization successfully generated narrative recommendations for all three individuals. All recommendations preserved exact numeric before/after values from the counterfactual and used directionally correct verbs (e.g., '</w:t>
+      </w:r>
+      <w:proofErr w:type="spellStart"/>
+      <w:r>
+        <w:rPr>
+          <w:sz w:val="20"/>
+        </w:rPr>
+        <w:t>perpanjang</w:t>
+      </w:r>
+      <w:proofErr w:type="spellEnd"/>
+      <w:r>
+        <w:rPr>
+          <w:sz w:val="20"/>
+        </w:rPr>
+        <w:t>' for increase, '</w:t>
+      </w:r>
+      <w:proofErr w:type="spellStart"/>
+      <w:r>
+        <w:rPr>
+          <w:sz w:val="20"/>
+        </w:rPr>
+        <w:t>kurangi</w:t>
+      </w:r>
+      <w:proofErr w:type="spellEnd"/>
+      <w:r>
+        <w:rPr>
+          <w:sz w:val="20"/>
+        </w:rPr>
+        <w:t>' for decrease). The faithfulness check flagged no instances of locked-outcome features appearing as recommendation actions in the final outputs. The number of recommendations per individual aligned with the number of counterfactual changes (4-6 items), demonstrating that the prompt design successfully scales the recommendation list to the underlying counterfactual.</w:t>
+      </w:r>
+    </w:p>
+    <w:p>
+      <w:pPr>
         <w:jc w:val="both"/>
       </w:pPr>
-      <w:r>
-        <w:rPr>
-          <w:rFonts w:ascii="Times New Roman" w:hAnsi="Times New Roman" w:eastAsia="Times New Roman" w:cs="Times New Roman"/>
-          <w:b w:val="0"/>
-          <w:i w:val="0"/>
-          <w:sz w:val="20"/>
-        </w:rPr>
-      </w:r>
-    </w:p>
-    <w:p>
-      <w:pPr>
-        <w:spacing w:after="40" w:before="120"/>
+    </w:p>
+    <w:p>
+      <w:pPr>
+        <w:spacing w:before="120" w:after="40"/>
         <w:jc w:val="center"/>
       </w:pPr>
       <w:r>
         <w:rPr>
-          <w:rFonts w:ascii="Times New Roman" w:hAnsi="Times New Roman" w:eastAsia="Times New Roman" w:cs="Times New Roman"/>
           <w:b/>
           <w:sz w:val="20"/>
         </w:rPr>
@@ -1768,31 +3002,32 @@
     <w:tbl>
       <w:tblPr>
         <w:tblStyle w:val="TableGrid"/>
-        <w:tblW w:type="auto" w:w="0"/>
+        <w:tblW w:w="0" w:type="auto"/>
         <w:jc w:val="center"/>
-        <w:tblLook w:firstColumn="1" w:firstRow="1" w:lastColumn="0" w:lastRow="0" w:noHBand="0" w:noVBand="1" w:val="04A0"/>
+        <w:tblLook w:val="04A0" w:firstRow="1" w:lastRow="0" w:firstColumn="1" w:lastColumn="0" w:noHBand="0" w:noVBand="1"/>
       </w:tblPr>
       <w:tblGrid>
-        <w:gridCol w:w="1672"/>
-        <w:gridCol w:w="1672"/>
-        <w:gridCol w:w="1672"/>
-        <w:gridCol w:w="1672"/>
-        <w:gridCol w:w="1672"/>
-        <w:gridCol w:w="1672"/>
+        <w:gridCol w:w="1670"/>
+        <w:gridCol w:w="1671"/>
+        <w:gridCol w:w="1671"/>
+        <w:gridCol w:w="1671"/>
+        <w:gridCol w:w="1671"/>
+        <w:gridCol w:w="1671"/>
       </w:tblGrid>
       <w:tr>
+        <w:trPr>
+          <w:jc w:val="center"/>
+        </w:trPr>
         <w:tc>
           <w:tcPr>
-            <w:tcW w:type="dxa" w:w="1672"/>
+            <w:tcW w:w="1672" w:type="dxa"/>
           </w:tcPr>
           <w:p>
             <w:pPr>
               <w:jc w:val="center"/>
             </w:pPr>
-            <w:r/>
             <w:r>
               <w:rPr>
-                <w:rFonts w:ascii="Times New Roman" w:hAnsi="Times New Roman" w:eastAsia="Times New Roman" w:cs="Times New Roman"/>
                 <w:b/>
                 <w:sz w:val="20"/>
               </w:rPr>
@@ -1802,16 +3037,14 @@
         </w:tc>
         <w:tc>
           <w:tcPr>
-            <w:tcW w:type="dxa" w:w="1672"/>
+            <w:tcW w:w="1672" w:type="dxa"/>
           </w:tcPr>
           <w:p>
             <w:pPr>
               <w:jc w:val="center"/>
             </w:pPr>
-            <w:r/>
             <w:r>
               <w:rPr>
-                <w:rFonts w:ascii="Times New Roman" w:hAnsi="Times New Roman" w:eastAsia="Times New Roman" w:cs="Times New Roman"/>
                 <w:b/>
                 <w:sz w:val="20"/>
               </w:rPr>
@@ -1821,16 +3054,14 @@
         </w:tc>
         <w:tc>
           <w:tcPr>
-            <w:tcW w:type="dxa" w:w="1672"/>
+            <w:tcW w:w="1672" w:type="dxa"/>
           </w:tcPr>
           <w:p>
             <w:pPr>
               <w:jc w:val="center"/>
             </w:pPr>
-            <w:r/>
             <w:r>
               <w:rPr>
-                <w:rFonts w:ascii="Times New Roman" w:hAnsi="Times New Roman" w:eastAsia="Times New Roman" w:cs="Times New Roman"/>
                 <w:b/>
                 <w:sz w:val="20"/>
               </w:rPr>
@@ -1840,16 +3071,14 @@
         </w:tc>
         <w:tc>
           <w:tcPr>
-            <w:tcW w:type="dxa" w:w="1672"/>
+            <w:tcW w:w="1672" w:type="dxa"/>
           </w:tcPr>
           <w:p>
             <w:pPr>
               <w:jc w:val="center"/>
             </w:pPr>
-            <w:r/>
             <w:r>
               <w:rPr>
-                <w:rFonts w:ascii="Times New Roman" w:hAnsi="Times New Roman" w:eastAsia="Times New Roman" w:cs="Times New Roman"/>
                 <w:b/>
                 <w:sz w:val="20"/>
               </w:rPr>
@@ -1859,16 +3088,14 @@
         </w:tc>
         <w:tc>
           <w:tcPr>
-            <w:tcW w:type="dxa" w:w="1672"/>
+            <w:tcW w:w="1672" w:type="dxa"/>
           </w:tcPr>
           <w:p>
             <w:pPr>
               <w:jc w:val="center"/>
             </w:pPr>
-            <w:r/>
             <w:r>
               <w:rPr>
-                <w:rFonts w:ascii="Times New Roman" w:hAnsi="Times New Roman" w:eastAsia="Times New Roman" w:cs="Times New Roman"/>
                 <w:b/>
                 <w:sz w:val="20"/>
               </w:rPr>
@@ -1878,16 +3105,14 @@
         </w:tc>
         <w:tc>
           <w:tcPr>
-            <w:tcW w:type="dxa" w:w="1672"/>
+            <w:tcW w:w="1672" w:type="dxa"/>
           </w:tcPr>
           <w:p>
             <w:pPr>
               <w:jc w:val="center"/>
             </w:pPr>
-            <w:r/>
             <w:r>
               <w:rPr>
-                <w:rFonts w:ascii="Times New Roman" w:hAnsi="Times New Roman" w:eastAsia="Times New Roman" w:cs="Times New Roman"/>
                 <w:b/>
                 <w:sz w:val="20"/>
               </w:rPr>
@@ -1897,18 +3122,19 @@
         </w:tc>
       </w:tr>
       <w:tr>
+        <w:trPr>
+          <w:jc w:val="center"/>
+        </w:trPr>
         <w:tc>
           <w:tcPr>
-            <w:tcW w:type="dxa" w:w="1672"/>
+            <w:tcW w:w="1672" w:type="dxa"/>
           </w:tcPr>
           <w:p>
             <w:pPr>
               <w:jc w:val="center"/>
             </w:pPr>
-            <w:r/>
             <w:r>
               <w:rPr>
-                <w:rFonts w:ascii="Times New Roman" w:hAnsi="Times New Roman" w:eastAsia="Times New Roman" w:cs="Times New Roman"/>
                 <w:sz w:val="20"/>
               </w:rPr>
               <w:t>Low stress</w:t>
@@ -1917,16 +3143,14 @@
         </w:tc>
         <w:tc>
           <w:tcPr>
-            <w:tcW w:type="dxa" w:w="1672"/>
+            <w:tcW w:w="1672" w:type="dxa"/>
           </w:tcPr>
           <w:p>
             <w:pPr>
               <w:jc w:val="center"/>
             </w:pPr>
-            <w:r/>
             <w:r>
               <w:rPr>
-                <w:rFonts w:ascii="Times New Roman" w:hAnsi="Times New Roman" w:eastAsia="Times New Roman" w:cs="Times New Roman"/>
                 <w:sz w:val="20"/>
               </w:rPr>
               <w:t>3.00</w:t>
@@ -1935,16 +3159,14 @@
         </w:tc>
         <w:tc>
           <w:tcPr>
-            <w:tcW w:type="dxa" w:w="1672"/>
+            <w:tcW w:w="1672" w:type="dxa"/>
           </w:tcPr>
           <w:p>
             <w:pPr>
               <w:jc w:val="center"/>
             </w:pPr>
-            <w:r/>
             <w:r>
               <w:rPr>
-                <w:rFonts w:ascii="Times New Roman" w:hAnsi="Times New Roman" w:eastAsia="Times New Roman" w:cs="Times New Roman"/>
                 <w:sz w:val="20"/>
               </w:rPr>
               <w:t>4.05</w:t>
@@ -1953,16 +3175,14 @@
         </w:tc>
         <w:tc>
           <w:tcPr>
-            <w:tcW w:type="dxa" w:w="1672"/>
+            <w:tcW w:w="1672" w:type="dxa"/>
           </w:tcPr>
           <w:p>
             <w:pPr>
               <w:jc w:val="center"/>
             </w:pPr>
-            <w:r/>
             <w:r>
               <w:rPr>
-                <w:rFonts w:ascii="Times New Roman" w:hAnsi="Times New Roman" w:eastAsia="Times New Roman" w:cs="Times New Roman"/>
                 <w:sz w:val="20"/>
               </w:rPr>
               <w:t>3.85</w:t>
@@ -1971,16 +3191,14 @@
         </w:tc>
         <w:tc>
           <w:tcPr>
-            <w:tcW w:type="dxa" w:w="1672"/>
+            <w:tcW w:w="1672" w:type="dxa"/>
           </w:tcPr>
           <w:p>
             <w:pPr>
               <w:jc w:val="center"/>
             </w:pPr>
-            <w:r/>
             <w:r>
               <w:rPr>
-                <w:rFonts w:ascii="Times New Roman" w:hAnsi="Times New Roman" w:eastAsia="Times New Roman" w:cs="Times New Roman"/>
                 <w:sz w:val="20"/>
               </w:rPr>
               <w:t>-0.21</w:t>
@@ -1989,16 +3207,14 @@
         </w:tc>
         <w:tc>
           <w:tcPr>
-            <w:tcW w:type="dxa" w:w="1672"/>
+            <w:tcW w:w="1672" w:type="dxa"/>
           </w:tcPr>
           <w:p>
             <w:pPr>
               <w:jc w:val="center"/>
             </w:pPr>
-            <w:r/>
             <w:r>
               <w:rPr>
-                <w:rFonts w:ascii="Times New Roman" w:hAnsi="Times New Roman" w:eastAsia="Times New Roman" w:cs="Times New Roman"/>
                 <w:sz w:val="20"/>
               </w:rPr>
               <w:t>4</w:t>
@@ -2007,18 +3223,19 @@
         </w:tc>
       </w:tr>
       <w:tr>
+        <w:trPr>
+          <w:jc w:val="center"/>
+        </w:trPr>
         <w:tc>
           <w:tcPr>
-            <w:tcW w:type="dxa" w:w="1672"/>
+            <w:tcW w:w="1672" w:type="dxa"/>
           </w:tcPr>
           <w:p>
             <w:pPr>
               <w:jc w:val="center"/>
             </w:pPr>
-            <w:r/>
             <w:r>
               <w:rPr>
-                <w:rFonts w:ascii="Times New Roman" w:hAnsi="Times New Roman" w:eastAsia="Times New Roman" w:cs="Times New Roman"/>
                 <w:sz w:val="20"/>
               </w:rPr>
               <w:t>Mid stress</w:t>
@@ -2027,16 +3244,14 @@
         </w:tc>
         <w:tc>
           <w:tcPr>
-            <w:tcW w:type="dxa" w:w="1672"/>
+            <w:tcW w:w="1672" w:type="dxa"/>
           </w:tcPr>
           <w:p>
             <w:pPr>
               <w:jc w:val="center"/>
             </w:pPr>
-            <w:r/>
             <w:r>
               <w:rPr>
-                <w:rFonts w:ascii="Times New Roman" w:hAnsi="Times New Roman" w:eastAsia="Times New Roman" w:cs="Times New Roman"/>
                 <w:sz w:val="20"/>
               </w:rPr>
               <w:t>6.00</w:t>
@@ -2045,16 +3260,14 @@
         </w:tc>
         <w:tc>
           <w:tcPr>
-            <w:tcW w:type="dxa" w:w="1672"/>
+            <w:tcW w:w="1672" w:type="dxa"/>
           </w:tcPr>
           <w:p>
             <w:pPr>
               <w:jc w:val="center"/>
             </w:pPr>
-            <w:r/>
             <w:r>
               <w:rPr>
-                <w:rFonts w:ascii="Times New Roman" w:hAnsi="Times New Roman" w:eastAsia="Times New Roman" w:cs="Times New Roman"/>
                 <w:sz w:val="20"/>
               </w:rPr>
               <w:t>5.25</w:t>
@@ -2063,16 +3276,14 @@
         </w:tc>
         <w:tc>
           <w:tcPr>
-            <w:tcW w:type="dxa" w:w="1672"/>
+            <w:tcW w:w="1672" w:type="dxa"/>
           </w:tcPr>
           <w:p>
             <w:pPr>
               <w:jc w:val="center"/>
             </w:pPr>
-            <w:r/>
             <w:r>
               <w:rPr>
-                <w:rFonts w:ascii="Times New Roman" w:hAnsi="Times New Roman" w:eastAsia="Times New Roman" w:cs="Times New Roman"/>
                 <w:sz w:val="20"/>
               </w:rPr>
               <w:t>4.95</w:t>
@@ -2081,16 +3292,14 @@
         </w:tc>
         <w:tc>
           <w:tcPr>
-            <w:tcW w:type="dxa" w:w="1672"/>
+            <w:tcW w:w="1672" w:type="dxa"/>
           </w:tcPr>
           <w:p>
             <w:pPr>
               <w:jc w:val="center"/>
             </w:pPr>
-            <w:r/>
             <w:r>
               <w:rPr>
-                <w:rFonts w:ascii="Times New Roman" w:hAnsi="Times New Roman" w:eastAsia="Times New Roman" w:cs="Times New Roman"/>
                 <w:sz w:val="20"/>
               </w:rPr>
               <w:t>-0.30</w:t>
@@ -2099,16 +3308,14 @@
         </w:tc>
         <w:tc>
           <w:tcPr>
-            <w:tcW w:type="dxa" w:w="1672"/>
+            <w:tcW w:w="1672" w:type="dxa"/>
           </w:tcPr>
           <w:p>
             <w:pPr>
               <w:jc w:val="center"/>
             </w:pPr>
-            <w:r/>
             <w:r>
               <w:rPr>
-                <w:rFonts w:ascii="Times New Roman" w:hAnsi="Times New Roman" w:eastAsia="Times New Roman" w:cs="Times New Roman"/>
                 <w:sz w:val="20"/>
               </w:rPr>
               <w:t>6</w:t>
@@ -2117,18 +3324,19 @@
         </w:tc>
       </w:tr>
       <w:tr>
+        <w:trPr>
+          <w:jc w:val="center"/>
+        </w:trPr>
         <w:tc>
           <w:tcPr>
-            <w:tcW w:type="dxa" w:w="1672"/>
+            <w:tcW w:w="1672" w:type="dxa"/>
           </w:tcPr>
           <w:p>
             <w:pPr>
               <w:jc w:val="center"/>
             </w:pPr>
-            <w:r/>
             <w:r>
               <w:rPr>
-                <w:rFonts w:ascii="Times New Roman" w:hAnsi="Times New Roman" w:eastAsia="Times New Roman" w:cs="Times New Roman"/>
                 <w:sz w:val="20"/>
               </w:rPr>
               <w:t>High stress</w:t>
@@ -2137,16 +3345,14 @@
         </w:tc>
         <w:tc>
           <w:tcPr>
-            <w:tcW w:type="dxa" w:w="1672"/>
+            <w:tcW w:w="1672" w:type="dxa"/>
           </w:tcPr>
           <w:p>
             <w:pPr>
               <w:jc w:val="center"/>
             </w:pPr>
-            <w:r/>
             <w:r>
               <w:rPr>
-                <w:rFonts w:ascii="Times New Roman" w:hAnsi="Times New Roman" w:eastAsia="Times New Roman" w:cs="Times New Roman"/>
                 <w:sz w:val="20"/>
               </w:rPr>
               <w:t>8.50</w:t>
@@ -2155,16 +3361,14 @@
         </w:tc>
         <w:tc>
           <w:tcPr>
-            <w:tcW w:type="dxa" w:w="1672"/>
+            <w:tcW w:w="1672" w:type="dxa"/>
           </w:tcPr>
           <w:p>
             <w:pPr>
               <w:jc w:val="center"/>
             </w:pPr>
-            <w:r/>
             <w:r>
               <w:rPr>
-                <w:rFonts w:ascii="Times New Roman" w:hAnsi="Times New Roman" w:eastAsia="Times New Roman" w:cs="Times New Roman"/>
                 <w:sz w:val="20"/>
               </w:rPr>
               <w:t>7.21</w:t>
@@ -2173,16 +3377,14 @@
         </w:tc>
         <w:tc>
           <w:tcPr>
-            <w:tcW w:type="dxa" w:w="1672"/>
+            <w:tcW w:w="1672" w:type="dxa"/>
           </w:tcPr>
           <w:p>
             <w:pPr>
               <w:jc w:val="center"/>
             </w:pPr>
-            <w:r/>
             <w:r>
               <w:rPr>
-                <w:rFonts w:ascii="Times New Roman" w:hAnsi="Times New Roman" w:eastAsia="Times New Roman" w:cs="Times New Roman"/>
                 <w:sz w:val="20"/>
               </w:rPr>
               <w:t>6.84</w:t>
@@ -2191,16 +3393,14 @@
         </w:tc>
         <w:tc>
           <w:tcPr>
-            <w:tcW w:type="dxa" w:w="1672"/>
+            <w:tcW w:w="1672" w:type="dxa"/>
           </w:tcPr>
           <w:p>
             <w:pPr>
               <w:jc w:val="center"/>
             </w:pPr>
-            <w:r/>
             <w:r>
               <w:rPr>
-                <w:rFonts w:ascii="Times New Roman" w:hAnsi="Times New Roman" w:eastAsia="Times New Roman" w:cs="Times New Roman"/>
                 <w:sz w:val="20"/>
               </w:rPr>
               <w:t>-0.38</w:t>
@@ -2209,16 +3409,14 @@
         </w:tc>
         <w:tc>
           <w:tcPr>
-            <w:tcW w:type="dxa" w:w="1672"/>
+            <w:tcW w:w="1672" w:type="dxa"/>
           </w:tcPr>
           <w:p>
             <w:pPr>
               <w:jc w:val="center"/>
             </w:pPr>
-            <w:r/>
             <w:r>
               <w:rPr>
-                <w:rFonts w:ascii="Times New Roman" w:hAnsi="Times New Roman" w:eastAsia="Times New Roman" w:cs="Times New Roman"/>
                 <w:sz w:val="20"/>
               </w:rPr>
               <w:t>4</w:t>
@@ -2230,11 +3428,10 @@
     <w:p>
       <w:pPr>
         <w:pStyle w:val="Heading2"/>
-        <w:spacing w:before="240" w:after="60"/>
-      </w:pPr>
-      <w:r>
-        <w:rPr>
-          <w:rFonts w:ascii="Times New Roman" w:hAnsi="Times New Roman" w:eastAsia="Times New Roman" w:cs="Times New Roman"/>
+        <w:spacing w:before="240"/>
+      </w:pPr>
+      <w:r>
+        <w:rPr>
           <w:b/>
           <w:sz w:val="24"/>
         </w:rPr>
@@ -2243,44 +3440,60 @@
     </w:p>
     <w:p>
       <w:pPr>
-        <w:spacing w:after="0" w:before="0"/>
         <w:jc w:val="both"/>
       </w:pPr>
       <w:r>
         <w:rPr>
-          <w:rFonts w:ascii="Times New Roman" w:hAnsi="Times New Roman" w:eastAsia="Times New Roman" w:cs="Times New Roman"/>
-          <w:b w:val="0"/>
-          <w:i w:val="0"/>
-          <w:sz w:val="20"/>
-        </w:rPr>
-        <w:t>Several limitations apply to this study. First, the dataset is synthetically generated rather than collected from real human subjects, so observed correlations may reflect data generation patterns rather than true physiological or behavioral relationships. Generalization to clinical populations requires validation on real-world data.</w:t>
-      </w:r>
-    </w:p>
-    <w:p>
-      <w:pPr>
-        <w:spacing w:after="0" w:before="0"/>
+          <w:sz w:val="20"/>
+        </w:rPr>
+        <w:t xml:space="preserve">Several limitations apply to this study. First, the dataset is synthetically generated rather than collected from real human subjects, so observed correlations may reflect data generation patterns rather than true physiological or behavioral relationships. Generalization to clinical populations requires validation </w:t>
+      </w:r>
+      <w:proofErr w:type="gramStart"/>
+      <w:r>
+        <w:rPr>
+          <w:sz w:val="20"/>
+        </w:rPr>
+        <w:t>on</w:t>
+      </w:r>
+      <w:proofErr w:type="gramEnd"/>
+      <w:r>
+        <w:rPr>
+          <w:sz w:val="20"/>
+        </w:rPr>
+        <w:t xml:space="preserve"> real-world data.</w:t>
+      </w:r>
+    </w:p>
+    <w:p>
+      <w:pPr>
         <w:jc w:val="both"/>
       </w:pPr>
       <w:r>
         <w:rPr>
-          <w:rFonts w:ascii="Times New Roman" w:hAnsi="Times New Roman" w:eastAsia="Times New Roman" w:cs="Times New Roman"/>
-          <w:b w:val="0"/>
-          <w:i w:val="0"/>
-          <w:sz w:val="20"/>
-        </w:rPr>
-        <w:t>Second, DiCE assumes causal stationarity, which is not guaranteed on synthetic data. Counterfactual recommendations should be interpreted as 'possibilities under the learned model' rather than guaranteed causal interventions. Prospective validation (e.g., randomized trials) would be required for clinical use.</w:t>
-      </w:r>
-    </w:p>
-    <w:p>
-      <w:pPr>
-        <w:spacing w:after="0" w:before="0"/>
+          <w:sz w:val="20"/>
+        </w:rPr>
+        <w:t xml:space="preserve">Second, </w:t>
+      </w:r>
+      <w:proofErr w:type="spellStart"/>
+      <w:r>
+        <w:rPr>
+          <w:sz w:val="20"/>
+        </w:rPr>
+        <w:t>DiCE</w:t>
+      </w:r>
+      <w:proofErr w:type="spellEnd"/>
+      <w:r>
+        <w:rPr>
+          <w:sz w:val="20"/>
+        </w:rPr>
+        <w:t xml:space="preserve"> assumes causal stationarity, which is not guaranteed on synthetic data. Counterfactual recommendations should be interpreted as 'possibilities under the learned model' rather than guaranteed causal interventions. Prospective validation (e.g., randomized trials) would be required for clinical use.</w:t>
+      </w:r>
+    </w:p>
+    <w:p>
+      <w:pPr>
         <w:jc w:val="both"/>
       </w:pPr>
       <w:r>
         <w:rPr>
-          <w:rFonts w:ascii="Times New Roman" w:hAnsi="Times New Roman" w:eastAsia="Times New Roman" w:cs="Times New Roman"/>
-          <w:b w:val="0"/>
-          <w:i w:val="0"/>
           <w:sz w:val="20"/>
         </w:rPr>
         <w:t>Third, GenAI evaluation in this work is restricted to structural validation, regex-based safety filtering, and a basic faithfulness check. No user study, expert panel, or automated NLI-based faithfulness scoring was conducted. The GenAI layer is positioned as a deployment-facing presentation component rather than a scientific contribution requiring rigorous LLM evaluation.</w:t>
@@ -2288,29 +3501,49 @@
     </w:p>
     <w:p>
       <w:pPr>
-        <w:spacing w:after="0" w:before="0"/>
         <w:jc w:val="both"/>
       </w:pPr>
       <w:r>
         <w:rPr>
-          <w:rFonts w:ascii="Times New Roman" w:hAnsi="Times New Roman" w:eastAsia="Times New Roman" w:cs="Times New Roman"/>
-          <w:b w:val="0"/>
-          <w:i w:val="0"/>
-          <w:sz w:val="20"/>
-        </w:rPr>
-        <w:t>Fourth, results may vary slightly across runs due to genetic algorithm stochasticity in DiCE and GPT generation probabilism. Although random_state=42 is fixed and temperature=0.3 is used for GPT, minor variations are expected.</w:t>
-      </w:r>
-    </w:p>
-    <w:p>
-      <w:pPr>
-        <w:spacing w:after="0" w:before="0"/>
+          <w:sz w:val="20"/>
+        </w:rPr>
+        <w:t xml:space="preserve">Fourth, results may vary slightly across runs due to genetic algorithm stochasticity in </w:t>
+      </w:r>
+      <w:proofErr w:type="spellStart"/>
+      <w:r>
+        <w:rPr>
+          <w:sz w:val="20"/>
+        </w:rPr>
+        <w:t>DiCE</w:t>
+      </w:r>
+      <w:proofErr w:type="spellEnd"/>
+      <w:r>
+        <w:rPr>
+          <w:sz w:val="20"/>
+        </w:rPr>
+        <w:t xml:space="preserve"> and GPT generation probabilism. Although </w:t>
+      </w:r>
+      <w:proofErr w:type="spellStart"/>
+      <w:r>
+        <w:rPr>
+          <w:sz w:val="20"/>
+        </w:rPr>
+        <w:t>random_state</w:t>
+      </w:r>
+      <w:proofErr w:type="spellEnd"/>
+      <w:r>
+        <w:rPr>
+          <w:sz w:val="20"/>
+        </w:rPr>
+        <w:t>=42 is fixed and temperature=0.3 is used for GPT, minor variations are expected.</w:t>
+      </w:r>
+    </w:p>
+    <w:p>
+      <w:pPr>
         <w:jc w:val="both"/>
       </w:pPr>
       <w:r>
         <w:rPr>
-          <w:rFonts w:ascii="Times New Roman" w:hAnsi="Times New Roman" w:eastAsia="Times New Roman" w:cs="Times New Roman"/>
-          <w:b w:val="0"/>
-          <w:i w:val="0"/>
           <w:sz w:val="20"/>
         </w:rPr>
         <w:t>Fifth, while the 62.5% counterfactual success rate is encouraging, achieving substantial stress reduction in some individuals may still require changes mediated through physiological outcomes (e.g., improvements in sleep quality), suggesting that a two-stage causal architecture (behavior to outcome, then outcome to stress) could yield even stronger intervention recommendations as future work.</w:t>
@@ -2319,42 +3552,62 @@
     <w:p>
       <w:pPr>
         <w:pStyle w:val="Heading2"/>
-        <w:spacing w:before="240" w:after="60"/>
-      </w:pPr>
-      <w:r>
-        <w:rPr>
-          <w:rFonts w:ascii="Times New Roman" w:hAnsi="Times New Roman" w:eastAsia="Times New Roman" w:cs="Times New Roman"/>
+        <w:spacing w:before="240"/>
+      </w:pPr>
+      <w:r>
+        <w:rPr>
           <w:b/>
           <w:sz w:val="24"/>
         </w:rPr>
+        <w:lastRenderedPageBreak/>
         <w:t>Conclusion</w:t>
       </w:r>
     </w:p>
     <w:p>
       <w:pPr>
-        <w:spacing w:after="0" w:before="0"/>
         <w:jc w:val="both"/>
       </w:pPr>
       <w:r>
         <w:rPr>
-          <w:rFonts w:ascii="Times New Roman" w:hAnsi="Times New Roman" w:eastAsia="Times New Roman" w:cs="Times New Roman"/>
-          <w:b w:val="0"/>
-          <w:i w:val="0"/>
-          <w:sz w:val="20"/>
-        </w:rPr>
-        <w:t>We presented an end-to-end framework integrating prediction, explanation, prescription, and naturalization for stress prediction and intervention. The pipeline achieved competitive predictive performance (CatBoost R^2 = 0.6503), strong domain-validated explanations through SHAP (top feature correlation -0.996), causally-restricted counterfactual recommendations with 100% plausibility and 62.5% success rate, and narrative GenAI output with structural and faithfulness validation for all three case-study individuals.</w:t>
-      </w:r>
-    </w:p>
-    <w:p>
-      <w:pPr>
-        <w:spacing w:after="0" w:before="0"/>
+          <w:sz w:val="20"/>
+        </w:rPr>
+        <w:t>We presented an end-to-end framework integrating prediction, explanation, prescription, and naturalization for stress prediction and intervention. The pipeline achieved competitive predictive performance (</w:t>
+      </w:r>
+      <w:proofErr w:type="spellStart"/>
+      <w:r>
+        <w:rPr>
+          <w:sz w:val="20"/>
+        </w:rPr>
+        <w:t>CatBoost</w:t>
+      </w:r>
+      <w:proofErr w:type="spellEnd"/>
+      <w:r>
+        <w:rPr>
+          <w:sz w:val="20"/>
+        </w:rPr>
+        <w:t xml:space="preserve"> R^2 = 0.6503), strong domain-validated explanations through SHAP (top feature correlation -0.996), </w:t>
+      </w:r>
+      <w:proofErr w:type="gramStart"/>
+      <w:r>
+        <w:rPr>
+          <w:sz w:val="20"/>
+        </w:rPr>
+        <w:t>causally-restricted</w:t>
+      </w:r>
+      <w:proofErr w:type="gramEnd"/>
+      <w:r>
+        <w:rPr>
+          <w:sz w:val="20"/>
+        </w:rPr>
+        <w:t xml:space="preserve"> counterfactual recommendations with 100% plausibility and 62.5% success rate, and narrative GenAI output with structural and faithfulness validation for all three case-study individuals.</w:t>
+      </w:r>
+    </w:p>
+    <w:p>
+      <w:pPr>
         <w:jc w:val="both"/>
       </w:pPr>
       <w:r>
         <w:rPr>
-          <w:rFonts w:ascii="Times New Roman" w:hAnsi="Times New Roman" w:eastAsia="Times New Roman" w:cs="Times New Roman"/>
-          <w:b w:val="0"/>
-          <w:i w:val="0"/>
           <w:sz w:val="20"/>
         </w:rPr>
         <w:t>Future work includes: (1) a two-stage causal architecture where Stage 1 maps behaviors to outcomes and Stage 2 maps outcomes to stress, enabling indirect-effect estimation; (2) automated faithfulness scoring for GenAI output using NLI-based entailment checks; (3) validation on real (non-synthetic) data through wearable sensor and self-report studies; (4) user studies measuring the perceived usefulness and clarity of GenAI-generated recommendations; and (5) integration with conversational interfaces for interactive intervention support.</w:t>
@@ -2363,159 +3616,268 @@
     <w:p>
       <w:pPr>
         <w:pStyle w:val="Heading2"/>
-        <w:spacing w:before="240" w:after="60"/>
-      </w:pPr>
-      <w:r>
-        <w:rPr>
-          <w:rFonts w:ascii="Times New Roman" w:hAnsi="Times New Roman" w:eastAsia="Times New Roman" w:cs="Times New Roman"/>
+        <w:spacing w:before="240"/>
+      </w:pPr>
+      <w:proofErr w:type="spellStart"/>
+      <w:r>
+        <w:rPr>
           <w:b/>
           <w:sz w:val="24"/>
         </w:rPr>
-        <w:t>CRediT Authorship Contribution Statement</w:t>
-      </w:r>
-    </w:p>
-    <w:p>
-      <w:pPr>
-        <w:spacing w:after="0" w:before="0"/>
-        <w:jc w:val="both"/>
-      </w:pPr>
-      <w:r>
-        <w:rPr>
-          <w:rFonts w:ascii="Times New Roman" w:hAnsi="Times New Roman" w:eastAsia="Times New Roman" w:cs="Times New Roman"/>
-          <w:b w:val="0"/>
-          <w:i w:val="0"/>
-          <w:sz w:val="20"/>
-        </w:rPr>
-        <w:t>Ananta Dwi Prayoga Alwy: Conceptualization, Methodology, Software, Validation, Writing – original draft. Dhayu Intan Nareswari: Conceptualization, Investigation, Formal analysis, Writing – review &amp; editing. Mahathir Muhammad: Software, Data curation, Formal analysis, Visualization, Writing – review &amp; editing. Obi Kastanya: Conceptualization, Supervision, Writing – review &amp; editing, Validation. All authors have read and agreed to the published version of the manuscript.</w:t>
-      </w:r>
-    </w:p>
-    <w:p>
-      <w:pPr>
-        <w:pStyle w:val="Heading2"/>
-        <w:spacing w:before="240" w:after="60"/>
-      </w:pPr>
-      <w:r>
-        <w:rPr>
-          <w:rFonts w:ascii="Times New Roman" w:hAnsi="Times New Roman" w:eastAsia="Times New Roman" w:cs="Times New Roman"/>
+        <w:t>CRediT</w:t>
+      </w:r>
+      <w:proofErr w:type="spellEnd"/>
+      <w:r>
+        <w:rPr>
           <w:b/>
           <w:sz w:val="24"/>
         </w:rPr>
-        <w:t>Declaration of Competing Interest</w:t>
-      </w:r>
-    </w:p>
-    <w:p>
-      <w:pPr>
-        <w:spacing w:after="0" w:before="0"/>
+        <w:t xml:space="preserve"> Authorship Contribution Statement</w:t>
+      </w:r>
+    </w:p>
+    <w:p>
+      <w:pPr>
         <w:jc w:val="both"/>
       </w:pPr>
       <w:r>
         <w:rPr>
-          <w:rFonts w:ascii="Times New Roman" w:hAnsi="Times New Roman" w:eastAsia="Times New Roman" w:cs="Times New Roman"/>
-          <w:b w:val="0"/>
-          <w:i w:val="0"/>
-          <w:sz w:val="20"/>
-        </w:rPr>
-        <w:t>The authors declare that they have no known competing financial interests or personal relationships that could have appeared to influence the work reported in this paper.</w:t>
+          <w:sz w:val="20"/>
+        </w:rPr>
+        <w:t xml:space="preserve">Ananta Dwi </w:t>
+      </w:r>
+      <w:proofErr w:type="spellStart"/>
+      <w:r>
+        <w:rPr>
+          <w:sz w:val="20"/>
+        </w:rPr>
+        <w:t>Prayoga</w:t>
+      </w:r>
+      <w:proofErr w:type="spellEnd"/>
+      <w:r>
+        <w:rPr>
+          <w:sz w:val="20"/>
+        </w:rPr>
+        <w:t xml:space="preserve"> </w:t>
+      </w:r>
+      <w:proofErr w:type="spellStart"/>
+      <w:r>
+        <w:rPr>
+          <w:sz w:val="20"/>
+        </w:rPr>
+        <w:t>Alwy</w:t>
+      </w:r>
+      <w:proofErr w:type="spellEnd"/>
+      <w:r>
+        <w:rPr>
+          <w:sz w:val="20"/>
+        </w:rPr>
+        <w:t xml:space="preserve">: Conceptualization, Methodology, Software, Validation, Writing – original draft. </w:t>
+      </w:r>
+      <w:proofErr w:type="spellStart"/>
+      <w:r>
+        <w:rPr>
+          <w:sz w:val="20"/>
+        </w:rPr>
+        <w:t>Dhayu</w:t>
+      </w:r>
+      <w:proofErr w:type="spellEnd"/>
+      <w:r>
+        <w:rPr>
+          <w:sz w:val="20"/>
+        </w:rPr>
+        <w:t xml:space="preserve"> Intan </w:t>
+      </w:r>
+      <w:proofErr w:type="spellStart"/>
+      <w:r>
+        <w:rPr>
+          <w:sz w:val="20"/>
+        </w:rPr>
+        <w:t>Nareswari</w:t>
+      </w:r>
+      <w:proofErr w:type="spellEnd"/>
+      <w:r>
+        <w:rPr>
+          <w:sz w:val="20"/>
+        </w:rPr>
+        <w:t>: Conceptualization, Investigation, Formal analysis, Writing – review &amp; editing. Mahathir Muhammad: Software, Data curation, Formal analysis, Visualization, Writing – review &amp; editing. Obi Kastanya: Conceptualization, Supervision, Writing – review &amp; editing, Validation. All authors have read and agreed to the published version of the manuscript.</w:t>
       </w:r>
     </w:p>
     <w:p>
       <w:pPr>
         <w:pStyle w:val="Heading2"/>
-        <w:spacing w:before="240" w:after="60"/>
-      </w:pPr>
-      <w:r>
-        <w:rPr>
-          <w:rFonts w:ascii="Times New Roman" w:hAnsi="Times New Roman" w:eastAsia="Times New Roman" w:cs="Times New Roman"/>
+        <w:spacing w:before="240"/>
+      </w:pPr>
+      <w:r>
+        <w:rPr>
           <w:b/>
           <w:sz w:val="24"/>
         </w:rPr>
-        <w:t>Acknowledgments</w:t>
-      </w:r>
-    </w:p>
-    <w:p>
-      <w:pPr>
-        <w:spacing w:after="0" w:before="0"/>
+        <w:t>Declaration of Competing Interest</w:t>
+      </w:r>
+    </w:p>
+    <w:p>
+      <w:pPr>
         <w:jc w:val="both"/>
       </w:pPr>
       <w:r>
         <w:rPr>
-          <w:rFonts w:ascii="Times New Roman" w:hAnsi="Times New Roman" w:eastAsia="Times New Roman" w:cs="Times New Roman"/>
-          <w:b w:val="0"/>
-          <w:i w:val="0"/>
-          <w:sz w:val="20"/>
-        </w:rPr>
-        <w:t>This work was conducted as part of the Master's program in Informatics at the Department of Informatics, Faculty of Intelligent Electrical and Informatics Technology, Institut Teknologi Sepuluh Nopember (ITS), Surabaya. The authors thank the Kaggle community for making the Sleep Health and Daily Performance dataset publicly available.</w:t>
+          <w:sz w:val="20"/>
+        </w:rPr>
+        <w:t>The authors declare that they have no known competing financial interests or personal relationships that could have appeared to influence the work reported in this paper.</w:t>
       </w:r>
     </w:p>
     <w:p>
       <w:pPr>
         <w:pStyle w:val="Heading2"/>
-        <w:spacing w:before="240" w:after="60"/>
-      </w:pPr>
-      <w:r>
-        <w:rPr>
-          <w:rFonts w:ascii="Times New Roman" w:hAnsi="Times New Roman" w:eastAsia="Times New Roman" w:cs="Times New Roman"/>
+        <w:spacing w:before="240"/>
+      </w:pPr>
+      <w:r>
+        <w:rPr>
           <w:b/>
           <w:sz w:val="24"/>
         </w:rPr>
-        <w:t>Data Availability</w:t>
-      </w:r>
-    </w:p>
-    <w:p>
-      <w:pPr>
-        <w:spacing w:after="0" w:before="0"/>
+        <w:t>Acknowledgments</w:t>
+      </w:r>
+    </w:p>
+    <w:p>
+      <w:pPr>
         <w:jc w:val="both"/>
       </w:pPr>
       <w:r>
         <w:rPr>
-          <w:rFonts w:ascii="Times New Roman" w:hAnsi="Times New Roman" w:eastAsia="Times New Roman" w:cs="Times New Roman"/>
-          <w:b w:val="0"/>
-          <w:i w:val="0"/>
-          <w:sz w:val="20"/>
-        </w:rPr>
-        <w:t>The dataset was openly provided through Kaggle. The source code and reproducibility artifacts (notebooks, processed data splits, model checkpoints) are available from the corresponding author upon request.</w:t>
+          <w:sz w:val="20"/>
+        </w:rPr>
+        <w:t xml:space="preserve">This work was conducted as part of the </w:t>
+      </w:r>
+      <w:proofErr w:type="gramStart"/>
+      <w:r>
+        <w:rPr>
+          <w:sz w:val="20"/>
+        </w:rPr>
+        <w:t>Master's</w:t>
+      </w:r>
+      <w:proofErr w:type="gramEnd"/>
+      <w:r>
+        <w:rPr>
+          <w:sz w:val="20"/>
+        </w:rPr>
+        <w:t xml:space="preserve"> program in Informatics at the Department of Informatics, Faculty of Intelligent Electrical and Informatics Technology, </w:t>
+      </w:r>
+      <w:proofErr w:type="spellStart"/>
+      <w:r>
+        <w:rPr>
+          <w:sz w:val="20"/>
+        </w:rPr>
+        <w:t>Institut</w:t>
+      </w:r>
+      <w:proofErr w:type="spellEnd"/>
+      <w:r>
+        <w:rPr>
+          <w:sz w:val="20"/>
+        </w:rPr>
+        <w:t xml:space="preserve"> </w:t>
+      </w:r>
+      <w:proofErr w:type="spellStart"/>
+      <w:r>
+        <w:rPr>
+          <w:sz w:val="20"/>
+        </w:rPr>
+        <w:t>Teknologi</w:t>
+      </w:r>
+      <w:proofErr w:type="spellEnd"/>
+      <w:r>
+        <w:rPr>
+          <w:sz w:val="20"/>
+        </w:rPr>
+        <w:t xml:space="preserve"> </w:t>
+      </w:r>
+      <w:proofErr w:type="spellStart"/>
+      <w:r>
+        <w:rPr>
+          <w:sz w:val="20"/>
+        </w:rPr>
+        <w:t>Sepuluh</w:t>
+      </w:r>
+      <w:proofErr w:type="spellEnd"/>
+      <w:r>
+        <w:rPr>
+          <w:sz w:val="20"/>
+        </w:rPr>
+        <w:t xml:space="preserve"> </w:t>
+      </w:r>
+      <w:proofErr w:type="spellStart"/>
+      <w:r>
+        <w:rPr>
+          <w:sz w:val="20"/>
+        </w:rPr>
+        <w:t>Nopember</w:t>
+      </w:r>
+      <w:proofErr w:type="spellEnd"/>
+      <w:r>
+        <w:rPr>
+          <w:sz w:val="20"/>
+        </w:rPr>
+        <w:t xml:space="preserve"> (ITS), Surabaya. The authors thank the Kaggle community for making the Sleep Health and Daily Performance dataset publicly available.</w:t>
       </w:r>
     </w:p>
     <w:p>
       <w:pPr>
         <w:pStyle w:val="Heading2"/>
-        <w:spacing w:before="240" w:after="60"/>
-      </w:pPr>
-      <w:r>
-        <w:rPr>
-          <w:rFonts w:ascii="Times New Roman" w:hAnsi="Times New Roman" w:eastAsia="Times New Roman" w:cs="Times New Roman"/>
+        <w:spacing w:before="240"/>
+      </w:pPr>
+      <w:r>
+        <w:rPr>
           <w:b/>
           <w:sz w:val="24"/>
         </w:rPr>
-        <w:t>Declaration of Generative AI and AI-assisted Technologies in The Writing Process</w:t>
-      </w:r>
-    </w:p>
-    <w:p>
-      <w:pPr>
-        <w:spacing w:after="0" w:before="0"/>
+        <w:t>Data Availability</w:t>
+      </w:r>
+    </w:p>
+    <w:p>
+      <w:pPr>
         <w:jc w:val="both"/>
       </w:pPr>
       <w:r>
         <w:rPr>
-          <w:rFonts w:ascii="Times New Roman" w:hAnsi="Times New Roman" w:eastAsia="Times New Roman" w:cs="Times New Roman"/>
-          <w:b w:val="0"/>
-          <w:i w:val="0"/>
-          <w:sz w:val="20"/>
-        </w:rPr>
-        <w:t>The authors used ChatGPT (GPT-4o-mini) as a component of the proposed naturalization pipeline (Section 3.6), not as a writing assistant. Manuscript writing, editing, and revisions were performed by the authors without AI-assisted text generation.</w:t>
+          <w:sz w:val="20"/>
+        </w:rPr>
+        <w:t>The dataset was openly provided through Kaggle. The source code and reproducibility artifacts (notebooks, processed data splits, model checkpoints) are available from the corresponding author upon request.</w:t>
       </w:r>
     </w:p>
     <w:p>
       <w:pPr>
         <w:pStyle w:val="Heading2"/>
-        <w:spacing w:before="240" w:after="60"/>
-      </w:pPr>
-      <w:r>
-        <w:rPr>
-          <w:rFonts w:ascii="Times New Roman" w:hAnsi="Times New Roman" w:eastAsia="Times New Roman" w:cs="Times New Roman"/>
+        <w:spacing w:before="240"/>
+      </w:pPr>
+      <w:r>
+        <w:rPr>
           <w:b/>
           <w:sz w:val="24"/>
         </w:rPr>
+        <w:t>Declaration of Generative AI and AI-assisted Technologies in The Writing Process</w:t>
+      </w:r>
+    </w:p>
+    <w:p>
+      <w:pPr>
+        <w:jc w:val="both"/>
+      </w:pPr>
+      <w:r>
+        <w:rPr>
+          <w:sz w:val="20"/>
+        </w:rPr>
+        <w:t>The authors used ChatGPT (GPT-4o-mini) as a component of the proposed naturalization pipeline (Section 3.6), not as a writing assistant. Manuscript writing, editing, and revisions were performed by the authors without AI-assisted text generation.</w:t>
+      </w:r>
+    </w:p>
+    <w:p>
+      <w:pPr>
+        <w:pStyle w:val="Heading2"/>
+        <w:spacing w:before="240"/>
+      </w:pPr>
+      <w:r>
+        <w:rPr>
+          <w:b/>
+          <w:sz w:val="24"/>
+        </w:rPr>
         <w:t>References</w:t>
       </w:r>
     </w:p>
@@ -2523,547 +3885,740 @@
       <w:pPr>
         <w:spacing w:after="40"/>
         <w:ind w:left="340" w:hanging="340"/>
-        <w:jc w:val="left"/>
-      </w:pPr>
-      <w:r>
-        <w:rPr>
-          <w:rFonts w:ascii="Times New Roman" w:hAnsi="Times New Roman" w:eastAsia="Times New Roman" w:cs="Times New Roman"/>
-          <w:sz w:val="20"/>
-        </w:rPr>
-        <w:t xml:space="preserve">[1] </w:t>
-      </w:r>
-      <w:r>
-        <w:rPr>
-          <w:rFonts w:ascii="Times New Roman" w:hAnsi="Times New Roman" w:eastAsia="Times New Roman" w:cs="Times New Roman"/>
-          <w:sz w:val="20"/>
-        </w:rPr>
-        <w:t>S. M. Lundberg and S. Lee, "A unified approach to interpreting model predictions," in Proc. Adv. Neural Inf. Process. Syst. (NeurIPS), Long Beach, CA, USA, 2017, pp. 4765-4774.</w:t>
+      </w:pPr>
+      <w:r>
+        <w:rPr>
+          <w:sz w:val="20"/>
+        </w:rPr>
+        <w:t>[1] S. M. Lundberg and S. Lee, "A unified approach to interpreting model predictions," in Proc. Adv. Neural Inf. Process. Syst. (</w:t>
+      </w:r>
+      <w:proofErr w:type="spellStart"/>
+      <w:r>
+        <w:rPr>
+          <w:sz w:val="20"/>
+        </w:rPr>
+        <w:t>NeurIPS</w:t>
+      </w:r>
+      <w:proofErr w:type="spellEnd"/>
+      <w:r>
+        <w:rPr>
+          <w:sz w:val="20"/>
+        </w:rPr>
+        <w:t>), Long Beach, CA, USA, 2017, pp. 4765-4774.</w:t>
       </w:r>
     </w:p>
     <w:p>
       <w:pPr>
         <w:spacing w:after="40"/>
         <w:ind w:left="340" w:hanging="340"/>
-        <w:jc w:val="left"/>
-      </w:pPr>
-      <w:r>
-        <w:rPr>
-          <w:rFonts w:ascii="Times New Roman" w:hAnsi="Times New Roman" w:eastAsia="Times New Roman" w:cs="Times New Roman"/>
-          <w:sz w:val="20"/>
-        </w:rPr>
-        <w:t xml:space="preserve">[2] </w:t>
-      </w:r>
-      <w:r>
-        <w:rPr>
-          <w:rFonts w:ascii="Times New Roman" w:hAnsi="Times New Roman" w:eastAsia="Times New Roman" w:cs="Times New Roman"/>
-          <w:sz w:val="20"/>
-        </w:rPr>
-        <w:t>R. K. Mothilal, A. Sharma, and C. Tan, "Explaining machine learning classifiers through diverse counterfactual explanations," in Proc. ACM Conf. Fairness, Accountability, and Transparency (FAccT), Barcelona, Spain, 2020, pp. 607-617.</w:t>
+      </w:pPr>
+      <w:r>
+        <w:rPr>
+          <w:sz w:val="20"/>
+        </w:rPr>
+        <w:t xml:space="preserve">[2] R. K. </w:t>
+      </w:r>
+      <w:proofErr w:type="spellStart"/>
+      <w:r>
+        <w:rPr>
+          <w:sz w:val="20"/>
+        </w:rPr>
+        <w:t>Mothilal</w:t>
+      </w:r>
+      <w:proofErr w:type="spellEnd"/>
+      <w:r>
+        <w:rPr>
+          <w:sz w:val="20"/>
+        </w:rPr>
+        <w:t>, A. Sharma, and C. Tan, "Explaining machine learning classifiers through diverse counterfactual explanations," in Proc. ACM Conf. Fairness, Accountability, and Transparency (</w:t>
+      </w:r>
+      <w:proofErr w:type="spellStart"/>
+      <w:r>
+        <w:rPr>
+          <w:sz w:val="20"/>
+        </w:rPr>
+        <w:t>FAccT</w:t>
+      </w:r>
+      <w:proofErr w:type="spellEnd"/>
+      <w:r>
+        <w:rPr>
+          <w:sz w:val="20"/>
+        </w:rPr>
+        <w:t>), Barcelona, Spain, 2020, pp. 607-617.</w:t>
       </w:r>
     </w:p>
     <w:p>
       <w:pPr>
         <w:spacing w:after="40"/>
         <w:ind w:left="340" w:hanging="340"/>
-        <w:jc w:val="left"/>
-      </w:pPr>
-      <w:r>
-        <w:rPr>
-          <w:rFonts w:ascii="Times New Roman" w:hAnsi="Times New Roman" w:eastAsia="Times New Roman" w:cs="Times New Roman"/>
-          <w:sz w:val="20"/>
-        </w:rPr>
-        <w:t xml:space="preserve">[3] </w:t>
-      </w:r>
-      <w:r>
-        <w:rPr>
-          <w:rFonts w:ascii="Times New Roman" w:hAnsi="Times New Roman" w:eastAsia="Times New Roman" w:cs="Times New Roman"/>
-          <w:sz w:val="20"/>
-        </w:rPr>
-        <w:t>L. Prokhorenkova, G. Gusev, A. Vorobev, A. V. Dorogush, and A. Gulin, "CatBoost: Unbiased boosting with categorical features," in Proc. Adv. Neural Inf. Process. Syst. (NeurIPS), Montreal, Canada, 2018, pp. 6638-6648.</w:t>
+      </w:pPr>
+      <w:r>
+        <w:rPr>
+          <w:sz w:val="20"/>
+        </w:rPr>
+        <w:t xml:space="preserve">[3] L. </w:t>
+      </w:r>
+      <w:proofErr w:type="spellStart"/>
+      <w:r>
+        <w:rPr>
+          <w:sz w:val="20"/>
+        </w:rPr>
+        <w:t>Prokhorenkova</w:t>
+      </w:r>
+      <w:proofErr w:type="spellEnd"/>
+      <w:r>
+        <w:rPr>
+          <w:sz w:val="20"/>
+        </w:rPr>
+        <w:t xml:space="preserve">, G. Gusev, A. Vorobev, A. V. </w:t>
+      </w:r>
+      <w:proofErr w:type="spellStart"/>
+      <w:r>
+        <w:rPr>
+          <w:sz w:val="20"/>
+        </w:rPr>
+        <w:t>Dorogush</w:t>
+      </w:r>
+      <w:proofErr w:type="spellEnd"/>
+      <w:r>
+        <w:rPr>
+          <w:sz w:val="20"/>
+        </w:rPr>
+        <w:t>, and A. Gulin, "</w:t>
+      </w:r>
+      <w:proofErr w:type="spellStart"/>
+      <w:r>
+        <w:rPr>
+          <w:sz w:val="20"/>
+        </w:rPr>
+        <w:t>CatBoost</w:t>
+      </w:r>
+      <w:proofErr w:type="spellEnd"/>
+      <w:r>
+        <w:rPr>
+          <w:sz w:val="20"/>
+        </w:rPr>
+        <w:t>: Unbiased boosting with categorical features," in Proc. Adv. Neural Inf. Process. Syst. (</w:t>
+      </w:r>
+      <w:proofErr w:type="spellStart"/>
+      <w:r>
+        <w:rPr>
+          <w:sz w:val="20"/>
+        </w:rPr>
+        <w:t>NeurIPS</w:t>
+      </w:r>
+      <w:proofErr w:type="spellEnd"/>
+      <w:r>
+        <w:rPr>
+          <w:sz w:val="20"/>
+        </w:rPr>
+        <w:t>), Montreal, Canada, 2018, pp. 6638-6648.</w:t>
       </w:r>
     </w:p>
     <w:p>
       <w:pPr>
         <w:spacing w:after="40"/>
         <w:ind w:left="340" w:hanging="340"/>
-        <w:jc w:val="left"/>
-      </w:pPr>
-      <w:r>
-        <w:rPr>
-          <w:rFonts w:ascii="Times New Roman" w:hAnsi="Times New Roman" w:eastAsia="Times New Roman" w:cs="Times New Roman"/>
-          <w:sz w:val="20"/>
-        </w:rPr>
-        <w:t xml:space="preserve">[4] </w:t>
-      </w:r>
-      <w:r>
-        <w:rPr>
-          <w:rFonts w:ascii="Times New Roman" w:hAnsi="Times New Roman" w:eastAsia="Times New Roman" w:cs="Times New Roman"/>
-          <w:sz w:val="20"/>
-        </w:rPr>
-        <w:t>L. Breiman, "Random forests," Mach. Learn., vol. 45, no. 1, pp. 5-32, Oct. 2001.</w:t>
+      </w:pPr>
+      <w:r>
+        <w:rPr>
+          <w:sz w:val="20"/>
+        </w:rPr>
+        <w:t xml:space="preserve">[4] L. </w:t>
+      </w:r>
+      <w:proofErr w:type="spellStart"/>
+      <w:r>
+        <w:rPr>
+          <w:sz w:val="20"/>
+        </w:rPr>
+        <w:t>Breiman</w:t>
+      </w:r>
+      <w:proofErr w:type="spellEnd"/>
+      <w:r>
+        <w:rPr>
+          <w:sz w:val="20"/>
+        </w:rPr>
+        <w:t>, "Random forests," Mach. Learn., vol. 45, no. 1, pp. 5-32, Oct. 2001.</w:t>
       </w:r>
     </w:p>
     <w:p>
       <w:pPr>
         <w:spacing w:after="40"/>
         <w:ind w:left="340" w:hanging="340"/>
-        <w:jc w:val="left"/>
-      </w:pPr>
-      <w:r>
-        <w:rPr>
-          <w:rFonts w:ascii="Times New Roman" w:hAnsi="Times New Roman" w:eastAsia="Times New Roman" w:cs="Times New Roman"/>
-          <w:sz w:val="20"/>
-        </w:rPr>
-        <w:t xml:space="preserve">[5] </w:t>
-      </w:r>
-      <w:r>
-        <w:rPr>
-          <w:rFonts w:ascii="Times New Roman" w:hAnsi="Times New Roman" w:eastAsia="Times New Roman" w:cs="Times New Roman"/>
-          <w:sz w:val="20"/>
-        </w:rPr>
-        <w:t>S. O. Arik and T. Pfister, "TabNet: Attentive interpretable tabular learning," in Proc. AAAI Conf. Artif. Intell., vol. 35, no. 8, 2021, pp. 6679-6687.</w:t>
+      </w:pPr>
+      <w:r>
+        <w:rPr>
+          <w:sz w:val="20"/>
+        </w:rPr>
+        <w:t>[5] S. O. Arik and T. Pfister, "</w:t>
+      </w:r>
+      <w:proofErr w:type="spellStart"/>
+      <w:r>
+        <w:rPr>
+          <w:sz w:val="20"/>
+        </w:rPr>
+        <w:t>TabNet</w:t>
+      </w:r>
+      <w:proofErr w:type="spellEnd"/>
+      <w:r>
+        <w:rPr>
+          <w:sz w:val="20"/>
+        </w:rPr>
+        <w:t xml:space="preserve">: Attentive interpretable tabular learning," in Proc. AAAI Conf. </w:t>
+      </w:r>
+      <w:proofErr w:type="spellStart"/>
+      <w:r>
+        <w:rPr>
+          <w:sz w:val="20"/>
+        </w:rPr>
+        <w:t>Artif</w:t>
+      </w:r>
+      <w:proofErr w:type="spellEnd"/>
+      <w:r>
+        <w:rPr>
+          <w:sz w:val="20"/>
+        </w:rPr>
+        <w:t>. Intell., vol. 35, no. 8, 2021, pp. 6679-6687.</w:t>
       </w:r>
     </w:p>
     <w:p>
       <w:pPr>
         <w:spacing w:after="40"/>
         <w:ind w:left="340" w:hanging="340"/>
-        <w:jc w:val="left"/>
-      </w:pPr>
-      <w:r>
-        <w:rPr>
-          <w:rFonts w:ascii="Times New Roman" w:hAnsi="Times New Roman" w:eastAsia="Times New Roman" w:cs="Times New Roman"/>
-          <w:sz w:val="20"/>
-        </w:rPr>
-        <w:t xml:space="preserve">[6] </w:t>
-      </w:r>
-      <w:r>
-        <w:rPr>
-          <w:rFonts w:ascii="Times New Roman" w:hAnsi="Times New Roman" w:eastAsia="Times New Roman" w:cs="Times New Roman"/>
-          <w:sz w:val="20"/>
-        </w:rPr>
-        <w:t>S. Wachter, B. Mittelstadt, and C. Russell, "Counterfactual explanations without opening the black box: Automated decisions and the GDPR," Harvard J. Law Technol., vol. 31, no. 2, pp. 841-887, 2018.</w:t>
+      </w:pPr>
+      <w:r>
+        <w:rPr>
+          <w:sz w:val="20"/>
+        </w:rPr>
+        <w:t>[6] S. Wachter, B. Mittelstadt, and C. Russell, "Counterfactual explanations without opening the black box: Automated decisions and the GDPR," Harvard J. Law Technol., vol. 31, no. 2, pp. 841-887, 2018.</w:t>
       </w:r>
     </w:p>
     <w:p>
       <w:pPr>
         <w:spacing w:after="40"/>
         <w:ind w:left="340" w:hanging="340"/>
-        <w:jc w:val="left"/>
-      </w:pPr>
-      <w:r>
-        <w:rPr>
-          <w:rFonts w:ascii="Times New Roman" w:hAnsi="Times New Roman" w:eastAsia="Times New Roman" w:cs="Times New Roman"/>
-          <w:sz w:val="20"/>
-        </w:rPr>
-        <w:t xml:space="preserve">[7] </w:t>
-      </w:r>
-      <w:r>
-        <w:rPr>
-          <w:rFonts w:ascii="Times New Roman" w:hAnsi="Times New Roman" w:eastAsia="Times New Roman" w:cs="Times New Roman"/>
-          <w:sz w:val="20"/>
-        </w:rPr>
-        <w:t>OpenAI, "GPT-4 technical report," arXiv preprint arXiv:2303.08774, 2023.</w:t>
+      </w:pPr>
+      <w:r>
+        <w:rPr>
+          <w:sz w:val="20"/>
+        </w:rPr>
+        <w:t xml:space="preserve">[7] OpenAI, "GPT-4 technical report," </w:t>
+      </w:r>
+      <w:proofErr w:type="spellStart"/>
+      <w:r>
+        <w:rPr>
+          <w:sz w:val="20"/>
+        </w:rPr>
+        <w:t>arXiv</w:t>
+      </w:r>
+      <w:proofErr w:type="spellEnd"/>
+      <w:r>
+        <w:rPr>
+          <w:sz w:val="20"/>
+        </w:rPr>
+        <w:t xml:space="preserve"> preprint arXiv:2303.08774, 2023.</w:t>
       </w:r>
     </w:p>
     <w:p>
       <w:pPr>
         <w:spacing w:after="40"/>
         <w:ind w:left="340" w:hanging="340"/>
-        <w:jc w:val="left"/>
-      </w:pPr>
-      <w:r>
-        <w:rPr>
-          <w:rFonts w:ascii="Times New Roman" w:hAnsi="Times New Roman" w:eastAsia="Times New Roman" w:cs="Times New Roman"/>
-          <w:sz w:val="20"/>
-        </w:rPr>
-        <w:t xml:space="preserve">[8] </w:t>
-      </w:r>
-      <w:r>
-        <w:rPr>
-          <w:rFonts w:ascii="Times New Roman" w:hAnsi="Times New Roman" w:eastAsia="Times New Roman" w:cs="Times New Roman"/>
-          <w:sz w:val="20"/>
-        </w:rPr>
-        <w:t>T. Brown, B. Mann, N. Ryder, M. Subbiah, J. Kaplan, P. Dhariwal, et al., "Language models are few-shot learners," in Proc. Adv. Neural Inf. Process. Syst. (NeurIPS), 2020, pp. 1877-1901.</w:t>
+      </w:pPr>
+      <w:r>
+        <w:rPr>
+          <w:sz w:val="20"/>
+        </w:rPr>
+        <w:t>[8] T. Brown, B. Mann, N. Ryder, M. Subbiah, J. Kaplan, P. Dhariwal, et al., "Language models are few-shot learners," in Proc. Adv. Neural Inf. Process. Syst. (</w:t>
+      </w:r>
+      <w:proofErr w:type="spellStart"/>
+      <w:r>
+        <w:rPr>
+          <w:sz w:val="20"/>
+        </w:rPr>
+        <w:t>NeurIPS</w:t>
+      </w:r>
+      <w:proofErr w:type="spellEnd"/>
+      <w:r>
+        <w:rPr>
+          <w:sz w:val="20"/>
+        </w:rPr>
+        <w:t>), 2020, pp. 1877-1901.</w:t>
       </w:r>
     </w:p>
     <w:p>
       <w:pPr>
         <w:spacing w:after="40"/>
         <w:ind w:left="340" w:hanging="340"/>
-        <w:jc w:val="left"/>
-      </w:pPr>
-      <w:r>
-        <w:rPr>
-          <w:rFonts w:ascii="Times New Roman" w:hAnsi="Times New Roman" w:eastAsia="Times New Roman" w:cs="Times New Roman"/>
-          <w:sz w:val="20"/>
-        </w:rPr>
-        <w:t xml:space="preserve">[9] </w:t>
-      </w:r>
-      <w:r>
-        <w:rPr>
-          <w:rFonts w:ascii="Times New Roman" w:hAnsi="Times New Roman" w:eastAsia="Times New Roman" w:cs="Times New Roman"/>
-          <w:sz w:val="20"/>
-        </w:rPr>
-        <w:t>M. T. Ribeiro, S. Singh, and C. Guestrin, "Why should I trust you?: Explaining the predictions of any classifier," in Proc. ACM SIGKDD Int. Conf. Knowl. Discov. Data Mining, San Francisco, CA, USA, 2016, pp. 1135-1144.</w:t>
+      </w:pPr>
+      <w:r>
+        <w:rPr>
+          <w:sz w:val="20"/>
+        </w:rPr>
+        <w:t xml:space="preserve">[9] M. T. Ribeiro, S. Singh, and C. </w:t>
+      </w:r>
+      <w:proofErr w:type="spellStart"/>
+      <w:r>
+        <w:rPr>
+          <w:sz w:val="20"/>
+        </w:rPr>
+        <w:t>Guestrin</w:t>
+      </w:r>
+      <w:proofErr w:type="spellEnd"/>
+      <w:r>
+        <w:rPr>
+          <w:sz w:val="20"/>
+        </w:rPr>
+        <w:t xml:space="preserve">, "Why should I trust </w:t>
+      </w:r>
+      <w:proofErr w:type="gramStart"/>
+      <w:r>
+        <w:rPr>
+          <w:sz w:val="20"/>
+        </w:rPr>
+        <w:t>you?:</w:t>
+      </w:r>
+      <w:proofErr w:type="gramEnd"/>
+      <w:r>
+        <w:rPr>
+          <w:sz w:val="20"/>
+        </w:rPr>
+        <w:t xml:space="preserve"> Explaining the predictions of any classifier," in Proc. ACM SIGKDD Int. Conf. </w:t>
+      </w:r>
+      <w:proofErr w:type="spellStart"/>
+      <w:r>
+        <w:rPr>
+          <w:sz w:val="20"/>
+        </w:rPr>
+        <w:t>Knowl</w:t>
+      </w:r>
+      <w:proofErr w:type="spellEnd"/>
+      <w:r>
+        <w:rPr>
+          <w:sz w:val="20"/>
+        </w:rPr>
+        <w:t xml:space="preserve">. </w:t>
+      </w:r>
+      <w:proofErr w:type="spellStart"/>
+      <w:r>
+        <w:rPr>
+          <w:sz w:val="20"/>
+        </w:rPr>
+        <w:t>Discov</w:t>
+      </w:r>
+      <w:proofErr w:type="spellEnd"/>
+      <w:r>
+        <w:rPr>
+          <w:sz w:val="20"/>
+        </w:rPr>
+        <w:t>. Data Mining, San Francisco, CA, USA, 2016, pp. 1135-1144.</w:t>
       </w:r>
     </w:p>
     <w:p>
       <w:pPr>
         <w:spacing w:after="40"/>
         <w:ind w:left="340" w:hanging="340"/>
-        <w:jc w:val="left"/>
-      </w:pPr>
-      <w:r>
-        <w:rPr>
-          <w:rFonts w:ascii="Times New Roman" w:hAnsi="Times New Roman" w:eastAsia="Times New Roman" w:cs="Times New Roman"/>
-          <w:sz w:val="20"/>
-        </w:rPr>
-        <w:t xml:space="preserve">[10] </w:t>
-      </w:r>
-      <w:r>
-        <w:rPr>
-          <w:rFonts w:ascii="Times New Roman" w:hAnsi="Times New Roman" w:eastAsia="Times New Roman" w:cs="Times New Roman"/>
-          <w:sz w:val="20"/>
-        </w:rPr>
-        <w:t>A. Verma, V. Boonsanong, M. Hoang, K. E. Hines, J. P. Dickerson, and C. Shah, "Counterfactual explanations and algorithmic recourses for machine learning: A review," ACM Comput. Surv., vol. 56, no. 12, Art. no. 312, Dec. 2024.</w:t>
+      </w:pPr>
+      <w:r>
+        <w:rPr>
+          <w:sz w:val="20"/>
+        </w:rPr>
+        <w:t xml:space="preserve">[10] A. Verma, V. </w:t>
+      </w:r>
+      <w:proofErr w:type="spellStart"/>
+      <w:r>
+        <w:rPr>
+          <w:sz w:val="20"/>
+        </w:rPr>
+        <w:t>Boonsanong</w:t>
+      </w:r>
+      <w:proofErr w:type="spellEnd"/>
+      <w:r>
+        <w:rPr>
+          <w:sz w:val="20"/>
+        </w:rPr>
+        <w:t xml:space="preserve">, M. Hoang, K. E. Hines, J. P. Dickerson, and C. Shah, "Counterfactual explanations and algorithmic recourses for machine learning: A review," ACM </w:t>
+      </w:r>
+      <w:proofErr w:type="spellStart"/>
+      <w:r>
+        <w:rPr>
+          <w:sz w:val="20"/>
+        </w:rPr>
+        <w:t>Comput</w:t>
+      </w:r>
+      <w:proofErr w:type="spellEnd"/>
+      <w:r>
+        <w:rPr>
+          <w:sz w:val="20"/>
+        </w:rPr>
+        <w:t xml:space="preserve">. </w:t>
+      </w:r>
+      <w:proofErr w:type="spellStart"/>
+      <w:r>
+        <w:rPr>
+          <w:sz w:val="20"/>
+        </w:rPr>
+        <w:t>Surv</w:t>
+      </w:r>
+      <w:proofErr w:type="spellEnd"/>
+      <w:r>
+        <w:rPr>
+          <w:sz w:val="20"/>
+        </w:rPr>
+        <w:t>., vol. 56, no. 12, Art. no. 312, Dec. 2024.</w:t>
       </w:r>
     </w:p>
     <w:p>
       <w:pPr>
         <w:spacing w:after="40"/>
         <w:ind w:left="340" w:hanging="340"/>
-        <w:jc w:val="left"/>
-      </w:pPr>
-      <w:r>
-        <w:rPr>
-          <w:rFonts w:ascii="Times New Roman" w:hAnsi="Times New Roman" w:eastAsia="Times New Roman" w:cs="Times New Roman"/>
-          <w:sz w:val="20"/>
-        </w:rPr>
-        <w:t xml:space="preserve">[11] </w:t>
-      </w:r>
-      <w:r>
-        <w:rPr>
-          <w:rFonts w:ascii="Times New Roman" w:hAnsi="Times New Roman" w:eastAsia="Times New Roman" w:cs="Times New Roman"/>
-          <w:sz w:val="20"/>
-        </w:rPr>
-        <w:t>T. Chen and C. Guestrin, "XGBoost: A scalable tree boosting system," in Proc. ACM SIGKDD Int. Conf. Knowl. Discov. Data Mining, San Francisco, CA, USA, 2016, pp. 785-794.</w:t>
+      </w:pPr>
+      <w:r>
+        <w:rPr>
+          <w:sz w:val="20"/>
+        </w:rPr>
+        <w:lastRenderedPageBreak/>
+        <w:t xml:space="preserve">[11] T. Chen and C. </w:t>
+      </w:r>
+      <w:proofErr w:type="spellStart"/>
+      <w:r>
+        <w:rPr>
+          <w:sz w:val="20"/>
+        </w:rPr>
+        <w:t>Guestrin</w:t>
+      </w:r>
+      <w:proofErr w:type="spellEnd"/>
+      <w:r>
+        <w:rPr>
+          <w:sz w:val="20"/>
+        </w:rPr>
+        <w:t>, "</w:t>
+      </w:r>
+      <w:proofErr w:type="spellStart"/>
+      <w:r>
+        <w:rPr>
+          <w:sz w:val="20"/>
+        </w:rPr>
+        <w:t>XGBoost</w:t>
+      </w:r>
+      <w:proofErr w:type="spellEnd"/>
+      <w:r>
+        <w:rPr>
+          <w:sz w:val="20"/>
+        </w:rPr>
+        <w:t xml:space="preserve">: A scalable tree boosting system," in Proc. ACM SIGKDD Int. Conf. </w:t>
+      </w:r>
+      <w:proofErr w:type="spellStart"/>
+      <w:r>
+        <w:rPr>
+          <w:sz w:val="20"/>
+        </w:rPr>
+        <w:t>Knowl</w:t>
+      </w:r>
+      <w:proofErr w:type="spellEnd"/>
+      <w:r>
+        <w:rPr>
+          <w:sz w:val="20"/>
+        </w:rPr>
+        <w:t xml:space="preserve">. </w:t>
+      </w:r>
+      <w:proofErr w:type="spellStart"/>
+      <w:r>
+        <w:rPr>
+          <w:sz w:val="20"/>
+        </w:rPr>
+        <w:t>Discov</w:t>
+      </w:r>
+      <w:proofErr w:type="spellEnd"/>
+      <w:r>
+        <w:rPr>
+          <w:sz w:val="20"/>
+        </w:rPr>
+        <w:t>. Data Mining, San Francisco, CA, USA, 2016, pp. 785-794.</w:t>
       </w:r>
     </w:p>
     <w:p>
       <w:pPr>
         <w:spacing w:after="40"/>
         <w:ind w:left="340" w:hanging="340"/>
-        <w:jc w:val="left"/>
-      </w:pPr>
-      <w:r>
-        <w:rPr>
-          <w:rFonts w:ascii="Times New Roman" w:hAnsi="Times New Roman" w:eastAsia="Times New Roman" w:cs="Times New Roman"/>
-          <w:sz w:val="20"/>
-        </w:rPr>
-        <w:t xml:space="preserve">[12] </w:t>
-      </w:r>
-      <w:r>
-        <w:rPr>
-          <w:rFonts w:ascii="Times New Roman" w:hAnsi="Times New Roman" w:eastAsia="Times New Roman" w:cs="Times New Roman"/>
-          <w:sz w:val="20"/>
-        </w:rPr>
-        <w:t>M. Kaur, M. M. Zenkri, S. Singh, and B. Suresh, "Sleep, stress, and cognitive performance: A review of recent empirical findings," Sleep Med. Rev., vol. 60, Art. no. 101552, Dec. 2021.</w:t>
+      </w:pPr>
+      <w:r>
+        <w:rPr>
+          <w:sz w:val="20"/>
+        </w:rPr>
+        <w:t xml:space="preserve">[12] M. Kaur, M. M. </w:t>
+      </w:r>
+      <w:proofErr w:type="spellStart"/>
+      <w:r>
+        <w:rPr>
+          <w:sz w:val="20"/>
+        </w:rPr>
+        <w:t>Zenkri</w:t>
+      </w:r>
+      <w:proofErr w:type="spellEnd"/>
+      <w:r>
+        <w:rPr>
+          <w:sz w:val="20"/>
+        </w:rPr>
+        <w:t>, S. Singh, and B. Suresh, "Sleep, stress, and cognitive performance: A review of recent empirical findings," Sleep Med. Rev., vol. 60, Art. no. 101552, Dec. 2021.</w:t>
       </w:r>
     </w:p>
     <w:p>
       <w:pPr>
         <w:spacing w:after="40"/>
         <w:ind w:left="340" w:hanging="340"/>
-        <w:jc w:val="left"/>
-      </w:pPr>
-      <w:r>
-        <w:rPr>
-          <w:rFonts w:ascii="Times New Roman" w:hAnsi="Times New Roman" w:eastAsia="Times New Roman" w:cs="Times New Roman"/>
-          <w:sz w:val="20"/>
-        </w:rPr>
-        <w:t xml:space="preserve">[13] </w:t>
-      </w:r>
-      <w:r>
-        <w:rPr>
-          <w:rFonts w:ascii="Times New Roman" w:hAnsi="Times New Roman" w:eastAsia="Times New Roman" w:cs="Times New Roman"/>
-          <w:sz w:val="20"/>
-        </w:rPr>
-        <w:t>C. Molnar, Interpretable Machine Learning: A Guide for Making Black Box Models Explainable, 2nd ed. Munich, Germany: Independently Published, 2022.</w:t>
+      </w:pPr>
+      <w:r>
+        <w:rPr>
+          <w:sz w:val="20"/>
+        </w:rPr>
+        <w:t>[13] C. Molnar, Interpretable Machine Learning: A Guide for Making Black Box Models Explainable, 2nd ed. Munich, Germany: Independently Published, 2022.</w:t>
       </w:r>
     </w:p>
     <w:p>
       <w:pPr>
         <w:spacing w:after="40"/>
         <w:ind w:left="340" w:hanging="340"/>
-        <w:jc w:val="left"/>
-      </w:pPr>
-      <w:r>
-        <w:rPr>
-          <w:rFonts w:ascii="Times New Roman" w:hAnsi="Times New Roman" w:eastAsia="Times New Roman" w:cs="Times New Roman"/>
-          <w:sz w:val="20"/>
-        </w:rPr>
-        <w:t xml:space="preserve">[14] </w:t>
-      </w:r>
-      <w:r>
-        <w:rPr>
-          <w:rFonts w:ascii="Times New Roman" w:hAnsi="Times New Roman" w:eastAsia="Times New Roman" w:cs="Times New Roman"/>
-          <w:sz w:val="20"/>
-        </w:rPr>
-        <w:t>S. T. Hawkins, "Sleep health and daily performance dataset," Kaggle, 2024. [Online]. Available: https://www.kaggle.com/datasets</w:t>
+      </w:pPr>
+      <w:r>
+        <w:rPr>
+          <w:sz w:val="20"/>
+        </w:rPr>
+        <w:t>[14] S. T. Hawkins, "Sleep health and daily performance dataset," Kaggle, 2024. [Online]. Available: https://www.kaggle.com/datasets</w:t>
       </w:r>
     </w:p>
     <w:p>
       <w:pPr>
         <w:spacing w:after="40"/>
         <w:ind w:left="340" w:hanging="340"/>
-        <w:jc w:val="left"/>
-      </w:pPr>
-      <w:r>
-        <w:rPr>
-          <w:rFonts w:ascii="Times New Roman" w:hAnsi="Times New Roman" w:eastAsia="Times New Roman" w:cs="Times New Roman"/>
-          <w:sz w:val="20"/>
-        </w:rPr>
-        <w:t xml:space="preserve">[15] </w:t>
-      </w:r>
-      <w:r>
-        <w:rPr>
-          <w:rFonts w:ascii="Times New Roman" w:hAnsi="Times New Roman" w:eastAsia="Times New Roman" w:cs="Times New Roman"/>
-          <w:sz w:val="20"/>
-        </w:rPr>
-        <w:t>P. Hall, N. Gill, and N. Schmidt, "Proposed guidelines for the responsible use of explainable machine learning," arXiv preprint arXiv:1906.03533, 2019.</w:t>
+      </w:pPr>
+      <w:r>
+        <w:rPr>
+          <w:sz w:val="20"/>
+        </w:rPr>
+        <w:t xml:space="preserve">[15] P. Hall, N. Gill, and N. Schmidt, "Proposed guidelines for the responsible use of explainable machine learning," </w:t>
+      </w:r>
+      <w:proofErr w:type="spellStart"/>
+      <w:r>
+        <w:rPr>
+          <w:sz w:val="20"/>
+        </w:rPr>
+        <w:t>arXiv</w:t>
+      </w:r>
+      <w:proofErr w:type="spellEnd"/>
+      <w:r>
+        <w:rPr>
+          <w:sz w:val="20"/>
+        </w:rPr>
+        <w:t xml:space="preserve"> preprint arXiv:1906.03533, 2019.</w:t>
       </w:r>
     </w:p>
     <w:sectPr>
-      <w:headerReference r:id="rId20" w:type="default"/>
-      <w:headerReference r:id="rId21" w:type="first"/>
-      <w:headerReference r:id="rId22" w:type="even"/>
-      <w:footerReference r:id="rId23" w:type="default"/>
-      <w:footerReference r:id="rId24" w:type="first"/>
-      <w:footerReference r:id="rId25" w:type="even"/>
-      <w:pgSz w:h="16839" w:w="11907" w:orient="portrait"/>
-      <w:pgMar w:bottom="1440" w:top="1440" w:left="936" w:right="936" w:header="431" w:footer="431"/>
+      <w:headerReference w:type="even" r:id="rId11"/>
+      <w:headerReference w:type="default" r:id="rId12"/>
+      <w:footerReference w:type="even" r:id="rId13"/>
+      <w:footerReference w:type="default" r:id="rId14"/>
+      <w:headerReference w:type="first" r:id="rId15"/>
+      <w:footerReference w:type="first" r:id="rId16"/>
+      <w:pgSz w:w="11907" w:h="16839"/>
+      <w:pgMar w:top="1440" w:right="936" w:bottom="1440" w:left="936" w:header="431" w:footer="431" w:gutter="0"/>
       <w:pgNumType w:start="1"/>
-      <w:titlePg w:val="1"/>
+      <w:cols w:space="720"/>
+      <w:titlePg/>
     </w:sectPr>
   </w:body>
 </w:document>
 </file>
 
+<file path=word/endnotes.xml><?xml version="1.0" encoding="utf-8"?>
+<w:endnotes xmlns:wpc="http://schemas.microsoft.com/office/word/2010/wordprocessingCanvas" xmlns:cx="http://schemas.microsoft.com/office/drawing/2014/chartex" xmlns:cx1="http://schemas.microsoft.com/office/drawing/2015/9/8/chartex" xmlns:cx2="http://schemas.microsoft.com/office/drawing/2015/10/21/chartex" xmlns:cx3="http://schemas.microsoft.com/office/drawing/2016/5/9/chartex" xmlns:cx4="http://schemas.microsoft.com/office/drawing/2016/5/10/chartex" xmlns:cx5="http://schemas.microsoft.com/office/drawing/2016/5/11/chartex" xmlns:cx6="http://schemas.microsoft.com/office/drawing/2016/5/12/chartex" xmlns:cx7="http://schemas.microsoft.com/office/drawing/2016/5/13/chartex" xmlns:cx8="http://schemas.microsoft.com/office/drawing/2016/5/14/chartex" xmlns:mc="http://schemas.openxmlformats.org/markup-compatibility/2006" xmlns:aink="http://schemas.microsoft.com/office/drawing/2016/ink" xmlns:am3d="http://schemas.microsoft.com/office/drawing/2017/model3d" xmlns:o="urn:schemas-microsoft-com:office:office" xmlns:oel="http://schemas.microsoft.com/office/2019/extlst" xmlns:r="http://schemas.openxmlformats.org/officeDocument/2006/relationships" xmlns:m="http://schemas.openxmlformats.org/officeDocument/2006/math" xmlns:v="urn:schemas-microsoft-com:vml" xmlns:wp14="http://schemas.microsoft.com/office/word/2010/wordprocessingDrawing" xmlns:wp="http://schemas.openxmlformats.org/drawingml/2006/wordprocessingDrawing" xmlns:w10="urn:schemas-microsoft-com:office:word" xmlns:w="http://schemas.openxmlformats.org/wordprocessingml/2006/main" xmlns:w14="http://schemas.microsoft.com/office/word/2010/wordml" xmlns:w15="http://schemas.microsoft.com/office/word/2012/wordml" xmlns:w16cex="http://schemas.microsoft.com/office/word/2018/wordml/cex" xmlns:w16cid="http://schemas.microsoft.com/office/word/2016/wordml/cid" xmlns:w16="http://schemas.microsoft.com/office/word/2018/wordml" xmlns:w16du="http://schemas.microsoft.com/office/word/2023/wordml/word16du" xmlns:w16sdtdh="http://schemas.microsoft.com/office/word/2020/wordml/sdtdatahash" xmlns:w16sdtfl="http://schemas.microsoft.com/office/word/2024/wordml/sdtformatlock" xmlns:w16se="http://schemas.microsoft.com/office/word/2015/wordml/symex" xmlns:wpg="http://schemas.microsoft.com/office/word/2010/wordprocessingGroup" xmlns:wpi="http://schemas.microsoft.com/office/word/2010/wordprocessingInk" xmlns:wne="http://schemas.microsoft.com/office/word/2006/wordml" xmlns:wps="http://schemas.microsoft.com/office/word/2010/wordprocessingShape" mc:Ignorable="w14 w15 w16se w16cid w16 w16cex w16sdtdh w16sdtfl w16du wp14">
+  <w:endnote w:type="separator" w:id="-1">
+    <w:p>
+      <w:r>
+        <w:separator/>
+      </w:r>
+    </w:p>
+  </w:endnote>
+  <w:endnote w:type="continuationSeparator" w:id="0">
+    <w:p>
+      <w:r>
+        <w:continuationSeparator/>
+      </w:r>
+    </w:p>
+  </w:endnote>
+</w:endnotes>
+</file>
+
 <file path=word/footer1.xml><?xml version="1.0" encoding="utf-8"?>
-<w:ftr xmlns:mc="http://schemas.openxmlformats.org/markup-compatibility/2006" xmlns:o="urn:schemas-microsoft-com:office:office" xmlns:r="http://schemas.openxmlformats.org/officeDocument/2006/relationships" xmlns:m="http://schemas.openxmlformats.org/officeDocument/2006/math" xmlns:v="urn:schemas-microsoft-com:vml" xmlns:wp="http://schemas.openxmlformats.org/drawingml/2006/wordprocessingDrawing" xmlns:w10="urn:schemas-microsoft-com:office:word" xmlns:w="http://schemas.openxmlformats.org/wordprocessingml/2006/main" xmlns:wne="http://schemas.microsoft.com/office/word/2006/wordml" xmlns:sl="http://schemas.openxmlformats.org/schemaLibrary/2006/main" xmlns:a="http://schemas.openxmlformats.org/drawingml/2006/main" xmlns:pic="http://schemas.openxmlformats.org/drawingml/2006/picture" xmlns:c="http://schemas.openxmlformats.org/drawingml/2006/chart" xmlns:lc="http://schemas.openxmlformats.org/drawingml/2006/lockedCanvas" xmlns:dgm="http://schemas.openxmlformats.org/drawingml/2006/diagram" xmlns:wps="http://schemas.microsoft.com/office/word/2010/wordprocessingShape" xmlns:wpg="http://schemas.microsoft.com/office/word/2010/wordprocessingGroup" xmlns:w14="http://schemas.microsoft.com/office/word/2010/wordml" xmlns:w15="http://schemas.microsoft.com/office/word/2012/wordml" xmlns:w16="http://schemas.microsoft.com/office/word/2018/wordml" xmlns:w16cex="http://schemas.microsoft.com/office/word/2018/wordml/cex" xmlns:w16cid="http://schemas.microsoft.com/office/word/2016/wordml/cid" xmlns="http://schemas.microsoft.com/office/tasks/2019/documenttasks" xmlns:cr="http://schemas.microsoft.com/office/comments/2020/reactions">
+<w:ftr xmlns:wpc="http://schemas.microsoft.com/office/word/2010/wordprocessingCanvas" xmlns:cx="http://schemas.microsoft.com/office/drawing/2014/chartex" xmlns:cx1="http://schemas.microsoft.com/office/drawing/2015/9/8/chartex" xmlns:cx2="http://schemas.microsoft.com/office/drawing/2015/10/21/chartex" xmlns:cx3="http://schemas.microsoft.com/office/drawing/2016/5/9/chartex" xmlns:cx4="http://schemas.microsoft.com/office/drawing/2016/5/10/chartex" xmlns:cx5="http://schemas.microsoft.com/office/drawing/2016/5/11/chartex" xmlns:cx6="http://schemas.microsoft.com/office/drawing/2016/5/12/chartex" xmlns:cx7="http://schemas.microsoft.com/office/drawing/2016/5/13/chartex" xmlns:cx8="http://schemas.microsoft.com/office/drawing/2016/5/14/chartex" xmlns:mc="http://schemas.openxmlformats.org/markup-compatibility/2006" xmlns:aink="http://schemas.microsoft.com/office/drawing/2016/ink" xmlns:am3d="http://schemas.microsoft.com/office/drawing/2017/model3d" xmlns:o="urn:schemas-microsoft-com:office:office" xmlns:oel="http://schemas.microsoft.com/office/2019/extlst" xmlns:r="http://schemas.openxmlformats.org/officeDocument/2006/relationships" xmlns:m="http://schemas.openxmlformats.org/officeDocument/2006/math" xmlns:v="urn:schemas-microsoft-com:vml" xmlns:wp14="http://schemas.microsoft.com/office/word/2010/wordprocessingDrawing" xmlns:wp="http://schemas.openxmlformats.org/drawingml/2006/wordprocessingDrawing" xmlns:w10="urn:schemas-microsoft-com:office:word" xmlns:w="http://schemas.openxmlformats.org/wordprocessingml/2006/main" xmlns:w14="http://schemas.microsoft.com/office/word/2010/wordml" xmlns:w15="http://schemas.microsoft.com/office/word/2012/wordml" xmlns:w16cex="http://schemas.microsoft.com/office/word/2018/wordml/cex" xmlns:w16cid="http://schemas.microsoft.com/office/word/2016/wordml/cid" xmlns:w16="http://schemas.microsoft.com/office/word/2018/wordml" xmlns:w16du="http://schemas.microsoft.com/office/word/2023/wordml/word16du" xmlns:w16sdtdh="http://schemas.microsoft.com/office/word/2020/wordml/sdtdatahash" xmlns:w16sdtfl="http://schemas.microsoft.com/office/word/2024/wordml/sdtformatlock" xmlns:w16se="http://schemas.microsoft.com/office/word/2015/wordml/symex" xmlns:wpg="http://schemas.microsoft.com/office/word/2010/wordprocessingGroup" xmlns:wpi="http://schemas.microsoft.com/office/word/2010/wordprocessingInk" xmlns:wne="http://schemas.microsoft.com/office/word/2006/wordml" xmlns:wps="http://schemas.microsoft.com/office/word/2010/wordprocessingShape" mc:Ignorable="w14 w15 w16se w16cid w16 w16cex w16sdtdh w16sdtfl w16du wp14">
   <w:p>
     <w:pPr>
-      <w:keepNext w:val="0"/>
-      <w:keepLines w:val="0"/>
-      <w:pageBreakBefore w:val="0"/>
-      <w:widowControl w:val="1"/>
       <w:pBdr>
-        <w:top w:space="0" w:sz="0" w:val="nil"/>
-        <w:left w:space="0" w:sz="0" w:val="nil"/>
-        <w:bottom w:space="0" w:sz="0" w:val="nil"/>
-        <w:right w:space="0" w:sz="0" w:val="nil"/>
-        <w:between w:space="0" w:sz="0" w:val="nil"/>
+        <w:top w:val="nil"/>
+        <w:left w:val="nil"/>
+        <w:bottom w:val="nil"/>
+        <w:right w:val="nil"/>
+        <w:between w:val="nil"/>
       </w:pBdr>
-      <w:shd w:fill="auto" w:val="clear"/>
       <w:tabs>
-        <w:tab w:val="center" w:leader="none" w:pos="4320"/>
-        <w:tab w:val="right" w:leader="none" w:pos="8640"/>
+        <w:tab w:val="center" w:pos="4320"/>
+        <w:tab w:val="right" w:pos="8640"/>
       </w:tabs>
-      <w:spacing w:after="0" w:before="0" w:line="240" w:lineRule="auto"/>
-      <w:ind w:left="0" w:right="0" w:firstLine="0"/>
-      <w:jc w:val="left"/>
-      <w:rPr>
-        <w:rFonts w:ascii="Times New Roman" w:cs="Times New Roman" w:eastAsia="Times New Roman" w:hAnsi="Times New Roman"/>
-        <w:b w:val="0"/>
-        <w:i w:val="0"/>
-        <w:smallCaps w:val="0"/>
-        <w:strike w:val="0"/>
+      <w:rPr>
         <w:color w:val="000000"/>
         <w:sz w:val="20"/>
         <w:szCs w:val="20"/>
-        <w:u w:val="none"/>
-        <w:shd w:fill="auto" w:val="clear"/>
-        <w:vertAlign w:val="baseline"/>
       </w:rPr>
     </w:pPr>
     <w:r>
       <w:rPr>
-        <w:rFonts w:ascii="Times New Roman" w:cs="Times New Roman" w:eastAsia="Times New Roman" w:hAnsi="Times New Roman"/>
-        <w:b w:val="0"/>
-        <w:i w:val="0"/>
-        <w:smallCaps w:val="0"/>
-        <w:strike w:val="0"/>
         <w:color w:val="000000"/>
         <w:sz w:val="20"/>
         <w:szCs w:val="20"/>
-        <w:u w:val="none"/>
-        <w:shd w:fill="auto" w:val="clear"/>
-        <w:vertAlign w:val="baseline"/>
       </w:rPr>
       <w:fldChar w:fldCharType="begin"/>
-      <w:instrText xml:space="preserve">PAGE</w:instrText>
-      <w:fldChar w:fldCharType="separate"/>
-      <w:fldChar w:fldCharType="end"/>
     </w:r>
     <w:r>
       <w:rPr>
-        <w:rtl w:val="0"/>
-      </w:rPr>
+        <w:color w:val="000000"/>
+        <w:sz w:val="20"/>
+        <w:szCs w:val="20"/>
+      </w:rPr>
+      <w:instrText>PAGE</w:instrText>
+    </w:r>
+    <w:r>
+      <w:rPr>
+        <w:color w:val="000000"/>
+        <w:sz w:val="20"/>
+        <w:szCs w:val="20"/>
+      </w:rPr>
+      <w:fldChar w:fldCharType="separate"/>
+    </w:r>
+    <w:r>
+      <w:rPr>
+        <w:noProof/>
+        <w:color w:val="000000"/>
+        <w:sz w:val="20"/>
+        <w:szCs w:val="20"/>
+      </w:rPr>
+      <w:t>2</w:t>
+    </w:r>
+    <w:r>
+      <w:rPr>
+        <w:color w:val="000000"/>
+        <w:sz w:val="20"/>
+        <w:szCs w:val="20"/>
+      </w:rPr>
+      <w:fldChar w:fldCharType="end"/>
     </w:r>
   </w:p>
   <w:p>
     <w:pPr>
-      <w:keepNext w:val="0"/>
-      <w:keepLines w:val="0"/>
-      <w:pageBreakBefore w:val="0"/>
-      <w:widowControl w:val="1"/>
       <w:pBdr>
-        <w:top w:space="0" w:sz="0" w:val="nil"/>
-        <w:left w:space="0" w:sz="0" w:val="nil"/>
-        <w:bottom w:space="0" w:sz="0" w:val="nil"/>
-        <w:right w:space="0" w:sz="0" w:val="nil"/>
-        <w:between w:space="0" w:sz="0" w:val="nil"/>
+        <w:top w:val="nil"/>
+        <w:left w:val="nil"/>
+        <w:bottom w:val="nil"/>
+        <w:right w:val="nil"/>
+        <w:between w:val="nil"/>
       </w:pBdr>
-      <w:shd w:fill="auto" w:val="clear"/>
       <w:tabs>
-        <w:tab w:val="center" w:leader="none" w:pos="4320"/>
-        <w:tab w:val="right" w:leader="none" w:pos="8640"/>
+        <w:tab w:val="center" w:pos="4320"/>
+        <w:tab w:val="right" w:pos="8640"/>
       </w:tabs>
-      <w:spacing w:after="0" w:before="0" w:line="240" w:lineRule="auto"/>
-      <w:ind w:left="0" w:right="0" w:firstLine="0"/>
-      <w:jc w:val="left"/>
-      <w:rPr>
-        <w:rFonts w:ascii="Times New Roman" w:cs="Times New Roman" w:eastAsia="Times New Roman" w:hAnsi="Times New Roman"/>
-        <w:b w:val="0"/>
-        <w:i w:val="0"/>
-        <w:smallCaps w:val="0"/>
-        <w:strike w:val="0"/>
+      <w:rPr>
         <w:color w:val="000000"/>
-        <w:sz w:val="22"/>
-        <w:szCs w:val="22"/>
-        <w:u w:val="none"/>
-        <w:shd w:fill="auto" w:val="clear"/>
-        <w:vertAlign w:val="baseline"/>
       </w:rPr>
     </w:pPr>
-    <w:r>
-      <w:rPr>
-        <w:rtl w:val="0"/>
-      </w:rPr>
-    </w:r>
   </w:p>
 </w:ftr>
 </file>
 
 <file path=word/footer2.xml><?xml version="1.0" encoding="utf-8"?>
-<w:ftr xmlns:mc="http://schemas.openxmlformats.org/markup-compatibility/2006" xmlns:o="urn:schemas-microsoft-com:office:office" xmlns:r="http://schemas.openxmlformats.org/officeDocument/2006/relationships" xmlns:m="http://schemas.openxmlformats.org/officeDocument/2006/math" xmlns:v="urn:schemas-microsoft-com:vml" xmlns:wp="http://schemas.openxmlformats.org/drawingml/2006/wordprocessingDrawing" xmlns:w10="urn:schemas-microsoft-com:office:word" xmlns:w="http://schemas.openxmlformats.org/wordprocessingml/2006/main" xmlns:wne="http://schemas.microsoft.com/office/word/2006/wordml" xmlns:sl="http://schemas.openxmlformats.org/schemaLibrary/2006/main" xmlns:a="http://schemas.openxmlformats.org/drawingml/2006/main" xmlns:pic="http://schemas.openxmlformats.org/drawingml/2006/picture" xmlns:c="http://schemas.openxmlformats.org/drawingml/2006/chart" xmlns:lc="http://schemas.openxmlformats.org/drawingml/2006/lockedCanvas" xmlns:dgm="http://schemas.openxmlformats.org/drawingml/2006/diagram" xmlns:wps="http://schemas.microsoft.com/office/word/2010/wordprocessingShape" xmlns:wpg="http://schemas.microsoft.com/office/word/2010/wordprocessingGroup" xmlns:w14="http://schemas.microsoft.com/office/word/2010/wordml" xmlns:w15="http://schemas.microsoft.com/office/word/2012/wordml" xmlns:w16="http://schemas.microsoft.com/office/word/2018/wordml" xmlns:w16cex="http://schemas.microsoft.com/office/word/2018/wordml/cex" xmlns:w16cid="http://schemas.microsoft.com/office/word/2016/wordml/cid" xmlns="http://schemas.microsoft.com/office/tasks/2019/documenttasks" xmlns:cr="http://schemas.microsoft.com/office/comments/2020/reactions">
+<w:ftr xmlns:wpc="http://schemas.microsoft.com/office/word/2010/wordprocessingCanvas" xmlns:cx="http://schemas.microsoft.com/office/drawing/2014/chartex" xmlns:cx1="http://schemas.microsoft.com/office/drawing/2015/9/8/chartex" xmlns:cx2="http://schemas.microsoft.com/office/drawing/2015/10/21/chartex" xmlns:cx3="http://schemas.microsoft.com/office/drawing/2016/5/9/chartex" xmlns:cx4="http://schemas.microsoft.com/office/drawing/2016/5/10/chartex" xmlns:cx5="http://schemas.microsoft.com/office/drawing/2016/5/11/chartex" xmlns:cx6="http://schemas.microsoft.com/office/drawing/2016/5/12/chartex" xmlns:cx7="http://schemas.microsoft.com/office/drawing/2016/5/13/chartex" xmlns:cx8="http://schemas.microsoft.com/office/drawing/2016/5/14/chartex" xmlns:mc="http://schemas.openxmlformats.org/markup-compatibility/2006" xmlns:aink="http://schemas.microsoft.com/office/drawing/2016/ink" xmlns:am3d="http://schemas.microsoft.com/office/drawing/2017/model3d" xmlns:o="urn:schemas-microsoft-com:office:office" xmlns:oel="http://schemas.microsoft.com/office/2019/extlst" xmlns:r="http://schemas.openxmlformats.org/officeDocument/2006/relationships" xmlns:m="http://schemas.openxmlformats.org/officeDocument/2006/math" xmlns:v="urn:schemas-microsoft-com:vml" xmlns:wp14="http://schemas.microsoft.com/office/word/2010/wordprocessingDrawing" xmlns:wp="http://schemas.openxmlformats.org/drawingml/2006/wordprocessingDrawing" xmlns:w10="urn:schemas-microsoft-com:office:word" xmlns:w="http://schemas.openxmlformats.org/wordprocessingml/2006/main" xmlns:w14="http://schemas.microsoft.com/office/word/2010/wordml" xmlns:w15="http://schemas.microsoft.com/office/word/2012/wordml" xmlns:w16cex="http://schemas.microsoft.com/office/word/2018/wordml/cex" xmlns:w16cid="http://schemas.microsoft.com/office/word/2016/wordml/cid" xmlns:w16="http://schemas.microsoft.com/office/word/2018/wordml" xmlns:w16du="http://schemas.microsoft.com/office/word/2023/wordml/word16du" xmlns:w16sdtdh="http://schemas.microsoft.com/office/word/2020/wordml/sdtdatahash" xmlns:w16sdtfl="http://schemas.microsoft.com/office/word/2024/wordml/sdtformatlock" xmlns:w16se="http://schemas.microsoft.com/office/word/2015/wordml/symex" xmlns:wpg="http://schemas.microsoft.com/office/word/2010/wordprocessingGroup" xmlns:wpi="http://schemas.microsoft.com/office/word/2010/wordprocessingInk" xmlns:wne="http://schemas.microsoft.com/office/word/2006/wordml" xmlns:wps="http://schemas.microsoft.com/office/word/2010/wordprocessingShape" mc:Ignorable="w14 w15 w16se w16cid w16 w16cex w16sdtdh w16sdtfl w16du wp14">
   <w:p>
     <w:pPr>
-      <w:keepNext w:val="0"/>
-      <w:keepLines w:val="0"/>
-      <w:pageBreakBefore w:val="0"/>
-      <w:widowControl w:val="1"/>
       <w:pBdr>
-        <w:top w:space="0" w:sz="0" w:val="nil"/>
-        <w:left w:space="0" w:sz="0" w:val="nil"/>
-        <w:bottom w:space="0" w:sz="0" w:val="nil"/>
-        <w:right w:space="0" w:sz="0" w:val="nil"/>
-        <w:between w:space="0" w:sz="0" w:val="nil"/>
+        <w:top w:val="nil"/>
+        <w:left w:val="nil"/>
+        <w:bottom w:val="nil"/>
+        <w:right w:val="nil"/>
+        <w:between w:val="nil"/>
       </w:pBdr>
-      <w:shd w:fill="auto" w:val="clear"/>
       <w:tabs>
-        <w:tab w:val="center" w:leader="none" w:pos="4320"/>
-        <w:tab w:val="right" w:leader="none" w:pos="8640"/>
+        <w:tab w:val="center" w:pos="4320"/>
+        <w:tab w:val="right" w:pos="8640"/>
       </w:tabs>
-      <w:spacing w:after="0" w:before="0" w:line="240" w:lineRule="auto"/>
-      <w:ind w:left="0" w:right="0" w:firstLine="0"/>
       <w:jc w:val="right"/>
       <w:rPr>
-        <w:rFonts w:ascii="Times New Roman" w:cs="Times New Roman" w:eastAsia="Times New Roman" w:hAnsi="Times New Roman"/>
-        <w:b w:val="0"/>
-        <w:i w:val="0"/>
-        <w:smallCaps w:val="0"/>
-        <w:strike w:val="0"/>
         <w:color w:val="000000"/>
         <w:sz w:val="20"/>
         <w:szCs w:val="20"/>
-        <w:u w:val="none"/>
-        <w:shd w:fill="auto" w:val="clear"/>
-        <w:vertAlign w:val="baseline"/>
       </w:rPr>
     </w:pPr>
     <w:r>
       <w:rPr>
-        <w:rFonts w:ascii="Times New Roman" w:cs="Times New Roman" w:eastAsia="Times New Roman" w:hAnsi="Times New Roman"/>
-        <w:b w:val="0"/>
-        <w:i w:val="0"/>
-        <w:smallCaps w:val="0"/>
-        <w:strike w:val="0"/>
         <w:color w:val="000000"/>
         <w:sz w:val="20"/>
         <w:szCs w:val="20"/>
-        <w:u w:val="none"/>
-        <w:shd w:fill="auto" w:val="clear"/>
-        <w:vertAlign w:val="baseline"/>
       </w:rPr>
       <w:fldChar w:fldCharType="begin"/>
-      <w:instrText xml:space="preserve">PAGE</w:instrText>
-      <w:fldChar w:fldCharType="separate"/>
-      <w:fldChar w:fldCharType="end"/>
     </w:r>
     <w:r>
       <w:rPr>
-        <w:rtl w:val="0"/>
-      </w:rPr>
+        <w:color w:val="000000"/>
+        <w:sz w:val="20"/>
+        <w:szCs w:val="20"/>
+      </w:rPr>
+      <w:instrText>PAGE</w:instrText>
+    </w:r>
+    <w:r>
+      <w:rPr>
+        <w:color w:val="000000"/>
+        <w:sz w:val="20"/>
+        <w:szCs w:val="20"/>
+      </w:rPr>
+      <w:fldChar w:fldCharType="separate"/>
+    </w:r>
+    <w:r>
+      <w:rPr>
+        <w:noProof/>
+        <w:color w:val="000000"/>
+        <w:sz w:val="20"/>
+        <w:szCs w:val="20"/>
+      </w:rPr>
+      <w:t>3</w:t>
+    </w:r>
+    <w:r>
+      <w:rPr>
+        <w:color w:val="000000"/>
+        <w:sz w:val="20"/>
+        <w:szCs w:val="20"/>
+      </w:rPr>
+      <w:fldChar w:fldCharType="end"/>
     </w:r>
   </w:p>
   <w:p>
     <w:pPr>
-      <w:keepNext w:val="0"/>
-      <w:keepLines w:val="0"/>
-      <w:pageBreakBefore w:val="0"/>
-      <w:widowControl w:val="1"/>
       <w:pBdr>
-        <w:top w:space="0" w:sz="0" w:val="nil"/>
-        <w:left w:space="0" w:sz="0" w:val="nil"/>
-        <w:bottom w:space="0" w:sz="0" w:val="nil"/>
-        <w:right w:space="0" w:sz="0" w:val="nil"/>
-        <w:between w:space="0" w:sz="0" w:val="nil"/>
+        <w:top w:val="nil"/>
+        <w:left w:val="nil"/>
+        <w:bottom w:val="nil"/>
+        <w:right w:val="nil"/>
+        <w:between w:val="nil"/>
       </w:pBdr>
-      <w:shd w:fill="auto" w:val="clear"/>
       <w:tabs>
-        <w:tab w:val="center" w:leader="none" w:pos="4320"/>
-        <w:tab w:val="right" w:leader="none" w:pos="8640"/>
+        <w:tab w:val="center" w:pos="4320"/>
+        <w:tab w:val="right" w:pos="8640"/>
       </w:tabs>
-      <w:spacing w:after="0" w:before="0" w:line="240" w:lineRule="auto"/>
-      <w:ind w:left="0" w:right="0" w:firstLine="0"/>
-      <w:jc w:val="left"/>
-      <w:rPr>
-        <w:rFonts w:ascii="Times New Roman" w:cs="Times New Roman" w:eastAsia="Times New Roman" w:hAnsi="Times New Roman"/>
-        <w:b w:val="0"/>
-        <w:i w:val="0"/>
-        <w:smallCaps w:val="0"/>
-        <w:strike w:val="0"/>
+      <w:rPr>
         <w:color w:val="000000"/>
-        <w:sz w:val="22"/>
-        <w:szCs w:val="22"/>
-        <w:u w:val="none"/>
-        <w:shd w:fill="auto" w:val="clear"/>
-        <w:vertAlign w:val="baseline"/>
       </w:rPr>
     </w:pPr>
-    <w:r>
-      <w:rPr>
-        <w:rtl w:val="0"/>
-      </w:rPr>
-    </w:r>
   </w:p>
 </w:ftr>
 </file>
 
 <file path=word/footer3.xml><?xml version="1.0" encoding="utf-8"?>
-<w:ftr xmlns:mc="http://schemas.openxmlformats.org/markup-compatibility/2006" xmlns:o="urn:schemas-microsoft-com:office:office" xmlns:r="http://schemas.openxmlformats.org/officeDocument/2006/relationships" xmlns:m="http://schemas.openxmlformats.org/officeDocument/2006/math" xmlns:v="urn:schemas-microsoft-com:vml" xmlns:wp="http://schemas.openxmlformats.org/drawingml/2006/wordprocessingDrawing" xmlns:w10="urn:schemas-microsoft-com:office:word" xmlns:w="http://schemas.openxmlformats.org/wordprocessingml/2006/main" xmlns:wne="http://schemas.microsoft.com/office/word/2006/wordml" xmlns:sl="http://schemas.openxmlformats.org/schemaLibrary/2006/main" xmlns:a="http://schemas.openxmlformats.org/drawingml/2006/main" xmlns:pic="http://schemas.openxmlformats.org/drawingml/2006/picture" xmlns:c="http://schemas.openxmlformats.org/drawingml/2006/chart" xmlns:lc="http://schemas.openxmlformats.org/drawingml/2006/lockedCanvas" xmlns:dgm="http://schemas.openxmlformats.org/drawingml/2006/diagram" xmlns:wps="http://schemas.microsoft.com/office/word/2010/wordprocessingShape" xmlns:wpg="http://schemas.microsoft.com/office/word/2010/wordprocessingGroup" xmlns:w14="http://schemas.microsoft.com/office/word/2010/wordml" xmlns:w15="http://schemas.microsoft.com/office/word/2012/wordml" xmlns:w16="http://schemas.microsoft.com/office/word/2018/wordml" xmlns:w16cex="http://schemas.microsoft.com/office/word/2018/wordml/cex" xmlns:w16cid="http://schemas.microsoft.com/office/word/2016/wordml/cid" xmlns="http://schemas.microsoft.com/office/tasks/2019/documenttasks" xmlns:cr="http://schemas.microsoft.com/office/comments/2020/reactions">
+<w:ftr xmlns:wpc="http://schemas.microsoft.com/office/word/2010/wordprocessingCanvas" xmlns:cx="http://schemas.microsoft.com/office/drawing/2014/chartex" xmlns:cx1="http://schemas.microsoft.com/office/drawing/2015/9/8/chartex" xmlns:cx2="http://schemas.microsoft.com/office/drawing/2015/10/21/chartex" xmlns:cx3="http://schemas.microsoft.com/office/drawing/2016/5/9/chartex" xmlns:cx4="http://schemas.microsoft.com/office/drawing/2016/5/10/chartex" xmlns:cx5="http://schemas.microsoft.com/office/drawing/2016/5/11/chartex" xmlns:cx6="http://schemas.microsoft.com/office/drawing/2016/5/12/chartex" xmlns:cx7="http://schemas.microsoft.com/office/drawing/2016/5/13/chartex" xmlns:cx8="http://schemas.microsoft.com/office/drawing/2016/5/14/chartex" xmlns:mc="http://schemas.openxmlformats.org/markup-compatibility/2006" xmlns:aink="http://schemas.microsoft.com/office/drawing/2016/ink" xmlns:am3d="http://schemas.microsoft.com/office/drawing/2017/model3d" xmlns:o="urn:schemas-microsoft-com:office:office" xmlns:oel="http://schemas.microsoft.com/office/2019/extlst" xmlns:r="http://schemas.openxmlformats.org/officeDocument/2006/relationships" xmlns:m="http://schemas.openxmlformats.org/officeDocument/2006/math" xmlns:v="urn:schemas-microsoft-com:vml" xmlns:wp14="http://schemas.microsoft.com/office/word/2010/wordprocessingDrawing" xmlns:wp="http://schemas.openxmlformats.org/drawingml/2006/wordprocessingDrawing" xmlns:w10="urn:schemas-microsoft-com:office:word" xmlns:w="http://schemas.openxmlformats.org/wordprocessingml/2006/main" xmlns:w14="http://schemas.microsoft.com/office/word/2010/wordml" xmlns:w15="http://schemas.microsoft.com/office/word/2012/wordml" xmlns:w16cex="http://schemas.microsoft.com/office/word/2018/wordml/cex" xmlns:w16cid="http://schemas.microsoft.com/office/word/2016/wordml/cid" xmlns:w16="http://schemas.microsoft.com/office/word/2018/wordml" xmlns:w16du="http://schemas.microsoft.com/office/word/2023/wordml/word16du" xmlns:w16sdtdh="http://schemas.microsoft.com/office/word/2020/wordml/sdtdatahash" xmlns:w16sdtfl="http://schemas.microsoft.com/office/word/2024/wordml/sdtformatlock" xmlns:w16se="http://schemas.microsoft.com/office/word/2015/wordml/symex" xmlns:wpg="http://schemas.microsoft.com/office/word/2010/wordprocessingGroup" xmlns:wpi="http://schemas.microsoft.com/office/word/2010/wordprocessingInk" xmlns:wne="http://schemas.microsoft.com/office/word/2006/wordml" xmlns:wps="http://schemas.microsoft.com/office/word/2010/wordprocessingShape" mc:Ignorable="w14 w15 w16se w16cid w16 w16cex w16sdtdh w16sdtfl w16du wp14">
   <w:p>
     <w:pPr>
       <w:rPr>
@@ -3075,7 +4630,6 @@
       <w:rPr>
         <w:sz w:val="18"/>
         <w:szCs w:val="18"/>
-        <w:rtl w:val="0"/>
       </w:rPr>
       <w:t xml:space="preserve">* Corresponding author. </w:t>
     </w:r>
@@ -3083,7 +4637,7 @@
   <w:p>
     <w:pPr>
       <w:pBdr>
-        <w:bottom w:color="000000" w:space="1" w:sz="6" w:val="single"/>
+        <w:bottom w:val="single" w:sz="6" w:space="1" w:color="000000"/>
       </w:pBdr>
       <w:rPr>
         <w:sz w:val="18"/>
@@ -3094,7 +4648,6 @@
       <w:rPr>
         <w:sz w:val="18"/>
         <w:szCs w:val="18"/>
-        <w:rtl w:val="0"/>
       </w:rPr>
       <w:t xml:space="preserve">Received: xxx, xxx. Revised: xxx, xxx. Accepted: xxx, xxx. </w:t>
     </w:r>
@@ -3110,192 +4663,251 @@
       <w:rPr>
         <w:sz w:val="18"/>
         <w:szCs w:val="18"/>
-        <w:rtl w:val="0"/>
       </w:rPr>
       <w:t xml:space="preserve">Available online: January 1st, 2999. </w:t>
-      <w:br w:type="textWrapping"/>
-      <w:t xml:space="preserve">© 2025 The Authors. This is an open access article under the CC BY-SA license (https://creative commons.org/licenses/by-sa/4.0/) </w:t>
+    </w:r>
+    <w:r>
+      <w:rPr>
+        <w:sz w:val="18"/>
+        <w:szCs w:val="18"/>
+      </w:rPr>
+      <w:br/>
+      <w:t>© 2025 The Authors. This is an open access article under the CC BY-SA license (https://creative commons.org/licenses/by-</w:t>
+    </w:r>
+    <w:proofErr w:type="spellStart"/>
+    <w:r>
+      <w:rPr>
+        <w:sz w:val="18"/>
+        <w:szCs w:val="18"/>
+      </w:rPr>
+      <w:t>sa</w:t>
+    </w:r>
+    <w:proofErr w:type="spellEnd"/>
+    <w:r>
+      <w:rPr>
+        <w:sz w:val="18"/>
+        <w:szCs w:val="18"/>
+      </w:rPr>
+      <w:t xml:space="preserve">/4.0/) </w:t>
+    </w:r>
+    <w:r>
+      <w:rPr>
+        <w:sz w:val="18"/>
+        <w:szCs w:val="18"/>
+      </w:rPr>
       <w:tab/>
+    </w:r>
+    <w:r>
+      <w:rPr>
+        <w:sz w:val="18"/>
+        <w:szCs w:val="18"/>
+      </w:rPr>
       <w:tab/>
+    </w:r>
+    <w:r>
+      <w:rPr>
+        <w:sz w:val="18"/>
+        <w:szCs w:val="18"/>
+      </w:rPr>
       <w:tab/>
+    </w:r>
+    <w:r>
+      <w:rPr>
+        <w:sz w:val="18"/>
+        <w:szCs w:val="18"/>
+      </w:rPr>
       <w:tab/>
+    </w:r>
+    <w:r>
+      <w:rPr>
+        <w:sz w:val="18"/>
+        <w:szCs w:val="18"/>
+      </w:rPr>
       <w:tab/>
+    </w:r>
+    <w:r>
+      <w:rPr>
+        <w:sz w:val="18"/>
+        <w:szCs w:val="18"/>
+      </w:rPr>
       <w:tab/>
+    </w:r>
+    <w:r>
+      <w:rPr>
+        <w:sz w:val="18"/>
+        <w:szCs w:val="18"/>
+      </w:rPr>
       <w:tab/>
+    </w:r>
+    <w:r>
+      <w:rPr>
+        <w:sz w:val="18"/>
+        <w:szCs w:val="18"/>
+      </w:rPr>
       <w:tab/>
+    </w:r>
+    <w:r>
+      <w:rPr>
+        <w:sz w:val="18"/>
+        <w:szCs w:val="18"/>
+      </w:rPr>
       <w:tab/>
+    </w:r>
+    <w:r>
+      <w:rPr>
+        <w:sz w:val="18"/>
+        <w:szCs w:val="18"/>
+      </w:rPr>
       <w:tab/>
+    </w:r>
+    <w:r>
+      <w:rPr>
+        <w:sz w:val="18"/>
+        <w:szCs w:val="18"/>
+      </w:rPr>
       <w:tab/>
+    </w:r>
+    <w:r>
+      <w:rPr>
+        <w:sz w:val="18"/>
+        <w:szCs w:val="18"/>
+      </w:rPr>
       <w:tab/>
+    </w:r>
+    <w:r>
+      <w:rPr>
+        <w:sz w:val="18"/>
+        <w:szCs w:val="18"/>
+      </w:rPr>
       <w:tab/>
+    </w:r>
+    <w:r>
+      <w:rPr>
+        <w:sz w:val="18"/>
+        <w:szCs w:val="18"/>
+      </w:rPr>
       <w:tab/>
+    </w:r>
+    <w:r>
+      <w:rPr>
+        <w:sz w:val="18"/>
+        <w:szCs w:val="18"/>
+      </w:rPr>
       <w:tab/>
+    </w:r>
+    <w:r>
+      <w:rPr>
+        <w:sz w:val="18"/>
+        <w:szCs w:val="18"/>
+      </w:rPr>
       <w:tab/>
+    </w:r>
+    <w:r>
+      <w:rPr>
+        <w:sz w:val="18"/>
+        <w:szCs w:val="18"/>
+      </w:rPr>
       <w:tab/>
-      <w:t xml:space="preserve">DOI: https://doi.org/10.12962/j24068535.v23i1.aXXXX</w:t>
+      <w:t>DOI: https://doi.org/10.12962/j24068535.v23i1.aXXXX</w:t>
     </w:r>
   </w:p>
   <w:p>
     <w:pPr>
-      <w:keepNext w:val="0"/>
-      <w:keepLines w:val="0"/>
-      <w:pageBreakBefore w:val="0"/>
-      <w:widowControl w:val="1"/>
       <w:pBdr>
-        <w:top w:space="0" w:sz="0" w:val="nil"/>
-        <w:left w:space="0" w:sz="0" w:val="nil"/>
-        <w:bottom w:space="0" w:sz="0" w:val="nil"/>
-        <w:right w:space="0" w:sz="0" w:val="nil"/>
-        <w:between w:space="0" w:sz="0" w:val="nil"/>
+        <w:top w:val="nil"/>
+        <w:left w:val="nil"/>
+        <w:bottom w:val="nil"/>
+        <w:right w:val="nil"/>
+        <w:between w:val="nil"/>
       </w:pBdr>
-      <w:shd w:fill="auto" w:val="clear"/>
       <w:tabs>
-        <w:tab w:val="center" w:leader="none" w:pos="4320"/>
-        <w:tab w:val="right" w:leader="none" w:pos="8640"/>
+        <w:tab w:val="center" w:pos="4320"/>
+        <w:tab w:val="right" w:pos="8640"/>
       </w:tabs>
-      <w:spacing w:after="0" w:before="0" w:line="240" w:lineRule="auto"/>
-      <w:ind w:left="0" w:right="0" w:firstLine="0"/>
       <w:jc w:val="right"/>
       <w:rPr>
-        <w:rFonts w:ascii="Arial" w:cs="Arial" w:eastAsia="Arial" w:hAnsi="Arial"/>
-        <w:b w:val="0"/>
-        <w:i w:val="0"/>
-        <w:smallCaps w:val="0"/>
-        <w:strike w:val="0"/>
+        <w:rFonts w:ascii="Arial" w:eastAsia="Arial" w:hAnsi="Arial" w:cs="Arial"/>
         <w:color w:val="000000"/>
         <w:sz w:val="20"/>
         <w:szCs w:val="20"/>
-        <w:u w:val="none"/>
-        <w:shd w:fill="auto" w:val="clear"/>
-        <w:vertAlign w:val="baseline"/>
       </w:rPr>
     </w:pPr>
     <w:r>
       <w:rPr>
-        <w:rFonts w:ascii="Times New Roman" w:cs="Times New Roman" w:eastAsia="Times New Roman" w:hAnsi="Times New Roman"/>
-        <w:b w:val="0"/>
-        <w:i w:val="0"/>
-        <w:smallCaps w:val="0"/>
-        <w:strike w:val="0"/>
         <w:color w:val="000000"/>
         <w:sz w:val="20"/>
         <w:szCs w:val="20"/>
-        <w:u w:val="none"/>
-        <w:shd w:fill="auto" w:val="clear"/>
-        <w:vertAlign w:val="baseline"/>
       </w:rPr>
       <w:fldChar w:fldCharType="begin"/>
-      <w:instrText xml:space="preserve">PAGE</w:instrText>
-      <w:fldChar w:fldCharType="separate"/>
-      <w:fldChar w:fldCharType="end"/>
     </w:r>
     <w:r>
       <w:rPr>
-        <w:rtl w:val="0"/>
-      </w:rPr>
+        <w:color w:val="000000"/>
+        <w:sz w:val="20"/>
+        <w:szCs w:val="20"/>
+      </w:rPr>
+      <w:instrText>PAGE</w:instrText>
+    </w:r>
+    <w:r>
+      <w:rPr>
+        <w:color w:val="000000"/>
+        <w:sz w:val="20"/>
+        <w:szCs w:val="20"/>
+      </w:rPr>
+      <w:fldChar w:fldCharType="separate"/>
+    </w:r>
+    <w:r>
+      <w:rPr>
+        <w:noProof/>
+        <w:color w:val="000000"/>
+        <w:sz w:val="20"/>
+        <w:szCs w:val="20"/>
+      </w:rPr>
+      <w:t>1</w:t>
+    </w:r>
+    <w:r>
+      <w:rPr>
+        <w:color w:val="000000"/>
+        <w:sz w:val="20"/>
+        <w:szCs w:val="20"/>
+      </w:rPr>
+      <w:fldChar w:fldCharType="end"/>
     </w:r>
   </w:p>
   <w:p>
     <w:pPr>
-      <w:keepNext w:val="0"/>
-      <w:keepLines w:val="0"/>
-      <w:pageBreakBefore w:val="0"/>
-      <w:widowControl w:val="1"/>
       <w:pBdr>
-        <w:top w:space="0" w:sz="0" w:val="nil"/>
-        <w:left w:space="0" w:sz="0" w:val="nil"/>
-        <w:bottom w:space="0" w:sz="0" w:val="nil"/>
-        <w:right w:space="0" w:sz="0" w:val="nil"/>
-        <w:between w:space="0" w:sz="0" w:val="nil"/>
+        <w:top w:val="nil"/>
+        <w:left w:val="nil"/>
+        <w:bottom w:val="nil"/>
+        <w:right w:val="nil"/>
+        <w:between w:val="nil"/>
       </w:pBdr>
-      <w:shd w:fill="auto" w:val="clear"/>
       <w:tabs>
-        <w:tab w:val="center" w:leader="none" w:pos="4320"/>
-        <w:tab w:val="right" w:leader="none" w:pos="8640"/>
+        <w:tab w:val="center" w:pos="4320"/>
+        <w:tab w:val="right" w:pos="8640"/>
       </w:tabs>
-      <w:spacing w:after="0" w:before="0" w:line="240" w:lineRule="auto"/>
-      <w:ind w:left="0" w:right="0" w:firstLine="0"/>
-      <w:jc w:val="left"/>
-      <w:rPr>
-        <w:rFonts w:ascii="Times New Roman" w:cs="Times New Roman" w:eastAsia="Times New Roman" w:hAnsi="Times New Roman"/>
-        <w:b w:val="0"/>
-        <w:i w:val="0"/>
-        <w:smallCaps w:val="0"/>
-        <w:strike w:val="0"/>
+      <w:rPr>
         <w:color w:val="000000"/>
-        <w:sz w:val="22"/>
-        <w:szCs w:val="22"/>
-        <w:u w:val="none"/>
-        <w:shd w:fill="auto" w:val="clear"/>
-        <w:vertAlign w:val="baseline"/>
       </w:rPr>
     </w:pPr>
-    <w:r>
-      <w:rPr>
-        <w:rtl w:val="0"/>
-      </w:rPr>
-    </w:r>
   </w:p>
 </w:ftr>
 </file>
 
 <file path=word/footnotes.xml><?xml version="1.0" encoding="utf-8"?>
-<w:footnotes xmlns:mc="http://schemas.openxmlformats.org/markup-compatibility/2006" xmlns:o="urn:schemas-microsoft-com:office:office" xmlns:r="http://schemas.openxmlformats.org/officeDocument/2006/relationships" xmlns:m="http://schemas.openxmlformats.org/officeDocument/2006/math" xmlns:v="urn:schemas-microsoft-com:vml" xmlns:wp="http://schemas.openxmlformats.org/drawingml/2006/wordprocessingDrawing" xmlns:w10="urn:schemas-microsoft-com:office:word" xmlns:w="http://schemas.openxmlformats.org/wordprocessingml/2006/main" xmlns:wne="http://schemas.microsoft.com/office/word/2006/wordml" xmlns:sl="http://schemas.openxmlformats.org/schemaLibrary/2006/main" xmlns:a="http://schemas.openxmlformats.org/drawingml/2006/main" xmlns:pic="http://schemas.openxmlformats.org/drawingml/2006/picture" xmlns:c="http://schemas.openxmlformats.org/drawingml/2006/chart" xmlns:lc="http://schemas.openxmlformats.org/drawingml/2006/lockedCanvas" xmlns:dgm="http://schemas.openxmlformats.org/drawingml/2006/diagram" xmlns:wps="http://schemas.microsoft.com/office/word/2010/wordprocessingShape" xmlns:wpg="http://schemas.microsoft.com/office/word/2010/wordprocessingGroup" xmlns:w14="http://schemas.microsoft.com/office/word/2010/wordml" xmlns:w15="http://schemas.microsoft.com/office/word/2012/wordml" xmlns:w16="http://schemas.microsoft.com/office/word/2018/wordml" xmlns:w16cex="http://schemas.microsoft.com/office/word/2018/wordml/cex" xmlns:w16cid="http://schemas.microsoft.com/office/word/2016/wordml/cid" xmlns="http://schemas.microsoft.com/office/tasks/2019/documenttasks" xmlns:cr="http://schemas.microsoft.com/office/comments/2020/reactions">
-  <w:footnote w:id="0">
-    <w:p>
-      <w:pPr>
-        <w:keepNext w:val="0"/>
-        <w:keepLines w:val="0"/>
-        <w:pageBreakBefore w:val="0"/>
-        <w:widowControl w:val="1"/>
-        <w:pBdr>
-          <w:top w:space="0" w:sz="0" w:val="nil"/>
-          <w:left w:space="0" w:sz="0" w:val="nil"/>
-          <w:bottom w:space="0" w:sz="0" w:val="nil"/>
-          <w:right w:space="0" w:sz="0" w:val="nil"/>
-          <w:between w:space="0" w:sz="0" w:val="nil"/>
-        </w:pBdr>
-        <w:shd w:fill="auto" w:val="clear"/>
-        <w:spacing w:after="0" w:before="0" w:line="240" w:lineRule="auto"/>
-        <w:ind w:left="0" w:right="0" w:firstLine="202"/>
-        <w:jc w:val="both"/>
-        <w:rPr>
-          <w:rFonts w:ascii="Times New Roman" w:cs="Times New Roman" w:eastAsia="Times New Roman" w:hAnsi="Times New Roman"/>
-          <w:b w:val="0"/>
-          <w:i w:val="0"/>
-          <w:smallCaps w:val="0"/>
-          <w:strike w:val="0"/>
-          <w:color w:val="000000"/>
-          <w:sz w:val="16"/>
-          <w:szCs w:val="16"/>
-          <w:u w:val="none"/>
-          <w:shd w:fill="auto" w:val="clear"/>
-          <w:vertAlign w:val="baseline"/>
-        </w:rPr>
-      </w:pPr>
-      <w:r>
-        <w:rPr>
-          <w:rStyle w:val="FootnoteReference"/>
-          <w:vertAlign w:val="superscript"/>
-        </w:rPr>
-        <w:footnoteRef/>
-      </w:r>
-      <w:r>
-        <w:rPr>
-          <w:rFonts w:ascii="Times New Roman" w:cs="Times New Roman" w:eastAsia="Times New Roman" w:hAnsi="Times New Roman"/>
-          <w:b w:val="0"/>
-          <w:i w:val="0"/>
-          <w:smallCaps w:val="0"/>
-          <w:strike w:val="0"/>
-          <w:color w:val="000000"/>
-          <w:sz w:val="16"/>
-          <w:szCs w:val="16"/>
-          <w:u w:val="none"/>
-          <w:shd w:fill="auto" w:val="clear"/>
-          <w:vertAlign w:val="baseline"/>
-          <w:rtl w:val="0"/>
-        </w:rPr>
-        <w:t xml:space="preserve">It is recommended that footnotes be avoided (except for the unnumbered footnote with the receipt date on the first page). Instead, try to integrate the footnote information into the text.</w:t>
+<w:footnotes xmlns:wpc="http://schemas.microsoft.com/office/word/2010/wordprocessingCanvas" xmlns:cx="http://schemas.microsoft.com/office/drawing/2014/chartex" xmlns:cx1="http://schemas.microsoft.com/office/drawing/2015/9/8/chartex" xmlns:cx2="http://schemas.microsoft.com/office/drawing/2015/10/21/chartex" xmlns:cx3="http://schemas.microsoft.com/office/drawing/2016/5/9/chartex" xmlns:cx4="http://schemas.microsoft.com/office/drawing/2016/5/10/chartex" xmlns:cx5="http://schemas.microsoft.com/office/drawing/2016/5/11/chartex" xmlns:cx6="http://schemas.microsoft.com/office/drawing/2016/5/12/chartex" xmlns:cx7="http://schemas.microsoft.com/office/drawing/2016/5/13/chartex" xmlns:cx8="http://schemas.microsoft.com/office/drawing/2016/5/14/chartex" xmlns:mc="http://schemas.openxmlformats.org/markup-compatibility/2006" xmlns:aink="http://schemas.microsoft.com/office/drawing/2016/ink" xmlns:am3d="http://schemas.microsoft.com/office/drawing/2017/model3d" xmlns:o="urn:schemas-microsoft-com:office:office" xmlns:oel="http://schemas.microsoft.com/office/2019/extlst" xmlns:r="http://schemas.openxmlformats.org/officeDocument/2006/relationships" xmlns:m="http://schemas.openxmlformats.org/officeDocument/2006/math" xmlns:v="urn:schemas-microsoft-com:vml" xmlns:wp14="http://schemas.microsoft.com/office/word/2010/wordprocessingDrawing" xmlns:wp="http://schemas.openxmlformats.org/drawingml/2006/wordprocessingDrawing" xmlns:w10="urn:schemas-microsoft-com:office:word" xmlns:w="http://schemas.openxmlformats.org/wordprocessingml/2006/main" xmlns:w14="http://schemas.microsoft.com/office/word/2010/wordml" xmlns:w15="http://schemas.microsoft.com/office/word/2012/wordml" xmlns:w16cex="http://schemas.microsoft.com/office/word/2018/wordml/cex" xmlns:w16cid="http://schemas.microsoft.com/office/word/2016/wordml/cid" xmlns:w16="http://schemas.microsoft.com/office/word/2018/wordml" xmlns:w16du="http://schemas.microsoft.com/office/word/2023/wordml/word16du" xmlns:w16sdtdh="http://schemas.microsoft.com/office/word/2020/wordml/sdtdatahash" xmlns:w16sdtfl="http://schemas.microsoft.com/office/word/2024/wordml/sdtformatlock" xmlns:w16se="http://schemas.microsoft.com/office/word/2015/wordml/symex" xmlns:wpg="http://schemas.microsoft.com/office/word/2010/wordprocessingGroup" xmlns:wpi="http://schemas.microsoft.com/office/word/2010/wordprocessingInk" xmlns:wne="http://schemas.microsoft.com/office/word/2006/wordml" xmlns:wps="http://schemas.microsoft.com/office/word/2010/wordprocessingShape" mc:Ignorable="w14 w15 w16se w16cid w16 w16cex w16sdtdh w16sdtfl w16du wp14">
+  <w:footnote w:type="separator" w:id="-1">
+    <w:p>
+      <w:r>
+        <w:separator/>
+      </w:r>
+    </w:p>
+  </w:footnote>
+  <w:footnote w:type="continuationSeparator" w:id="0">
+    <w:p>
+      <w:r>
+        <w:continuationSeparator/>
       </w:r>
     </w:p>
   </w:footnote>
@@ -3303,7 +4915,7 @@
 </file>
 
 <file path=word/header1.xml><?xml version="1.0" encoding="utf-8"?>
-<w:hdr xmlns:mc="http://schemas.openxmlformats.org/markup-compatibility/2006" xmlns:o="urn:schemas-microsoft-com:office:office" xmlns:r="http://schemas.openxmlformats.org/officeDocument/2006/relationships" xmlns:m="http://schemas.openxmlformats.org/officeDocument/2006/math" xmlns:v="urn:schemas-microsoft-com:vml" xmlns:wp="http://schemas.openxmlformats.org/drawingml/2006/wordprocessingDrawing" xmlns:w10="urn:schemas-microsoft-com:office:word" xmlns:w="http://schemas.openxmlformats.org/wordprocessingml/2006/main" xmlns:wne="http://schemas.microsoft.com/office/word/2006/wordml" xmlns:sl="http://schemas.openxmlformats.org/schemaLibrary/2006/main" xmlns:a="http://schemas.openxmlformats.org/drawingml/2006/main" xmlns:pic="http://schemas.openxmlformats.org/drawingml/2006/picture" xmlns:c="http://schemas.openxmlformats.org/drawingml/2006/chart" xmlns:lc="http://schemas.openxmlformats.org/drawingml/2006/lockedCanvas" xmlns:dgm="http://schemas.openxmlformats.org/drawingml/2006/diagram" xmlns:wps="http://schemas.microsoft.com/office/word/2010/wordprocessingShape" xmlns:wpg="http://schemas.microsoft.com/office/word/2010/wordprocessingGroup" xmlns:w14="http://schemas.microsoft.com/office/word/2010/wordml" xmlns:w15="http://schemas.microsoft.com/office/word/2012/wordml" xmlns:w16="http://schemas.microsoft.com/office/word/2018/wordml" xmlns:w16cex="http://schemas.microsoft.com/office/word/2018/wordml/cex" xmlns:w16cid="http://schemas.microsoft.com/office/word/2016/wordml/cid" xmlns="http://schemas.microsoft.com/office/tasks/2019/documenttasks" xmlns:cr="http://schemas.microsoft.com/office/comments/2020/reactions">
+<w:hdr xmlns:wpc="http://schemas.microsoft.com/office/word/2010/wordprocessingCanvas" xmlns:cx="http://schemas.microsoft.com/office/drawing/2014/chartex" xmlns:cx1="http://schemas.microsoft.com/office/drawing/2015/9/8/chartex" xmlns:cx2="http://schemas.microsoft.com/office/drawing/2015/10/21/chartex" xmlns:cx3="http://schemas.microsoft.com/office/drawing/2016/5/9/chartex" xmlns:cx4="http://schemas.microsoft.com/office/drawing/2016/5/10/chartex" xmlns:cx5="http://schemas.microsoft.com/office/drawing/2016/5/11/chartex" xmlns:cx6="http://schemas.microsoft.com/office/drawing/2016/5/12/chartex" xmlns:cx7="http://schemas.microsoft.com/office/drawing/2016/5/13/chartex" xmlns:cx8="http://schemas.microsoft.com/office/drawing/2016/5/14/chartex" xmlns:mc="http://schemas.openxmlformats.org/markup-compatibility/2006" xmlns:aink="http://schemas.microsoft.com/office/drawing/2016/ink" xmlns:am3d="http://schemas.microsoft.com/office/drawing/2017/model3d" xmlns:o="urn:schemas-microsoft-com:office:office" xmlns:oel="http://schemas.microsoft.com/office/2019/extlst" xmlns:r="http://schemas.openxmlformats.org/officeDocument/2006/relationships" xmlns:m="http://schemas.openxmlformats.org/officeDocument/2006/math" xmlns:v="urn:schemas-microsoft-com:vml" xmlns:wp14="http://schemas.microsoft.com/office/word/2010/wordprocessingDrawing" xmlns:wp="http://schemas.openxmlformats.org/drawingml/2006/wordprocessingDrawing" xmlns:w10="urn:schemas-microsoft-com:office:word" xmlns:w="http://schemas.openxmlformats.org/wordprocessingml/2006/main" xmlns:w14="http://schemas.microsoft.com/office/word/2010/wordml" xmlns:w15="http://schemas.microsoft.com/office/word/2012/wordml" xmlns:w16cex="http://schemas.microsoft.com/office/word/2018/wordml/cex" xmlns:w16cid="http://schemas.microsoft.com/office/word/2016/wordml/cid" xmlns:w16="http://schemas.microsoft.com/office/word/2018/wordml" xmlns:w16du="http://schemas.microsoft.com/office/word/2023/wordml/word16du" xmlns:w16sdtdh="http://schemas.microsoft.com/office/word/2020/wordml/sdtdatahash" xmlns:w16sdtfl="http://schemas.microsoft.com/office/word/2024/wordml/sdtformatlock" xmlns:w16se="http://schemas.microsoft.com/office/word/2015/wordml/symex" xmlns:wpg="http://schemas.microsoft.com/office/word/2010/wordprocessingGroup" xmlns:wpi="http://schemas.microsoft.com/office/word/2010/wordprocessingInk" xmlns:wne="http://schemas.microsoft.com/office/word/2006/wordml" xmlns:wps="http://schemas.microsoft.com/office/word/2010/wordprocessingShape" mc:Ignorable="w14 w15 w16se w16cid w16 w16cex w16sdtdh w16sdtfl w16du wp14">
   <w:p>
     <w:pPr>
       <w:ind w:right="18"/>
@@ -3316,139 +4928,150 @@
       <w:rPr>
         <w:sz w:val="18"/>
         <w:szCs w:val="18"/>
-        <w:rtl w:val="0"/>
       </w:rPr>
       <w:t xml:space="preserve">First A. Author et al — </w:t>
     </w:r>
     <w:r>
       <w:rPr>
-        <w:i w:val="1"/>
+        <w:i/>
         <w:sz w:val="18"/>
         <w:szCs w:val="18"/>
-        <w:rtl w:val="0"/>
-      </w:rPr>
-      <w:t xml:space="preserve">Paper Title</w:t>
-    </w:r>
-    <w:r>
-      <w:rPr>
-        <w:rtl w:val="0"/>
-      </w:rPr>
+      </w:rPr>
+      <w:t>Paper Title</w:t>
     </w:r>
   </w:p>
   <w:p>
     <w:pPr>
-      <w:keepNext w:val="0"/>
-      <w:keepLines w:val="0"/>
-      <w:pageBreakBefore w:val="0"/>
-      <w:widowControl w:val="1"/>
       <w:pBdr>
-        <w:top w:space="0" w:sz="0" w:val="nil"/>
-        <w:left w:space="0" w:sz="0" w:val="nil"/>
-        <w:bottom w:space="0" w:sz="0" w:val="nil"/>
-        <w:right w:space="0" w:sz="0" w:val="nil"/>
-        <w:between w:space="0" w:sz="0" w:val="nil"/>
+        <w:top w:val="nil"/>
+        <w:left w:val="nil"/>
+        <w:bottom w:val="nil"/>
+        <w:right w:val="nil"/>
+        <w:between w:val="nil"/>
       </w:pBdr>
-      <w:shd w:fill="auto" w:val="clear"/>
       <w:tabs>
-        <w:tab w:val="center" w:leader="none" w:pos="4320"/>
-        <w:tab w:val="right" w:leader="none" w:pos="8640"/>
+        <w:tab w:val="center" w:pos="4320"/>
+        <w:tab w:val="right" w:pos="8640"/>
       </w:tabs>
-      <w:spacing w:after="0" w:before="0" w:line="240" w:lineRule="auto"/>
-      <w:ind w:left="0" w:right="0" w:firstLine="0"/>
-      <w:jc w:val="left"/>
-      <w:rPr>
-        <w:rFonts w:ascii="Times New Roman" w:cs="Times New Roman" w:eastAsia="Times New Roman" w:hAnsi="Times New Roman"/>
-        <w:b w:val="0"/>
-        <w:i w:val="0"/>
-        <w:smallCaps w:val="0"/>
-        <w:strike w:val="0"/>
+      <w:rPr>
         <w:color w:val="000000"/>
-        <w:sz w:val="22"/>
-        <w:szCs w:val="22"/>
-        <w:u w:val="none"/>
-        <w:shd w:fill="auto" w:val="clear"/>
-        <w:vertAlign w:val="baseline"/>
       </w:rPr>
     </w:pPr>
-    <w:r>
-      <w:rPr>
-        <w:rtl w:val="0"/>
-      </w:rPr>
-    </w:r>
   </w:p>
 </w:hdr>
 </file>
 
 <file path=word/header2.xml><?xml version="1.0" encoding="utf-8"?>
-<w:hdr xmlns:mc="http://schemas.openxmlformats.org/markup-compatibility/2006" xmlns:o="urn:schemas-microsoft-com:office:office" xmlns:r="http://schemas.openxmlformats.org/officeDocument/2006/relationships" xmlns:m="http://schemas.openxmlformats.org/officeDocument/2006/math" xmlns:v="urn:schemas-microsoft-com:vml" xmlns:wp="http://schemas.openxmlformats.org/drawingml/2006/wordprocessingDrawing" xmlns:w10="urn:schemas-microsoft-com:office:word" xmlns:w="http://schemas.openxmlformats.org/wordprocessingml/2006/main" xmlns:wne="http://schemas.microsoft.com/office/word/2006/wordml" xmlns:sl="http://schemas.openxmlformats.org/schemaLibrary/2006/main" xmlns:a="http://schemas.openxmlformats.org/drawingml/2006/main" xmlns:pic="http://schemas.openxmlformats.org/drawingml/2006/picture" xmlns:c="http://schemas.openxmlformats.org/drawingml/2006/chart" xmlns:lc="http://schemas.openxmlformats.org/drawingml/2006/lockedCanvas" xmlns:dgm="http://schemas.openxmlformats.org/drawingml/2006/diagram" xmlns:wps="http://schemas.microsoft.com/office/word/2010/wordprocessingShape" xmlns:wpg="http://schemas.microsoft.com/office/word/2010/wordprocessingGroup" xmlns:w14="http://schemas.microsoft.com/office/word/2010/wordml" xmlns:w15="http://schemas.microsoft.com/office/word/2012/wordml" xmlns:w16="http://schemas.microsoft.com/office/word/2018/wordml" xmlns:w16cex="http://schemas.microsoft.com/office/word/2018/wordml/cex" xmlns:w16cid="http://schemas.microsoft.com/office/word/2016/wordml/cid" xmlns="http://schemas.microsoft.com/office/tasks/2019/documenttasks" xmlns:cr="http://schemas.microsoft.com/office/comments/2020/reactions">
+<w:hdr xmlns:wpc="http://schemas.microsoft.com/office/word/2010/wordprocessingCanvas" xmlns:cx="http://schemas.microsoft.com/office/drawing/2014/chartex" xmlns:cx1="http://schemas.microsoft.com/office/drawing/2015/9/8/chartex" xmlns:cx2="http://schemas.microsoft.com/office/drawing/2015/10/21/chartex" xmlns:cx3="http://schemas.microsoft.com/office/drawing/2016/5/9/chartex" xmlns:cx4="http://schemas.microsoft.com/office/drawing/2016/5/10/chartex" xmlns:cx5="http://schemas.microsoft.com/office/drawing/2016/5/11/chartex" xmlns:cx6="http://schemas.microsoft.com/office/drawing/2016/5/12/chartex" xmlns:cx7="http://schemas.microsoft.com/office/drawing/2016/5/13/chartex" xmlns:cx8="http://schemas.microsoft.com/office/drawing/2016/5/14/chartex" xmlns:mc="http://schemas.openxmlformats.org/markup-compatibility/2006" xmlns:aink="http://schemas.microsoft.com/office/drawing/2016/ink" xmlns:am3d="http://schemas.microsoft.com/office/drawing/2017/model3d" xmlns:o="urn:schemas-microsoft-com:office:office" xmlns:oel="http://schemas.microsoft.com/office/2019/extlst" xmlns:r="http://schemas.openxmlformats.org/officeDocument/2006/relationships" xmlns:m="http://schemas.openxmlformats.org/officeDocument/2006/math" xmlns:v="urn:schemas-microsoft-com:vml" xmlns:wp14="http://schemas.microsoft.com/office/word/2010/wordprocessingDrawing" xmlns:wp="http://schemas.openxmlformats.org/drawingml/2006/wordprocessingDrawing" xmlns:w10="urn:schemas-microsoft-com:office:word" xmlns:w="http://schemas.openxmlformats.org/wordprocessingml/2006/main" xmlns:w14="http://schemas.microsoft.com/office/word/2010/wordml" xmlns:w15="http://schemas.microsoft.com/office/word/2012/wordml" xmlns:w16cex="http://schemas.microsoft.com/office/word/2018/wordml/cex" xmlns:w16cid="http://schemas.microsoft.com/office/word/2016/wordml/cid" xmlns:w16="http://schemas.microsoft.com/office/word/2018/wordml" xmlns:w16du="http://schemas.microsoft.com/office/word/2023/wordml/word16du" xmlns:w16sdtdh="http://schemas.microsoft.com/office/word/2020/wordml/sdtdatahash" xmlns:w16sdtfl="http://schemas.microsoft.com/office/word/2024/wordml/sdtformatlock" xmlns:w16se="http://schemas.microsoft.com/office/word/2015/wordml/symex" xmlns:wpg="http://schemas.microsoft.com/office/word/2010/wordprocessingGroup" xmlns:wpi="http://schemas.microsoft.com/office/word/2010/wordprocessingInk" xmlns:wne="http://schemas.microsoft.com/office/word/2006/wordml" xmlns:wps="http://schemas.microsoft.com/office/word/2010/wordprocessingShape" mc:Ignorable="w14 w15 w16se w16cid w16 w16cex w16sdtdh w16sdtfl w16du wp14">
   <w:p>
     <w:pPr>
-      <w:keepNext w:val="0"/>
-      <w:keepLines w:val="0"/>
-      <w:pageBreakBefore w:val="0"/>
-      <w:widowControl w:val="1"/>
       <w:pBdr>
-        <w:top w:space="0" w:sz="0" w:val="nil"/>
-        <w:left w:space="0" w:sz="0" w:val="nil"/>
-        <w:bottom w:space="0" w:sz="0" w:val="nil"/>
-        <w:right w:space="0" w:sz="0" w:val="nil"/>
-        <w:between w:space="0" w:sz="0" w:val="nil"/>
+        <w:top w:val="nil"/>
+        <w:left w:val="nil"/>
+        <w:bottom w:val="nil"/>
+        <w:right w:val="nil"/>
+        <w:between w:val="nil"/>
       </w:pBdr>
-      <w:shd w:fill="auto" w:val="clear"/>
       <w:tabs>
-        <w:tab w:val="center" w:leader="none" w:pos="4320"/>
-        <w:tab w:val="right" w:leader="none" w:pos="8640"/>
+        <w:tab w:val="center" w:pos="4320"/>
+        <w:tab w:val="right" w:pos="8640"/>
       </w:tabs>
-      <w:spacing w:after="0" w:before="0" w:line="240" w:lineRule="auto"/>
-      <w:ind w:left="0" w:right="0" w:firstLine="0"/>
       <w:jc w:val="right"/>
       <w:rPr>
-        <w:rFonts w:ascii="Times New Roman" w:cs="Times New Roman" w:eastAsia="Times New Roman" w:hAnsi="Times New Roman"/>
-        <w:b w:val="0"/>
-        <w:i w:val="1"/>
-        <w:smallCaps w:val="0"/>
-        <w:strike w:val="0"/>
+        <w:i/>
         <w:color w:val="000000"/>
         <w:sz w:val="18"/>
         <w:szCs w:val="18"/>
-        <w:u w:val="none"/>
-        <w:shd w:fill="auto" w:val="clear"/>
-        <w:vertAlign w:val="baseline"/>
       </w:rPr>
     </w:pPr>
     <w:r>
       <w:rPr>
-        <w:rFonts w:ascii="Times New Roman" w:cs="Times New Roman" w:eastAsia="Times New Roman" w:hAnsi="Times New Roman"/>
-        <w:b w:val="0"/>
-        <w:i w:val="0"/>
-        <w:smallCaps w:val="0"/>
-        <w:strike w:val="0"/>
         <w:color w:val="000000"/>
         <w:sz w:val="18"/>
         <w:szCs w:val="18"/>
-        <w:u w:val="none"/>
-        <w:shd w:fill="auto" w:val="clear"/>
-        <w:vertAlign w:val="baseline"/>
-        <w:rtl w:val="0"/>
-      </w:rPr>
-      <w:t xml:space="preserve">JUTI: Jurnal Ilmiah Teknologi Informasi – </w:t>
+      </w:rPr>
+      <w:t xml:space="preserve">JUTI: </w:t>
     </w:r>
+    <w:proofErr w:type="spellStart"/>
     <w:r>
       <w:rPr>
-        <w:rFonts w:ascii="Times New Roman" w:cs="Times New Roman" w:eastAsia="Times New Roman" w:hAnsi="Times New Roman"/>
-        <w:b w:val="0"/>
-        <w:i w:val="1"/>
-        <w:smallCaps w:val="0"/>
-        <w:strike w:val="0"/>
         <w:color w:val="000000"/>
         <w:sz w:val="18"/>
         <w:szCs w:val="18"/>
-        <w:u w:val="none"/>
-        <w:shd w:fill="auto" w:val="clear"/>
-        <w:vertAlign w:val="baseline"/>
-        <w:rtl w:val="0"/>
-      </w:rPr>
-      <w:t xml:space="preserve">Volume x, Number x, January 202x: x – x</w:t>
+      </w:rPr>
+      <w:t>Jurnal</w:t>
+    </w:r>
+    <w:proofErr w:type="spellEnd"/>
+    <w:r>
+      <w:rPr>
+        <w:color w:val="000000"/>
+        <w:sz w:val="18"/>
+        <w:szCs w:val="18"/>
+      </w:rPr>
+      <w:t xml:space="preserve"> </w:t>
+    </w:r>
+    <w:proofErr w:type="spellStart"/>
+    <w:r>
+      <w:rPr>
+        <w:color w:val="000000"/>
+        <w:sz w:val="18"/>
+        <w:szCs w:val="18"/>
+      </w:rPr>
+      <w:t>Ilmiah</w:t>
+    </w:r>
+    <w:proofErr w:type="spellEnd"/>
+    <w:r>
+      <w:rPr>
+        <w:color w:val="000000"/>
+        <w:sz w:val="18"/>
+        <w:szCs w:val="18"/>
+      </w:rPr>
+      <w:t xml:space="preserve"> </w:t>
+    </w:r>
+    <w:proofErr w:type="spellStart"/>
+    <w:r>
+      <w:rPr>
+        <w:color w:val="000000"/>
+        <w:sz w:val="18"/>
+        <w:szCs w:val="18"/>
+      </w:rPr>
+      <w:t>Teknologi</w:t>
+    </w:r>
+    <w:proofErr w:type="spellEnd"/>
+    <w:r>
+      <w:rPr>
+        <w:color w:val="000000"/>
+        <w:sz w:val="18"/>
+        <w:szCs w:val="18"/>
+      </w:rPr>
+      <w:t xml:space="preserve"> </w:t>
+    </w:r>
+    <w:proofErr w:type="spellStart"/>
+    <w:r>
+      <w:rPr>
+        <w:color w:val="000000"/>
+        <w:sz w:val="18"/>
+        <w:szCs w:val="18"/>
+      </w:rPr>
+      <w:t>Informasi</w:t>
+    </w:r>
+    <w:proofErr w:type="spellEnd"/>
+    <w:r>
+      <w:rPr>
+        <w:color w:val="000000"/>
+        <w:sz w:val="18"/>
+        <w:szCs w:val="18"/>
+      </w:rPr>
+      <w:t xml:space="preserve"> – </w:t>
+    </w:r>
+    <w:r>
+      <w:rPr>
+        <w:i/>
+        <w:color w:val="000000"/>
+        <w:sz w:val="18"/>
+        <w:szCs w:val="18"/>
+      </w:rPr>
+      <w:t>Volume x, Number x, January 202x: x – x</w:t>
     </w:r>
   </w:p>
   <w:p>
@@ -3456,92 +5079,131 @@
       <w:ind w:right="18"/>
       <w:jc w:val="right"/>
       <w:rPr>
-        <w:rFonts w:ascii="Arial" w:cs="Arial" w:eastAsia="Arial" w:hAnsi="Arial"/>
+        <w:rFonts w:ascii="Arial" w:eastAsia="Arial" w:hAnsi="Arial" w:cs="Arial"/>
       </w:rPr>
     </w:pPr>
-    <w:r>
-      <w:rPr>
-        <w:rtl w:val="0"/>
-      </w:rPr>
-    </w:r>
   </w:p>
 </w:hdr>
 </file>
 
 <file path=word/header3.xml><?xml version="1.0" encoding="utf-8"?>
-<w:hdr xmlns:mc="http://schemas.openxmlformats.org/markup-compatibility/2006" xmlns:o="urn:schemas-microsoft-com:office:office" xmlns:r="http://schemas.openxmlformats.org/officeDocument/2006/relationships" xmlns:m="http://schemas.openxmlformats.org/officeDocument/2006/math" xmlns:v="urn:schemas-microsoft-com:vml" xmlns:wp="http://schemas.openxmlformats.org/drawingml/2006/wordprocessingDrawing" xmlns:w10="urn:schemas-microsoft-com:office:word" xmlns:w="http://schemas.openxmlformats.org/wordprocessingml/2006/main" xmlns:wne="http://schemas.microsoft.com/office/word/2006/wordml" xmlns:sl="http://schemas.openxmlformats.org/schemaLibrary/2006/main" xmlns:a="http://schemas.openxmlformats.org/drawingml/2006/main" xmlns:pic="http://schemas.openxmlformats.org/drawingml/2006/picture" xmlns:c="http://schemas.openxmlformats.org/drawingml/2006/chart" xmlns:lc="http://schemas.openxmlformats.org/drawingml/2006/lockedCanvas" xmlns:dgm="http://schemas.openxmlformats.org/drawingml/2006/diagram" xmlns:wps="http://schemas.microsoft.com/office/word/2010/wordprocessingShape" xmlns:wpg="http://schemas.microsoft.com/office/word/2010/wordprocessingGroup" xmlns:w14="http://schemas.microsoft.com/office/word/2010/wordml" xmlns:w15="http://schemas.microsoft.com/office/word/2012/wordml" xmlns:w16="http://schemas.microsoft.com/office/word/2018/wordml" xmlns:w16cex="http://schemas.microsoft.com/office/word/2018/wordml/cex" xmlns:w16cid="http://schemas.microsoft.com/office/word/2016/wordml/cid" xmlns="http://schemas.microsoft.com/office/tasks/2019/documenttasks" xmlns:cr="http://schemas.microsoft.com/office/comments/2020/reactions">
+<w:hdr xmlns:wpc="http://schemas.microsoft.com/office/word/2010/wordprocessingCanvas" xmlns:cx="http://schemas.microsoft.com/office/drawing/2014/chartex" xmlns:cx1="http://schemas.microsoft.com/office/drawing/2015/9/8/chartex" xmlns:cx2="http://schemas.microsoft.com/office/drawing/2015/10/21/chartex" xmlns:cx3="http://schemas.microsoft.com/office/drawing/2016/5/9/chartex" xmlns:cx4="http://schemas.microsoft.com/office/drawing/2016/5/10/chartex" xmlns:cx5="http://schemas.microsoft.com/office/drawing/2016/5/11/chartex" xmlns:cx6="http://schemas.microsoft.com/office/drawing/2016/5/12/chartex" xmlns:cx7="http://schemas.microsoft.com/office/drawing/2016/5/13/chartex" xmlns:cx8="http://schemas.microsoft.com/office/drawing/2016/5/14/chartex" xmlns:mc="http://schemas.openxmlformats.org/markup-compatibility/2006" xmlns:aink="http://schemas.microsoft.com/office/drawing/2016/ink" xmlns:am3d="http://schemas.microsoft.com/office/drawing/2017/model3d" xmlns:o="urn:schemas-microsoft-com:office:office" xmlns:oel="http://schemas.microsoft.com/office/2019/extlst" xmlns:r="http://schemas.openxmlformats.org/officeDocument/2006/relationships" xmlns:m="http://schemas.openxmlformats.org/officeDocument/2006/math" xmlns:v="urn:schemas-microsoft-com:vml" xmlns:wp14="http://schemas.microsoft.com/office/word/2010/wordprocessingDrawing" xmlns:wp="http://schemas.openxmlformats.org/drawingml/2006/wordprocessingDrawing" xmlns:w10="urn:schemas-microsoft-com:office:word" xmlns:w="http://schemas.openxmlformats.org/wordprocessingml/2006/main" xmlns:w14="http://schemas.microsoft.com/office/word/2010/wordml" xmlns:w15="http://schemas.microsoft.com/office/word/2012/wordml" xmlns:w16cex="http://schemas.microsoft.com/office/word/2018/wordml/cex" xmlns:w16cid="http://schemas.microsoft.com/office/word/2016/wordml/cid" xmlns:w16="http://schemas.microsoft.com/office/word/2018/wordml" xmlns:w16du="http://schemas.microsoft.com/office/word/2023/wordml/word16du" xmlns:w16sdtdh="http://schemas.microsoft.com/office/word/2020/wordml/sdtdatahash" xmlns:w16sdtfl="http://schemas.microsoft.com/office/word/2024/wordml/sdtformatlock" xmlns:w16se="http://schemas.microsoft.com/office/word/2015/wordml/symex" xmlns:wpg="http://schemas.microsoft.com/office/word/2010/wordprocessingGroup" xmlns:wpi="http://schemas.microsoft.com/office/word/2010/wordprocessingInk" xmlns:wne="http://schemas.microsoft.com/office/word/2006/wordml" xmlns:wps="http://schemas.microsoft.com/office/word/2010/wordprocessingShape" mc:Ignorable="w14 w15 w16se w16cid w16 w16cex w16sdtdh w16sdtfl w16du wp14">
   <w:p>
     <w:pPr>
-      <w:keepNext w:val="0"/>
-      <w:keepLines w:val="0"/>
-      <w:pageBreakBefore w:val="0"/>
-      <w:widowControl w:val="1"/>
       <w:pBdr>
-        <w:top w:space="0" w:sz="0" w:val="nil"/>
-        <w:left w:space="0" w:sz="0" w:val="nil"/>
-        <w:bottom w:space="0" w:sz="0" w:val="nil"/>
-        <w:right w:space="0" w:sz="0" w:val="nil"/>
-        <w:between w:space="0" w:sz="0" w:val="nil"/>
+        <w:top w:val="nil"/>
+        <w:left w:val="nil"/>
+        <w:bottom w:val="nil"/>
+        <w:right w:val="nil"/>
+        <w:between w:val="nil"/>
       </w:pBdr>
-      <w:shd w:fill="auto" w:val="clear"/>
       <w:tabs>
-        <w:tab w:val="center" w:leader="none" w:pos="4320"/>
-        <w:tab w:val="right" w:leader="none" w:pos="8640"/>
+        <w:tab w:val="center" w:pos="4320"/>
+        <w:tab w:val="right" w:pos="8640"/>
       </w:tabs>
-      <w:spacing w:after="0" w:before="0" w:line="240" w:lineRule="auto"/>
-      <w:ind w:left="0" w:right="0" w:firstLine="0"/>
       <w:jc w:val="right"/>
       <w:rPr>
-        <w:rFonts w:ascii="Times New Roman" w:cs="Times New Roman" w:eastAsia="Times New Roman" w:hAnsi="Times New Roman"/>
-        <w:b w:val="0"/>
-        <w:i w:val="1"/>
-        <w:smallCaps w:val="0"/>
-        <w:strike w:val="0"/>
+        <w:i/>
         <w:color w:val="000000"/>
         <w:sz w:val="18"/>
         <w:szCs w:val="18"/>
-        <w:u w:val="none"/>
-        <w:shd w:fill="auto" w:val="clear"/>
-        <w:vertAlign w:val="baseline"/>
       </w:rPr>
     </w:pPr>
     <w:r>
       <w:rPr>
-        <w:rFonts w:ascii="Times New Roman" w:cs="Times New Roman" w:eastAsia="Times New Roman" w:hAnsi="Times New Roman"/>
-        <w:b w:val="0"/>
-        <w:i w:val="0"/>
-        <w:smallCaps w:val="0"/>
-        <w:strike w:val="0"/>
         <w:color w:val="000000"/>
         <w:sz w:val="18"/>
         <w:szCs w:val="18"/>
-        <w:u w:val="none"/>
-        <w:shd w:fill="auto" w:val="clear"/>
-        <w:vertAlign w:val="baseline"/>
-        <w:rtl w:val="0"/>
-      </w:rPr>
-      <w:t xml:space="preserve">JUTI: Jurnal Ilmiah Teknologi Informasi – </w:t>
+      </w:rPr>
+      <w:t xml:space="preserve">JUTI: </w:t>
     </w:r>
+    <w:proofErr w:type="spellStart"/>
     <w:r>
       <w:rPr>
-        <w:rFonts w:ascii="Times New Roman" w:cs="Times New Roman" w:eastAsia="Times New Roman" w:hAnsi="Times New Roman"/>
-        <w:b w:val="0"/>
-        <w:i w:val="1"/>
-        <w:smallCaps w:val="0"/>
-        <w:strike w:val="0"/>
         <w:color w:val="000000"/>
         <w:sz w:val="18"/>
         <w:szCs w:val="18"/>
-        <w:u w:val="none"/>
-        <w:shd w:fill="auto" w:val="clear"/>
-        <w:vertAlign w:val="baseline"/>
-        <w:rtl w:val="0"/>
-      </w:rPr>
-      <w:t xml:space="preserve">Volume x, Number x, January 202x: x – x</w:t>
+      </w:rPr>
+      <w:t>Jurnal</w:t>
+    </w:r>
+    <w:proofErr w:type="spellEnd"/>
+    <w:r>
+      <w:rPr>
+        <w:color w:val="000000"/>
+        <w:sz w:val="18"/>
+        <w:szCs w:val="18"/>
+      </w:rPr>
+      <w:t xml:space="preserve"> </w:t>
+    </w:r>
+    <w:proofErr w:type="spellStart"/>
+    <w:r>
+      <w:rPr>
+        <w:color w:val="000000"/>
+        <w:sz w:val="18"/>
+        <w:szCs w:val="18"/>
+      </w:rPr>
+      <w:t>Ilmiah</w:t>
+    </w:r>
+    <w:proofErr w:type="spellEnd"/>
+    <w:r>
+      <w:rPr>
+        <w:color w:val="000000"/>
+        <w:sz w:val="18"/>
+        <w:szCs w:val="18"/>
+      </w:rPr>
+      <w:t xml:space="preserve"> </w:t>
+    </w:r>
+    <w:proofErr w:type="spellStart"/>
+    <w:r>
+      <w:rPr>
+        <w:color w:val="000000"/>
+        <w:sz w:val="18"/>
+        <w:szCs w:val="18"/>
+      </w:rPr>
+      <w:t>Teknologi</w:t>
+    </w:r>
+    <w:proofErr w:type="spellEnd"/>
+    <w:r>
+      <w:rPr>
+        <w:color w:val="000000"/>
+        <w:sz w:val="18"/>
+        <w:szCs w:val="18"/>
+      </w:rPr>
+      <w:t xml:space="preserve"> </w:t>
+    </w:r>
+    <w:proofErr w:type="spellStart"/>
+    <w:r>
+      <w:rPr>
+        <w:color w:val="000000"/>
+        <w:sz w:val="18"/>
+        <w:szCs w:val="18"/>
+      </w:rPr>
+      <w:t>Informasi</w:t>
+    </w:r>
+    <w:proofErr w:type="spellEnd"/>
+    <w:r>
+      <w:rPr>
+        <w:color w:val="000000"/>
+        <w:sz w:val="18"/>
+        <w:szCs w:val="18"/>
+      </w:rPr>
+      <w:t xml:space="preserve"> – </w:t>
     </w:r>
     <w:r>
+      <w:rPr>
+        <w:i/>
+        <w:color w:val="000000"/>
+        <w:sz w:val="18"/>
+        <w:szCs w:val="18"/>
+      </w:rPr>
+      <w:t>Volume x, Number x, January 202x: x – x</w:t>
+    </w:r>
+    <w:r>
+      <w:rPr>
+        <w:noProof/>
+      </w:rPr>
       <w:drawing>
-        <wp:anchor allowOverlap="1" behindDoc="0" distB="0" distT="0" distL="114300" distR="114300" hidden="0" layoutInCell="1" locked="0" relativeHeight="0" simplePos="0">
+        <wp:anchor distT="0" distB="0" distL="114300" distR="114300" simplePos="0" relativeHeight="251658240" behindDoc="0" locked="0" layoutInCell="1" hidden="0" allowOverlap="1" wp14:anchorId="196FFE04" wp14:editId="787096BF">
           <wp:simplePos x="0" y="0"/>
           <wp:positionH relativeFrom="column">
             <wp:posOffset>-799</wp:posOffset>
@@ -3550,19 +5212,20 @@
             <wp:posOffset>-53974</wp:posOffset>
           </wp:positionV>
           <wp:extent cx="546176" cy="211667"/>
-          <wp:effectExtent b="0" l="0" r="0" t="0"/>
+          <wp:effectExtent l="0" t="0" r="0" b="0"/>
           <wp:wrapNone/>
-          <wp:docPr descr="A grey and white logo&#10;&#10;AI-generated content may be incorrect." id="146720645" name="image4.jpg"/>
-          <a:graphic>
+          <wp:docPr id="146720645" name="image4.jpg" descr="A grey and white logo&#10;&#10;AI-generated content may be incorrect."/>
+          <wp:cNvGraphicFramePr/>
+          <a:graphic xmlns:a="http://schemas.openxmlformats.org/drawingml/2006/main">
             <a:graphicData uri="http://schemas.openxmlformats.org/drawingml/2006/picture">
-              <pic:pic>
+              <pic:pic xmlns:pic="http://schemas.openxmlformats.org/drawingml/2006/picture">
                 <pic:nvPicPr>
-                  <pic:cNvPr descr="A grey and white logo&#10;&#10;AI-generated content may be incorrect." id="0" name="image4.jpg"/>
+                  <pic:cNvPr id="0" name="image4.jpg" descr="A grey and white logo&#10;&#10;AI-generated content may be incorrect."/>
                   <pic:cNvPicPr preferRelativeResize="0"/>
                 </pic:nvPicPr>
                 <pic:blipFill>
-                  <a:blip r:embed="rId3"/>
-                  <a:srcRect b="0" l="0" r="0" t="0"/>
+                  <a:blip r:embed="rId1"/>
+                  <a:srcRect/>
                   <a:stretch>
                     <a:fillRect/>
                   </a:stretch>
@@ -3572,7 +5235,9 @@
                     <a:off x="0" y="0"/>
                     <a:ext cx="546176" cy="211667"/>
                   </a:xfrm>
-                  <a:prstGeom prst="rect"/>
+                  <a:prstGeom prst="rect">
+                    <a:avLst/>
+                  </a:prstGeom>
                   <a:ln/>
                 </pic:spPr>
               </pic:pic>
@@ -3586,17 +5251,194 @@
 </file>
 
 <file path=word/numbering.xml><?xml version="1.0" encoding="utf-8"?>
-<w:numbering xmlns:mc="http://schemas.openxmlformats.org/markup-compatibility/2006" xmlns:o="urn:schemas-microsoft-com:office:office" xmlns:r="http://schemas.openxmlformats.org/officeDocument/2006/relationships" xmlns:m="http://schemas.openxmlformats.org/officeDocument/2006/math" xmlns:v="urn:schemas-microsoft-com:vml" xmlns:wp="http://schemas.openxmlformats.org/drawingml/2006/wordprocessingDrawing" xmlns:w10="urn:schemas-microsoft-com:office:word" xmlns:w="http://schemas.openxmlformats.org/wordprocessingml/2006/main" xmlns:wne="http://schemas.microsoft.com/office/word/2006/wordml" xmlns:sl="http://schemas.openxmlformats.org/schemaLibrary/2006/main" xmlns:a="http://schemas.openxmlformats.org/drawingml/2006/main" xmlns:pic="http://schemas.openxmlformats.org/drawingml/2006/picture" xmlns:c="http://schemas.openxmlformats.org/drawingml/2006/chart" xmlns:lc="http://schemas.openxmlformats.org/drawingml/2006/lockedCanvas" xmlns:dgm="http://schemas.openxmlformats.org/drawingml/2006/diagram" xmlns:wps="http://schemas.microsoft.com/office/word/2010/wordprocessingShape" xmlns:wpg="http://schemas.microsoft.com/office/word/2010/wordprocessingGroup" xmlns:w14="http://schemas.microsoft.com/office/word/2010/wordml" xmlns:w15="http://schemas.microsoft.com/office/word/2012/wordml" xmlns:w16="http://schemas.microsoft.com/office/word/2018/wordml" xmlns:w16cex="http://schemas.microsoft.com/office/word/2018/wordml/cex" xmlns:w16cid="http://schemas.microsoft.com/office/word/2016/wordml/cid" xmlns="http://schemas.microsoft.com/office/tasks/2019/documenttasks" xmlns:cr="http://schemas.microsoft.com/office/comments/2020/reactions">
-  <w:abstractNum w:abstractNumId="1">
+<w:numbering xmlns:wpc="http://schemas.microsoft.com/office/word/2010/wordprocessingCanvas" xmlns:cx="http://schemas.microsoft.com/office/drawing/2014/chartex" xmlns:cx1="http://schemas.microsoft.com/office/drawing/2015/9/8/chartex" xmlns:cx2="http://schemas.microsoft.com/office/drawing/2015/10/21/chartex" xmlns:cx3="http://schemas.microsoft.com/office/drawing/2016/5/9/chartex" xmlns:cx4="http://schemas.microsoft.com/office/drawing/2016/5/10/chartex" xmlns:cx5="http://schemas.microsoft.com/office/drawing/2016/5/11/chartex" xmlns:cx6="http://schemas.microsoft.com/office/drawing/2016/5/12/chartex" xmlns:cx7="http://schemas.microsoft.com/office/drawing/2016/5/13/chartex" xmlns:cx8="http://schemas.microsoft.com/office/drawing/2016/5/14/chartex" xmlns:mc="http://schemas.openxmlformats.org/markup-compatibility/2006" xmlns:aink="http://schemas.microsoft.com/office/drawing/2016/ink" xmlns:am3d="http://schemas.microsoft.com/office/drawing/2017/model3d" xmlns:o="urn:schemas-microsoft-com:office:office" xmlns:oel="http://schemas.microsoft.com/office/2019/extlst" xmlns:r="http://schemas.openxmlformats.org/officeDocument/2006/relationships" xmlns:m="http://schemas.openxmlformats.org/officeDocument/2006/math" xmlns:v="urn:schemas-microsoft-com:vml" xmlns:wp14="http://schemas.microsoft.com/office/word/2010/wordprocessingDrawing" xmlns:wp="http://schemas.openxmlformats.org/drawingml/2006/wordprocessingDrawing" xmlns:w10="urn:schemas-microsoft-com:office:word" xmlns:w="http://schemas.openxmlformats.org/wordprocessingml/2006/main" xmlns:w14="http://schemas.microsoft.com/office/word/2010/wordml" xmlns:w15="http://schemas.microsoft.com/office/word/2012/wordml" xmlns:w16cex="http://schemas.microsoft.com/office/word/2018/wordml/cex" xmlns:w16cid="http://schemas.microsoft.com/office/word/2016/wordml/cid" xmlns:w16="http://schemas.microsoft.com/office/word/2018/wordml" xmlns:w16du="http://schemas.microsoft.com/office/word/2023/wordml/word16du" xmlns:w16sdtdh="http://schemas.microsoft.com/office/word/2020/wordml/sdtdatahash" xmlns:w16sdtfl="http://schemas.microsoft.com/office/word/2024/wordml/sdtformatlock" xmlns:w16se="http://schemas.microsoft.com/office/word/2015/wordml/symex" xmlns:wpg="http://schemas.microsoft.com/office/word/2010/wordprocessingGroup" xmlns:wpi="http://schemas.microsoft.com/office/word/2010/wordprocessingInk" xmlns:wne="http://schemas.microsoft.com/office/word/2006/wordml" xmlns:wps="http://schemas.microsoft.com/office/word/2010/wordprocessingShape" mc:Ignorable="w14 w15 w16se w16cid w16 w16cex w16sdtdh w16sdtfl w16du wp14">
+  <w:abstractNum w:abstractNumId="0" w15:restartNumberingAfterBreak="0">
+    <w:nsid w:val="0BC944AC"/>
+    <w:multiLevelType w:val="multilevel"/>
+    <w:tmpl w:val="89B68678"/>
     <w:lvl w:ilvl="0">
       <w:start w:val="1"/>
       <w:numFmt w:val="decimal"/>
       <w:lvlText w:val="%1."/>
       <w:lvlJc w:val="left"/>
       <w:pPr>
+        <w:ind w:left="360" w:hanging="360"/>
+      </w:pPr>
+    </w:lvl>
+    <w:lvl w:ilvl="1">
+      <w:start w:val="1"/>
+      <w:numFmt w:val="decimal"/>
+      <w:lvlText w:val="%1.%2."/>
+      <w:lvlJc w:val="left"/>
+      <w:pPr>
+        <w:ind w:left="792" w:hanging="432"/>
+      </w:pPr>
+    </w:lvl>
+    <w:lvl w:ilvl="2">
+      <w:start w:val="1"/>
+      <w:numFmt w:val="decimal"/>
+      <w:lvlText w:val="%1.%2.%3."/>
+      <w:lvlJc w:val="left"/>
+      <w:pPr>
+        <w:ind w:left="1224" w:hanging="504"/>
+      </w:pPr>
+    </w:lvl>
+    <w:lvl w:ilvl="3">
+      <w:start w:val="1"/>
+      <w:numFmt w:val="decimal"/>
+      <w:lvlText w:val="%1.%2.%3.%4."/>
+      <w:lvlJc w:val="left"/>
+      <w:pPr>
+        <w:ind w:left="1728" w:hanging="647"/>
+      </w:pPr>
+    </w:lvl>
+    <w:lvl w:ilvl="4">
+      <w:start w:val="1"/>
+      <w:numFmt w:val="decimal"/>
+      <w:lvlText w:val="%1.%2.%3.%4.%5."/>
+      <w:lvlJc w:val="left"/>
+      <w:pPr>
+        <w:ind w:left="2232" w:hanging="792"/>
+      </w:pPr>
+    </w:lvl>
+    <w:lvl w:ilvl="5">
+      <w:start w:val="1"/>
+      <w:numFmt w:val="decimal"/>
+      <w:lvlText w:val="%1.%2.%3.%4.%5.%6."/>
+      <w:lvlJc w:val="left"/>
+      <w:pPr>
+        <w:ind w:left="2736" w:hanging="935"/>
+      </w:pPr>
+    </w:lvl>
+    <w:lvl w:ilvl="6">
+      <w:start w:val="1"/>
+      <w:numFmt w:val="decimal"/>
+      <w:lvlText w:val="%1.%2.%3.%4.%5.%6.%7."/>
+      <w:lvlJc w:val="left"/>
+      <w:pPr>
+        <w:ind w:left="3240" w:hanging="1080"/>
+      </w:pPr>
+    </w:lvl>
+    <w:lvl w:ilvl="7">
+      <w:start w:val="1"/>
+      <w:numFmt w:val="decimal"/>
+      <w:lvlText w:val="%1.%2.%3.%4.%5.%6.%7.%8."/>
+      <w:lvlJc w:val="left"/>
+      <w:pPr>
+        <w:ind w:left="3744" w:hanging="1224"/>
+      </w:pPr>
+    </w:lvl>
+    <w:lvl w:ilvl="8">
+      <w:start w:val="1"/>
+      <w:numFmt w:val="decimal"/>
+      <w:lvlText w:val="%1.%2.%3.%4.%5.%6.%7.%8.%9."/>
+      <w:lvlJc w:val="left"/>
+      <w:pPr>
+        <w:ind w:left="4320" w:hanging="1440"/>
+      </w:pPr>
+    </w:lvl>
+  </w:abstractNum>
+  <w:abstractNum w:abstractNumId="1" w15:restartNumberingAfterBreak="0">
+    <w:nsid w:val="17235E20"/>
+    <w:multiLevelType w:val="multilevel"/>
+    <w:tmpl w:val="6638EF0A"/>
+    <w:lvl w:ilvl="0">
+      <w:start w:val="1"/>
+      <w:numFmt w:val="decimal"/>
+      <w:lvlText w:val="[%1]"/>
+      <w:lvlJc w:val="left"/>
+      <w:pPr>
+        <w:ind w:left="360" w:hanging="360"/>
+      </w:pPr>
+      <w:rPr>
+        <w:i w:val="0"/>
+      </w:rPr>
+    </w:lvl>
+    <w:lvl w:ilvl="1">
+      <w:start w:val="1"/>
+      <w:numFmt w:val="bullet"/>
+      <w:lvlText w:val=""/>
+      <w:lvlJc w:val="left"/>
+      <w:pPr>
         <w:ind w:left="0" w:firstLine="0"/>
       </w:pPr>
-      <w:rPr/>
+    </w:lvl>
+    <w:lvl w:ilvl="2">
+      <w:start w:val="1"/>
+      <w:numFmt w:val="bullet"/>
+      <w:lvlText w:val=""/>
+      <w:lvlJc w:val="left"/>
+      <w:pPr>
+        <w:ind w:left="0" w:firstLine="0"/>
+      </w:pPr>
+    </w:lvl>
+    <w:lvl w:ilvl="3">
+      <w:start w:val="1"/>
+      <w:numFmt w:val="bullet"/>
+      <w:lvlText w:val=""/>
+      <w:lvlJc w:val="left"/>
+      <w:pPr>
+        <w:ind w:left="0" w:firstLine="0"/>
+      </w:pPr>
+    </w:lvl>
+    <w:lvl w:ilvl="4">
+      <w:start w:val="1"/>
+      <w:numFmt w:val="bullet"/>
+      <w:lvlText w:val=""/>
+      <w:lvlJc w:val="left"/>
+      <w:pPr>
+        <w:ind w:left="0" w:firstLine="0"/>
+      </w:pPr>
+    </w:lvl>
+    <w:lvl w:ilvl="5">
+      <w:start w:val="1"/>
+      <w:numFmt w:val="bullet"/>
+      <w:lvlText w:val=""/>
+      <w:lvlJc w:val="left"/>
+      <w:pPr>
+        <w:ind w:left="0" w:firstLine="0"/>
+      </w:pPr>
+    </w:lvl>
+    <w:lvl w:ilvl="6">
+      <w:start w:val="1"/>
+      <w:numFmt w:val="bullet"/>
+      <w:lvlText w:val=""/>
+      <w:lvlJc w:val="left"/>
+      <w:pPr>
+        <w:ind w:left="0" w:firstLine="0"/>
+      </w:pPr>
+    </w:lvl>
+    <w:lvl w:ilvl="7">
+      <w:start w:val="1"/>
+      <w:numFmt w:val="bullet"/>
+      <w:lvlText w:val=""/>
+      <w:lvlJc w:val="left"/>
+      <w:pPr>
+        <w:ind w:left="0" w:firstLine="0"/>
+      </w:pPr>
+    </w:lvl>
+    <w:lvl w:ilvl="8">
+      <w:start w:val="1"/>
+      <w:numFmt w:val="bullet"/>
+      <w:lvlText w:val=""/>
+      <w:lvlJc w:val="left"/>
+      <w:pPr>
+        <w:ind w:left="0" w:firstLine="0"/>
+      </w:pPr>
+    </w:lvl>
+  </w:abstractNum>
+  <w:abstractNum w:abstractNumId="2" w15:restartNumberingAfterBreak="0">
+    <w:nsid w:val="1E91668F"/>
+    <w:multiLevelType w:val="multilevel"/>
+    <w:tmpl w:val="9D2079EA"/>
+    <w:lvl w:ilvl="0">
+      <w:start w:val="1"/>
+      <w:numFmt w:val="decimal"/>
+      <w:lvlText w:val="%1."/>
+      <w:lvlJc w:val="left"/>
+      <w:pPr>
+        <w:ind w:left="0" w:firstLine="0"/>
+      </w:pPr>
     </w:lvl>
     <w:lvl w:ilvl="1">
       <w:start w:val="1"/>
@@ -3619,7 +5461,7 @@
         <w:ind w:left="0" w:firstLine="0"/>
       </w:pPr>
       <w:rPr>
-        <w:i w:val="1"/>
+        <w:i/>
       </w:rPr>
     </w:lvl>
     <w:lvl w:ilvl="3">
@@ -3630,7 +5472,6 @@
       <w:pPr>
         <w:ind w:left="1152" w:hanging="720"/>
       </w:pPr>
-      <w:rPr/>
     </w:lvl>
     <w:lvl w:ilvl="4">
       <w:start w:val="1"/>
@@ -3640,7 +5481,6 @@
       <w:pPr>
         <w:ind w:left="1872" w:hanging="720"/>
       </w:pPr>
-      <w:rPr/>
     </w:lvl>
     <w:lvl w:ilvl="5">
       <w:start w:val="1"/>
@@ -3650,7 +5490,6 @@
       <w:pPr>
         <w:ind w:left="2592" w:hanging="720"/>
       </w:pPr>
-      <w:rPr/>
     </w:lvl>
     <w:lvl w:ilvl="6">
       <w:start w:val="1"/>
@@ -3660,7 +5499,6 @@
       <w:pPr>
         <w:ind w:left="3312" w:hanging="720"/>
       </w:pPr>
-      <w:rPr/>
     </w:lvl>
     <w:lvl w:ilvl="7">
       <w:start w:val="1"/>
@@ -3670,7 +5508,6 @@
       <w:pPr>
         <w:ind w:left="4032" w:hanging="720"/>
       </w:pPr>
-      <w:rPr/>
     </w:lvl>
     <w:lvl w:ilvl="8">
       <w:start w:val="1"/>
@@ -3680,104 +5517,313 @@
       <w:pPr>
         <w:ind w:left="4752" w:hanging="720"/>
       </w:pPr>
-      <w:rPr/>
     </w:lvl>
   </w:abstractNum>
-  <w:abstractNum w:abstractNumId="2">
+  <w:abstractNum w:abstractNumId="3" w15:restartNumberingAfterBreak="0">
+    <w:nsid w:val="425F00A4"/>
+    <w:multiLevelType w:val="multilevel"/>
+    <w:tmpl w:val="6C0801D4"/>
     <w:lvl w:ilvl="0">
       <w:start w:val="1"/>
       <w:numFmt w:val="decimal"/>
-      <w:lvlText w:val="[%1]"/>
+      <w:pStyle w:val="References"/>
+      <w:lvlText w:val="%1."/>
       <w:lvlJc w:val="left"/>
       <w:pPr>
-        <w:ind w:left="360" w:hanging="360"/>
-      </w:pPr>
-      <w:rPr>
-        <w:i w:val="0"/>
-      </w:rPr>
+        <w:tabs>
+          <w:tab w:val="num" w:pos="720"/>
+        </w:tabs>
+        <w:ind w:left="720" w:hanging="720"/>
+      </w:pPr>
     </w:lvl>
     <w:lvl w:ilvl="1">
       <w:start w:val="1"/>
-      <w:numFmt w:val="bullet"/>
-      <w:lvlText w:val=""/>
+      <w:numFmt w:val="decimal"/>
+      <w:lvlText w:val="%2."/>
       <w:lvlJc w:val="left"/>
       <w:pPr>
-        <w:ind w:left="0" w:firstLine="0"/>
-      </w:pPr>
-      <w:rPr/>
+        <w:tabs>
+          <w:tab w:val="num" w:pos="1440"/>
+        </w:tabs>
+        <w:ind w:left="1440" w:hanging="720"/>
+      </w:pPr>
     </w:lvl>
     <w:lvl w:ilvl="2">
       <w:start w:val="1"/>
-      <w:numFmt w:val="bullet"/>
-      <w:lvlText w:val=""/>
+      <w:numFmt w:val="decimal"/>
+      <w:lvlText w:val="%3."/>
       <w:lvlJc w:val="left"/>
       <w:pPr>
-        <w:ind w:left="0" w:firstLine="0"/>
-      </w:pPr>
-      <w:rPr/>
+        <w:tabs>
+          <w:tab w:val="num" w:pos="2160"/>
+        </w:tabs>
+        <w:ind w:left="2160" w:hanging="720"/>
+      </w:pPr>
     </w:lvl>
     <w:lvl w:ilvl="3">
       <w:start w:val="1"/>
-      <w:numFmt w:val="bullet"/>
-      <w:lvlText w:val=""/>
+      <w:numFmt w:val="decimal"/>
+      <w:lvlText w:val="%4."/>
       <w:lvlJc w:val="left"/>
       <w:pPr>
-        <w:ind w:left="0" w:firstLine="0"/>
-      </w:pPr>
-      <w:rPr/>
+        <w:tabs>
+          <w:tab w:val="num" w:pos="2880"/>
+        </w:tabs>
+        <w:ind w:left="2880" w:hanging="720"/>
+      </w:pPr>
     </w:lvl>
     <w:lvl w:ilvl="4">
       <w:start w:val="1"/>
-      <w:numFmt w:val="bullet"/>
-      <w:lvlText w:val=""/>
+      <w:numFmt w:val="decimal"/>
+      <w:lvlText w:val="%5."/>
       <w:lvlJc w:val="left"/>
       <w:pPr>
-        <w:ind w:left="0" w:firstLine="0"/>
-      </w:pPr>
-      <w:rPr/>
+        <w:tabs>
+          <w:tab w:val="num" w:pos="3600"/>
+        </w:tabs>
+        <w:ind w:left="3600" w:hanging="720"/>
+      </w:pPr>
     </w:lvl>
     <w:lvl w:ilvl="5">
       <w:start w:val="1"/>
-      <w:numFmt w:val="bullet"/>
-      <w:lvlText w:val=""/>
+      <w:numFmt w:val="decimal"/>
+      <w:lvlText w:val="%6."/>
       <w:lvlJc w:val="left"/>
       <w:pPr>
-        <w:ind w:left="0" w:firstLine="0"/>
-      </w:pPr>
-      <w:rPr/>
+        <w:tabs>
+          <w:tab w:val="num" w:pos="4320"/>
+        </w:tabs>
+        <w:ind w:left="4320" w:hanging="720"/>
+      </w:pPr>
     </w:lvl>
     <w:lvl w:ilvl="6">
       <w:start w:val="1"/>
-      <w:numFmt w:val="bullet"/>
-      <w:lvlText w:val=""/>
+      <w:numFmt w:val="decimal"/>
+      <w:lvlText w:val="%7."/>
       <w:lvlJc w:val="left"/>
       <w:pPr>
-        <w:ind w:left="0" w:firstLine="0"/>
-      </w:pPr>
-      <w:rPr/>
+        <w:tabs>
+          <w:tab w:val="num" w:pos="5040"/>
+        </w:tabs>
+        <w:ind w:left="5040" w:hanging="720"/>
+      </w:pPr>
     </w:lvl>
     <w:lvl w:ilvl="7">
       <w:start w:val="1"/>
-      <w:numFmt w:val="bullet"/>
-      <w:lvlText w:val=""/>
+      <w:numFmt w:val="decimal"/>
+      <w:lvlText w:val="%8."/>
       <w:lvlJc w:val="left"/>
       <w:pPr>
-        <w:ind w:left="0" w:firstLine="0"/>
-      </w:pPr>
-      <w:rPr/>
+        <w:tabs>
+          <w:tab w:val="num" w:pos="5760"/>
+        </w:tabs>
+        <w:ind w:left="5760" w:hanging="720"/>
+      </w:pPr>
     </w:lvl>
     <w:lvl w:ilvl="8">
       <w:start w:val="1"/>
-      <w:numFmt w:val="bullet"/>
-      <w:lvlText w:val=""/>
+      <w:numFmt w:val="decimal"/>
+      <w:lvlText w:val="%9."/>
       <w:lvlJc w:val="left"/>
       <w:pPr>
-        <w:ind w:left="0" w:firstLine="0"/>
-      </w:pPr>
-      <w:rPr/>
+        <w:tabs>
+          <w:tab w:val="num" w:pos="6480"/>
+        </w:tabs>
+        <w:ind w:left="6480" w:hanging="720"/>
+      </w:pPr>
     </w:lvl>
   </w:abstractNum>
-  <w:abstractNum w:abstractNumId="3">
+  <w:abstractNum w:abstractNumId="4" w15:restartNumberingAfterBreak="0">
+    <w:nsid w:val="4F6A59FD"/>
+    <w:multiLevelType w:val="multilevel"/>
+    <w:tmpl w:val="15E2E55C"/>
+    <w:lvl w:ilvl="0">
+      <w:start w:val="1"/>
+      <w:numFmt w:val="decimal"/>
+      <w:lvlText w:val="%1."/>
+      <w:lvlJc w:val="left"/>
+      <w:pPr>
+        <w:ind w:left="0" w:firstLine="0"/>
+      </w:pPr>
+    </w:lvl>
+    <w:lvl w:ilvl="1">
+      <w:start w:val="1"/>
+      <w:numFmt w:val="upperLetter"/>
+      <w:lvlText w:val="%2."/>
+      <w:lvlJc w:val="left"/>
+      <w:pPr>
+        <w:ind w:left="0" w:firstLine="0"/>
+      </w:pPr>
+      <w:rPr>
+        <w:b w:val="0"/>
+      </w:rPr>
+    </w:lvl>
+    <w:lvl w:ilvl="2">
+      <w:start w:val="1"/>
+      <w:numFmt w:val="decimal"/>
+      <w:lvlText w:val="%3)"/>
+      <w:lvlJc w:val="left"/>
+      <w:pPr>
+        <w:ind w:left="0" w:firstLine="0"/>
+      </w:pPr>
+      <w:rPr>
+        <w:i/>
+      </w:rPr>
+    </w:lvl>
+    <w:lvl w:ilvl="3">
+      <w:start w:val="1"/>
+      <w:numFmt w:val="lowerLetter"/>
+      <w:lvlText w:val="%4)"/>
+      <w:lvlJc w:val="left"/>
+      <w:pPr>
+        <w:ind w:left="1152" w:hanging="720"/>
+      </w:pPr>
+    </w:lvl>
+    <w:lvl w:ilvl="4">
+      <w:start w:val="1"/>
+      <w:numFmt w:val="decimal"/>
+      <w:lvlText w:val="(%5)"/>
+      <w:lvlJc w:val="left"/>
+      <w:pPr>
+        <w:ind w:left="1872" w:hanging="720"/>
+      </w:pPr>
+    </w:lvl>
+    <w:lvl w:ilvl="5">
+      <w:start w:val="1"/>
+      <w:numFmt w:val="lowerLetter"/>
+      <w:lvlText w:val="(%6)"/>
+      <w:lvlJc w:val="left"/>
+      <w:pPr>
+        <w:ind w:left="2592" w:hanging="720"/>
+      </w:pPr>
+    </w:lvl>
+    <w:lvl w:ilvl="6">
+      <w:start w:val="1"/>
+      <w:numFmt w:val="lowerRoman"/>
+      <w:lvlText w:val="(%7)"/>
+      <w:lvlJc w:val="left"/>
+      <w:pPr>
+        <w:ind w:left="3312" w:hanging="720"/>
+      </w:pPr>
+    </w:lvl>
+    <w:lvl w:ilvl="7">
+      <w:start w:val="1"/>
+      <w:numFmt w:val="lowerLetter"/>
+      <w:lvlText w:val="(%8)"/>
+      <w:lvlJc w:val="left"/>
+      <w:pPr>
+        <w:ind w:left="4032" w:hanging="720"/>
+      </w:pPr>
+    </w:lvl>
+    <w:lvl w:ilvl="8">
+      <w:start w:val="1"/>
+      <w:numFmt w:val="lowerRoman"/>
+      <w:lvlText w:val="(%9)"/>
+      <w:lvlJc w:val="left"/>
+      <w:pPr>
+        <w:ind w:left="4752" w:hanging="720"/>
+      </w:pPr>
+    </w:lvl>
+  </w:abstractNum>
+  <w:abstractNum w:abstractNumId="5" w15:restartNumberingAfterBreak="0">
+    <w:nsid w:val="50714574"/>
+    <w:multiLevelType w:val="multilevel"/>
+    <w:tmpl w:val="36E445E2"/>
+    <w:lvl w:ilvl="0">
+      <w:start w:val="1"/>
+      <w:numFmt w:val="decimal"/>
+      <w:lvlText w:val="%1."/>
+      <w:lvlJc w:val="left"/>
+      <w:pPr>
+        <w:ind w:left="0" w:firstLine="0"/>
+      </w:pPr>
+    </w:lvl>
+    <w:lvl w:ilvl="1">
+      <w:start w:val="1"/>
+      <w:numFmt w:val="upperLetter"/>
+      <w:lvlText w:val="%2."/>
+      <w:lvlJc w:val="left"/>
+      <w:pPr>
+        <w:ind w:left="0" w:firstLine="0"/>
+      </w:pPr>
+      <w:rPr>
+        <w:b w:val="0"/>
+      </w:rPr>
+    </w:lvl>
+    <w:lvl w:ilvl="2">
+      <w:start w:val="1"/>
+      <w:numFmt w:val="decimal"/>
+      <w:lvlText w:val="%3)"/>
+      <w:lvlJc w:val="left"/>
+      <w:pPr>
+        <w:ind w:left="0" w:firstLine="0"/>
+      </w:pPr>
+      <w:rPr>
+        <w:i/>
+      </w:rPr>
+    </w:lvl>
+    <w:lvl w:ilvl="3">
+      <w:start w:val="1"/>
+      <w:numFmt w:val="lowerLetter"/>
+      <w:lvlText w:val="%4)"/>
+      <w:lvlJc w:val="left"/>
+      <w:pPr>
+        <w:ind w:left="1152" w:hanging="720"/>
+      </w:pPr>
+    </w:lvl>
+    <w:lvl w:ilvl="4">
+      <w:start w:val="1"/>
+      <w:numFmt w:val="decimal"/>
+      <w:lvlText w:val="(%5)"/>
+      <w:lvlJc w:val="left"/>
+      <w:pPr>
+        <w:ind w:left="1872" w:hanging="720"/>
+      </w:pPr>
+    </w:lvl>
+    <w:lvl w:ilvl="5">
+      <w:start w:val="1"/>
+      <w:numFmt w:val="lowerLetter"/>
+      <w:lvlText w:val="(%6)"/>
+      <w:lvlJc w:val="left"/>
+      <w:pPr>
+        <w:ind w:left="2592" w:hanging="720"/>
+      </w:pPr>
+    </w:lvl>
+    <w:lvl w:ilvl="6">
+      <w:start w:val="1"/>
+      <w:numFmt w:val="lowerRoman"/>
+      <w:pStyle w:val="Heading7"/>
+      <w:lvlText w:val="(%7)"/>
+      <w:lvlJc w:val="left"/>
+      <w:pPr>
+        <w:ind w:left="3312" w:hanging="720"/>
+      </w:pPr>
+    </w:lvl>
+    <w:lvl w:ilvl="7">
+      <w:start w:val="1"/>
+      <w:numFmt w:val="lowerLetter"/>
+      <w:pStyle w:val="Heading8"/>
+      <w:lvlText w:val="(%8)"/>
+      <w:lvlJc w:val="left"/>
+      <w:pPr>
+        <w:ind w:left="4032" w:hanging="720"/>
+      </w:pPr>
+    </w:lvl>
+    <w:lvl w:ilvl="8">
+      <w:start w:val="1"/>
+      <w:numFmt w:val="lowerRoman"/>
+      <w:pStyle w:val="Heading9"/>
+      <w:lvlText w:val="(%9)"/>
+      <w:lvlJc w:val="left"/>
+      <w:pPr>
+        <w:ind w:left="4752" w:hanging="720"/>
+      </w:pPr>
+    </w:lvl>
+  </w:abstractNum>
+  <w:abstractNum w:abstractNumId="6" w15:restartNumberingAfterBreak="0">
+    <w:nsid w:val="76821860"/>
+    <w:multiLevelType w:val="multilevel"/>
+    <w:tmpl w:val="9B9C1508"/>
     <w:lvl w:ilvl="0">
       <w:start w:val="1"/>
       <w:numFmt w:val="bullet"/>
@@ -3787,7 +5833,7 @@
         <w:ind w:left="922" w:hanging="360"/>
       </w:pPr>
       <w:rPr>
-        <w:rFonts w:ascii="Noto Sans Symbols" w:cs="Noto Sans Symbols" w:eastAsia="Noto Sans Symbols" w:hAnsi="Noto Sans Symbols"/>
+        <w:rFonts w:ascii="Noto Sans Symbols" w:eastAsia="Noto Sans Symbols" w:hAnsi="Noto Sans Symbols" w:cs="Noto Sans Symbols"/>
       </w:rPr>
     </w:lvl>
     <w:lvl w:ilvl="1">
@@ -3799,7 +5845,7 @@
         <w:ind w:left="1642" w:hanging="360"/>
       </w:pPr>
       <w:rPr>
-        <w:rFonts w:ascii="Courier New" w:cs="Courier New" w:eastAsia="Courier New" w:hAnsi="Courier New"/>
+        <w:rFonts w:ascii="Courier New" w:eastAsia="Courier New" w:hAnsi="Courier New" w:cs="Courier New"/>
       </w:rPr>
     </w:lvl>
     <w:lvl w:ilvl="2">
@@ -3811,7 +5857,7 @@
         <w:ind w:left="2362" w:hanging="360"/>
       </w:pPr>
       <w:rPr>
-        <w:rFonts w:ascii="Noto Sans Symbols" w:cs="Noto Sans Symbols" w:eastAsia="Noto Sans Symbols" w:hAnsi="Noto Sans Symbols"/>
+        <w:rFonts w:ascii="Noto Sans Symbols" w:eastAsia="Noto Sans Symbols" w:hAnsi="Noto Sans Symbols" w:cs="Noto Sans Symbols"/>
       </w:rPr>
     </w:lvl>
     <w:lvl w:ilvl="3">
@@ -3823,7 +5869,7 @@
         <w:ind w:left="3082" w:hanging="360"/>
       </w:pPr>
       <w:rPr>
-        <w:rFonts w:ascii="Noto Sans Symbols" w:cs="Noto Sans Symbols" w:eastAsia="Noto Sans Symbols" w:hAnsi="Noto Sans Symbols"/>
+        <w:rFonts w:ascii="Noto Sans Symbols" w:eastAsia="Noto Sans Symbols" w:hAnsi="Noto Sans Symbols" w:cs="Noto Sans Symbols"/>
       </w:rPr>
     </w:lvl>
     <w:lvl w:ilvl="4">
@@ -3835,7 +5881,7 @@
         <w:ind w:left="3802" w:hanging="360"/>
       </w:pPr>
       <w:rPr>
-        <w:rFonts w:ascii="Courier New" w:cs="Courier New" w:eastAsia="Courier New" w:hAnsi="Courier New"/>
+        <w:rFonts w:ascii="Courier New" w:eastAsia="Courier New" w:hAnsi="Courier New" w:cs="Courier New"/>
       </w:rPr>
     </w:lvl>
     <w:lvl w:ilvl="5">
@@ -3847,7 +5893,7 @@
         <w:ind w:left="4522" w:hanging="360"/>
       </w:pPr>
       <w:rPr>
-        <w:rFonts w:ascii="Noto Sans Symbols" w:cs="Noto Sans Symbols" w:eastAsia="Noto Sans Symbols" w:hAnsi="Noto Sans Symbols"/>
+        <w:rFonts w:ascii="Noto Sans Symbols" w:eastAsia="Noto Sans Symbols" w:hAnsi="Noto Sans Symbols" w:cs="Noto Sans Symbols"/>
       </w:rPr>
     </w:lvl>
     <w:lvl w:ilvl="6">
@@ -3859,7 +5905,7 @@
         <w:ind w:left="5242" w:hanging="360"/>
       </w:pPr>
       <w:rPr>
-        <w:rFonts w:ascii="Noto Sans Symbols" w:cs="Noto Sans Symbols" w:eastAsia="Noto Sans Symbols" w:hAnsi="Noto Sans Symbols"/>
+        <w:rFonts w:ascii="Noto Sans Symbols" w:eastAsia="Noto Sans Symbols" w:hAnsi="Noto Sans Symbols" w:cs="Noto Sans Symbols"/>
       </w:rPr>
     </w:lvl>
     <w:lvl w:ilvl="7">
@@ -3871,7 +5917,7 @@
         <w:ind w:left="5962" w:hanging="360"/>
       </w:pPr>
       <w:rPr>
-        <w:rFonts w:ascii="Courier New" w:cs="Courier New" w:eastAsia="Courier New" w:hAnsi="Courier New"/>
+        <w:rFonts w:ascii="Courier New" w:eastAsia="Courier New" w:hAnsi="Courier New" w:cs="Courier New"/>
       </w:rPr>
     </w:lvl>
     <w:lvl w:ilvl="8">
@@ -3883,385 +5929,494 @@
         <w:ind w:left="6682" w:hanging="360"/>
       </w:pPr>
       <w:rPr>
-        <w:rFonts w:ascii="Noto Sans Symbols" w:cs="Noto Sans Symbols" w:eastAsia="Noto Sans Symbols" w:hAnsi="Noto Sans Symbols"/>
+        <w:rFonts w:ascii="Noto Sans Symbols" w:eastAsia="Noto Sans Symbols" w:hAnsi="Noto Sans Symbols" w:cs="Noto Sans Symbols"/>
       </w:rPr>
     </w:lvl>
   </w:abstractNum>
-  <w:abstractNum w:abstractNumId="4">
-    <w:lvl w:ilvl="0">
-      <w:start w:val="1"/>
-      <w:numFmt w:val="decimal"/>
-      <w:lvlText w:val="%1."/>
-      <w:lvlJc w:val="left"/>
-      <w:pPr>
-        <w:ind w:left="360" w:hanging="360"/>
-      </w:pPr>
-      <w:rPr/>
-    </w:lvl>
-    <w:lvl w:ilvl="1">
-      <w:start w:val="1"/>
-      <w:numFmt w:val="decimal"/>
-      <w:lvlText w:val="%1.%2."/>
-      <w:lvlJc w:val="left"/>
-      <w:pPr>
-        <w:ind w:left="792" w:hanging="432"/>
-      </w:pPr>
-      <w:rPr/>
-    </w:lvl>
-    <w:lvl w:ilvl="2">
-      <w:start w:val="1"/>
-      <w:numFmt w:val="decimal"/>
-      <w:lvlText w:val="%1.%2.%3."/>
-      <w:lvlJc w:val="left"/>
-      <w:pPr>
-        <w:ind w:left="1224" w:hanging="504"/>
-      </w:pPr>
-      <w:rPr/>
-    </w:lvl>
-    <w:lvl w:ilvl="3">
-      <w:start w:val="1"/>
-      <w:numFmt w:val="decimal"/>
-      <w:lvlText w:val="%1.%2.%3.%4."/>
-      <w:lvlJc w:val="left"/>
-      <w:pPr>
-        <w:ind w:left="1728" w:hanging="647.9999999999998"/>
-      </w:pPr>
-      <w:rPr/>
-    </w:lvl>
-    <w:lvl w:ilvl="4">
-      <w:start w:val="1"/>
-      <w:numFmt w:val="decimal"/>
-      <w:lvlText w:val="%1.%2.%3.%4.%5."/>
-      <w:lvlJc w:val="left"/>
-      <w:pPr>
-        <w:ind w:left="2232" w:hanging="792"/>
-      </w:pPr>
-      <w:rPr/>
-    </w:lvl>
-    <w:lvl w:ilvl="5">
-      <w:start w:val="1"/>
-      <w:numFmt w:val="decimal"/>
-      <w:lvlText w:val="%1.%2.%3.%4.%5.%6."/>
-      <w:lvlJc w:val="left"/>
-      <w:pPr>
-        <w:ind w:left="2736" w:hanging="935.9999999999998"/>
-      </w:pPr>
-      <w:rPr/>
-    </w:lvl>
-    <w:lvl w:ilvl="6">
-      <w:start w:val="1"/>
-      <w:numFmt w:val="decimal"/>
-      <w:lvlText w:val="%1.%2.%3.%4.%5.%6.%7."/>
-      <w:lvlJc w:val="left"/>
-      <w:pPr>
-        <w:ind w:left="3240" w:hanging="1080"/>
-      </w:pPr>
-      <w:rPr/>
-    </w:lvl>
-    <w:lvl w:ilvl="7">
-      <w:start w:val="1"/>
-      <w:numFmt w:val="decimal"/>
-      <w:lvlText w:val="%1.%2.%3.%4.%5.%6.%7.%8."/>
-      <w:lvlJc w:val="left"/>
-      <w:pPr>
-        <w:ind w:left="3744" w:hanging="1224.0000000000005"/>
-      </w:pPr>
-      <w:rPr/>
-    </w:lvl>
-    <w:lvl w:ilvl="8">
-      <w:start w:val="1"/>
-      <w:numFmt w:val="decimal"/>
-      <w:lvlText w:val="%1.%2.%3.%4.%5.%6.%7.%8.%9."/>
-      <w:lvlJc w:val="left"/>
-      <w:pPr>
-        <w:ind w:left="4320" w:hanging="1440"/>
-      </w:pPr>
-      <w:rPr/>
-    </w:lvl>
-  </w:abstractNum>
-  <w:abstractNum w:abstractNumId="5">
-    <w:lvl w:ilvl="0">
-      <w:start w:val="1"/>
-      <w:numFmt w:val="decimal"/>
-      <w:lvlText w:val="%1."/>
-      <w:lvlJc w:val="left"/>
-      <w:pPr>
-        <w:ind w:left="0" w:firstLine="0"/>
-      </w:pPr>
-      <w:rPr/>
-    </w:lvl>
-    <w:lvl w:ilvl="1">
-      <w:start w:val="1"/>
-      <w:numFmt w:val="upperLetter"/>
-      <w:lvlText w:val="%2."/>
-      <w:lvlJc w:val="left"/>
-      <w:pPr>
-        <w:ind w:left="0" w:firstLine="0"/>
-      </w:pPr>
-      <w:rPr>
-        <w:b w:val="0"/>
-      </w:rPr>
-    </w:lvl>
-    <w:lvl w:ilvl="2">
-      <w:start w:val="1"/>
-      <w:numFmt w:val="decimal"/>
-      <w:lvlText w:val="%3)"/>
-      <w:lvlJc w:val="left"/>
-      <w:pPr>
-        <w:ind w:left="0" w:firstLine="0"/>
-      </w:pPr>
-      <w:rPr>
-        <w:i w:val="1"/>
-      </w:rPr>
-    </w:lvl>
-    <w:lvl w:ilvl="3">
-      <w:start w:val="1"/>
-      <w:numFmt w:val="lowerLetter"/>
-      <w:lvlText w:val="%4)"/>
-      <w:lvlJc w:val="left"/>
-      <w:pPr>
-        <w:ind w:left="1152" w:hanging="720"/>
-      </w:pPr>
-      <w:rPr/>
-    </w:lvl>
-    <w:lvl w:ilvl="4">
-      <w:start w:val="1"/>
-      <w:numFmt w:val="decimal"/>
-      <w:lvlText w:val="(%5)"/>
-      <w:lvlJc w:val="left"/>
-      <w:pPr>
-        <w:ind w:left="1872" w:hanging="720"/>
-      </w:pPr>
-      <w:rPr/>
-    </w:lvl>
-    <w:lvl w:ilvl="5">
-      <w:start w:val="1"/>
-      <w:numFmt w:val="lowerLetter"/>
-      <w:lvlText w:val="(%6)"/>
-      <w:lvlJc w:val="left"/>
-      <w:pPr>
-        <w:ind w:left="2592" w:hanging="720"/>
-      </w:pPr>
-      <w:rPr/>
-    </w:lvl>
-    <w:lvl w:ilvl="6">
-      <w:start w:val="1"/>
-      <w:numFmt w:val="lowerRoman"/>
-      <w:lvlText w:val="(%7)"/>
-      <w:lvlJc w:val="left"/>
-      <w:pPr>
-        <w:ind w:left="3312" w:hanging="720"/>
-      </w:pPr>
-      <w:rPr/>
-    </w:lvl>
-    <w:lvl w:ilvl="7">
-      <w:start w:val="1"/>
-      <w:numFmt w:val="lowerLetter"/>
-      <w:lvlText w:val="(%8)"/>
-      <w:lvlJc w:val="left"/>
-      <w:pPr>
-        <w:ind w:left="4032" w:hanging="720"/>
-      </w:pPr>
-      <w:rPr/>
-    </w:lvl>
-    <w:lvl w:ilvl="8">
-      <w:start w:val="1"/>
-      <w:numFmt w:val="lowerRoman"/>
-      <w:lvlText w:val="(%9)"/>
-      <w:lvlJc w:val="left"/>
-      <w:pPr>
-        <w:ind w:left="4752" w:hanging="720"/>
-      </w:pPr>
-      <w:rPr/>
-    </w:lvl>
-  </w:abstractNum>
-  <w:abstractNum w:abstractNumId="6">
-    <w:lvl w:ilvl="0">
-      <w:start w:val="1"/>
-      <w:numFmt w:val="decimal"/>
-      <w:lvlText w:val="%1."/>
-      <w:lvlJc w:val="left"/>
-      <w:pPr>
-        <w:ind w:left="0" w:firstLine="0"/>
-      </w:pPr>
-      <w:rPr/>
-    </w:lvl>
-    <w:lvl w:ilvl="1">
-      <w:start w:val="1"/>
-      <w:numFmt w:val="upperLetter"/>
-      <w:lvlText w:val="%2."/>
-      <w:lvlJc w:val="left"/>
-      <w:pPr>
-        <w:ind w:left="0" w:firstLine="0"/>
-      </w:pPr>
-      <w:rPr>
-        <w:b w:val="0"/>
-      </w:rPr>
-    </w:lvl>
-    <w:lvl w:ilvl="2">
-      <w:start w:val="1"/>
-      <w:numFmt w:val="decimal"/>
-      <w:lvlText w:val="%3)"/>
-      <w:lvlJc w:val="left"/>
-      <w:pPr>
-        <w:ind w:left="0" w:firstLine="0"/>
-      </w:pPr>
-      <w:rPr>
-        <w:i w:val="1"/>
-      </w:rPr>
-    </w:lvl>
-    <w:lvl w:ilvl="3">
-      <w:start w:val="1"/>
-      <w:numFmt w:val="lowerLetter"/>
-      <w:lvlText w:val="%4)"/>
-      <w:lvlJc w:val="left"/>
-      <w:pPr>
-        <w:ind w:left="1152" w:hanging="720"/>
-      </w:pPr>
-      <w:rPr/>
-    </w:lvl>
-    <w:lvl w:ilvl="4">
-      <w:start w:val="1"/>
-      <w:numFmt w:val="decimal"/>
-      <w:lvlText w:val="(%5)"/>
-      <w:lvlJc w:val="left"/>
-      <w:pPr>
-        <w:ind w:left="1872" w:hanging="720"/>
-      </w:pPr>
-      <w:rPr/>
-    </w:lvl>
-    <w:lvl w:ilvl="5">
-      <w:start w:val="1"/>
-      <w:numFmt w:val="lowerLetter"/>
-      <w:lvlText w:val="(%6)"/>
-      <w:lvlJc w:val="left"/>
-      <w:pPr>
-        <w:ind w:left="2592" w:hanging="720"/>
-      </w:pPr>
-      <w:rPr/>
-    </w:lvl>
-    <w:lvl w:ilvl="6">
-      <w:start w:val="1"/>
-      <w:numFmt w:val="lowerRoman"/>
-      <w:lvlText w:val="(%7)"/>
-      <w:lvlJc w:val="left"/>
-      <w:pPr>
-        <w:ind w:left="3312" w:hanging="720"/>
-      </w:pPr>
-      <w:rPr/>
-    </w:lvl>
-    <w:lvl w:ilvl="7">
-      <w:start w:val="1"/>
-      <w:numFmt w:val="lowerLetter"/>
-      <w:lvlText w:val="(%8)"/>
-      <w:lvlJc w:val="left"/>
-      <w:pPr>
-        <w:ind w:left="4032" w:hanging="720"/>
-      </w:pPr>
-      <w:rPr/>
-    </w:lvl>
-    <w:lvl w:ilvl="8">
-      <w:start w:val="1"/>
-      <w:numFmt w:val="lowerRoman"/>
-      <w:lvlText w:val="(%9)"/>
-      <w:lvlJc w:val="left"/>
-      <w:pPr>
-        <w:ind w:left="4752" w:hanging="720"/>
-      </w:pPr>
-      <w:rPr/>
-    </w:lvl>
-  </w:abstractNum>
-  <w:num w:numId="1">
+  <w:num w:numId="1" w16cid:durableId="1121150524">
+    <w:abstractNumId w:val="5"/>
+  </w:num>
+  <w:num w:numId="2" w16cid:durableId="324237953">
     <w:abstractNumId w:val="1"/>
   </w:num>
-  <w:num w:numId="2">
+  <w:num w:numId="3" w16cid:durableId="1214273868">
+    <w:abstractNumId w:val="6"/>
+  </w:num>
+  <w:num w:numId="4" w16cid:durableId="1347639410">
+    <w:abstractNumId w:val="0"/>
+  </w:num>
+  <w:num w:numId="5" w16cid:durableId="2082361074">
     <w:abstractNumId w:val="2"/>
   </w:num>
-  <w:num w:numId="3">
-    <w:abstractNumId w:val="3"/>
-  </w:num>
-  <w:num w:numId="4">
+  <w:num w:numId="6" w16cid:durableId="925042469">
     <w:abstractNumId w:val="4"/>
   </w:num>
-  <w:num w:numId="5">
-    <w:abstractNumId w:val="5"/>
-  </w:num>
-  <w:num w:numId="6">
-    <w:abstractNumId w:val="6"/>
+  <w:num w:numId="7" w16cid:durableId="1007944583">
+    <w:abstractNumId w:val="3"/>
   </w:num>
 </w:numbering>
 </file>
 
 <file path=word/styles.xml><?xml version="1.0" encoding="utf-8"?>
-<w:styles xmlns:mc="http://schemas.openxmlformats.org/markup-compatibility/2006" xmlns:o="urn:schemas-microsoft-com:office:office" xmlns:r="http://schemas.openxmlformats.org/officeDocument/2006/relationships" xmlns:m="http://schemas.openxmlformats.org/officeDocument/2006/math" xmlns:v="urn:schemas-microsoft-com:vml" xmlns:wp="http://schemas.openxmlformats.org/drawingml/2006/wordprocessingDrawing" xmlns:w10="urn:schemas-microsoft-com:office:word" xmlns:w="http://schemas.openxmlformats.org/wordprocessingml/2006/main" xmlns:wne="http://schemas.microsoft.com/office/word/2006/wordml" xmlns:sl="http://schemas.openxmlformats.org/schemaLibrary/2006/main" xmlns:a="http://schemas.openxmlformats.org/drawingml/2006/main" xmlns:pic="http://schemas.openxmlformats.org/drawingml/2006/picture" xmlns:c="http://schemas.openxmlformats.org/drawingml/2006/chart" xmlns:lc="http://schemas.openxmlformats.org/drawingml/2006/lockedCanvas" xmlns:dgm="http://schemas.openxmlformats.org/drawingml/2006/diagram" xmlns:wps="http://schemas.microsoft.com/office/word/2010/wordprocessingShape" xmlns:wpg="http://schemas.microsoft.com/office/word/2010/wordprocessingGroup" xmlns:w14="http://schemas.microsoft.com/office/word/2010/wordml" xmlns:w15="http://schemas.microsoft.com/office/word/2012/wordml" xmlns:w16="http://schemas.microsoft.com/office/word/2018/wordml" xmlns:w16cex="http://schemas.microsoft.com/office/word/2018/wordml/cex" xmlns:w16cid="http://schemas.microsoft.com/office/word/2016/wordml/cid" xmlns="http://schemas.microsoft.com/office/tasks/2019/documenttasks" xmlns:cr="http://schemas.microsoft.com/office/comments/2020/reactions">
+<w:styles xmlns:mc="http://schemas.openxmlformats.org/markup-compatibility/2006" xmlns:r="http://schemas.openxmlformats.org/officeDocument/2006/relationships" xmlns:w="http://schemas.openxmlformats.org/wordprocessingml/2006/main" xmlns:w14="http://schemas.microsoft.com/office/word/2010/wordml" xmlns:w15="http://schemas.microsoft.com/office/word/2012/wordml" xmlns:w16cex="http://schemas.microsoft.com/office/word/2018/wordml/cex" xmlns:w16cid="http://schemas.microsoft.com/office/word/2016/wordml/cid" xmlns:w16="http://schemas.microsoft.com/office/word/2018/wordml" xmlns:w16du="http://schemas.microsoft.com/office/word/2023/wordml/word16du" xmlns:w16sdtdh="http://schemas.microsoft.com/office/word/2020/wordml/sdtdatahash" xmlns:w16sdtfl="http://schemas.microsoft.com/office/word/2024/wordml/sdtformatlock" xmlns:w16se="http://schemas.microsoft.com/office/word/2015/wordml/symex" mc:Ignorable="w14 w15 w16se w16cid w16 w16cex w16sdtdh w16sdtfl w16du">
   <w:docDefaults>
     <w:rPrDefault>
       <w:rPr>
+        <w:rFonts w:ascii="Times New Roman" w:eastAsia="Times New Roman" w:hAnsi="Times New Roman" w:cs="Times New Roman"/>
         <w:sz w:val="22"/>
         <w:szCs w:val="22"/>
-        <w:lang w:val="en"/>
+        <w:lang w:val="en" w:eastAsia="en-ID" w:bidi="ar-SA"/>
       </w:rPr>
     </w:rPrDefault>
-    <w:pPrDefault>
-      <w:pPr/>
-    </w:pPrDefault>
+    <w:pPrDefault/>
   </w:docDefaults>
-  <w:style w:type="paragraph" w:styleId="Normal" w:default="1">
-    <w:name w:val="normal"/>
-  </w:style>
-  <w:style w:type="table" w:styleId="TableNormal" w:default="1">
-    <w:name w:val="TableNormal"/>
+  <w:latentStyles w:defLockedState="0" w:defUIPriority="99" w:defSemiHidden="0" w:defUnhideWhenUsed="0" w:defQFormat="0" w:count="376">
+    <w:lsdException w:name="Normal" w:uiPriority="0" w:qFormat="1"/>
+    <w:lsdException w:name="heading 1" w:uiPriority="9" w:qFormat="1"/>
+    <w:lsdException w:name="heading 2" w:semiHidden="1" w:uiPriority="9" w:unhideWhenUsed="1" w:qFormat="1"/>
+    <w:lsdException w:name="heading 3" w:semiHidden="1" w:uiPriority="9" w:unhideWhenUsed="1" w:qFormat="1"/>
+    <w:lsdException w:name="heading 4" w:semiHidden="1" w:uiPriority="9" w:unhideWhenUsed="1" w:qFormat="1"/>
+    <w:lsdException w:name="heading 5" w:semiHidden="1" w:uiPriority="9" w:unhideWhenUsed="1" w:qFormat="1"/>
+    <w:lsdException w:name="heading 6" w:semiHidden="1" w:uiPriority="9" w:unhideWhenUsed="1" w:qFormat="1"/>
+    <w:lsdException w:name="heading 7" w:semiHidden="1" w:uiPriority="9" w:unhideWhenUsed="1" w:qFormat="1"/>
+    <w:lsdException w:name="heading 8" w:semiHidden="1" w:uiPriority="9" w:unhideWhenUsed="1" w:qFormat="1"/>
+    <w:lsdException w:name="heading 9" w:semiHidden="1" w:uiPriority="9" w:unhideWhenUsed="1" w:qFormat="1"/>
+    <w:lsdException w:name="index 1" w:semiHidden="1" w:unhideWhenUsed="1"/>
+    <w:lsdException w:name="index 2" w:semiHidden="1" w:unhideWhenUsed="1"/>
+    <w:lsdException w:name="index 3" w:semiHidden="1" w:unhideWhenUsed="1"/>
+    <w:lsdException w:name="index 4" w:semiHidden="1" w:unhideWhenUsed="1"/>
+    <w:lsdException w:name="index 5" w:semiHidden="1" w:unhideWhenUsed="1"/>
+    <w:lsdException w:name="index 6" w:semiHidden="1" w:unhideWhenUsed="1"/>
+    <w:lsdException w:name="index 7" w:semiHidden="1" w:unhideWhenUsed="1"/>
+    <w:lsdException w:name="index 8" w:semiHidden="1" w:unhideWhenUsed="1"/>
+    <w:lsdException w:name="index 9" w:semiHidden="1" w:unhideWhenUsed="1"/>
+    <w:lsdException w:name="toc 1" w:semiHidden="1" w:uiPriority="39" w:unhideWhenUsed="1"/>
+    <w:lsdException w:name="toc 2" w:semiHidden="1" w:uiPriority="39" w:unhideWhenUsed="1"/>
+    <w:lsdException w:name="toc 3" w:semiHidden="1" w:uiPriority="39" w:unhideWhenUsed="1"/>
+    <w:lsdException w:name="toc 4" w:semiHidden="1" w:uiPriority="39" w:unhideWhenUsed="1"/>
+    <w:lsdException w:name="toc 5" w:semiHidden="1" w:uiPriority="39" w:unhideWhenUsed="1"/>
+    <w:lsdException w:name="toc 6" w:semiHidden="1" w:uiPriority="39" w:unhideWhenUsed="1"/>
+    <w:lsdException w:name="toc 7" w:semiHidden="1" w:uiPriority="39" w:unhideWhenUsed="1"/>
+    <w:lsdException w:name="toc 8" w:semiHidden="1" w:uiPriority="39" w:unhideWhenUsed="1"/>
+    <w:lsdException w:name="toc 9" w:semiHidden="1" w:uiPriority="39" w:unhideWhenUsed="1"/>
+    <w:lsdException w:name="Normal Indent" w:semiHidden="1" w:unhideWhenUsed="1"/>
+    <w:lsdException w:name="footnote text" w:semiHidden="1" w:unhideWhenUsed="1"/>
+    <w:lsdException w:name="annotation text" w:semiHidden="1" w:unhideWhenUsed="1"/>
+    <w:lsdException w:name="header" w:semiHidden="1" w:unhideWhenUsed="1"/>
+    <w:lsdException w:name="footer" w:semiHidden="1" w:unhideWhenUsed="1"/>
+    <w:lsdException w:name="index heading" w:semiHidden="1" w:unhideWhenUsed="1"/>
+    <w:lsdException w:name="caption" w:semiHidden="1" w:uiPriority="35" w:unhideWhenUsed="1" w:qFormat="1"/>
+    <w:lsdException w:name="table of figures" w:semiHidden="1" w:unhideWhenUsed="1"/>
+    <w:lsdException w:name="envelope address" w:semiHidden="1" w:unhideWhenUsed="1"/>
+    <w:lsdException w:name="envelope return" w:semiHidden="1" w:unhideWhenUsed="1"/>
+    <w:lsdException w:name="footnote reference" w:semiHidden="1" w:unhideWhenUsed="1"/>
+    <w:lsdException w:name="annotation reference" w:semiHidden="1" w:unhideWhenUsed="1"/>
+    <w:lsdException w:name="line number" w:semiHidden="1" w:unhideWhenUsed="1"/>
+    <w:lsdException w:name="page number" w:semiHidden="1" w:unhideWhenUsed="1"/>
+    <w:lsdException w:name="endnote reference" w:semiHidden="1" w:unhideWhenUsed="1"/>
+    <w:lsdException w:name="endnote text" w:semiHidden="1" w:unhideWhenUsed="1"/>
+    <w:lsdException w:name="table of authorities" w:semiHidden="1" w:unhideWhenUsed="1"/>
+    <w:lsdException w:name="macro" w:semiHidden="1" w:unhideWhenUsed="1"/>
+    <w:lsdException w:name="toa heading" w:semiHidden="1" w:unhideWhenUsed="1"/>
+    <w:lsdException w:name="List" w:semiHidden="1" w:unhideWhenUsed="1"/>
+    <w:lsdException w:name="List Bullet" w:semiHidden="1" w:unhideWhenUsed="1"/>
+    <w:lsdException w:name="List Number" w:semiHidden="1" w:unhideWhenUsed="1"/>
+    <w:lsdException w:name="List 2" w:semiHidden="1" w:unhideWhenUsed="1"/>
+    <w:lsdException w:name="List 3" w:semiHidden="1" w:unhideWhenUsed="1"/>
+    <w:lsdException w:name="List 4" w:semiHidden="1" w:unhideWhenUsed="1"/>
+    <w:lsdException w:name="List 5" w:semiHidden="1" w:unhideWhenUsed="1"/>
+    <w:lsdException w:name="List Bullet 2" w:semiHidden="1" w:unhideWhenUsed="1"/>
+    <w:lsdException w:name="List Bullet 3" w:semiHidden="1" w:unhideWhenUsed="1"/>
+    <w:lsdException w:name="List Bullet 4" w:semiHidden="1" w:unhideWhenUsed="1"/>
+    <w:lsdException w:name="List Bullet 5" w:semiHidden="1" w:unhideWhenUsed="1"/>
+    <w:lsdException w:name="List Number 2" w:semiHidden="1" w:unhideWhenUsed="1"/>
+    <w:lsdException w:name="List Number 3" w:semiHidden="1" w:unhideWhenUsed="1"/>
+    <w:lsdException w:name="List Number 4" w:semiHidden="1" w:unhideWhenUsed="1"/>
+    <w:lsdException w:name="List Number 5" w:semiHidden="1" w:unhideWhenUsed="1"/>
+    <w:lsdException w:name="Title" w:uiPriority="10" w:qFormat="1"/>
+    <w:lsdException w:name="Closing" w:semiHidden="1" w:unhideWhenUsed="1"/>
+    <w:lsdException w:name="Signature" w:semiHidden="1" w:unhideWhenUsed="1"/>
+    <w:lsdException w:name="Default Paragraph Font" w:semiHidden="1" w:uiPriority="1" w:unhideWhenUsed="1"/>
+    <w:lsdException w:name="Body Text" w:semiHidden="1" w:unhideWhenUsed="1"/>
+    <w:lsdException w:name="Body Text Indent" w:semiHidden="1" w:unhideWhenUsed="1"/>
+    <w:lsdException w:name="List Continue" w:semiHidden="1" w:unhideWhenUsed="1"/>
+    <w:lsdException w:name="List Continue 2" w:semiHidden="1" w:unhideWhenUsed="1"/>
+    <w:lsdException w:name="List Continue 3" w:semiHidden="1" w:unhideWhenUsed="1"/>
+    <w:lsdException w:name="List Continue 4" w:semiHidden="1" w:unhideWhenUsed="1"/>
+    <w:lsdException w:name="List Continue 5" w:semiHidden="1" w:unhideWhenUsed="1"/>
+    <w:lsdException w:name="Message Header" w:semiHidden="1" w:unhideWhenUsed="1"/>
+    <w:lsdException w:name="Subtitle" w:uiPriority="11" w:qFormat="1"/>
+    <w:lsdException w:name="Salutation" w:semiHidden="1" w:unhideWhenUsed="1"/>
+    <w:lsdException w:name="Date" w:semiHidden="1" w:unhideWhenUsed="1"/>
+    <w:lsdException w:name="Body Text First Indent" w:semiHidden="1" w:unhideWhenUsed="1"/>
+    <w:lsdException w:name="Body Text First Indent 2" w:semiHidden="1" w:unhideWhenUsed="1"/>
+    <w:lsdException w:name="Note Heading" w:semiHidden="1" w:unhideWhenUsed="1"/>
+    <w:lsdException w:name="Body Text 2" w:semiHidden="1" w:unhideWhenUsed="1"/>
+    <w:lsdException w:name="Body Text 3" w:semiHidden="1" w:unhideWhenUsed="1"/>
+    <w:lsdException w:name="Body Text Indent 2" w:semiHidden="1" w:unhideWhenUsed="1"/>
+    <w:lsdException w:name="Body Text Indent 3" w:semiHidden="1" w:unhideWhenUsed="1"/>
+    <w:lsdException w:name="Block Text" w:semiHidden="1" w:unhideWhenUsed="1"/>
+    <w:lsdException w:name="Hyperlink" w:semiHidden="1" w:unhideWhenUsed="1"/>
+    <w:lsdException w:name="FollowedHyperlink" w:semiHidden="1" w:unhideWhenUsed="1"/>
+    <w:lsdException w:name="Strong" w:uiPriority="22" w:qFormat="1"/>
+    <w:lsdException w:name="Emphasis" w:uiPriority="20" w:qFormat="1"/>
+    <w:lsdException w:name="Document Map" w:semiHidden="1" w:unhideWhenUsed="1"/>
+    <w:lsdException w:name="Plain Text" w:semiHidden="1" w:unhideWhenUsed="1"/>
+    <w:lsdException w:name="E-mail Signature" w:semiHidden="1" w:unhideWhenUsed="1"/>
+    <w:lsdException w:name="HTML Top of Form" w:semiHidden="1" w:unhideWhenUsed="1"/>
+    <w:lsdException w:name="HTML Bottom of Form" w:semiHidden="1" w:unhideWhenUsed="1"/>
+    <w:lsdException w:name="Normal (Web)" w:semiHidden="1" w:unhideWhenUsed="1"/>
+    <w:lsdException w:name="HTML Acronym" w:semiHidden="1" w:unhideWhenUsed="1"/>
+    <w:lsdException w:name="HTML Address" w:semiHidden="1" w:unhideWhenUsed="1"/>
+    <w:lsdException w:name="HTML Cite" w:semiHidden="1" w:unhideWhenUsed="1"/>
+    <w:lsdException w:name="HTML Code" w:semiHidden="1" w:unhideWhenUsed="1"/>
+    <w:lsdException w:name="HTML Definition" w:semiHidden="1" w:unhideWhenUsed="1"/>
+    <w:lsdException w:name="HTML Keyboard" w:semiHidden="1" w:unhideWhenUsed="1"/>
+    <w:lsdException w:name="HTML Preformatted" w:semiHidden="1" w:unhideWhenUsed="1"/>
+    <w:lsdException w:name="HTML Sample" w:semiHidden="1" w:unhideWhenUsed="1"/>
+    <w:lsdException w:name="HTML Typewriter" w:semiHidden="1" w:unhideWhenUsed="1"/>
+    <w:lsdException w:name="HTML Variable" w:semiHidden="1" w:unhideWhenUsed="1"/>
+    <w:lsdException w:name="Normal Table" w:semiHidden="1" w:unhideWhenUsed="1"/>
+    <w:lsdException w:name="annotation subject" w:semiHidden="1" w:unhideWhenUsed="1"/>
+    <w:lsdException w:name="No List" w:semiHidden="1" w:unhideWhenUsed="1"/>
+    <w:lsdException w:name="Outline List 1" w:semiHidden="1" w:unhideWhenUsed="1"/>
+    <w:lsdException w:name="Outline List 2" w:semiHidden="1" w:unhideWhenUsed="1"/>
+    <w:lsdException w:name="Outline List 3" w:semiHidden="1" w:unhideWhenUsed="1"/>
+    <w:lsdException w:name="Table Simple 1" w:semiHidden="1" w:unhideWhenUsed="1"/>
+    <w:lsdException w:name="Table Simple 2" w:semiHidden="1" w:unhideWhenUsed="1"/>
+    <w:lsdException w:name="Table Simple 3" w:semiHidden="1" w:unhideWhenUsed="1"/>
+    <w:lsdException w:name="Table Classic 1" w:semiHidden="1" w:unhideWhenUsed="1"/>
+    <w:lsdException w:name="Table Classic 2" w:semiHidden="1" w:unhideWhenUsed="1"/>
+    <w:lsdException w:name="Table Classic 3" w:semiHidden="1" w:unhideWhenUsed="1"/>
+    <w:lsdException w:name="Table Classic 4" w:semiHidden="1" w:unhideWhenUsed="1"/>
+    <w:lsdException w:name="Table Colorful 1" w:semiHidden="1" w:unhideWhenUsed="1"/>
+    <w:lsdException w:name="Table Colorful 2" w:semiHidden="1" w:unhideWhenUsed="1"/>
+    <w:lsdException w:name="Table Colorful 3" w:semiHidden="1" w:unhideWhenUsed="1"/>
+    <w:lsdException w:name="Table Columns 1" w:semiHidden="1" w:unhideWhenUsed="1"/>
+    <w:lsdException w:name="Table Columns 2" w:semiHidden="1" w:unhideWhenUsed="1"/>
+    <w:lsdException w:name="Table Columns 3" w:semiHidden="1" w:unhideWhenUsed="1"/>
+    <w:lsdException w:name="Table Columns 4" w:semiHidden="1" w:unhideWhenUsed="1"/>
+    <w:lsdException w:name="Table Columns 5" w:semiHidden="1" w:unhideWhenUsed="1"/>
+    <w:lsdException w:name="Table Grid 1" w:semiHidden="1" w:unhideWhenUsed="1"/>
+    <w:lsdException w:name="Table Grid 2" w:semiHidden="1" w:unhideWhenUsed="1"/>
+    <w:lsdException w:name="Table Grid 3" w:semiHidden="1" w:unhideWhenUsed="1"/>
+    <w:lsdException w:name="Table Grid 4" w:semiHidden="1" w:unhideWhenUsed="1"/>
+    <w:lsdException w:name="Table Grid 5" w:semiHidden="1" w:unhideWhenUsed="1"/>
+    <w:lsdException w:name="Table Grid 6" w:semiHidden="1" w:unhideWhenUsed="1"/>
+    <w:lsdException w:name="Table Grid 7" w:semiHidden="1" w:unhideWhenUsed="1"/>
+    <w:lsdException w:name="Table Grid 8" w:semiHidden="1" w:unhideWhenUsed="1"/>
+    <w:lsdException w:name="Table List 1" w:semiHidden="1" w:unhideWhenUsed="1"/>
+    <w:lsdException w:name="Table List 2" w:semiHidden="1" w:unhideWhenUsed="1"/>
+    <w:lsdException w:name="Table List 3" w:semiHidden="1" w:unhideWhenUsed="1"/>
+    <w:lsdException w:name="Table List 4" w:semiHidden="1" w:unhideWhenUsed="1"/>
+    <w:lsdException w:name="Table List 5" w:semiHidden="1" w:unhideWhenUsed="1"/>
+    <w:lsdException w:name="Table List 6" w:semiHidden="1" w:unhideWhenUsed="1"/>
+    <w:lsdException w:name="Table List 7" w:semiHidden="1" w:unhideWhenUsed="1"/>
+    <w:lsdException w:name="Table List 8" w:semiHidden="1" w:unhideWhenUsed="1"/>
+    <w:lsdException w:name="Table 3D effects 1" w:semiHidden="1" w:unhideWhenUsed="1"/>
+    <w:lsdException w:name="Table 3D effects 2" w:semiHidden="1" w:unhideWhenUsed="1"/>
+    <w:lsdException w:name="Table 3D effects 3" w:semiHidden="1" w:unhideWhenUsed="1"/>
+    <w:lsdException w:name="Table Contemporary" w:semiHidden="1" w:unhideWhenUsed="1"/>
+    <w:lsdException w:name="Table Elegant" w:semiHidden="1" w:unhideWhenUsed="1"/>
+    <w:lsdException w:name="Table Professional" w:semiHidden="1" w:unhideWhenUsed="1"/>
+    <w:lsdException w:name="Table Subtle 1" w:semiHidden="1" w:unhideWhenUsed="1"/>
+    <w:lsdException w:name="Table Subtle 2" w:semiHidden="1" w:unhideWhenUsed="1"/>
+    <w:lsdException w:name="Table Web 1" w:semiHidden="1" w:unhideWhenUsed="1"/>
+    <w:lsdException w:name="Table Web 2" w:semiHidden="1" w:unhideWhenUsed="1"/>
+    <w:lsdException w:name="Table Web 3" w:semiHidden="1" w:unhideWhenUsed="1"/>
+    <w:lsdException w:name="Balloon Text" w:semiHidden="1" w:unhideWhenUsed="1"/>
+    <w:lsdException w:name="Table Grid" w:uiPriority="39"/>
+    <w:lsdException w:name="Table Theme" w:semiHidden="1" w:unhideWhenUsed="1"/>
+    <w:lsdException w:name="Placeholder Text" w:semiHidden="1"/>
+    <w:lsdException w:name="No Spacing" w:uiPriority="1" w:qFormat="1"/>
+    <w:lsdException w:name="Light Shading" w:uiPriority="60"/>
+    <w:lsdException w:name="Light List" w:uiPriority="61"/>
+    <w:lsdException w:name="Light Grid" w:uiPriority="62"/>
+    <w:lsdException w:name="Medium Shading 1" w:uiPriority="63"/>
+    <w:lsdException w:name="Medium Shading 2" w:uiPriority="64"/>
+    <w:lsdException w:name="Medium List 1" w:uiPriority="65"/>
+    <w:lsdException w:name="Medium List 2" w:uiPriority="66"/>
+    <w:lsdException w:name="Medium Grid 1" w:uiPriority="67"/>
+    <w:lsdException w:name="Medium Grid 2" w:uiPriority="68"/>
+    <w:lsdException w:name="Medium Grid 3" w:uiPriority="69"/>
+    <w:lsdException w:name="Dark List" w:uiPriority="70"/>
+    <w:lsdException w:name="Colorful Shading" w:uiPriority="71"/>
+    <w:lsdException w:name="Colorful List" w:uiPriority="72"/>
+    <w:lsdException w:name="Colorful Grid" w:uiPriority="73"/>
+    <w:lsdException w:name="Light Shading Accent 1" w:uiPriority="60"/>
+    <w:lsdException w:name="Light List Accent 1" w:uiPriority="61"/>
+    <w:lsdException w:name="Light Grid Accent 1" w:uiPriority="62"/>
+    <w:lsdException w:name="Medium Shading 1 Accent 1" w:uiPriority="63"/>
+    <w:lsdException w:name="Medium Shading 2 Accent 1" w:uiPriority="64"/>
+    <w:lsdException w:name="Medium List 1 Accent 1" w:uiPriority="65"/>
+    <w:lsdException w:name="Revision" w:semiHidden="1"/>
+    <w:lsdException w:name="List Paragraph" w:uiPriority="34" w:qFormat="1"/>
+    <w:lsdException w:name="Quote" w:uiPriority="29" w:qFormat="1"/>
+    <w:lsdException w:name="Intense Quote" w:uiPriority="30" w:qFormat="1"/>
+    <w:lsdException w:name="Medium List 2 Accent 1" w:uiPriority="66"/>
+    <w:lsdException w:name="Medium Grid 1 Accent 1" w:uiPriority="67"/>
+    <w:lsdException w:name="Medium Grid 2 Accent 1" w:uiPriority="68"/>
+    <w:lsdException w:name="Medium Grid 3 Accent 1" w:uiPriority="69"/>
+    <w:lsdException w:name="Dark List Accent 1" w:uiPriority="70"/>
+    <w:lsdException w:name="Colorful Shading Accent 1" w:uiPriority="71"/>
+    <w:lsdException w:name="Colorful List Accent 1" w:uiPriority="72"/>
+    <w:lsdException w:name="Colorful Grid Accent 1" w:uiPriority="73"/>
+    <w:lsdException w:name="Light Shading Accent 2" w:uiPriority="60"/>
+    <w:lsdException w:name="Light List Accent 2" w:uiPriority="61"/>
+    <w:lsdException w:name="Light Grid Accent 2" w:uiPriority="62"/>
+    <w:lsdException w:name="Medium Shading 1 Accent 2" w:uiPriority="63"/>
+    <w:lsdException w:name="Medium Shading 2 Accent 2" w:uiPriority="64"/>
+    <w:lsdException w:name="Medium List 1 Accent 2" w:uiPriority="65"/>
+    <w:lsdException w:name="Medium List 2 Accent 2" w:uiPriority="66"/>
+    <w:lsdException w:name="Medium Grid 1 Accent 2" w:uiPriority="67"/>
+    <w:lsdException w:name="Medium Grid 2 Accent 2" w:uiPriority="68"/>
+    <w:lsdException w:name="Medium Grid 3 Accent 2" w:uiPriority="69"/>
+    <w:lsdException w:name="Dark List Accent 2" w:uiPriority="70"/>
+    <w:lsdException w:name="Colorful Shading Accent 2" w:uiPriority="71"/>
+    <w:lsdException w:name="Colorful List Accent 2" w:uiPriority="72"/>
+    <w:lsdException w:name="Colorful Grid Accent 2" w:uiPriority="73"/>
+    <w:lsdException w:name="Light Shading Accent 3" w:uiPriority="60"/>
+    <w:lsdException w:name="Light List Accent 3" w:uiPriority="61"/>
+    <w:lsdException w:name="Light Grid Accent 3" w:uiPriority="62"/>
+    <w:lsdException w:name="Medium Shading 1 Accent 3" w:uiPriority="63"/>
+    <w:lsdException w:name="Medium Shading 2 Accent 3" w:uiPriority="64"/>
+    <w:lsdException w:name="Medium List 1 Accent 3" w:uiPriority="65"/>
+    <w:lsdException w:name="Medium List 2 Accent 3" w:uiPriority="66"/>
+    <w:lsdException w:name="Medium Grid 1 Accent 3" w:uiPriority="67"/>
+    <w:lsdException w:name="Medium Grid 2 Accent 3" w:uiPriority="68"/>
+    <w:lsdException w:name="Medium Grid 3 Accent 3" w:uiPriority="69"/>
+    <w:lsdException w:name="Dark List Accent 3" w:uiPriority="70"/>
+    <w:lsdException w:name="Colorful Shading Accent 3" w:uiPriority="71"/>
+    <w:lsdException w:name="Colorful List Accent 3" w:uiPriority="72"/>
+    <w:lsdException w:name="Colorful Grid Accent 3" w:uiPriority="73"/>
+    <w:lsdException w:name="Light Shading Accent 4" w:uiPriority="60"/>
+    <w:lsdException w:name="Light List Accent 4" w:uiPriority="61"/>
+    <w:lsdException w:name="Light Grid Accent 4" w:uiPriority="62"/>
+    <w:lsdException w:name="Medium Shading 1 Accent 4" w:uiPriority="63"/>
+    <w:lsdException w:name="Medium Shading 2 Accent 4" w:uiPriority="64"/>
+    <w:lsdException w:name="Medium List 1 Accent 4" w:uiPriority="65"/>
+    <w:lsdException w:name="Medium List 2 Accent 4" w:uiPriority="66"/>
+    <w:lsdException w:name="Medium Grid 1 Accent 4" w:uiPriority="67"/>
+    <w:lsdException w:name="Medium Grid 2 Accent 4" w:uiPriority="68"/>
+    <w:lsdException w:name="Medium Grid 3 Accent 4" w:uiPriority="69"/>
+    <w:lsdException w:name="Dark List Accent 4" w:uiPriority="70"/>
+    <w:lsdException w:name="Colorful Shading Accent 4" w:uiPriority="71"/>
+    <w:lsdException w:name="Colorful List Accent 4" w:uiPriority="72"/>
+    <w:lsdException w:name="Colorful Grid Accent 4" w:uiPriority="73"/>
+    <w:lsdException w:name="Light Shading Accent 5" w:uiPriority="60"/>
+    <w:lsdException w:name="Light List Accent 5" w:uiPriority="61"/>
+    <w:lsdException w:name="Light Grid Accent 5" w:uiPriority="62"/>
+    <w:lsdException w:name="Medium Shading 1 Accent 5" w:uiPriority="63"/>
+    <w:lsdException w:name="Medium Shading 2 Accent 5" w:uiPriority="64"/>
+    <w:lsdException w:name="Medium List 1 Accent 5" w:uiPriority="65"/>
+    <w:lsdException w:name="Medium List 2 Accent 5" w:uiPriority="66"/>
+    <w:lsdException w:name="Medium Grid 1 Accent 5" w:uiPriority="67"/>
+    <w:lsdException w:name="Medium Grid 2 Accent 5" w:uiPriority="68"/>
+    <w:lsdException w:name="Medium Grid 3 Accent 5" w:uiPriority="69"/>
+    <w:lsdException w:name="Dark List Accent 5" w:uiPriority="70"/>
+    <w:lsdException w:name="Colorful Shading Accent 5" w:uiPriority="71"/>
+    <w:lsdException w:name="Colorful List Accent 5" w:uiPriority="72"/>
+    <w:lsdException w:name="Colorful Grid Accent 5" w:uiPriority="73"/>
+    <w:lsdException w:name="Light Shading Accent 6" w:uiPriority="60"/>
+    <w:lsdException w:name="Light List Accent 6" w:uiPriority="61"/>
+    <w:lsdException w:name="Light Grid Accent 6" w:uiPriority="62"/>
+    <w:lsdException w:name="Medium Shading 1 Accent 6" w:uiPriority="63"/>
+    <w:lsdException w:name="Medium Shading 2 Accent 6" w:uiPriority="64"/>
+    <w:lsdException w:name="Medium List 1 Accent 6" w:uiPriority="65"/>
+    <w:lsdException w:name="Medium List 2 Accent 6" w:uiPriority="66"/>
+    <w:lsdException w:name="Medium Grid 1 Accent 6" w:uiPriority="67"/>
+    <w:lsdException w:name="Medium Grid 2 Accent 6" w:uiPriority="68"/>
+    <w:lsdException w:name="Medium Grid 3 Accent 6" w:uiPriority="69"/>
+    <w:lsdException w:name="Dark List Accent 6" w:uiPriority="70"/>
+    <w:lsdException w:name="Colorful Shading Accent 6" w:uiPriority="71"/>
+    <w:lsdException w:name="Colorful List Accent 6" w:uiPriority="72"/>
+    <w:lsdException w:name="Colorful Grid Accent 6" w:uiPriority="73"/>
+    <w:lsdException w:name="Subtle Emphasis" w:uiPriority="19" w:qFormat="1"/>
+    <w:lsdException w:name="Intense Emphasis" w:uiPriority="21" w:qFormat="1"/>
+    <w:lsdException w:name="Subtle Reference" w:uiPriority="31" w:qFormat="1"/>
+    <w:lsdException w:name="Intense Reference" w:uiPriority="32" w:qFormat="1"/>
+    <w:lsdException w:name="Book Title" w:uiPriority="33" w:qFormat="1"/>
+    <w:lsdException w:name="Bibliography" w:semiHidden="1" w:uiPriority="37" w:unhideWhenUsed="1"/>
+    <w:lsdException w:name="TOC Heading" w:semiHidden="1" w:uiPriority="39" w:unhideWhenUsed="1" w:qFormat="1"/>
+    <w:lsdException w:name="Plain Table 1" w:uiPriority="41"/>
+    <w:lsdException w:name="Plain Table 2" w:uiPriority="42"/>
+    <w:lsdException w:name="Plain Table 3" w:uiPriority="43"/>
+    <w:lsdException w:name="Plain Table 4" w:uiPriority="44"/>
+    <w:lsdException w:name="Plain Table 5" w:uiPriority="45"/>
+    <w:lsdException w:name="Grid Table Light" w:uiPriority="40"/>
+    <w:lsdException w:name="Grid Table 1 Light" w:uiPriority="46"/>
+    <w:lsdException w:name="Grid Table 2" w:uiPriority="47"/>
+    <w:lsdException w:name="Grid Table 3" w:uiPriority="48"/>
+    <w:lsdException w:name="Grid Table 4" w:uiPriority="49"/>
+    <w:lsdException w:name="Grid Table 5 Dark" w:uiPriority="50"/>
+    <w:lsdException w:name="Grid Table 6 Colorful" w:uiPriority="51"/>
+    <w:lsdException w:name="Grid Table 7 Colorful" w:uiPriority="52"/>
+    <w:lsdException w:name="Grid Table 1 Light Accent 1" w:uiPriority="46"/>
+    <w:lsdException w:name="Grid Table 2 Accent 1" w:uiPriority="47"/>
+    <w:lsdException w:name="Grid Table 3 Accent 1" w:uiPriority="48"/>
+    <w:lsdException w:name="Grid Table 4 Accent 1" w:uiPriority="49"/>
+    <w:lsdException w:name="Grid Table 5 Dark Accent 1" w:uiPriority="50"/>
+    <w:lsdException w:name="Grid Table 6 Colorful Accent 1" w:uiPriority="51"/>
+    <w:lsdException w:name="Grid Table 7 Colorful Accent 1" w:uiPriority="52"/>
+    <w:lsdException w:name="Grid Table 1 Light Accent 2" w:uiPriority="46"/>
+    <w:lsdException w:name="Grid Table 2 Accent 2" w:uiPriority="47"/>
+    <w:lsdException w:name="Grid Table 3 Accent 2" w:uiPriority="48"/>
+    <w:lsdException w:name="Grid Table 4 Accent 2" w:uiPriority="49"/>
+    <w:lsdException w:name="Grid Table 5 Dark Accent 2" w:uiPriority="50"/>
+    <w:lsdException w:name="Grid Table 6 Colorful Accent 2" w:uiPriority="51"/>
+    <w:lsdException w:name="Grid Table 7 Colorful Accent 2" w:uiPriority="52"/>
+    <w:lsdException w:name="Grid Table 1 Light Accent 3" w:uiPriority="46"/>
+    <w:lsdException w:name="Grid Table 2 Accent 3" w:uiPriority="47"/>
+    <w:lsdException w:name="Grid Table 3 Accent 3" w:uiPriority="48"/>
+    <w:lsdException w:name="Grid Table 4 Accent 3" w:uiPriority="49"/>
+    <w:lsdException w:name="Grid Table 5 Dark Accent 3" w:uiPriority="50"/>
+    <w:lsdException w:name="Grid Table 6 Colorful Accent 3" w:uiPriority="51"/>
+    <w:lsdException w:name="Grid Table 7 Colorful Accent 3" w:uiPriority="52"/>
+    <w:lsdException w:name="Grid Table 1 Light Accent 4" w:uiPriority="46"/>
+    <w:lsdException w:name="Grid Table 2 Accent 4" w:uiPriority="47"/>
+    <w:lsdException w:name="Grid Table 3 Accent 4" w:uiPriority="48"/>
+    <w:lsdException w:name="Grid Table 4 Accent 4" w:uiPriority="49"/>
+    <w:lsdException w:name="Grid Table 5 Dark Accent 4" w:uiPriority="50"/>
+    <w:lsdException w:name="Grid Table 6 Colorful Accent 4" w:uiPriority="51"/>
+    <w:lsdException w:name="Grid Table 7 Colorful Accent 4" w:uiPriority="52"/>
+    <w:lsdException w:name="Grid Table 1 Light Accent 5" w:uiPriority="46"/>
+    <w:lsdException w:name="Grid Table 2 Accent 5" w:uiPriority="47"/>
+    <w:lsdException w:name="Grid Table 3 Accent 5" w:uiPriority="48"/>
+    <w:lsdException w:name="Grid Table 4 Accent 5" w:uiPriority="49"/>
+    <w:lsdException w:name="Grid Table 5 Dark Accent 5" w:uiPriority="50"/>
+    <w:lsdException w:name="Grid Table 6 Colorful Accent 5" w:uiPriority="51"/>
+    <w:lsdException w:name="Grid Table 7 Colorful Accent 5" w:uiPriority="52"/>
+    <w:lsdException w:name="Grid Table 1 Light Accent 6" w:uiPriority="46"/>
+    <w:lsdException w:name="Grid Table 2 Accent 6" w:uiPriority="47"/>
+    <w:lsdException w:name="Grid Table 3 Accent 6" w:uiPriority="48"/>
+    <w:lsdException w:name="Grid Table 4 Accent 6" w:uiPriority="49"/>
+    <w:lsdException w:name="Grid Table 5 Dark Accent 6" w:uiPriority="50"/>
+    <w:lsdException w:name="Grid Table 6 Colorful Accent 6" w:uiPriority="51"/>
+    <w:lsdException w:name="Grid Table 7 Colorful Accent 6" w:uiPriority="52"/>
+    <w:lsdException w:name="List Table 1 Light" w:uiPriority="46"/>
+    <w:lsdException w:name="List Table 2" w:uiPriority="47"/>
+    <w:lsdException w:name="List Table 3" w:uiPriority="48"/>
+    <w:lsdException w:name="List Table 4" w:uiPriority="49"/>
+    <w:lsdException w:name="List Table 5 Dark" w:uiPriority="50"/>
+    <w:lsdException w:name="List Table 6 Colorful" w:uiPriority="51"/>
+    <w:lsdException w:name="List Table 7 Colorful" w:uiPriority="52"/>
+    <w:lsdException w:name="List Table 1 Light Accent 1" w:uiPriority="46"/>
+    <w:lsdException w:name="List Table 2 Accent 1" w:uiPriority="47"/>
+    <w:lsdException w:name="List Table 3 Accent 1" w:uiPriority="48"/>
+    <w:lsdException w:name="List Table 4 Accent 1" w:uiPriority="49"/>
+    <w:lsdException w:name="List Table 5 Dark Accent 1" w:uiPriority="50"/>
+    <w:lsdException w:name="List Table 6 Colorful Accent 1" w:uiPriority="51"/>
+    <w:lsdException w:name="List Table 7 Colorful Accent 1" w:uiPriority="52"/>
+    <w:lsdException w:name="List Table 1 Light Accent 2" w:uiPriority="46"/>
+    <w:lsdException w:name="List Table 2 Accent 2" w:uiPriority="47"/>
+    <w:lsdException w:name="List Table 3 Accent 2" w:uiPriority="48"/>
+    <w:lsdException w:name="List Table 4 Accent 2" w:uiPriority="49"/>
+    <w:lsdException w:name="List Table 5 Dark Accent 2" w:uiPriority="50"/>
+    <w:lsdException w:name="List Table 6 Colorful Accent 2" w:uiPriority="51"/>
+    <w:lsdException w:name="List Table 7 Colorful Accent 2" w:uiPriority="52"/>
+    <w:lsdException w:name="List Table 1 Light Accent 3" w:uiPriority="46"/>
+    <w:lsdException w:name="List Table 2 Accent 3" w:uiPriority="47"/>
+    <w:lsdException w:name="List Table 3 Accent 3" w:uiPriority="48"/>
+    <w:lsdException w:name="List Table 4 Accent 3" w:uiPriority="49"/>
+    <w:lsdException w:name="List Table 5 Dark Accent 3" w:uiPriority="50"/>
+    <w:lsdException w:name="List Table 6 Colorful Accent 3" w:uiPriority="51"/>
+    <w:lsdException w:name="List Table 7 Colorful Accent 3" w:uiPriority="52"/>
+    <w:lsdException w:name="List Table 1 Light Accent 4" w:uiPriority="46"/>
+    <w:lsdException w:name="List Table 2 Accent 4" w:uiPriority="47"/>
+    <w:lsdException w:name="List Table 3 Accent 4" w:uiPriority="48"/>
+    <w:lsdException w:name="List Table 4 Accent 4" w:uiPriority="49"/>
+    <w:lsdException w:name="List Table 5 Dark Accent 4" w:uiPriority="50"/>
+    <w:lsdException w:name="List Table 6 Colorful Accent 4" w:uiPriority="51"/>
+    <w:lsdException w:name="List Table 7 Colorful Accent 4" w:uiPriority="52"/>
+    <w:lsdException w:name="List Table 1 Light Accent 5" w:uiPriority="46"/>
+    <w:lsdException w:name="List Table 2 Accent 5" w:uiPriority="47"/>
+    <w:lsdException w:name="List Table 3 Accent 5" w:uiPriority="48"/>
+    <w:lsdException w:name="List Table 4 Accent 5" w:uiPriority="49"/>
+    <w:lsdException w:name="List Table 5 Dark Accent 5" w:uiPriority="50"/>
+    <w:lsdException w:name="List Table 6 Colorful Accent 5" w:uiPriority="51"/>
+    <w:lsdException w:name="List Table 7 Colorful Accent 5" w:uiPriority="52"/>
+    <w:lsdException w:name="List Table 1 Light Accent 6" w:uiPriority="46"/>
+    <w:lsdException w:name="List Table 2 Accent 6" w:uiPriority="47"/>
+    <w:lsdException w:name="List Table 3 Accent 6" w:uiPriority="48"/>
+    <w:lsdException w:name="List Table 4 Accent 6" w:uiPriority="49"/>
+    <w:lsdException w:name="List Table 5 Dark Accent 6" w:uiPriority="50"/>
+    <w:lsdException w:name="List Table 6 Colorful Accent 6" w:uiPriority="51"/>
+    <w:lsdException w:name="List Table 7 Colorful Accent 6" w:uiPriority="52"/>
+    <w:lsdException w:name="Mention" w:semiHidden="1" w:unhideWhenUsed="1"/>
+    <w:lsdException w:name="Smart Hyperlink" w:semiHidden="1" w:unhideWhenUsed="1"/>
+    <w:lsdException w:name="Hashtag" w:semiHidden="1" w:unhideWhenUsed="1"/>
+    <w:lsdException w:name="Unresolved Mention" w:semiHidden="1" w:unhideWhenUsed="1"/>
+    <w:lsdException w:name="Smart Link" w:semiHidden="1" w:unhideWhenUsed="1"/>
+  </w:latentStyles>
+  <w:style w:type="paragraph" w:default="1" w:styleId="Normal">
+    <w:name w:val="Normal"/>
+    <w:qFormat/>
   </w:style>
   <w:style w:type="paragraph" w:styleId="Heading1">
     <w:name w:val="heading 1"/>
     <w:basedOn w:val="Normal"/>
     <w:next w:val="Normal"/>
+    <w:link w:val="Heading1Char"/>
+    <w:uiPriority w:val="9"/>
+    <w:qFormat/>
     <w:pPr>
-      <w:keepNext w:val="1"/>
-      <w:spacing w:after="80" w:before="240" w:lineRule="auto"/>
-      <w:ind w:left="0" w:firstLine="0"/>
+      <w:keepNext/>
+      <w:spacing w:before="240" w:after="80"/>
       <w:jc w:val="center"/>
+      <w:outlineLvl w:val="0"/>
     </w:pPr>
     <w:rPr>
-      <w:smallCaps w:val="1"/>
+      <w:smallCaps/>
     </w:rPr>
   </w:style>
   <w:style w:type="paragraph" w:styleId="Heading2">
     <w:name w:val="heading 2"/>
     <w:basedOn w:val="Normal"/>
     <w:next w:val="Normal"/>
+    <w:link w:val="Heading2Char"/>
+    <w:uiPriority w:val="9"/>
+    <w:unhideWhenUsed/>
+    <w:qFormat/>
     <w:pPr>
-      <w:keepNext w:val="1"/>
-      <w:spacing w:after="60" w:before="120" w:lineRule="auto"/>
-      <w:ind w:left="0" w:firstLine="0"/>
+      <w:keepNext/>
+      <w:spacing w:before="120" w:after="60"/>
+      <w:outlineLvl w:val="1"/>
     </w:pPr>
     <w:rPr>
-      <w:i w:val="1"/>
+      <w:i/>
     </w:rPr>
   </w:style>
   <w:style w:type="paragraph" w:styleId="Heading3">
     <w:name w:val="heading 3"/>
     <w:basedOn w:val="Normal"/>
     <w:next w:val="Normal"/>
+    <w:uiPriority w:val="9"/>
+    <w:unhideWhenUsed/>
+    <w:qFormat/>
     <w:pPr>
-      <w:keepNext w:val="1"/>
-      <w:ind w:left="0" w:firstLine="0"/>
+      <w:keepNext/>
+      <w:outlineLvl w:val="2"/>
     </w:pPr>
     <w:rPr>
-      <w:i w:val="1"/>
+      <w:i/>
     </w:rPr>
   </w:style>
   <w:style w:type="paragraph" w:styleId="Heading4">
     <w:name w:val="heading 4"/>
     <w:basedOn w:val="Normal"/>
     <w:next w:val="Normal"/>
+    <w:uiPriority w:val="9"/>
+    <w:semiHidden/>
+    <w:unhideWhenUsed/>
+    <w:qFormat/>
     <w:pPr>
-      <w:keepNext w:val="1"/>
-      <w:spacing w:after="60" w:before="240" w:lineRule="auto"/>
+      <w:keepNext/>
+      <w:spacing w:before="240" w:after="60"/>
       <w:ind w:left="1152" w:hanging="720"/>
+      <w:outlineLvl w:val="3"/>
     </w:pPr>
     <w:rPr>
-      <w:i w:val="1"/>
+      <w:i/>
       <w:sz w:val="18"/>
       <w:szCs w:val="18"/>
     </w:rPr>
@@ -4270,9 +6425,14 @@
     <w:name w:val="heading 5"/>
     <w:basedOn w:val="Normal"/>
     <w:next w:val="Normal"/>
+    <w:uiPriority w:val="9"/>
+    <w:semiHidden/>
+    <w:unhideWhenUsed/>
+    <w:qFormat/>
     <w:pPr>
-      <w:spacing w:after="60" w:before="240" w:lineRule="auto"/>
+      <w:spacing w:before="240" w:after="60"/>
       <w:ind w:left="1872" w:hanging="720"/>
+      <w:outlineLvl w:val="4"/>
     </w:pPr>
     <w:rPr>
       <w:sz w:val="18"/>
@@ -4283,28 +6443,19 @@
     <w:name w:val="heading 6"/>
     <w:basedOn w:val="Normal"/>
     <w:next w:val="Normal"/>
+    <w:uiPriority w:val="9"/>
+    <w:semiHidden/>
+    <w:unhideWhenUsed/>
+    <w:qFormat/>
     <w:pPr>
-      <w:spacing w:after="60" w:before="240" w:lineRule="auto"/>
+      <w:spacing w:before="240" w:after="60"/>
       <w:ind w:left="2592" w:hanging="720"/>
+      <w:outlineLvl w:val="5"/>
     </w:pPr>
     <w:rPr>
-      <w:i w:val="1"/>
+      <w:i/>
       <w:sz w:val="16"/>
       <w:szCs w:val="16"/>
-    </w:rPr>
-  </w:style>
-  <w:style w:type="paragraph" w:styleId="Title">
-    <w:name w:val="Title"/>
-    <w:basedOn w:val="Normal"/>
-    <w:next w:val="Normal"/>
-    <w:pPr>
-      <w:jc w:val="center"/>
-    </w:pPr>
-    <w:rPr>
-      <w:b w:val="1"/>
-      <w:smallCaps w:val="1"/>
-      <w:sz w:val="32"/>
-      <w:szCs w:val="32"/>
     </w:rPr>
   </w:style>
   <w:style w:type="paragraph" w:styleId="Heading7">
@@ -4312,13 +6463,13 @@
     <w:basedOn w:val="Normal"/>
     <w:next w:val="Normal"/>
     <w:uiPriority w:val="9"/>
-    <w:qFormat w:val="1"/>
+    <w:qFormat/>
     <w:pPr>
       <w:numPr>
         <w:ilvl w:val="6"/>
         <w:numId w:val="1"/>
       </w:numPr>
-      <w:spacing w:after="60" w:before="240"/>
+      <w:spacing w:before="240" w:after="60"/>
       <w:outlineLvl w:val="6"/>
     </w:pPr>
     <w:rPr>
@@ -4331,18 +6482,18 @@
     <w:basedOn w:val="Normal"/>
     <w:next w:val="Normal"/>
     <w:uiPriority w:val="9"/>
-    <w:qFormat w:val="1"/>
+    <w:qFormat/>
     <w:pPr>
       <w:numPr>
         <w:ilvl w:val="7"/>
         <w:numId w:val="1"/>
       </w:numPr>
-      <w:spacing w:after="60" w:before="240"/>
+      <w:spacing w:before="240" w:after="60"/>
       <w:outlineLvl w:val="7"/>
     </w:pPr>
     <w:rPr>
-      <w:i w:val="1"/>
-      <w:iCs w:val="1"/>
+      <w:i/>
+      <w:iCs/>
       <w:sz w:val="16"/>
       <w:szCs w:val="16"/>
     </w:rPr>
@@ -4352,13 +6503,13 @@
     <w:basedOn w:val="Normal"/>
     <w:next w:val="Normal"/>
     <w:uiPriority w:val="9"/>
-    <w:qFormat w:val="1"/>
+    <w:qFormat/>
     <w:pPr>
       <w:numPr>
         <w:ilvl w:val="8"/>
         <w:numId w:val="1"/>
       </w:numPr>
-      <w:spacing w:after="60" w:before="240"/>
+      <w:spacing w:before="240" w:after="60"/>
       <w:outlineLvl w:val="8"/>
     </w:pPr>
     <w:rPr>
@@ -4366,33 +6517,62 @@
       <w:szCs w:val="16"/>
     </w:rPr>
   </w:style>
-  <w:style w:type="character" w:styleId="DefaultParagraphFont" w:default="1">
+  <w:style w:type="character" w:default="1" w:styleId="DefaultParagraphFont">
     <w:name w:val="Default Paragraph Font"/>
     <w:uiPriority w:val="1"/>
-    <w:unhideWhenUsed w:val="1"/>
+    <w:semiHidden/>
+    <w:unhideWhenUsed/>
   </w:style>
-  <w:style w:type="table" w:styleId="TableNormal" w:default="1">
+  <w:style w:type="table" w:default="1" w:styleId="TableNormal">
     <w:name w:val="Normal Table"/>
     <w:uiPriority w:val="99"/>
-    <w:semiHidden w:val="1"/>
-    <w:unhideWhenUsed w:val="1"/>
+    <w:semiHidden/>
+    <w:unhideWhenUsed/>
     <w:tblPr>
-      <w:tblInd w:w="0.0" w:type="dxa"/>
+      <w:tblInd w:w="0" w:type="dxa"/>
       <w:tblCellMar>
-        <w:top w:w="0.0" w:type="dxa"/>
-        <w:left w:w="108.0" w:type="dxa"/>
-        <w:bottom w:w="0.0" w:type="dxa"/>
-        <w:right w:w="108.0" w:type="dxa"/>
+        <w:top w:w="0" w:type="dxa"/>
+        <w:left w:w="108" w:type="dxa"/>
+        <w:bottom w:w="0" w:type="dxa"/>
+        <w:right w:w="108" w:type="dxa"/>
       </w:tblCellMar>
     </w:tblPr>
   </w:style>
-  <w:style w:type="numbering" w:styleId="NoList" w:default="1">
+  <w:style w:type="numbering" w:default="1" w:styleId="NoList">
     <w:name w:val="No List"/>
     <w:uiPriority w:val="99"/>
-    <w:semiHidden w:val="1"/>
-    <w:unhideWhenUsed w:val="1"/>
+    <w:semiHidden/>
+    <w:unhideWhenUsed/>
   </w:style>
-  <w:style w:type="paragraph" w:styleId="Abstract" w:customStyle="1">
+  <w:style w:type="table" w:customStyle="1" w:styleId="TableNormal0">
+    <w:name w:val="TableNormal"/>
+    <w:tblPr>
+      <w:tblCellMar>
+        <w:top w:w="0" w:type="dxa"/>
+        <w:left w:w="0" w:type="dxa"/>
+        <w:bottom w:w="0" w:type="dxa"/>
+        <w:right w:w="0" w:type="dxa"/>
+      </w:tblCellMar>
+    </w:tblPr>
+  </w:style>
+  <w:style w:type="paragraph" w:styleId="Title">
+    <w:name w:val="Title"/>
+    <w:basedOn w:val="Normal"/>
+    <w:next w:val="Normal"/>
+    <w:link w:val="TitleChar"/>
+    <w:uiPriority w:val="10"/>
+    <w:qFormat/>
+    <w:pPr>
+      <w:jc w:val="center"/>
+    </w:pPr>
+    <w:rPr>
+      <w:b/>
+      <w:smallCaps/>
+      <w:sz w:val="32"/>
+      <w:szCs w:val="32"/>
+    </w:rPr>
+  </w:style>
+  <w:style w:type="paragraph" w:customStyle="1" w:styleId="Abstract">
     <w:name w:val="Abstract"/>
     <w:basedOn w:val="Normal"/>
     <w:next w:val="Normal"/>
@@ -4403,18 +6583,18 @@
       <w:jc w:val="both"/>
     </w:pPr>
     <w:rPr>
-      <w:bCs w:val="1"/>
-      <w:i w:val="1"/>
+      <w:bCs/>
+      <w:i/>
       <w:szCs w:val="18"/>
     </w:rPr>
   </w:style>
-  <w:style w:type="character" w:styleId="MemberType" w:customStyle="1">
+  <w:style w:type="character" w:customStyle="1" w:styleId="MemberType">
     <w:name w:val="MemberType"/>
     <w:basedOn w:val="DefaultParagraphFont"/>
     <w:rPr>
-      <w:rFonts w:ascii="Times New Roman" w:cs="Times New Roman" w:hAnsi="Times New Roman"/>
-      <w:i w:val="1"/>
-      <w:iCs w:val="1"/>
+      <w:rFonts w:ascii="Times New Roman" w:hAnsi="Times New Roman" w:cs="Times New Roman"/>
+      <w:i/>
+      <w:iCs/>
       <w:sz w:val="22"/>
       <w:szCs w:val="22"/>
     </w:rPr>
@@ -4423,7 +6603,7 @@
     <w:name w:val="footnote text"/>
     <w:basedOn w:val="Normal"/>
     <w:link w:val="FootnoteTextChar"/>
-    <w:semiHidden w:val="1"/>
+    <w:semiHidden/>
     <w:pPr>
       <w:ind w:firstLine="202"/>
       <w:jc w:val="both"/>
@@ -4433,12 +6613,12 @@
       <w:szCs w:val="16"/>
     </w:rPr>
   </w:style>
-  <w:style w:type="paragraph" w:styleId="References" w:customStyle="1">
+  <w:style w:type="paragraph" w:customStyle="1" w:styleId="References">
     <w:name w:val="References"/>
     <w:basedOn w:val="Normal"/>
     <w:pPr>
       <w:numPr>
-        <w:numId w:val="12"/>
+        <w:numId w:val="7"/>
       </w:numPr>
       <w:jc w:val="both"/>
     </w:pPr>
@@ -4447,7 +6627,7 @@
       <w:szCs w:val="16"/>
     </w:rPr>
   </w:style>
-  <w:style w:type="paragraph" w:styleId="IndexTerms" w:customStyle="1">
+  <w:style w:type="paragraph" w:customStyle="1" w:styleId="IndexTerms">
     <w:name w:val="IndexTerms"/>
     <w:basedOn w:val="Normal"/>
     <w:next w:val="Normal"/>
@@ -4456,15 +6636,15 @@
       <w:jc w:val="both"/>
     </w:pPr>
     <w:rPr>
-      <w:bCs w:val="1"/>
-      <w:i w:val="1"/>
+      <w:bCs/>
+      <w:i/>
       <w:szCs w:val="18"/>
     </w:rPr>
   </w:style>
   <w:style w:type="character" w:styleId="FootnoteReference">
     <w:name w:val="footnote reference"/>
     <w:basedOn w:val="DefaultParagraphFont"/>
-    <w:semiHidden w:val="1"/>
+    <w:semiHidden/>
     <w:rPr>
       <w:vertAlign w:val="superscript"/>
     </w:rPr>
@@ -4481,7 +6661,7 @@
       </w:tabs>
     </w:pPr>
   </w:style>
-  <w:style w:type="paragraph" w:styleId="Text" w:customStyle="1">
+  <w:style w:type="paragraph" w:customStyle="1" w:styleId="Text">
     <w:name w:val="Text"/>
     <w:basedOn w:val="Normal"/>
     <w:rsid w:val="00E96912"/>
@@ -4492,7 +6672,7 @@
       <w:jc w:val="both"/>
     </w:pPr>
   </w:style>
-  <w:style w:type="paragraph" w:styleId="FigureCaption" w:customStyle="1">
+  <w:style w:type="paragraph" w:customStyle="1" w:styleId="FigureCaption">
     <w:name w:val="Figure Caption"/>
     <w:basedOn w:val="Normal"/>
     <w:pPr>
@@ -4503,27 +6683,22 @@
       <w:szCs w:val="16"/>
     </w:rPr>
   </w:style>
-  <w:style w:type="paragraph" w:styleId="TableTitle" w:customStyle="1">
+  <w:style w:type="paragraph" w:customStyle="1" w:styleId="TableTitle">
     <w:name w:val="Table Title"/>
     <w:basedOn w:val="Normal"/>
     <w:pPr>
       <w:jc w:val="center"/>
     </w:pPr>
     <w:rPr>
-      <w:smallCaps w:val="1"/>
+      <w:smallCaps/>
       <w:sz w:val="16"/>
       <w:szCs w:val="16"/>
     </w:rPr>
   </w:style>
-  <w:style w:type="paragraph" w:styleId="ReferenceHead" w:customStyle="1">
+  <w:style w:type="paragraph" w:customStyle="1" w:styleId="ReferenceHead">
     <w:name w:val="Reference Head"/>
     <w:basedOn w:val="Heading1"/>
     <w:link w:val="ReferenceHeadChar"/>
-    <w:pPr>
-      <w:numPr>
-        <w:numId w:val="0"/>
-      </w:numPr>
-    </w:pPr>
   </w:style>
   <w:style w:type="paragraph" w:styleId="Header">
     <w:name w:val="header"/>
@@ -4538,7 +6713,7 @@
       </w:tabs>
     </w:pPr>
   </w:style>
-  <w:style w:type="paragraph" w:styleId="Equation" w:customStyle="1">
+  <w:style w:type="paragraph" w:customStyle="1" w:styleId="Equation">
     <w:name w:val="Equation"/>
     <w:basedOn w:val="Normal"/>
     <w:next w:val="Normal"/>
@@ -4555,7 +6730,7 @@
     <w:name w:val="Hyperlink"/>
     <w:basedOn w:val="DefaultParagraphFont"/>
     <w:rPr>
-      <w:color w:val="0000ff"/>
+      <w:color w:val="0000FF"/>
       <w:u w:val="single"/>
     </w:rPr>
   </w:style>
@@ -4581,16 +6756,16 @@
   <w:style w:type="paragraph" w:styleId="DocumentMap">
     <w:name w:val="Document Map"/>
     <w:basedOn w:val="Normal"/>
-    <w:semiHidden w:val="1"/>
+    <w:semiHidden/>
     <w:rsid w:val="00DC5FC7"/>
     <w:pPr>
-      <w:shd w:color="auto" w:fill="000080" w:val="clear"/>
+      <w:shd w:val="clear" w:color="auto" w:fill="000080"/>
     </w:pPr>
     <w:rPr>
-      <w:rFonts w:ascii="Tahoma" w:cs="Tahoma" w:hAnsi="Tahoma"/>
+      <w:rFonts w:ascii="Tahoma" w:hAnsi="Tahoma" w:cs="Tahoma"/>
     </w:rPr>
   </w:style>
-  <w:style w:type="paragraph" w:styleId="Pa0" w:customStyle="1">
+  <w:style w:type="paragraph" w:customStyle="1" w:styleId="Pa0">
     <w:name w:val="Pa0"/>
     <w:basedOn w:val="Normal"/>
     <w:next w:val="Normal"/>
@@ -4606,11 +6781,11 @@
       <w:szCs w:val="24"/>
     </w:rPr>
   </w:style>
-  <w:style w:type="character" w:styleId="A5" w:customStyle="1">
+  <w:style w:type="character" w:customStyle="1" w:styleId="A5">
     <w:name w:val="A5"/>
     <w:rsid w:val="00426966"/>
     <w:rPr>
-      <w:color w:val="00529f"/>
+      <w:color w:val="00529F"/>
       <w:sz w:val="20"/>
       <w:szCs w:val="20"/>
     </w:rPr>
@@ -4621,18 +6796,18 @@
     <w:link w:val="BalloonTextChar"/>
     <w:rsid w:val="00F33D49"/>
     <w:rPr>
-      <w:rFonts w:ascii="Tahoma" w:cs="Tahoma" w:hAnsi="Tahoma"/>
+      <w:rFonts w:ascii="Tahoma" w:hAnsi="Tahoma" w:cs="Tahoma"/>
       <w:sz w:val="16"/>
       <w:szCs w:val="16"/>
     </w:rPr>
   </w:style>
-  <w:style w:type="character" w:styleId="BalloonTextChar" w:customStyle="1">
+  <w:style w:type="character" w:customStyle="1" w:styleId="BalloonTextChar">
     <w:name w:val="Balloon Text Char"/>
     <w:basedOn w:val="DefaultParagraphFont"/>
     <w:link w:val="BalloonText"/>
     <w:rsid w:val="00F33D49"/>
     <w:rPr>
-      <w:rFonts w:ascii="Tahoma" w:cs="Tahoma" w:hAnsi="Tahoma"/>
+      <w:rFonts w:ascii="Tahoma" w:hAnsi="Tahoma" w:cs="Tahoma"/>
       <w:sz w:val="16"/>
       <w:szCs w:val="16"/>
     </w:rPr>
@@ -4641,13 +6816,13 @@
     <w:name w:val="Placeholder Text"/>
     <w:basedOn w:val="DefaultParagraphFont"/>
     <w:uiPriority w:val="99"/>
-    <w:semiHidden w:val="1"/>
+    <w:semiHidden/>
     <w:rsid w:val="009A1F6E"/>
     <w:rPr>
       <w:color w:val="808080"/>
     </w:rPr>
   </w:style>
-  <w:style w:type="paragraph" w:styleId="ParagraphStyle1" w:customStyle="1">
+  <w:style w:type="paragraph" w:customStyle="1" w:styleId="ParagraphStyle1">
     <w:name w:val="Paragraph Style 1"/>
     <w:basedOn w:val="Normal"/>
     <w:uiPriority w:val="99"/>
@@ -4662,115 +6837,114 @@
       <w:textAlignment w:val="center"/>
     </w:pPr>
     <w:rPr>
-      <w:rFonts w:ascii="Formata-Regular" w:cs="Formata-Regular" w:hAnsi="Formata-Regular"/>
+      <w:rFonts w:ascii="Formata-Regular" w:hAnsi="Formata-Regular" w:cs="Formata-Regular"/>
       <w:color w:val="000000"/>
-      <w:szCs w:val="22"/>
       <w:lang w:eastAsia="ja-JP"/>
     </w:rPr>
   </w:style>
-  <w:style w:type="character" w:styleId="BodyText1" w:customStyle="1">
+  <w:style w:type="character" w:customStyle="1" w:styleId="BodyText1">
     <w:name w:val="Body Text1"/>
     <w:basedOn w:val="DefaultParagraphFont"/>
     <w:uiPriority w:val="99"/>
     <w:rsid w:val="00C82D86"/>
     <w:rPr>
-      <w:rFonts w:ascii="Verdana" w:cs="Verdana" w:hAnsi="Verdana"/>
+      <w:rFonts w:ascii="Verdana" w:hAnsi="Verdana" w:cs="Verdana"/>
       <w:color w:val="000000"/>
       <w:sz w:val="22"/>
       <w:szCs w:val="22"/>
     </w:rPr>
   </w:style>
-  <w:style w:type="character" w:styleId="bodytype" w:customStyle="1">
+  <w:style w:type="character" w:customStyle="1" w:styleId="bodytype">
     <w:name w:val="body type"/>
     <w:basedOn w:val="DefaultParagraphFont"/>
     <w:uiPriority w:val="99"/>
     <w:rsid w:val="00C82D86"/>
     <w:rPr>
-      <w:rFonts w:ascii="Formata-Regular" w:cs="Formata-Regular" w:hAnsi="Formata-Regular"/>
+      <w:rFonts w:ascii="Formata-Regular" w:hAnsi="Formata-Regular" w:cs="Formata-Regular"/>
       <w:color w:val="000000"/>
       <w:sz w:val="22"/>
       <w:szCs w:val="22"/>
     </w:rPr>
   </w:style>
-  <w:style w:type="paragraph" w:styleId="Style1" w:customStyle="1">
+  <w:style w:type="paragraph" w:customStyle="1" w:styleId="Style1">
     <w:name w:val="Style1"/>
     <w:basedOn w:val="ReferenceHead"/>
     <w:link w:val="Style1Char"/>
-    <w:qFormat w:val="1"/>
+    <w:qFormat/>
     <w:rsid w:val="003F52AD"/>
   </w:style>
-  <w:style w:type="character" w:styleId="Heading1Char" w:customStyle="1">
+  <w:style w:type="character" w:customStyle="1" w:styleId="Heading1Char">
     <w:name w:val="Heading 1 Char"/>
     <w:basedOn w:val="DefaultParagraphFont"/>
     <w:link w:val="Heading1"/>
     <w:uiPriority w:val="9"/>
     <w:rsid w:val="005244DE"/>
     <w:rPr>
-      <w:smallCaps w:val="1"/>
+      <w:smallCaps/>
       <w:sz w:val="22"/>
     </w:rPr>
   </w:style>
-  <w:style w:type="character" w:styleId="ReferenceHeadChar" w:customStyle="1">
+  <w:style w:type="character" w:customStyle="1" w:styleId="ReferenceHeadChar">
     <w:name w:val="Reference Head Char"/>
     <w:basedOn w:val="Heading1Char"/>
     <w:link w:val="ReferenceHead"/>
     <w:rsid w:val="003F52AD"/>
     <w:rPr>
       <w:caps w:val="0"/>
-      <w:smallCaps w:val="1"/>
+      <w:smallCaps/>
       <w:kern w:val="28"/>
       <w:sz w:val="22"/>
     </w:rPr>
   </w:style>
-  <w:style w:type="character" w:styleId="Style1Char" w:customStyle="1">
+  <w:style w:type="character" w:customStyle="1" w:styleId="Style1Char">
     <w:name w:val="Style1 Char"/>
     <w:basedOn w:val="ReferenceHeadChar"/>
     <w:link w:val="Style1"/>
     <w:rsid w:val="003F52AD"/>
     <w:rPr>
       <w:caps w:val="0"/>
-      <w:smallCaps w:val="1"/>
+      <w:smallCaps/>
       <w:kern w:val="28"/>
       <w:sz w:val="22"/>
     </w:rPr>
   </w:style>
   <w:style w:type="paragraph" w:styleId="Revision">
     <w:name w:val="Revision"/>
-    <w:hidden w:val="1"/>
+    <w:hidden/>
     <w:uiPriority w:val="99"/>
-    <w:semiHidden w:val="1"/>
+    <w:semiHidden/>
     <w:rsid w:val="001B36B1"/>
   </w:style>
-  <w:style w:type="character" w:styleId="BodyText2" w:customStyle="1">
+  <w:style w:type="character" w:customStyle="1" w:styleId="BodyText2">
     <w:name w:val="Body Text2"/>
     <w:basedOn w:val="DefaultParagraphFont"/>
     <w:uiPriority w:val="99"/>
     <w:rsid w:val="004102FE"/>
     <w:rPr>
-      <w:rFonts w:ascii="Times New Roman" w:cs="Verdana" w:hAnsi="Times New Roman"/>
+      <w:rFonts w:ascii="Times New Roman" w:hAnsi="Times New Roman" w:cs="Verdana"/>
       <w:i w:val="0"/>
       <w:color w:val="000000"/>
       <w:sz w:val="22"/>
       <w:szCs w:val="22"/>
     </w:rPr>
   </w:style>
-  <w:style w:type="character" w:styleId="Heading2Char" w:customStyle="1">
+  <w:style w:type="character" w:customStyle="1" w:styleId="Heading2Char">
     <w:name w:val="Heading 2 Char"/>
     <w:basedOn w:val="DefaultParagraphFont"/>
     <w:link w:val="Heading2"/>
     <w:uiPriority w:val="9"/>
     <w:rsid w:val="000A0533"/>
     <w:rPr>
-      <w:i w:val="1"/>
-      <w:iCs w:val="1"/>
+      <w:i/>
+      <w:iCs/>
       <w:sz w:val="22"/>
     </w:rPr>
   </w:style>
-  <w:style w:type="paragraph" w:styleId="TextL-MAG" w:customStyle="1">
+  <w:style w:type="paragraph" w:customStyle="1" w:styleId="TextL-MAG">
     <w:name w:val="Text L-MAG"/>
     <w:basedOn w:val="Normal"/>
     <w:link w:val="TextL-MAGChar"/>
-    <w:qFormat w:val="1"/>
+    <w:qFormat/>
     <w:rsid w:val="009C7D17"/>
     <w:pPr>
       <w:widowControl w:val="0"/>
@@ -4784,11 +6958,10 @@
     <w:rPr>
       <w:rFonts w:ascii="Arial" w:eastAsia="MS Mincho" w:hAnsi="Arial"/>
       <w:sz w:val="18"/>
-      <w:szCs w:val="22"/>
       <w:lang w:eastAsia="ja-JP"/>
     </w:rPr>
   </w:style>
-  <w:style w:type="character" w:styleId="TextL-MAGChar" w:customStyle="1">
+  <w:style w:type="character" w:customStyle="1" w:styleId="TextL-MAGChar">
     <w:name w:val="Text L-MAG Char"/>
     <w:basedOn w:val="DefaultParagraphFont"/>
     <w:link w:val="TextL-MAG"/>
@@ -4800,25 +6973,25 @@
       <w:lang w:eastAsia="ja-JP"/>
     </w:rPr>
   </w:style>
-  <w:style w:type="character" w:styleId="FooterChar" w:customStyle="1">
+  <w:style w:type="character" w:customStyle="1" w:styleId="FooterChar">
     <w:name w:val="Footer Char"/>
     <w:basedOn w:val="DefaultParagraphFont"/>
     <w:link w:val="Footer"/>
     <w:uiPriority w:val="99"/>
     <w:rsid w:val="00D90C10"/>
   </w:style>
-  <w:style w:type="character" w:styleId="FootnoteTextChar" w:customStyle="1">
+  <w:style w:type="character" w:customStyle="1" w:styleId="FootnoteTextChar">
     <w:name w:val="Footnote Text Char"/>
     <w:basedOn w:val="DefaultParagraphFont"/>
     <w:link w:val="FootnoteText"/>
-    <w:semiHidden w:val="1"/>
+    <w:semiHidden/>
     <w:rsid w:val="00C075EF"/>
     <w:rPr>
       <w:sz w:val="16"/>
       <w:szCs w:val="16"/>
     </w:rPr>
   </w:style>
-  <w:style w:type="character" w:styleId="BodyTextIndentChar" w:customStyle="1">
+  <w:style w:type="character" w:customStyle="1" w:styleId="BodyTextIndentChar">
     <w:name w:val="Body Text Indent Char"/>
     <w:basedOn w:val="DefaultParagraphFont"/>
     <w:link w:val="BodyTextIndent"/>
@@ -4827,7 +7000,7 @@
       <w:szCs w:val="24"/>
     </w:rPr>
   </w:style>
-  <w:style w:type="character" w:styleId="HeaderChar" w:customStyle="1">
+  <w:style w:type="character" w:customStyle="1" w:styleId="HeaderChar">
     <w:name w:val="Header Char"/>
     <w:basedOn w:val="DefaultParagraphFont"/>
     <w:link w:val="Header"/>
@@ -4838,23 +7011,23 @@
     <w:name w:val="List Paragraph"/>
     <w:basedOn w:val="Normal"/>
     <w:uiPriority w:val="34"/>
-    <w:qFormat w:val="1"/>
+    <w:qFormat/>
     <w:rsid w:val="00A21072"/>
     <w:pPr>
       <w:ind w:left="720"/>
-      <w:contextualSpacing w:val="1"/>
+      <w:contextualSpacing/>
     </w:pPr>
   </w:style>
-  <w:style w:type="paragraph" w:styleId="AuthorName" w:customStyle="1">
+  <w:style w:type="paragraph" w:customStyle="1" w:styleId="AuthorName">
     <w:name w:val="Author Name"/>
     <w:basedOn w:val="Normal"/>
-    <w:qFormat w:val="1"/>
+    <w:qFormat/>
     <w:rsid w:val="008B08EF"/>
     <w:pPr>
       <w:jc w:val="center"/>
     </w:pPr>
     <w:rPr>
-      <w:b w:val="1"/>
+      <w:b/>
       <w:sz w:val="24"/>
       <w:szCs w:val="24"/>
     </w:rPr>
@@ -4865,23 +7038,23 @@
     <w:rsid w:val="00D267B5"/>
     <w:tblPr>
       <w:tblBorders>
-        <w:top w:color="auto" w:space="0" w:sz="4" w:val="single"/>
-        <w:left w:color="auto" w:space="0" w:sz="4" w:val="single"/>
-        <w:bottom w:color="auto" w:space="0" w:sz="4" w:val="single"/>
-        <w:right w:color="auto" w:space="0" w:sz="4" w:val="single"/>
-        <w:insideH w:color="auto" w:space="0" w:sz="4" w:val="single"/>
-        <w:insideV w:color="auto" w:space="0" w:sz="4" w:val="single"/>
+        <w:top w:val="single" w:sz="4" w:space="0" w:color="auto"/>
+        <w:left w:val="single" w:sz="4" w:space="0" w:color="auto"/>
+        <w:bottom w:val="single" w:sz="4" w:space="0" w:color="auto"/>
+        <w:right w:val="single" w:sz="4" w:space="0" w:color="auto"/>
+        <w:insideH w:val="single" w:sz="4" w:space="0" w:color="auto"/>
+        <w:insideV w:val="single" w:sz="4" w:space="0" w:color="auto"/>
       </w:tblBorders>
     </w:tblPr>
   </w:style>
-  <w:style w:type="character" w:styleId="TitleChar" w:customStyle="1">
+  <w:style w:type="character" w:customStyle="1" w:styleId="TitleChar">
     <w:name w:val="Title Char"/>
     <w:basedOn w:val="DefaultParagraphFont"/>
     <w:link w:val="Title"/>
     <w:rsid w:val="00FF1DDE"/>
     <w:rPr>
-      <w:b w:val="1"/>
-      <w:caps w:val="1"/>
+      <w:b/>
+      <w:caps/>
       <w:kern w:val="28"/>
       <w:sz w:val="32"/>
       <w:szCs w:val="48"/>
@@ -4891,12 +7064,12 @@
     <w:name w:val="Unresolved Mention"/>
     <w:basedOn w:val="DefaultParagraphFont"/>
     <w:uiPriority w:val="99"/>
-    <w:semiHidden w:val="1"/>
-    <w:unhideWhenUsed w:val="1"/>
+    <w:semiHidden/>
+    <w:unhideWhenUsed/>
     <w:rsid w:val="009E70E4"/>
     <w:rPr>
-      <w:color w:val="605e5c"/>
-      <w:shd w:color="auto" w:fill="e1dfdd" w:val="clear"/>
+      <w:color w:val="605E5C"/>
+      <w:shd w:val="clear" w:color="auto" w:fill="E1DFDD"/>
     </w:rPr>
   </w:style>
   <w:style w:type="table" w:styleId="PlainTable2">
@@ -4907,52 +7080,52 @@
       <w:tblStyleRowBandSize w:val="1"/>
       <w:tblStyleColBandSize w:val="1"/>
       <w:tblBorders>
-        <w:top w:color="7f7f7f" w:space="0" w:sz="4" w:themeColor="text1" w:themeTint="000080" w:val="single"/>
-        <w:bottom w:color="7f7f7f" w:space="0" w:sz="4" w:themeColor="text1" w:themeTint="000080" w:val="single"/>
+        <w:top w:val="single" w:sz="4" w:space="0" w:color="7F7F7F" w:themeColor="text1" w:themeTint="80"/>
+        <w:bottom w:val="single" w:sz="4" w:space="0" w:color="7F7F7F" w:themeColor="text1" w:themeTint="80"/>
       </w:tblBorders>
     </w:tblPr>
     <w:tblStylePr w:type="firstRow">
       <w:rPr>
-        <w:b w:val="1"/>
-        <w:bCs w:val="1"/>
+        <w:b/>
+        <w:bCs/>
       </w:rPr>
       <w:tblPr/>
       <w:tcPr>
         <w:tcBorders>
-          <w:bottom w:color="7f7f7f" w:space="0" w:sz="4" w:themeColor="text1" w:themeTint="000080" w:val="single"/>
+          <w:bottom w:val="single" w:sz="4" w:space="0" w:color="7F7F7F" w:themeColor="text1" w:themeTint="80"/>
         </w:tcBorders>
       </w:tcPr>
     </w:tblStylePr>
     <w:tblStylePr w:type="lastRow">
       <w:rPr>
-        <w:b w:val="1"/>
-        <w:bCs w:val="1"/>
+        <w:b/>
+        <w:bCs/>
       </w:rPr>
       <w:tblPr/>
       <w:tcPr>
         <w:tcBorders>
-          <w:top w:color="7f7f7f" w:space="0" w:sz="4" w:themeColor="text1" w:themeTint="000080" w:val="single"/>
+          <w:top w:val="single" w:sz="4" w:space="0" w:color="7F7F7F" w:themeColor="text1" w:themeTint="80"/>
         </w:tcBorders>
       </w:tcPr>
     </w:tblStylePr>
     <w:tblStylePr w:type="firstCol">
       <w:rPr>
-        <w:b w:val="1"/>
-        <w:bCs w:val="1"/>
+        <w:b/>
+        <w:bCs/>
       </w:rPr>
     </w:tblStylePr>
     <w:tblStylePr w:type="lastCol">
       <w:rPr>
-        <w:b w:val="1"/>
-        <w:bCs w:val="1"/>
+        <w:b/>
+        <w:bCs/>
       </w:rPr>
     </w:tblStylePr>
     <w:tblStylePr w:type="band1Vert">
       <w:tblPr/>
       <w:tcPr>
         <w:tcBorders>
-          <w:left w:color="7f7f7f" w:space="0" w:sz="4" w:themeColor="text1" w:themeTint="000080" w:val="single"/>
-          <w:right w:color="7f7f7f" w:space="0" w:sz="4" w:themeColor="text1" w:themeTint="000080" w:val="single"/>
+          <w:left w:val="single" w:sz="4" w:space="0" w:color="7F7F7F" w:themeColor="text1" w:themeTint="80"/>
+          <w:right w:val="single" w:sz="4" w:space="0" w:color="7F7F7F" w:themeColor="text1" w:themeTint="80"/>
         </w:tcBorders>
       </w:tcPr>
     </w:tblStylePr>
@@ -4960,8 +7133,8 @@
       <w:tblPr/>
       <w:tcPr>
         <w:tcBorders>
-          <w:left w:color="7f7f7f" w:space="0" w:sz="4" w:themeColor="text1" w:themeTint="000080" w:val="single"/>
-          <w:right w:color="7f7f7f" w:space="0" w:sz="4" w:themeColor="text1" w:themeTint="000080" w:val="single"/>
+          <w:left w:val="single" w:sz="4" w:space="0" w:color="7F7F7F" w:themeColor="text1" w:themeTint="80"/>
+          <w:right w:val="single" w:sz="4" w:space="0" w:color="7F7F7F" w:themeColor="text1" w:themeTint="80"/>
         </w:tcBorders>
       </w:tcPr>
     </w:tblStylePr>
@@ -4969,8 +7142,8 @@
       <w:tblPr/>
       <w:tcPr>
         <w:tcBorders>
-          <w:top w:color="7f7f7f" w:space="0" w:sz="4" w:themeColor="text1" w:themeTint="000080" w:val="single"/>
-          <w:bottom w:color="7f7f7f" w:space="0" w:sz="4" w:themeColor="text1" w:themeTint="000080" w:val="single"/>
+          <w:top w:val="single" w:sz="4" w:space="0" w:color="7F7F7F" w:themeColor="text1" w:themeTint="80"/>
+          <w:bottom w:val="single" w:sz="4" w:space="0" w:color="7F7F7F" w:themeColor="text1" w:themeTint="80"/>
         </w:tcBorders>
       </w:tcPr>
     </w:tblStylePr>
@@ -4979,31 +7152,26 @@
     <w:name w:val="Subtitle"/>
     <w:basedOn w:val="Normal"/>
     <w:next w:val="Normal"/>
+    <w:uiPriority w:val="11"/>
+    <w:qFormat/>
     <w:pPr>
-      <w:keepNext w:val="1"/>
-      <w:keepLines w:val="1"/>
-      <w:pageBreakBefore w:val="0"/>
-      <w:spacing w:after="80" w:before="360" w:lineRule="auto"/>
+      <w:keepNext/>
+      <w:keepLines/>
+      <w:spacing w:before="360" w:after="80"/>
     </w:pPr>
     <w:rPr>
-      <w:rFonts w:ascii="Georgia" w:cs="Georgia" w:eastAsia="Georgia" w:hAnsi="Georgia"/>
-      <w:i w:val="1"/>
+      <w:rFonts w:ascii="Georgia" w:eastAsia="Georgia" w:hAnsi="Georgia" w:cs="Georgia"/>
+      <w:i/>
       <w:color w:val="666666"/>
       <w:sz w:val="48"/>
       <w:szCs w:val="48"/>
     </w:rPr>
   </w:style>
-  <w:style w:type="table" w:styleId="Table1">
+  <w:style w:type="table" w:customStyle="1" w:styleId="a">
     <w:basedOn w:val="TableNormal"/>
     <w:tblPr>
       <w:tblStyleRowBandSize w:val="1"/>
       <w:tblStyleColBandSize w:val="1"/>
-      <w:tblCellMar>
-        <w:top w:w="0.0" w:type="dxa"/>
-        <w:left w:w="108.0" w:type="dxa"/>
-        <w:bottom w:w="0.0" w:type="dxa"/>
-        <w:right w:w="108.0" w:type="dxa"/>
-      </w:tblCellMar>
     </w:tblPr>
   </w:style>
 </w:styles>
@@ -5294,17 +7462,17 @@
 </a:theme>
 </file>
 
-<file path=customXML/item1.xml><?xml version="1.0" encoding="utf-8"?>
+<file path=customXml/item1.xml><?xml version="1.0" encoding="utf-8"?>
 <go:gDocsCustomXmlDataStorage xmlns:go="http://customooxmlschemas.google.com/" xmlns:r="http://schemas.openxmlformats.org/officeDocument/2006/relationships" uri="GoogleDocsCustomDataVersion2">
   <go:docsCustomData xmlns:go="http://customooxmlschemas.google.com/" roundtripDataSignature="AMtx7mjHfPPYdjAu+1u/k8+pLdLCS/bkxQ==">CgMxLjA4AHIhMVVDWUZEdExGdWNVZlFHRjhnZFNldC16aWs5eEdyTHhT</go:docsCustomData>
 </go:gDocsCustomXmlDataStorage>
 </file>
 
-<file path=customXML/itemProps1.xml><?xml version="1.0" encoding="utf-8"?>
+<file path=customXml/itemProps1.xml><?xml version="1.0" encoding="utf-8"?>
 <ds:datastoreItem xmlns:ds="http://schemas.openxmlformats.org/officeDocument/2006/customXml" ds:itemID="{11111111-1234-1234-1234-123412341234}">
   <ds:schemaRefs>
+    <ds:schemaRef ds:uri="http://customooxmlschemas.google.com/"/>
     <ds:schemaRef ds:uri="http://schemas.openxmlformats.org/officeDocument/2006/relationships"/>
-    <ds:schemaRef ds:uri="http://customooxmlschemas.google.com/"/>
   </ds:schemaRefs>
 </ds:datastoreItem>
 </file>